--- a/05-Ingles.docx
+++ b/05-Ingles.docx
@@ -2,7 +2,7 @@
 <file path=word/document.xml><?xml version="1.0" encoding="utf-8"?>
 <w:document xmlns:w="http://schemas.openxmlformats.org/wordprocessingml/2006/main" xmlns:m="http://schemas.openxmlformats.org/officeDocument/2006/math" xmlns:r="http://schemas.openxmlformats.org/officeDocument/2006/relationships" xmlns:o="urn:schemas-microsoft-com:office:office" xmlns:v="urn:schemas-microsoft-com:vml" xmlns:w10="urn:schemas-microsoft-com:office:word" xmlns:a="http://schemas.openxmlformats.org/drawingml/2006/main" xmlns:pic="http://schemas.openxmlformats.org/drawingml/2006/picture" xmlns:wp="http://schemas.openxmlformats.org/drawingml/2006/wordprocessingDrawing">
   <w:body>
-    <w:bookmarkStart w:id="44" w:name="guía-5-inglés"/>
+    <w:bookmarkStart w:id="33" w:name="guía-5-inglés"/>
     <w:p>
       <w:pPr>
         <w:pStyle w:val="Heading1"/>
@@ -17,88 +17,88 @@
       </w:pPr>
       <w:r>
         <w:rPr>
+          <w:b/>
           <w:bCs/>
+        </w:rPr>
+        <w:t xml:space="preserve">Unit 3 · What we eat? — Food vocabulary and healthy habits</w:t>
+      </w:r>
+    </w:p>
+    <w:p>
+      <w:pPr>
+        <w:pStyle w:val="BodyText"/>
+      </w:pPr>
+      <w:r>
+        <w:t xml:space="preserve">Bego · 5° básico · Repaso 2026</w:t>
+      </w:r>
+    </w:p>
+    <w:p>
+      <w:pPr>
+        <w:pStyle w:val="BodyText"/>
+      </w:pPr>
+      <w:r>
+        <w:rPr>
           <w:b/>
-        </w:rPr>
-        <w:t xml:space="preserve">Unit 3 · What we eat? — Food vocabulary and healthy habits</w:t>
-      </w:r>
-    </w:p>
-    <w:p>
-      <w:pPr>
-        <w:pStyle w:val="BodyText"/>
-      </w:pPr>
-      <w:r>
-        <w:t xml:space="preserve">Begonia · 5° básico · Repaso 2026</w:t>
-      </w:r>
-    </w:p>
-    <w:p>
-      <w:pPr>
-        <w:pStyle w:val="BodyText"/>
-      </w:pPr>
-      <w:r>
-        <w:rPr>
           <w:bCs/>
+        </w:rPr>
+        <w:t xml:space="preserve">Objetivos de Aprendizaje (Bases Curriculares, Mineduc — Unidad 3)</w:t>
+      </w:r>
+    </w:p>
+    <w:p>
+      <w:pPr>
+        <w:pStyle w:val="Compact"/>
+        <w:numPr>
+          <w:ilvl w:val="0"/>
+          <w:numId w:val="1001"/>
+        </w:numPr>
+      </w:pPr>
+      <w:r>
+        <w:t xml:space="preserve">Comprender información básica sobre alimentación, oral y escrita.</w:t>
+      </w:r>
+    </w:p>
+    <w:p>
+      <w:pPr>
+        <w:pStyle w:val="Compact"/>
+        <w:numPr>
+          <w:ilvl w:val="0"/>
+          <w:numId w:val="1001"/>
+        </w:numPr>
+      </w:pPr>
+      <w:r>
+        <w:t xml:space="preserve">Expresar gustos y preferencias sobre comidas.</w:t>
+      </w:r>
+    </w:p>
+    <w:p>
+      <w:pPr>
+        <w:pStyle w:val="Compact"/>
+        <w:numPr>
+          <w:ilvl w:val="0"/>
+          <w:numId w:val="1001"/>
+        </w:numPr>
+      </w:pPr>
+      <w:r>
+        <w:t xml:space="preserve">Usar there is / there are, some / any y contables e incontables.</w:t>
+      </w:r>
+    </w:p>
+    <w:p>
+      <w:pPr>
+        <w:pStyle w:val="Compact"/>
+        <w:numPr>
+          <w:ilvl w:val="0"/>
+          <w:numId w:val="1001"/>
+        </w:numPr>
+      </w:pPr>
+      <w:r>
+        <w:t xml:space="preserve">Describir hábitos con adverbios de frecuencia.</w:t>
+      </w:r>
+    </w:p>
+    <w:p>
+      <w:pPr>
+        <w:pStyle w:val="FirstParagraph"/>
+      </w:pPr>
+      <w:r>
+        <w:rPr>
           <w:b/>
-        </w:rPr>
-        <w:t xml:space="preserve">Objetivos de Aprendizaje (Bases Curriculares, Mineduc — Unidad 3)</w:t>
-      </w:r>
-    </w:p>
-    <w:p>
-      <w:pPr>
-        <w:numPr>
-          <w:ilvl w:val="0"/>
-          <w:numId w:val="1001"/>
-        </w:numPr>
-        <w:pStyle w:val="Compact"/>
-      </w:pPr>
-      <w:r>
-        <w:t xml:space="preserve">Comprender información básica sobre alimentación, oral y escrita.</w:t>
-      </w:r>
-    </w:p>
-    <w:p>
-      <w:pPr>
-        <w:numPr>
-          <w:ilvl w:val="0"/>
-          <w:numId w:val="1001"/>
-        </w:numPr>
-        <w:pStyle w:val="Compact"/>
-      </w:pPr>
-      <w:r>
-        <w:t xml:space="preserve">Expresar gustos y preferencias sobre comidas.</w:t>
-      </w:r>
-    </w:p>
-    <w:p>
-      <w:pPr>
-        <w:numPr>
-          <w:ilvl w:val="0"/>
-          <w:numId w:val="1001"/>
-        </w:numPr>
-        <w:pStyle w:val="Compact"/>
-      </w:pPr>
-      <w:r>
-        <w:t xml:space="preserve">Usar there is / there are, some / any y contables e incontables.</w:t>
-      </w:r>
-    </w:p>
-    <w:p>
-      <w:pPr>
-        <w:numPr>
-          <w:ilvl w:val="0"/>
-          <w:numId w:val="1001"/>
-        </w:numPr>
-        <w:pStyle w:val="Compact"/>
-      </w:pPr>
-      <w:r>
-        <w:t xml:space="preserve">Describir hábitos con adverbios de frecuencia.</w:t>
-      </w:r>
-    </w:p>
-    <w:p>
-      <w:pPr>
-        <w:pStyle w:val="FirstParagraph"/>
-      </w:pPr>
-      <w:r>
-        <w:rPr>
           <w:bCs/>
-          <w:b/>
         </w:rPr>
         <w:t xml:space="preserve">Estimated time:</w:t>
       </w:r>
@@ -124,7 +124,7 @@
         </w:pict>
       </w:r>
     </w:p>
-    <w:bookmarkStart w:id="20" w:name="warm-up-test-diagnóstico-de-entrada"/>
+    <w:bookmarkStart w:id="9" w:name="warm-up-test-diagnóstico-de-entrada"/>
     <w:p>
       <w:pPr>
         <w:pStyle w:val="Heading2"/>
@@ -135,11 +135,11 @@
     </w:p>
     <w:p>
       <w:pPr>
+        <w:pStyle w:val="Compact"/>
         <w:numPr>
           <w:ilvl w:val="0"/>
           <w:numId w:val="1002"/>
         </w:numPr>
-        <w:pStyle w:val="Compact"/>
       </w:pPr>
       <w:r>
         <w:t xml:space="preserve">Write three fruits in English: ____________________</w:t>
@@ -147,11 +147,11 @@
     </w:p>
     <w:p>
       <w:pPr>
+        <w:pStyle w:val="Compact"/>
         <w:numPr>
           <w:ilvl w:val="0"/>
           <w:numId w:val="1002"/>
         </w:numPr>
-        <w:pStyle w:val="Compact"/>
       </w:pPr>
       <w:r>
         <w:t xml:space="preserve">Write three vegetables in English: ____________________</w:t>
@@ -159,11 +159,11 @@
     </w:p>
     <w:p>
       <w:pPr>
+        <w:pStyle w:val="Compact"/>
         <w:numPr>
           <w:ilvl w:val="0"/>
           <w:numId w:val="1002"/>
         </w:numPr>
-        <w:pStyle w:val="Compact"/>
       </w:pPr>
       <w:r>
         <w:t xml:space="preserve">How do you say</w:t>
@@ -172,13 +172,7 @@
         <w:t xml:space="preserve"> </w:t>
       </w:r>
       <w:r>
-        <w:t xml:space="preserve">“</w:t>
-      </w:r>
-      <w:r>
-        <w:t xml:space="preserve">leche</w:t>
-      </w:r>
-      <w:r>
-        <w:t xml:space="preserve">”</w:t>
+        <w:t xml:space="preserve">“leche”</w:t>
       </w:r>
       <w:r>
         <w:t xml:space="preserve"> </w:t>
@@ -190,13 +184,7 @@
         <w:t xml:space="preserve"> </w:t>
       </w:r>
       <w:r>
-        <w:t xml:space="preserve">“</w:t>
-      </w:r>
-      <w:r>
-        <w:t xml:space="preserve">huevo</w:t>
-      </w:r>
-      <w:r>
-        <w:t xml:space="preserve">”</w:t>
+        <w:t xml:space="preserve">“huevo”</w:t>
       </w:r>
       <w:r>
         <w:t xml:space="preserve">? ____________________</w:t>
@@ -204,11 +192,11 @@
     </w:p>
     <w:p>
       <w:pPr>
+        <w:pStyle w:val="Compact"/>
         <w:numPr>
           <w:ilvl w:val="0"/>
           <w:numId w:val="1002"/>
         </w:numPr>
-        <w:pStyle w:val="Compact"/>
       </w:pPr>
       <w:r>
         <w:t xml:space="preserve">Complete: There ______ an apple on the table.</w:t>
@@ -216,11 +204,11 @@
     </w:p>
     <w:p>
       <w:pPr>
+        <w:pStyle w:val="Compact"/>
         <w:numPr>
           <w:ilvl w:val="0"/>
           <w:numId w:val="1002"/>
         </w:numPr>
-        <w:pStyle w:val="Compact"/>
       </w:pPr>
       <w:r>
         <w:t xml:space="preserve">Complete: There ______ three eggs in the fridge.</w:t>
@@ -228,11 +216,11 @@
     </w:p>
     <w:p>
       <w:pPr>
+        <w:pStyle w:val="Compact"/>
         <w:numPr>
           <w:ilvl w:val="0"/>
           <w:numId w:val="1002"/>
         </w:numPr>
-        <w:pStyle w:val="Compact"/>
       </w:pPr>
       <w:r>
         <w:t xml:space="preserve">Translate:</w:t>
@@ -242,8 +230,8 @@
       </w:r>
       <w:r>
         <w:rPr>
+          <w:i/>
           <w:iCs/>
-          <w:i/>
         </w:rPr>
         <w:t xml:space="preserve">Me gusta el pescado, pero no me gustan los tomates.</w:t>
       </w:r>
@@ -256,11 +244,11 @@
     </w:p>
     <w:p>
       <w:pPr>
+        <w:pStyle w:val="Compact"/>
         <w:numPr>
           <w:ilvl w:val="0"/>
           <w:numId w:val="1002"/>
         </w:numPr>
-        <w:pStyle w:val="Compact"/>
       </w:pPr>
       <w:r>
         <w:t xml:space="preserve">What does</w:t>
@@ -269,13 +257,7 @@
         <w:t xml:space="preserve"> </w:t>
       </w:r>
       <w:r>
-        <w:t xml:space="preserve">“</w:t>
-      </w:r>
-      <w:r>
-        <w:t xml:space="preserve">always</w:t>
-      </w:r>
-      <w:r>
-        <w:t xml:space="preserve">”</w:t>
+        <w:t xml:space="preserve">“always”</w:t>
       </w:r>
       <w:r>
         <w:t xml:space="preserve"> </w:t>
@@ -287,13 +269,7 @@
         <w:t xml:space="preserve"> </w:t>
       </w:r>
       <w:r>
-        <w:t xml:space="preserve">“</w:t>
-      </w:r>
-      <w:r>
-        <w:t xml:space="preserve">never</w:t>
-      </w:r>
-      <w:r>
-        <w:t xml:space="preserve">”</w:t>
+        <w:t xml:space="preserve">“never”</w:t>
       </w:r>
       <w:r>
         <w:t xml:space="preserve">? ____________________</w:t>
@@ -301,11 +277,11 @@
     </w:p>
     <w:p>
       <w:pPr>
+        <w:pStyle w:val="Compact"/>
         <w:numPr>
           <w:ilvl w:val="0"/>
           <w:numId w:val="1002"/>
         </w:numPr>
-        <w:pStyle w:val="Compact"/>
       </w:pPr>
       <w:r>
         <w:t xml:space="preserve">Complete: I ______ eat vegetables every day. (should / shouldn’t)</w:t>
@@ -318,8 +294,8 @@
         </w:pict>
       </w:r>
     </w:p>
-    <w:bookmarkEnd w:id="20"/>
-    <w:bookmarkStart w:id="26" w:name="section-1-food-vocabulary"/>
+    <w:bookmarkEnd w:id="9"/>
+    <w:bookmarkStart w:id="15" w:name="section-1-food-vocabulary"/>
     <w:p>
       <w:pPr>
         <w:pStyle w:val="Heading2"/>
@@ -328,7 +304,7 @@
         <w:t xml:space="preserve">Section 1 · Food vocabulary</w:t>
       </w:r>
     </w:p>
-    <w:bookmarkStart w:id="21" w:name="fruit-frutas"/>
+    <w:bookmarkStart w:id="10" w:name="fruit-frutas"/>
     <w:p>
       <w:pPr>
         <w:pStyle w:val="Heading3"/>
@@ -342,7 +318,6 @@
         <w:tblStyle w:val="Table"/>
         <w:tblW w:type="auto" w:w="0"/>
         <w:tblLook w:firstRow="1" w:lastRow="0" w:firstColumn="0" w:lastColumn="0" w:noHBand="0" w:noVBand="0" w:val="0020"/>
-        <w:jc w:val="start"/>
       </w:tblPr>
       <w:tblGrid>
         <w:gridCol w:w="1980"/>
@@ -352,14 +327,13 @@
       </w:tblGrid>
       <w:tr>
         <w:trPr>
-          <w:tblHeader w:val="true"/>
+          <w:tblHeader w:val="on"/>
         </w:trPr>
         <w:tc>
           <w:tcPr/>
           <w:p>
             <w:pPr>
               <w:pStyle w:val="Compact"/>
-              <w:jc w:val="left"/>
             </w:pPr>
             <w:r>
               <w:t xml:space="preserve">English</w:t>
@@ -371,7 +345,6 @@
           <w:p>
             <w:pPr>
               <w:pStyle w:val="Compact"/>
-              <w:jc w:val="left"/>
             </w:pPr>
             <w:r>
               <w:t xml:space="preserve">Español</w:t>
@@ -383,7 +356,6 @@
           <w:p>
             <w:pPr>
               <w:pStyle w:val="Compact"/>
-              <w:jc w:val="left"/>
             </w:pPr>
             <w:r>
               <w:t xml:space="preserve">English</w:t>
@@ -395,7 +367,6 @@
           <w:p>
             <w:pPr>
               <w:pStyle w:val="Compact"/>
-              <w:jc w:val="left"/>
             </w:pPr>
             <w:r>
               <w:t xml:space="preserve">Español</w:t>
@@ -409,7 +380,6 @@
           <w:p>
             <w:pPr>
               <w:pStyle w:val="Compact"/>
-              <w:jc w:val="left"/>
             </w:pPr>
             <w:r>
               <w:t xml:space="preserve">apple</w:t>
@@ -421,7 +391,6 @@
           <w:p>
             <w:pPr>
               <w:pStyle w:val="Compact"/>
-              <w:jc w:val="left"/>
             </w:pPr>
             <w:r>
               <w:t xml:space="preserve">manzana</w:t>
@@ -433,7 +402,6 @@
           <w:p>
             <w:pPr>
               <w:pStyle w:val="Compact"/>
-              <w:jc w:val="left"/>
             </w:pPr>
             <w:r>
               <w:t xml:space="preserve">grapes</w:t>
@@ -445,7 +413,6 @@
           <w:p>
             <w:pPr>
               <w:pStyle w:val="Compact"/>
-              <w:jc w:val="left"/>
             </w:pPr>
             <w:r>
               <w:t xml:space="preserve">uvas</w:t>
@@ -459,7 +426,6 @@
           <w:p>
             <w:pPr>
               <w:pStyle w:val="Compact"/>
-              <w:jc w:val="left"/>
             </w:pPr>
             <w:r>
               <w:t xml:space="preserve">banana</w:t>
@@ -471,7 +437,6 @@
           <w:p>
             <w:pPr>
               <w:pStyle w:val="Compact"/>
-              <w:jc w:val="left"/>
             </w:pPr>
             <w:r>
               <w:t xml:space="preserve">plátano</w:t>
@@ -483,7 +448,6 @@
           <w:p>
             <w:pPr>
               <w:pStyle w:val="Compact"/>
-              <w:jc w:val="left"/>
             </w:pPr>
             <w:r>
               <w:t xml:space="preserve">strawberry</w:t>
@@ -495,7 +459,6 @@
           <w:p>
             <w:pPr>
               <w:pStyle w:val="Compact"/>
-              <w:jc w:val="left"/>
             </w:pPr>
             <w:r>
               <w:t xml:space="preserve">frutilla</w:t>
@@ -509,7 +472,6 @@
           <w:p>
             <w:pPr>
               <w:pStyle w:val="Compact"/>
-              <w:jc w:val="left"/>
             </w:pPr>
             <w:r>
               <w:t xml:space="preserve">orange</w:t>
@@ -521,7 +483,6 @@
           <w:p>
             <w:pPr>
               <w:pStyle w:val="Compact"/>
-              <w:jc w:val="left"/>
             </w:pPr>
             <w:r>
               <w:t xml:space="preserve">naranja</w:t>
@@ -533,7 +494,6 @@
           <w:p>
             <w:pPr>
               <w:pStyle w:val="Compact"/>
-              <w:jc w:val="left"/>
             </w:pPr>
             <w:r>
               <w:t xml:space="preserve">peach</w:t>
@@ -545,7 +505,6 @@
           <w:p>
             <w:pPr>
               <w:pStyle w:val="Compact"/>
-              <w:jc w:val="left"/>
             </w:pPr>
             <w:r>
               <w:t xml:space="preserve">durazno</w:t>
@@ -559,7 +518,6 @@
           <w:p>
             <w:pPr>
               <w:pStyle w:val="Compact"/>
-              <w:jc w:val="left"/>
             </w:pPr>
             <w:r>
               <w:t xml:space="preserve">pear</w:t>
@@ -571,7 +529,6 @@
           <w:p>
             <w:pPr>
               <w:pStyle w:val="Compact"/>
-              <w:jc w:val="left"/>
             </w:pPr>
             <w:r>
               <w:t xml:space="preserve">pera</w:t>
@@ -583,7 +540,6 @@
           <w:p>
             <w:pPr>
               <w:pStyle w:val="Compact"/>
-              <w:jc w:val="left"/>
             </w:pPr>
             <w:r>
               <w:t xml:space="preserve">watermelon</w:t>
@@ -595,7 +551,6 @@
           <w:p>
             <w:pPr>
               <w:pStyle w:val="Compact"/>
-              <w:jc w:val="left"/>
             </w:pPr>
             <w:r>
               <w:t xml:space="preserve">sandía</w:t>
@@ -609,7 +564,6 @@
           <w:p>
             <w:pPr>
               <w:pStyle w:val="Compact"/>
-              <w:jc w:val="left"/>
             </w:pPr>
             <w:r>
               <w:t xml:space="preserve">lemon</w:t>
@@ -621,7 +575,6 @@
           <w:p>
             <w:pPr>
               <w:pStyle w:val="Compact"/>
-              <w:jc w:val="left"/>
             </w:pPr>
             <w:r>
               <w:t xml:space="preserve">limón</w:t>
@@ -633,7 +586,6 @@
           <w:p>
             <w:pPr>
               <w:pStyle w:val="Compact"/>
-              <w:jc w:val="left"/>
             </w:pPr>
             <w:r>
               <w:t xml:space="preserve">cherry</w:t>
@@ -645,7 +597,6 @@
           <w:p>
             <w:pPr>
               <w:pStyle w:val="Compact"/>
-              <w:jc w:val="left"/>
             </w:pPr>
             <w:r>
               <w:t xml:space="preserve">cereza</w:t>
@@ -654,8 +605,8 @@
         </w:tc>
       </w:tr>
     </w:tbl>
-    <w:bookmarkEnd w:id="21"/>
-    <w:bookmarkStart w:id="22" w:name="vegetables-verduras"/>
+    <w:bookmarkEnd w:id="10"/>
+    <w:bookmarkStart w:id="11" w:name="vegetables-verduras"/>
     <w:p>
       <w:pPr>
         <w:pStyle w:val="Heading3"/>
@@ -669,7 +620,6 @@
         <w:tblStyle w:val="Table"/>
         <w:tblW w:type="auto" w:w="0"/>
         <w:tblLook w:firstRow="1" w:lastRow="0" w:firstColumn="0" w:lastColumn="0" w:noHBand="0" w:noVBand="0" w:val="0020"/>
-        <w:jc w:val="start"/>
       </w:tblPr>
       <w:tblGrid>
         <w:gridCol w:w="1980"/>
@@ -679,14 +629,13 @@
       </w:tblGrid>
       <w:tr>
         <w:trPr>
-          <w:tblHeader w:val="true"/>
+          <w:tblHeader w:val="on"/>
         </w:trPr>
         <w:tc>
           <w:tcPr/>
           <w:p>
             <w:pPr>
               <w:pStyle w:val="Compact"/>
-              <w:jc w:val="left"/>
             </w:pPr>
             <w:r>
               <w:t xml:space="preserve">English</w:t>
@@ -698,7 +647,6 @@
           <w:p>
             <w:pPr>
               <w:pStyle w:val="Compact"/>
-              <w:jc w:val="left"/>
             </w:pPr>
             <w:r>
               <w:t xml:space="preserve">Español</w:t>
@@ -710,7 +658,6 @@
           <w:p>
             <w:pPr>
               <w:pStyle w:val="Compact"/>
-              <w:jc w:val="left"/>
             </w:pPr>
             <w:r>
               <w:t xml:space="preserve">English</w:t>
@@ -722,7 +669,6 @@
           <w:p>
             <w:pPr>
               <w:pStyle w:val="Compact"/>
-              <w:jc w:val="left"/>
             </w:pPr>
             <w:r>
               <w:t xml:space="preserve">Español</w:t>
@@ -736,7 +682,6 @@
           <w:p>
             <w:pPr>
               <w:pStyle w:val="Compact"/>
-              <w:jc w:val="left"/>
             </w:pPr>
             <w:r>
               <w:t xml:space="preserve">tomato</w:t>
@@ -748,7 +693,6 @@
           <w:p>
             <w:pPr>
               <w:pStyle w:val="Compact"/>
-              <w:jc w:val="left"/>
             </w:pPr>
             <w:r>
               <w:t xml:space="preserve">tomate</w:t>
@@ -760,7 +704,6 @@
           <w:p>
             <w:pPr>
               <w:pStyle w:val="Compact"/>
-              <w:jc w:val="left"/>
             </w:pPr>
             <w:r>
               <w:t xml:space="preserve">carrot</w:t>
@@ -772,7 +715,6 @@
           <w:p>
             <w:pPr>
               <w:pStyle w:val="Compact"/>
-              <w:jc w:val="left"/>
             </w:pPr>
             <w:r>
               <w:t xml:space="preserve">zanahoria</w:t>
@@ -786,7 +728,6 @@
           <w:p>
             <w:pPr>
               <w:pStyle w:val="Compact"/>
-              <w:jc w:val="left"/>
             </w:pPr>
             <w:r>
               <w:t xml:space="preserve">lettuce</w:t>
@@ -798,7 +739,6 @@
           <w:p>
             <w:pPr>
               <w:pStyle w:val="Compact"/>
-              <w:jc w:val="left"/>
             </w:pPr>
             <w:r>
               <w:t xml:space="preserve">lechuga</w:t>
@@ -810,7 +750,6 @@
           <w:p>
             <w:pPr>
               <w:pStyle w:val="Compact"/>
-              <w:jc w:val="left"/>
             </w:pPr>
             <w:r>
               <w:t xml:space="preserve">potato</w:t>
@@ -822,7 +761,6 @@
           <w:p>
             <w:pPr>
               <w:pStyle w:val="Compact"/>
-              <w:jc w:val="left"/>
             </w:pPr>
             <w:r>
               <w:t xml:space="preserve">papa</w:t>
@@ -836,7 +774,6 @@
           <w:p>
             <w:pPr>
               <w:pStyle w:val="Compact"/>
-              <w:jc w:val="left"/>
             </w:pPr>
             <w:r>
               <w:t xml:space="preserve">onion</w:t>
@@ -848,7 +785,6 @@
           <w:p>
             <w:pPr>
               <w:pStyle w:val="Compact"/>
-              <w:jc w:val="left"/>
             </w:pPr>
             <w:r>
               <w:t xml:space="preserve">cebolla</w:t>
@@ -860,7 +796,6 @@
           <w:p>
             <w:pPr>
               <w:pStyle w:val="Compact"/>
-              <w:jc w:val="left"/>
             </w:pPr>
             <w:r>
               <w:t xml:space="preserve">pumpkin</w:t>
@@ -872,7 +807,6 @@
           <w:p>
             <w:pPr>
               <w:pStyle w:val="Compact"/>
-              <w:jc w:val="left"/>
             </w:pPr>
             <w:r>
               <w:t xml:space="preserve">zapallo</w:t>
@@ -886,7 +820,6 @@
           <w:p>
             <w:pPr>
               <w:pStyle w:val="Compact"/>
-              <w:jc w:val="left"/>
             </w:pPr>
             <w:r>
               <w:t xml:space="preserve">corn</w:t>
@@ -898,7 +831,6 @@
           <w:p>
             <w:pPr>
               <w:pStyle w:val="Compact"/>
-              <w:jc w:val="left"/>
             </w:pPr>
             <w:r>
               <w:t xml:space="preserve">choclo</w:t>
@@ -910,7 +842,6 @@
           <w:p>
             <w:pPr>
               <w:pStyle w:val="Compact"/>
-              <w:jc w:val="left"/>
             </w:pPr>
             <w:r>
               <w:t xml:space="preserve">beans</w:t>
@@ -922,7 +853,6 @@
           <w:p>
             <w:pPr>
               <w:pStyle w:val="Compact"/>
-              <w:jc w:val="left"/>
             </w:pPr>
             <w:r>
               <w:t xml:space="preserve">porotos</w:t>
@@ -936,7 +866,6 @@
           <w:p>
             <w:pPr>
               <w:pStyle w:val="Compact"/>
-              <w:jc w:val="left"/>
             </w:pPr>
             <w:r>
               <w:t xml:space="preserve">pepper</w:t>
@@ -948,7 +877,6 @@
           <w:p>
             <w:pPr>
               <w:pStyle w:val="Compact"/>
-              <w:jc w:val="left"/>
             </w:pPr>
             <w:r>
               <w:t xml:space="preserve">pimentón</w:t>
@@ -960,7 +888,6 @@
           <w:p>
             <w:pPr>
               <w:pStyle w:val="Compact"/>
-              <w:jc w:val="left"/>
             </w:pPr>
             <w:r>
               <w:t xml:space="preserve">peas</w:t>
@@ -972,7 +899,6 @@
           <w:p>
             <w:pPr>
               <w:pStyle w:val="Compact"/>
-              <w:jc w:val="left"/>
             </w:pPr>
             <w:r>
               <w:t xml:space="preserve">arvejas</w:t>
@@ -981,8 +907,8 @@
         </w:tc>
       </w:tr>
     </w:tbl>
-    <w:bookmarkEnd w:id="22"/>
-    <w:bookmarkStart w:id="23" w:name="other-food-groups"/>
+    <w:bookmarkEnd w:id="11"/>
+    <w:bookmarkStart w:id="12" w:name="other-food-groups"/>
     <w:p>
       <w:pPr>
         <w:pStyle w:val="Heading3"/>
@@ -995,8 +921,8 @@
       <w:tblPr>
         <w:tblStyle w:val="Table"/>
         <w:tblW w:type="pct" w:w="5000"/>
+        <w:tblLayout w:type="fixed"/>
         <w:tblLook w:firstRow="1" w:lastRow="0" w:firstColumn="0" w:lastColumn="0" w:noHBand="0" w:noVBand="0" w:val="0020"/>
-        <w:jc w:val="start"/>
       </w:tblPr>
       <w:tblGrid>
         <w:gridCol w:w="3960"/>
@@ -1004,14 +930,13 @@
       </w:tblGrid>
       <w:tr>
         <w:trPr>
-          <w:tblHeader w:val="true"/>
+          <w:tblHeader w:val="on"/>
         </w:trPr>
         <w:tc>
           <w:tcPr/>
           <w:p>
             <w:pPr>
               <w:pStyle w:val="Compact"/>
-              <w:jc w:val="left"/>
             </w:pPr>
             <w:r>
               <w:t xml:space="preserve">Group</w:t>
@@ -1023,7 +948,6 @@
           <w:p>
             <w:pPr>
               <w:pStyle w:val="Compact"/>
-              <w:jc w:val="left"/>
             </w:pPr>
             <w:r>
               <w:t xml:space="preserve">Words</w:t>
@@ -1037,7 +961,6 @@
           <w:p>
             <w:pPr>
               <w:pStyle w:val="Compact"/>
-              <w:jc w:val="left"/>
             </w:pPr>
             <w:r>
               <w:t xml:space="preserve">Dairy / Lácteos</w:t>
@@ -1049,7 +972,6 @@
           <w:p>
             <w:pPr>
               <w:pStyle w:val="Compact"/>
-              <w:jc w:val="left"/>
             </w:pPr>
             <w:r>
               <w:t xml:space="preserve">milk, cheese, yoghurt, butter</w:t>
@@ -1063,7 +985,6 @@
           <w:p>
             <w:pPr>
               <w:pStyle w:val="Compact"/>
-              <w:jc w:val="left"/>
             </w:pPr>
             <w:r>
               <w:t xml:space="preserve">Protein / Proteínas</w:t>
@@ -1075,7 +996,6 @@
           <w:p>
             <w:pPr>
               <w:pStyle w:val="Compact"/>
-              <w:jc w:val="left"/>
             </w:pPr>
             <w:r>
               <w:t xml:space="preserve">chicken, fish, meat, egg, lentils</w:t>
@@ -1089,7 +1009,6 @@
           <w:p>
             <w:pPr>
               <w:pStyle w:val="Compact"/>
-              <w:jc w:val="left"/>
             </w:pPr>
             <w:r>
               <w:t xml:space="preserve">Grains / Cereales</w:t>
@@ -1101,7 +1020,6 @@
           <w:p>
             <w:pPr>
               <w:pStyle w:val="Compact"/>
-              <w:jc w:val="left"/>
             </w:pPr>
             <w:r>
               <w:t xml:space="preserve">bread, rice, pasta, oats, cereal</w:t>
@@ -1115,7 +1033,6 @@
           <w:p>
             <w:pPr>
               <w:pStyle w:val="Compact"/>
-              <w:jc w:val="left"/>
             </w:pPr>
             <w:r>
               <w:t xml:space="preserve">Drinks / Bebidas</w:t>
@@ -1127,7 +1044,6 @@
           <w:p>
             <w:pPr>
               <w:pStyle w:val="Compact"/>
-              <w:jc w:val="left"/>
             </w:pPr>
             <w:r>
               <w:t xml:space="preserve">water, juice, tea, soft drink</w:t>
@@ -1141,7 +1057,6 @@
           <w:p>
             <w:pPr>
               <w:pStyle w:val="Compact"/>
-              <w:jc w:val="left"/>
             </w:pPr>
             <w:r>
               <w:t xml:space="preserve">Junk food / Comida chatarra</w:t>
@@ -1153,7 +1068,6 @@
           <w:p>
             <w:pPr>
               <w:pStyle w:val="Compact"/>
-              <w:jc w:val="left"/>
             </w:pPr>
             <w:r>
               <w:t xml:space="preserve">candy, chips, cookies, ice cream, hamburger</w:t>
@@ -1162,8 +1076,8 @@
         </w:tc>
       </w:tr>
     </w:tbl>
-    <w:bookmarkEnd w:id="23"/>
-    <w:bookmarkStart w:id="24" w:name="watch-out-ojo"/>
+    <w:bookmarkEnd w:id="12"/>
+    <w:bookmarkStart w:id="13" w:name="watch-out-ojo"/>
     <w:p>
       <w:pPr>
         <w:pStyle w:val="Heading3"/>
@@ -1174,50 +1088,101 @@
     </w:p>
     <w:p>
       <w:pPr>
+        <w:pStyle w:val="Compact"/>
         <w:numPr>
           <w:ilvl w:val="0"/>
           <w:numId w:val="1003"/>
         </w:numPr>
-        <w:pStyle w:val="Compact"/>
-      </w:pPr>
-      <w:r>
-        <w:rPr>
+      </w:pPr>
+      <w:r>
+        <w:rPr>
+          <w:b/>
           <w:bCs/>
+        </w:rPr>
+        <w:t xml:space="preserve">potato → potatoes</w:t>
+      </w:r>
+      <w:r>
+        <w:t xml:space="preserve"> </w:t>
+      </w:r>
+      <w:r>
+        <w:t xml:space="preserve">and</w:t>
+      </w:r>
+      <w:r>
+        <w:t xml:space="preserve"> </w:t>
+      </w:r>
+      <w:r>
+        <w:rPr>
           <w:b/>
-        </w:rPr>
-        <w:t xml:space="preserve">potato → potatoes</w:t>
-      </w:r>
-      <w:r>
-        <w:t xml:space="preserve"> </w:t>
-      </w:r>
-      <w:r>
-        <w:t xml:space="preserve">and</w:t>
-      </w:r>
-      <w:r>
-        <w:t xml:space="preserve"> </w:t>
-      </w:r>
-      <w:r>
-        <w:rPr>
           <w:bCs/>
+        </w:rPr>
+        <w:t xml:space="preserve">tomato → tomatoes</w:t>
+      </w:r>
+      <w:r>
+        <w:t xml:space="preserve"> </w:t>
+      </w:r>
+      <w:r>
+        <w:t xml:space="preserve">(se agrega</w:t>
+      </w:r>
+      <w:r>
+        <w:t xml:space="preserve"> </w:t>
+      </w:r>
+      <w:r>
+        <w:rPr>
+          <w:i/>
+          <w:iCs/>
+        </w:rPr>
+        <w:t xml:space="preserve">-es</w:t>
+      </w:r>
+      <w:r>
+        <w:t xml:space="preserve">).</w:t>
+      </w:r>
+    </w:p>
+    <w:p>
+      <w:pPr>
+        <w:pStyle w:val="Compact"/>
+        <w:numPr>
+          <w:ilvl w:val="0"/>
+          <w:numId w:val="1003"/>
+        </w:numPr>
+      </w:pPr>
+      <w:r>
+        <w:rPr>
           <w:b/>
-        </w:rPr>
-        <w:t xml:space="preserve">tomato → tomatoes</w:t>
-      </w:r>
-      <w:r>
-        <w:t xml:space="preserve"> </w:t>
-      </w:r>
-      <w:r>
-        <w:t xml:space="preserve">(se agrega</w:t>
-      </w:r>
-      <w:r>
-        <w:t xml:space="preserve"> </w:t>
-      </w:r>
-      <w:r>
-        <w:rPr>
+          <w:bCs/>
+        </w:rPr>
+        <w:t xml:space="preserve">strawberry → strawberries</w:t>
+      </w:r>
+      <w:r>
+        <w:t xml:space="preserve"> </w:t>
+      </w:r>
+      <w:r>
+        <w:t xml:space="preserve">(la</w:t>
+      </w:r>
+      <w:r>
+        <w:t xml:space="preserve"> </w:t>
+      </w:r>
+      <w:r>
+        <w:rPr>
+          <w:i/>
           <w:iCs/>
+        </w:rPr>
+        <w:t xml:space="preserve">y</w:t>
+      </w:r>
+      <w:r>
+        <w:t xml:space="preserve"> </w:t>
+      </w:r>
+      <w:r>
+        <w:t xml:space="preserve">se cambia por</w:t>
+      </w:r>
+      <w:r>
+        <w:t xml:space="preserve"> </w:t>
+      </w:r>
+      <w:r>
+        <w:rPr>
           <w:i/>
-        </w:rPr>
-        <w:t xml:space="preserve">-es</w:t>
+          <w:iCs/>
+        </w:rPr>
+        <w:t xml:space="preserve">-ies</w:t>
       </w:r>
       <w:r>
         <w:t xml:space="preserve">).</w:t>
@@ -1225,166 +1190,115 @@
     </w:p>
     <w:p>
       <w:pPr>
+        <w:pStyle w:val="Compact"/>
         <w:numPr>
           <w:ilvl w:val="0"/>
           <w:numId w:val="1003"/>
         </w:numPr>
-        <w:pStyle w:val="Compact"/>
-      </w:pPr>
-      <w:r>
-        <w:rPr>
+      </w:pPr>
+      <w:r>
+        <w:rPr>
+          <w:b/>
           <w:bCs/>
-          <w:b/>
-        </w:rPr>
-        <w:t xml:space="preserve">strawberry → strawberries</w:t>
-      </w:r>
-      <w:r>
-        <w:t xml:space="preserve"> </w:t>
-      </w:r>
-      <w:r>
-        <w:t xml:space="preserve">(la</w:t>
-      </w:r>
-      <w:r>
-        <w:t xml:space="preserve"> </w:t>
-      </w:r>
-      <w:r>
-        <w:rPr>
+        </w:rPr>
+        <w:t xml:space="preserve">fish</w:t>
+      </w:r>
+      <w:r>
+        <w:t xml:space="preserve"> </w:t>
+      </w:r>
+      <w:r>
+        <w:t xml:space="preserve">es igual en singular y plural.</w:t>
+      </w:r>
+    </w:p>
+    <w:bookmarkEnd w:id="13"/>
+    <w:bookmarkStart w:id="14" w:name="now-you-try"/>
+    <w:p>
+      <w:pPr>
+        <w:pStyle w:val="Heading3"/>
+      </w:pPr>
+      <w:r>
+        <w:t xml:space="preserve">✏️ Now you try</w:t>
+      </w:r>
+    </w:p>
+    <w:p>
+      <w:pPr>
+        <w:pStyle w:val="Compact"/>
+        <w:numPr>
+          <w:ilvl w:val="0"/>
+          <w:numId w:val="1004"/>
+        </w:numPr>
+      </w:pPr>
+      <w:r>
+        <w:t xml:space="preserve">Write in English: manzana, zanahoria, queso, pan, agua.</w:t>
+      </w:r>
+    </w:p>
+    <w:p>
+      <w:pPr>
+        <w:pStyle w:val="Compact"/>
+        <w:numPr>
+          <w:ilvl w:val="0"/>
+          <w:numId w:val="1004"/>
+        </w:numPr>
+      </w:pPr>
+      <w:r>
+        <w:t xml:space="preserve">Write in Spanish: peas, oats, butter, watermelon, lentils.</w:t>
+      </w:r>
+    </w:p>
+    <w:p>
+      <w:pPr>
+        <w:pStyle w:val="Compact"/>
+        <w:numPr>
+          <w:ilvl w:val="0"/>
+          <w:numId w:val="1004"/>
+        </w:numPr>
+      </w:pPr>
+      <w:r>
+        <w:t xml:space="preserve">Classify these words into fruit, vegetables, dairy or protein:</w:t>
+      </w:r>
+      <w:r>
+        <w:t xml:space="preserve"> </w:t>
+      </w:r>
+      <w:r>
+        <w:rPr>
+          <w:i/>
           <w:iCs/>
+        </w:rPr>
+        <w:t xml:space="preserve">cheese, pear, chicken, lettuce, yoghurt, egg, grapes, onion</w:t>
+      </w:r>
+      <w:r>
+        <w:t xml:space="preserve">.</w:t>
+      </w:r>
+    </w:p>
+    <w:p>
+      <w:pPr>
+        <w:pStyle w:val="Compact"/>
+        <w:numPr>
+          <w:ilvl w:val="0"/>
+          <w:numId w:val="1004"/>
+        </w:numPr>
+      </w:pPr>
+      <w:r>
+        <w:t xml:space="preserve">Write the plural: tomato, strawberry, potato, fish, sandwich.</w:t>
+      </w:r>
+    </w:p>
+    <w:p>
+      <w:pPr>
+        <w:pStyle w:val="Compact"/>
+        <w:numPr>
+          <w:ilvl w:val="0"/>
+          <w:numId w:val="1004"/>
+        </w:numPr>
+      </w:pPr>
+      <w:r>
+        <w:t xml:space="preserve">Circle the junk food:</w:t>
+      </w:r>
+      <w:r>
+        <w:t xml:space="preserve"> </w:t>
+      </w:r>
+      <w:r>
+        <w:rPr>
           <w:i/>
-        </w:rPr>
-        <w:t xml:space="preserve">y</w:t>
-      </w:r>
-      <w:r>
-        <w:t xml:space="preserve"> </w:t>
-      </w:r>
-      <w:r>
-        <w:t xml:space="preserve">se cambia por</w:t>
-      </w:r>
-      <w:r>
-        <w:t xml:space="preserve"> </w:t>
-      </w:r>
-      <w:r>
-        <w:rPr>
           <w:iCs/>
-          <w:i/>
-        </w:rPr>
-        <w:t xml:space="preserve">-ies</w:t>
-      </w:r>
-      <w:r>
-        <w:t xml:space="preserve">).</w:t>
-      </w:r>
-    </w:p>
-    <w:p>
-      <w:pPr>
-        <w:numPr>
-          <w:ilvl w:val="0"/>
-          <w:numId w:val="1003"/>
-        </w:numPr>
-        <w:pStyle w:val="Compact"/>
-      </w:pPr>
-      <w:r>
-        <w:rPr>
-          <w:bCs/>
-          <w:b/>
-        </w:rPr>
-        <w:t xml:space="preserve">fish</w:t>
-      </w:r>
-      <w:r>
-        <w:t xml:space="preserve"> </w:t>
-      </w:r>
-      <w:r>
-        <w:t xml:space="preserve">es igual en singular y plural.</w:t>
-      </w:r>
-    </w:p>
-    <w:bookmarkEnd w:id="24"/>
-    <w:bookmarkStart w:id="25" w:name="now-you-try"/>
-    <w:p>
-      <w:pPr>
-        <w:pStyle w:val="Heading3"/>
-      </w:pPr>
-      <w:r>
-        <w:t xml:space="preserve">✏️ Now you try</w:t>
-      </w:r>
-    </w:p>
-    <w:p>
-      <w:pPr>
-        <w:numPr>
-          <w:ilvl w:val="0"/>
-          <w:numId w:val="1004"/>
-        </w:numPr>
-        <w:pStyle w:val="Compact"/>
-      </w:pPr>
-      <w:r>
-        <w:t xml:space="preserve">Write in English: manzana, zanahoria, queso, pan, agua.</w:t>
-      </w:r>
-    </w:p>
-    <w:p>
-      <w:pPr>
-        <w:numPr>
-          <w:ilvl w:val="0"/>
-          <w:numId w:val="1004"/>
-        </w:numPr>
-        <w:pStyle w:val="Compact"/>
-      </w:pPr>
-      <w:r>
-        <w:t xml:space="preserve">Write in Spanish: peas, oats, butter, watermelon, lentils.</w:t>
-      </w:r>
-    </w:p>
-    <w:p>
-      <w:pPr>
-        <w:numPr>
-          <w:ilvl w:val="0"/>
-          <w:numId w:val="1004"/>
-        </w:numPr>
-        <w:pStyle w:val="Compact"/>
-      </w:pPr>
-      <w:r>
-        <w:t xml:space="preserve">Classify these words into fruit, vegetables, dairy or protein:</w:t>
-      </w:r>
-      <w:r>
-        <w:t xml:space="preserve"> </w:t>
-      </w:r>
-      <w:r>
-        <w:rPr>
-          <w:iCs/>
-          <w:i/>
-        </w:rPr>
-        <w:t xml:space="preserve">cheese, pear, chicken, lettuce, yoghurt, egg, grapes, onion</w:t>
-      </w:r>
-      <w:r>
-        <w:t xml:space="preserve">.</w:t>
-      </w:r>
-    </w:p>
-    <w:p>
-      <w:pPr>
-        <w:numPr>
-          <w:ilvl w:val="0"/>
-          <w:numId w:val="1004"/>
-        </w:numPr>
-        <w:pStyle w:val="Compact"/>
-      </w:pPr>
-      <w:r>
-        <w:t xml:space="preserve">Write the plural: tomato, strawberry, potato, fish, sandwich.</w:t>
-      </w:r>
-    </w:p>
-    <w:p>
-      <w:pPr>
-        <w:numPr>
-          <w:ilvl w:val="0"/>
-          <w:numId w:val="1004"/>
-        </w:numPr>
-        <w:pStyle w:val="Compact"/>
-      </w:pPr>
-      <w:r>
-        <w:t xml:space="preserve">Circle the junk food:</w:t>
-      </w:r>
-      <w:r>
-        <w:t xml:space="preserve"> </w:t>
-      </w:r>
-      <w:r>
-        <w:rPr>
-          <w:iCs/>
-          <w:i/>
         </w:rPr>
         <w:t xml:space="preserve">apple · candy · rice · chips · fish · ice cream</w:t>
       </w:r>
@@ -1399,9 +1313,9 @@
         </w:pict>
       </w:r>
     </w:p>
-    <w:bookmarkEnd w:id="25"/>
-    <w:bookmarkEnd w:id="26"/>
-    <w:bookmarkStart w:id="30" w:name="section-2-likes-and-dislikes"/>
+    <w:bookmarkEnd w:id="14"/>
+    <w:bookmarkEnd w:id="15"/>
+    <w:bookmarkStart w:id="19" w:name="section-2-likes-and-dislikes"/>
     <w:p>
       <w:pPr>
         <w:pStyle w:val="Heading2"/>
@@ -1410,7 +1324,7 @@
         <w:t xml:space="preserve">Section 2 · Likes and dislikes</w:t>
       </w:r>
     </w:p>
-    <w:bookmarkStart w:id="27" w:name="how-to-say-it"/>
+    <w:bookmarkStart w:id="16" w:name="how-to-say-it"/>
     <w:p>
       <w:pPr>
         <w:pStyle w:val="Heading3"/>
@@ -1423,8 +1337,8 @@
       <w:tblPr>
         <w:tblStyle w:val="Table"/>
         <w:tblW w:type="pct" w:w="5000"/>
+        <w:tblLayout w:type="fixed"/>
         <w:tblLook w:firstRow="1" w:lastRow="0" w:firstColumn="0" w:lastColumn="0" w:noHBand="0" w:noVBand="0" w:val="0020"/>
-        <w:jc w:val="start"/>
       </w:tblPr>
       <w:tblGrid>
         <w:gridCol w:w="2640"/>
@@ -1433,14 +1347,13 @@
       </w:tblGrid>
       <w:tr>
         <w:trPr>
-          <w:tblHeader w:val="true"/>
+          <w:tblHeader w:val="on"/>
         </w:trPr>
         <w:tc>
           <w:tcPr/>
           <w:p>
             <w:pPr>
               <w:pStyle w:val="Compact"/>
-              <w:jc w:val="left"/>
             </w:pPr>
             <w:r>
               <w:t xml:space="preserve">Structure</w:t>
@@ -1452,7 +1365,6 @@
           <w:p>
             <w:pPr>
               <w:pStyle w:val="Compact"/>
-              <w:jc w:val="left"/>
             </w:pPr>
             <w:r>
               <w:t xml:space="preserve">Example</w:t>
@@ -1464,7 +1376,6 @@
           <w:p>
             <w:pPr>
               <w:pStyle w:val="Compact"/>
-              <w:jc w:val="left"/>
             </w:pPr>
             <w:r>
               <w:t xml:space="preserve">Español</w:t>
@@ -1478,7 +1389,6 @@
           <w:p>
             <w:pPr>
               <w:pStyle w:val="Compact"/>
-              <w:jc w:val="left"/>
             </w:pPr>
             <w:r>
               <w:t xml:space="preserve">I like + food</w:t>
@@ -1490,7 +1400,6 @@
           <w:p>
             <w:pPr>
               <w:pStyle w:val="Compact"/>
-              <w:jc w:val="left"/>
             </w:pPr>
             <w:r>
               <w:t xml:space="preserve">I like apples.</w:t>
@@ -1502,7 +1411,6 @@
           <w:p>
             <w:pPr>
               <w:pStyle w:val="Compact"/>
-              <w:jc w:val="left"/>
             </w:pPr>
             <w:r>
               <w:t xml:space="preserve">Me gustan las manzanas.</w:t>
@@ -1516,7 +1424,6 @@
           <w:p>
             <w:pPr>
               <w:pStyle w:val="Compact"/>
-              <w:jc w:val="left"/>
             </w:pPr>
             <w:r>
               <w:t xml:space="preserve">I don’t like + food</w:t>
@@ -1528,7 +1435,6 @@
           <w:p>
             <w:pPr>
               <w:pStyle w:val="Compact"/>
-              <w:jc w:val="left"/>
             </w:pPr>
             <w:r>
               <w:t xml:space="preserve">I don’t like onions.</w:t>
@@ -1540,7 +1446,6 @@
           <w:p>
             <w:pPr>
               <w:pStyle w:val="Compact"/>
-              <w:jc w:val="left"/>
             </w:pPr>
             <w:r>
               <w:t xml:space="preserve">No me gustan las cebollas.</w:t>
@@ -1554,7 +1459,6 @@
           <w:p>
             <w:pPr>
               <w:pStyle w:val="Compact"/>
-              <w:jc w:val="left"/>
             </w:pPr>
             <w:r>
               <w:t xml:space="preserve">I love + food</w:t>
@@ -1566,7 +1470,6 @@
           <w:p>
             <w:pPr>
               <w:pStyle w:val="Compact"/>
-              <w:jc w:val="left"/>
             </w:pPr>
             <w:r>
               <w:t xml:space="preserve">I love strawberries.</w:t>
@@ -1578,7 +1481,6 @@
           <w:p>
             <w:pPr>
               <w:pStyle w:val="Compact"/>
-              <w:jc w:val="left"/>
             </w:pPr>
             <w:r>
               <w:t xml:space="preserve">Me encantan las frutillas.</w:t>
@@ -1592,7 +1494,6 @@
           <w:p>
             <w:pPr>
               <w:pStyle w:val="Compact"/>
-              <w:jc w:val="left"/>
             </w:pPr>
             <w:r>
               <w:t xml:space="preserve">I hate + food</w:t>
@@ -1604,7 +1505,6 @@
           <w:p>
             <w:pPr>
               <w:pStyle w:val="Compact"/>
-              <w:jc w:val="left"/>
             </w:pPr>
             <w:r>
               <w:t xml:space="preserve">I hate soft drinks.</w:t>
@@ -1616,7 +1516,6 @@
           <w:p>
             <w:pPr>
               <w:pStyle w:val="Compact"/>
-              <w:jc w:val="left"/>
             </w:pPr>
             <w:r>
               <w:t xml:space="preserve">Odio las bebidas.</w:t>
@@ -1630,7 +1529,6 @@
           <w:p>
             <w:pPr>
               <w:pStyle w:val="Compact"/>
-              <w:jc w:val="left"/>
             </w:pPr>
             <w:r>
               <w:t xml:space="preserve">My favourite food is…</w:t>
@@ -1642,7 +1540,6 @@
           <w:p>
             <w:pPr>
               <w:pStyle w:val="Compact"/>
-              <w:jc w:val="left"/>
             </w:pPr>
             <w:r>
               <w:t xml:space="preserve">My favourite food is fish.</w:t>
@@ -1654,7 +1551,6 @@
           <w:p>
             <w:pPr>
               <w:pStyle w:val="Compact"/>
-              <w:jc w:val="left"/>
             </w:pPr>
             <w:r>
               <w:t xml:space="preserve">Mi comida favorita es el pescado.</w:t>
@@ -1663,8 +1559,8 @@
         </w:tc>
       </w:tr>
     </w:tbl>
-    <w:bookmarkEnd w:id="27"/>
-    <w:bookmarkStart w:id="28" w:name="asking-and-answering"/>
+    <w:bookmarkEnd w:id="16"/>
+    <w:bookmarkStart w:id="17" w:name="asking-and-answering"/>
     <w:p>
       <w:pPr>
         <w:pStyle w:val="Heading3"/>
@@ -1679,279 +1575,279 @@
       </w:pPr>
       <w:r>
         <w:rPr>
+          <w:b/>
           <w:bCs/>
+        </w:rPr>
+        <w:t xml:space="preserve">Do you like</w:t>
+      </w:r>
+      <w:r>
+        <w:t xml:space="preserve"> </w:t>
+      </w:r>
+      <w:r>
+        <w:t xml:space="preserve">carrots?</w:t>
+      </w:r>
+      <w:r>
+        <w:br/>
+      </w:r>
+      <w:r>
+        <w:t xml:space="preserve">Yes, I do. / No, I don’t.</w:t>
+      </w:r>
+    </w:p>
+    <w:p>
+      <w:pPr>
+        <w:pStyle w:val="BlockText"/>
+      </w:pPr>
+      <w:r>
+        <w:rPr>
           <w:b/>
-        </w:rPr>
-        <w:t xml:space="preserve">Do you like</w:t>
-      </w:r>
-      <w:r>
-        <w:t xml:space="preserve"> </w:t>
-      </w:r>
-      <w:r>
-        <w:t xml:space="preserve">carrots?</w:t>
+          <w:bCs/>
+        </w:rPr>
+        <w:t xml:space="preserve">What’s your favourite</w:t>
+      </w:r>
+      <w:r>
+        <w:t xml:space="preserve"> </w:t>
+      </w:r>
+      <w:r>
+        <w:t xml:space="preserve">fruit?</w:t>
       </w:r>
       <w:r>
         <w:br/>
       </w:r>
       <w:r>
-        <w:t xml:space="preserve">Yes, I do. / No, I don’t.</w:t>
-      </w:r>
-    </w:p>
-    <w:p>
-      <w:pPr>
-        <w:pStyle w:val="BlockText"/>
-      </w:pPr>
-      <w:r>
-        <w:rPr>
+        <w:t xml:space="preserve">My favourite fruit is watermelon.</w:t>
+      </w:r>
+    </w:p>
+    <w:p>
+      <w:pPr>
+        <w:pStyle w:val="FirstParagraph"/>
+      </w:pPr>
+      <w:r>
+        <w:t xml:space="preserve">Con</w:t>
+      </w:r>
+      <w:r>
+        <w:t xml:space="preserve"> </w:t>
+      </w:r>
+      <w:r>
+        <w:rPr>
+          <w:i/>
+          <w:iCs/>
+        </w:rPr>
+        <w:t xml:space="preserve">he</w:t>
+      </w:r>
+      <w:r>
+        <w:t xml:space="preserve"> </w:t>
+      </w:r>
+      <w:r>
+        <w:t xml:space="preserve">y</w:t>
+      </w:r>
+      <w:r>
+        <w:t xml:space="preserve"> </w:t>
+      </w:r>
+      <w:r>
+        <w:rPr>
+          <w:i/>
+          <w:iCs/>
+        </w:rPr>
+        <w:t xml:space="preserve">she</w:t>
+      </w:r>
+      <w:r>
+        <w:t xml:space="preserve"> </w:t>
+      </w:r>
+      <w:r>
+        <w:t xml:space="preserve">se agrega</w:t>
+      </w:r>
+      <w:r>
+        <w:t xml:space="preserve"> </w:t>
+      </w:r>
+      <w:r>
+        <w:rPr>
+          <w:b/>
           <w:bCs/>
+        </w:rPr>
+        <w:t xml:space="preserve">-s</w:t>
+      </w:r>
+      <w:r>
+        <w:t xml:space="preserve"> </w:t>
+      </w:r>
+      <w:r>
+        <w:t xml:space="preserve">al verbo:</w:t>
+      </w:r>
+    </w:p>
+    <w:p>
+      <w:pPr>
+        <w:pStyle w:val="Compact"/>
+        <w:numPr>
+          <w:ilvl w:val="0"/>
+          <w:numId w:val="1005"/>
+        </w:numPr>
+      </w:pPr>
+      <w:r>
+        <w:t xml:space="preserve">She</w:t>
+      </w:r>
+      <w:r>
+        <w:t xml:space="preserve"> </w:t>
+      </w:r>
+      <w:r>
+        <w:rPr>
           <w:b/>
-        </w:rPr>
-        <w:t xml:space="preserve">What’s your favourite</w:t>
-      </w:r>
-      <w:r>
-        <w:t xml:space="preserve"> </w:t>
-      </w:r>
-      <w:r>
-        <w:t xml:space="preserve">fruit?</w:t>
-      </w:r>
-      <w:r>
-        <w:br/>
-      </w:r>
-      <w:r>
-        <w:t xml:space="preserve">My favourite fruit is watermelon.</w:t>
-      </w:r>
-    </w:p>
-    <w:p>
-      <w:pPr>
-        <w:pStyle w:val="FirstParagraph"/>
-      </w:pPr>
-      <w:r>
-        <w:t xml:space="preserve">Con</w:t>
-      </w:r>
-      <w:r>
-        <w:t xml:space="preserve"> </w:t>
-      </w:r>
-      <w:r>
-        <w:rPr>
+          <w:bCs/>
+        </w:rPr>
+        <w:t xml:space="preserve">likes</w:t>
+      </w:r>
+      <w:r>
+        <w:t xml:space="preserve"> </w:t>
+      </w:r>
+      <w:r>
+        <w:t xml:space="preserve">bananas. · He</w:t>
+      </w:r>
+      <w:r>
+        <w:t xml:space="preserve"> </w:t>
+      </w:r>
+      <w:r>
+        <w:rPr>
+          <w:b/>
+          <w:bCs/>
+        </w:rPr>
+        <w:t xml:space="preserve">doesn’t like</w:t>
+      </w:r>
+      <w:r>
+        <w:t xml:space="preserve"> </w:t>
+      </w:r>
+      <w:r>
+        <w:t xml:space="preserve">cheese.</w:t>
+      </w:r>
+    </w:p>
+    <w:bookmarkEnd w:id="17"/>
+    <w:bookmarkStart w:id="18" w:name="now-you-try-1"/>
+    <w:p>
+      <w:pPr>
+        <w:pStyle w:val="Heading3"/>
+      </w:pPr>
+      <w:r>
+        <w:t xml:space="preserve">✏️ Now you try</w:t>
+      </w:r>
+    </w:p>
+    <w:p>
+      <w:pPr>
+        <w:pStyle w:val="Compact"/>
+        <w:numPr>
+          <w:ilvl w:val="0"/>
+          <w:numId w:val="1006"/>
+        </w:numPr>
+      </w:pPr>
+      <w:r>
+        <w:t xml:space="preserve">Complete with</w:t>
+      </w:r>
+      <w:r>
+        <w:t xml:space="preserve"> </w:t>
+      </w:r>
+      <w:r>
+        <w:rPr>
+          <w:i/>
           <w:iCs/>
+        </w:rPr>
+        <w:t xml:space="preserve">like</w:t>
+      </w:r>
+      <w:r>
+        <w:t xml:space="preserve"> </w:t>
+      </w:r>
+      <w:r>
+        <w:t xml:space="preserve">or</w:t>
+      </w:r>
+      <w:r>
+        <w:t xml:space="preserve"> </w:t>
+      </w:r>
+      <w:r>
+        <w:rPr>
           <w:i/>
-        </w:rPr>
-        <w:t xml:space="preserve">he</w:t>
-      </w:r>
-      <w:r>
-        <w:t xml:space="preserve"> </w:t>
-      </w:r>
-      <w:r>
-        <w:t xml:space="preserve">y</w:t>
-      </w:r>
-      <w:r>
-        <w:t xml:space="preserve"> </w:t>
-      </w:r>
-      <w:r>
-        <w:rPr>
           <w:iCs/>
+        </w:rPr>
+        <w:t xml:space="preserve">likes</w:t>
+      </w:r>
+      <w:r>
+        <w:t xml:space="preserve">: a) I ______ pasta. b) My sister ______ milk. c) They ______ fruit.</w:t>
+      </w:r>
+    </w:p>
+    <w:p>
+      <w:pPr>
+        <w:pStyle w:val="Compact"/>
+        <w:numPr>
+          <w:ilvl w:val="0"/>
+          <w:numId w:val="1006"/>
+        </w:numPr>
+      </w:pPr>
+      <w:r>
+        <w:t xml:space="preserve">Write the negative form: a) I like onions. → b) He likes soft drinks. →</w:t>
+      </w:r>
+    </w:p>
+    <w:p>
+      <w:pPr>
+        <w:pStyle w:val="Compact"/>
+        <w:numPr>
+          <w:ilvl w:val="0"/>
+          <w:numId w:val="1006"/>
+        </w:numPr>
+      </w:pPr>
+      <w:r>
+        <w:t xml:space="preserve">Answer about yourself in full sentences: a) Do you like fish? b) What’s your favourite vegetable? c) What food do you hate?</w:t>
+      </w:r>
+    </w:p>
+    <w:p>
+      <w:pPr>
+        <w:pStyle w:val="Compact"/>
+        <w:numPr>
+          <w:ilvl w:val="0"/>
+          <w:numId w:val="1006"/>
+        </w:numPr>
+      </w:pPr>
+      <w:r>
+        <w:t xml:space="preserve">Translate into English: a) Me encanta el pan. b) A mi mamá no le gusta el café. c) ¿Te gustan las arvejas?</w:t>
+      </w:r>
+    </w:p>
+    <w:p>
+      <w:pPr>
+        <w:pStyle w:val="Compact"/>
+        <w:numPr>
+          <w:ilvl w:val="0"/>
+          <w:numId w:val="1006"/>
+        </w:numPr>
+      </w:pPr>
+      <w:r>
+        <w:t xml:space="preserve">Write three sentences about your family: one with</w:t>
+      </w:r>
+      <w:r>
+        <w:t xml:space="preserve"> </w:t>
+      </w:r>
+      <w:r>
+        <w:rPr>
           <w:i/>
-        </w:rPr>
-        <w:t xml:space="preserve">she</w:t>
-      </w:r>
-      <w:r>
-        <w:t xml:space="preserve"> </w:t>
-      </w:r>
-      <w:r>
-        <w:t xml:space="preserve">se agrega</w:t>
-      </w:r>
-      <w:r>
-        <w:t xml:space="preserve"> </w:t>
-      </w:r>
-      <w:r>
-        <w:rPr>
-          <w:bCs/>
-          <w:b/>
-        </w:rPr>
-        <w:t xml:space="preserve">-s</w:t>
-      </w:r>
-      <w:r>
-        <w:t xml:space="preserve"> </w:t>
-      </w:r>
-      <w:r>
-        <w:t xml:space="preserve">al verbo:</w:t>
-      </w:r>
-    </w:p>
-    <w:p>
-      <w:pPr>
-        <w:numPr>
-          <w:ilvl w:val="0"/>
-          <w:numId w:val="1005"/>
-        </w:numPr>
-        <w:pStyle w:val="Compact"/>
-      </w:pPr>
-      <w:r>
-        <w:t xml:space="preserve">She</w:t>
-      </w:r>
-      <w:r>
-        <w:t xml:space="preserve"> </w:t>
-      </w:r>
-      <w:r>
-        <w:rPr>
-          <w:bCs/>
-          <w:b/>
+          <w:iCs/>
         </w:rPr>
         <w:t xml:space="preserve">likes</w:t>
       </w:r>
       <w:r>
-        <w:t xml:space="preserve"> </w:t>
-      </w:r>
-      <w:r>
-        <w:t xml:space="preserve">bananas. · He</w:t>
-      </w:r>
-      <w:r>
-        <w:t xml:space="preserve"> </w:t>
-      </w:r>
-      <w:r>
-        <w:rPr>
-          <w:bCs/>
-          <w:b/>
+        <w:t xml:space="preserve">, one with</w:t>
+      </w:r>
+      <w:r>
+        <w:t xml:space="preserve"> </w:t>
+      </w:r>
+      <w:r>
+        <w:rPr>
+          <w:i/>
+          <w:iCs/>
         </w:rPr>
         <w:t xml:space="preserve">doesn’t like</w:t>
       </w:r>
       <w:r>
-        <w:t xml:space="preserve"> </w:t>
-      </w:r>
-      <w:r>
-        <w:t xml:space="preserve">cheese.</w:t>
-      </w:r>
-    </w:p>
-    <w:bookmarkEnd w:id="28"/>
-    <w:bookmarkStart w:id="29" w:name="now-you-try-1"/>
-    <w:p>
-      <w:pPr>
-        <w:pStyle w:val="Heading3"/>
-      </w:pPr>
-      <w:r>
-        <w:t xml:space="preserve">✏️ Now you try</w:t>
-      </w:r>
-    </w:p>
-    <w:p>
-      <w:pPr>
-        <w:numPr>
-          <w:ilvl w:val="0"/>
-          <w:numId w:val="1006"/>
-        </w:numPr>
-        <w:pStyle w:val="Compact"/>
-      </w:pPr>
-      <w:r>
-        <w:t xml:space="preserve">Complete with</w:t>
-      </w:r>
-      <w:r>
-        <w:t xml:space="preserve"> </w:t>
-      </w:r>
-      <w:r>
-        <w:rPr>
+        <w:t xml:space="preserve">, one with</w:t>
+      </w:r>
+      <w:r>
+        <w:t xml:space="preserve"> </w:t>
+      </w:r>
+      <w:r>
+        <w:rPr>
+          <w:i/>
           <w:iCs/>
-          <w:i/>
-        </w:rPr>
-        <w:t xml:space="preserve">like</w:t>
-      </w:r>
-      <w:r>
-        <w:t xml:space="preserve"> </w:t>
-      </w:r>
-      <w:r>
-        <w:t xml:space="preserve">or</w:t>
-      </w:r>
-      <w:r>
-        <w:t xml:space="preserve"> </w:t>
-      </w:r>
-      <w:r>
-        <w:rPr>
-          <w:iCs/>
-          <w:i/>
-        </w:rPr>
-        <w:t xml:space="preserve">likes</w:t>
-      </w:r>
-      <w:r>
-        <w:t xml:space="preserve">: a) I ______ pasta. b) My sister ______ milk. c) They ______ fruit.</w:t>
-      </w:r>
-    </w:p>
-    <w:p>
-      <w:pPr>
-        <w:numPr>
-          <w:ilvl w:val="0"/>
-          <w:numId w:val="1006"/>
-        </w:numPr>
-        <w:pStyle w:val="Compact"/>
-      </w:pPr>
-      <w:r>
-        <w:t xml:space="preserve">Write the negative form: a) I like onions. → b) He likes soft drinks. →</w:t>
-      </w:r>
-    </w:p>
-    <w:p>
-      <w:pPr>
-        <w:numPr>
-          <w:ilvl w:val="0"/>
-          <w:numId w:val="1006"/>
-        </w:numPr>
-        <w:pStyle w:val="Compact"/>
-      </w:pPr>
-      <w:r>
-        <w:t xml:space="preserve">Answer about yourself in full sentences: a) Do you like fish? b) What’s your favourite vegetable? c) What food do you hate?</w:t>
-      </w:r>
-    </w:p>
-    <w:p>
-      <w:pPr>
-        <w:numPr>
-          <w:ilvl w:val="0"/>
-          <w:numId w:val="1006"/>
-        </w:numPr>
-        <w:pStyle w:val="Compact"/>
-      </w:pPr>
-      <w:r>
-        <w:t xml:space="preserve">Translate into English: a) Me encanta el pan. b) A mi mamá no le gusta el café. c) ¿Te gustan las arvejas?</w:t>
-      </w:r>
-    </w:p>
-    <w:p>
-      <w:pPr>
-        <w:numPr>
-          <w:ilvl w:val="0"/>
-          <w:numId w:val="1006"/>
-        </w:numPr>
-        <w:pStyle w:val="Compact"/>
-      </w:pPr>
-      <w:r>
-        <w:t xml:space="preserve">Write three sentences about your family: one with</w:t>
-      </w:r>
-      <w:r>
-        <w:t xml:space="preserve"> </w:t>
-      </w:r>
-      <w:r>
-        <w:rPr>
-          <w:iCs/>
-          <w:i/>
-        </w:rPr>
-        <w:t xml:space="preserve">likes</w:t>
-      </w:r>
-      <w:r>
-        <w:t xml:space="preserve">, one with</w:t>
-      </w:r>
-      <w:r>
-        <w:t xml:space="preserve"> </w:t>
-      </w:r>
-      <w:r>
-        <w:rPr>
-          <w:iCs/>
-          <w:i/>
-        </w:rPr>
-        <w:t xml:space="preserve">doesn’t like</w:t>
-      </w:r>
-      <w:r>
-        <w:t xml:space="preserve">, one with</w:t>
-      </w:r>
-      <w:r>
-        <w:t xml:space="preserve"> </w:t>
-      </w:r>
-      <w:r>
-        <w:rPr>
-          <w:iCs/>
-          <w:i/>
         </w:rPr>
         <w:t xml:space="preserve">loves</w:t>
       </w:r>
@@ -1966,9 +1862,9 @@
         </w:pict>
       </w:r>
     </w:p>
-    <w:bookmarkEnd w:id="29"/>
-    <w:bookmarkEnd w:id="30"/>
-    <w:bookmarkStart w:id="36" w:name="Xf4f3b9a0271df634531894108ef764b6e468ad5"/>
+    <w:bookmarkEnd w:id="18"/>
+    <w:bookmarkEnd w:id="19"/>
+    <w:bookmarkStart w:id="25" w:name="Xf4f3b9a0271df634531894108ef764b6e468ad5"/>
     <w:p>
       <w:pPr>
         <w:pStyle w:val="Heading2"/>
@@ -1977,7 +1873,7 @@
         <w:t xml:space="preserve">Section 3 · There is / There are · Countable and uncountable</w:t>
       </w:r>
     </w:p>
-    <w:bookmarkStart w:id="31" w:name="countable-and-uncountable-nouns"/>
+    <w:bookmarkStart w:id="20" w:name="countable-and-uncountable-nouns"/>
     <w:p>
       <w:pPr>
         <w:pStyle w:val="Heading3"/>
@@ -1992,76 +1888,76 @@
       </w:pPr>
       <w:r>
         <w:rPr>
+          <w:b/>
           <w:bCs/>
+        </w:rPr>
+        <w:t xml:space="preserve">Countable</w:t>
+      </w:r>
+      <w:r>
+        <w:t xml:space="preserve"> </w:t>
+      </w:r>
+      <w:r>
+        <w:t xml:space="preserve">(se pueden contar, tienen plural):</w:t>
+      </w:r>
+      <w:r>
+        <w:t xml:space="preserve"> </w:t>
+      </w:r>
+      <w:r>
+        <w:rPr>
+          <w:i/>
+          <w:iCs/>
+        </w:rPr>
+        <w:t xml:space="preserve">an apple, two eggs, three carrots.</w:t>
+      </w:r>
+    </w:p>
+    <w:p>
+      <w:pPr>
+        <w:pStyle w:val="BodyText"/>
+      </w:pPr>
+      <w:r>
+        <w:rPr>
           <w:b/>
-        </w:rPr>
-        <w:t xml:space="preserve">Countable</w:t>
-      </w:r>
-      <w:r>
-        <w:t xml:space="preserve"> </w:t>
-      </w:r>
-      <w:r>
-        <w:t xml:space="preserve">(se pueden contar, tienen plural):</w:t>
-      </w:r>
-      <w:r>
-        <w:t xml:space="preserve"> </w:t>
-      </w:r>
-      <w:r>
-        <w:rPr>
+          <w:bCs/>
+        </w:rPr>
+        <w:t xml:space="preserve">Uncountable</w:t>
+      </w:r>
+      <w:r>
+        <w:t xml:space="preserve"> </w:t>
+      </w:r>
+      <w:r>
+        <w:t xml:space="preserve">(no se cuentan uno por uno, no tienen plural):</w:t>
+      </w:r>
+      <w:r>
+        <w:t xml:space="preserve"> </w:t>
+      </w:r>
+      <w:r>
+        <w:rPr>
+          <w:i/>
           <w:iCs/>
+        </w:rPr>
+        <w:t xml:space="preserve">milk, water, rice, bread, cheese, butter, meat.</w:t>
+      </w:r>
+    </w:p>
+    <w:p>
+      <w:pPr>
+        <w:pStyle w:val="BodyText"/>
+      </w:pPr>
+      <w:r>
+        <w:t xml:space="preserve">Para contar los incontables se usa un envase o medida:</w:t>
+      </w:r>
+      <w:r>
+        <w:t xml:space="preserve"> </w:t>
+      </w:r>
+      <w:r>
+        <w:rPr>
           <w:i/>
-        </w:rPr>
-        <w:t xml:space="preserve">an apple, two eggs, three carrots.</w:t>
-      </w:r>
-    </w:p>
-    <w:p>
-      <w:pPr>
-        <w:pStyle w:val="BodyText"/>
-      </w:pPr>
-      <w:r>
-        <w:rPr>
-          <w:bCs/>
-          <w:b/>
-        </w:rPr>
-        <w:t xml:space="preserve">Uncountable</w:t>
-      </w:r>
-      <w:r>
-        <w:t xml:space="preserve"> </w:t>
-      </w:r>
-      <w:r>
-        <w:t xml:space="preserve">(no se cuentan uno por uno, no tienen plural):</w:t>
-      </w:r>
-      <w:r>
-        <w:t xml:space="preserve"> </w:t>
-      </w:r>
-      <w:r>
-        <w:rPr>
           <w:iCs/>
-          <w:i/>
-        </w:rPr>
-        <w:t xml:space="preserve">milk, water, rice, bread, cheese, butter, meat.</w:t>
-      </w:r>
-    </w:p>
-    <w:p>
-      <w:pPr>
-        <w:pStyle w:val="BodyText"/>
-      </w:pPr>
-      <w:r>
-        <w:t xml:space="preserve">Para contar los incontables se usa un envase o medida:</w:t>
-      </w:r>
-      <w:r>
-        <w:t xml:space="preserve"> </w:t>
-      </w:r>
-      <w:r>
-        <w:rPr>
-          <w:iCs/>
-          <w:i/>
         </w:rPr>
         <w:t xml:space="preserve">a glass of milk, a slice of bread, a piece of cheese, a bottle of water, a cup of tea.</w:t>
       </w:r>
     </w:p>
-    <w:bookmarkEnd w:id="31"/>
-    <w:bookmarkStart w:id="32" w:name="there-is-there-are"/>
+    <w:bookmarkEnd w:id="20"/>
+    <w:bookmarkStart w:id="21" w:name="there-is-there-are"/>
     <w:p>
       <w:pPr>
         <w:pStyle w:val="Heading3"/>
@@ -2074,8 +1970,8 @@
       <w:tblPr>
         <w:tblStyle w:val="Table"/>
         <w:tblW w:type="pct" w:w="5000"/>
+        <w:tblLayout w:type="fixed"/>
         <w:tblLook w:firstRow="1" w:lastRow="0" w:firstColumn="0" w:lastColumn="0" w:noHBand="0" w:noVBand="0" w:val="0020"/>
-        <w:jc w:val="start"/>
       </w:tblPr>
       <w:tblGrid>
         <w:gridCol w:w="2640"/>
@@ -2084,14 +1980,13 @@
       </w:tblGrid>
       <w:tr>
         <w:trPr>
-          <w:tblHeader w:val="true"/>
+          <w:tblHeader w:val="on"/>
         </w:trPr>
         <w:tc>
           <w:tcPr/>
           <w:p>
             <w:pPr>
               <w:pStyle w:val="Compact"/>
-              <w:jc w:val="left"/>
             </w:pPr>
             <w:r>
               <w:t xml:space="preserve">Form</w:t>
@@ -2103,7 +1998,6 @@
           <w:p>
             <w:pPr>
               <w:pStyle w:val="Compact"/>
-              <w:jc w:val="left"/>
             </w:pPr>
             <w:r>
               <w:t xml:space="preserve">Use</w:t>
@@ -2115,7 +2009,6 @@
           <w:p>
             <w:pPr>
               <w:pStyle w:val="Compact"/>
-              <w:jc w:val="left"/>
             </w:pPr>
             <w:r>
               <w:t xml:space="preserve">Example</w:t>
@@ -2129,7 +2022,6 @@
           <w:p>
             <w:pPr>
               <w:pStyle w:val="Compact"/>
-              <w:jc w:val="left"/>
             </w:pPr>
             <w:r>
               <w:t xml:space="preserve">There is</w:t>
@@ -2141,7 +2033,6 @@
           <w:p>
             <w:pPr>
               <w:pStyle w:val="Compact"/>
-              <w:jc w:val="left"/>
             </w:pPr>
             <w:r>
               <w:t xml:space="preserve">Singular y todos los incontables</w:t>
@@ -2153,7 +2044,6 @@
           <w:p>
             <w:pPr>
               <w:pStyle w:val="Compact"/>
-              <w:jc w:val="left"/>
             </w:pPr>
             <w:r>
               <w:t xml:space="preserve">There is an orange. · There is some milk.</w:t>
@@ -2167,7 +2057,6 @@
           <w:p>
             <w:pPr>
               <w:pStyle w:val="Compact"/>
-              <w:jc w:val="left"/>
             </w:pPr>
             <w:r>
               <w:t xml:space="preserve">There are</w:t>
@@ -2179,7 +2068,6 @@
           <w:p>
             <w:pPr>
               <w:pStyle w:val="Compact"/>
-              <w:jc w:val="left"/>
             </w:pPr>
             <w:r>
               <w:t xml:space="preserve">Plural contable</w:t>
@@ -2191,7 +2079,6 @@
           <w:p>
             <w:pPr>
               <w:pStyle w:val="Compact"/>
-              <w:jc w:val="left"/>
             </w:pPr>
             <w:r>
               <w:t xml:space="preserve">There are five bananas.</w:t>
@@ -2205,7 +2092,6 @@
           <w:p>
             <w:pPr>
               <w:pStyle w:val="Compact"/>
-              <w:jc w:val="left"/>
             </w:pPr>
             <w:r>
               <w:t xml:space="preserve">There isn’t / There aren’t</w:t>
@@ -2217,7 +2103,6 @@
           <w:p>
             <w:pPr>
               <w:pStyle w:val="Compact"/>
-              <w:jc w:val="left"/>
             </w:pPr>
             <w:r>
               <w:t xml:space="preserve">Negativo</w:t>
@@ -2229,7 +2114,6 @@
           <w:p>
             <w:pPr>
               <w:pStyle w:val="Compact"/>
-              <w:jc w:val="left"/>
             </w:pPr>
             <w:r>
               <w:t xml:space="preserve">There isn’t any bread. · There aren’t any eggs.</w:t>
@@ -2243,7 +2127,6 @@
           <w:p>
             <w:pPr>
               <w:pStyle w:val="Compact"/>
-              <w:jc w:val="left"/>
             </w:pPr>
             <w:r>
               <w:t xml:space="preserve">Is there…? / Are there…?</w:t>
@@ -2255,7 +2138,6 @@
           <w:p>
             <w:pPr>
               <w:pStyle w:val="Compact"/>
-              <w:jc w:val="left"/>
             </w:pPr>
             <w:r>
               <w:t xml:space="preserve">Pregunta</w:t>
@@ -2267,7 +2149,6 @@
           <w:p>
             <w:pPr>
               <w:pStyle w:val="Compact"/>
-              <w:jc w:val="left"/>
             </w:pPr>
             <w:r>
               <w:t xml:space="preserve">Is there any juice? · Are there any tomatoes?</w:t>
@@ -2276,8 +2157,8 @@
         </w:tc>
       </w:tr>
     </w:tbl>
-    <w:bookmarkEnd w:id="32"/>
-    <w:bookmarkStart w:id="33" w:name="some-and-any"/>
+    <w:bookmarkEnd w:id="21"/>
+    <w:bookmarkStart w:id="22" w:name="some-and-any"/>
     <w:p>
       <w:pPr>
         <w:pStyle w:val="Heading3"/>
@@ -2288,16 +2169,236 @@
     </w:p>
     <w:p>
       <w:pPr>
+        <w:pStyle w:val="Compact"/>
         <w:numPr>
           <w:ilvl w:val="0"/>
           <w:numId w:val="1007"/>
         </w:numPr>
-        <w:pStyle w:val="Compact"/>
-      </w:pPr>
-      <w:r>
-        <w:rPr>
+      </w:pPr>
+      <w:r>
+        <w:rPr>
+          <w:b/>
           <w:bCs/>
+        </w:rPr>
+        <w:t xml:space="preserve">some</w:t>
+      </w:r>
+      <w:r>
+        <w:t xml:space="preserve"> </w:t>
+      </w:r>
+      <w:r>
+        <w:t xml:space="preserve">→ en oraciones afirmativas:</w:t>
+      </w:r>
+      <w:r>
+        <w:t xml:space="preserve"> </w:t>
+      </w:r>
+      <w:r>
+        <w:rPr>
+          <w:i/>
+          <w:iCs/>
+        </w:rPr>
+        <w:t xml:space="preserve">There is some rice.</w:t>
+      </w:r>
+    </w:p>
+    <w:p>
+      <w:pPr>
+        <w:pStyle w:val="Compact"/>
+        <w:numPr>
+          <w:ilvl w:val="0"/>
+          <w:numId w:val="1007"/>
+        </w:numPr>
+      </w:pPr>
+      <w:r>
+        <w:rPr>
           <w:b/>
+          <w:bCs/>
+        </w:rPr>
+        <w:t xml:space="preserve">any</w:t>
+      </w:r>
+      <w:r>
+        <w:t xml:space="preserve"> </w:t>
+      </w:r>
+      <w:r>
+        <w:t xml:space="preserve">→ en negativas y preguntas:</w:t>
+      </w:r>
+      <w:r>
+        <w:t xml:space="preserve"> </w:t>
+      </w:r>
+      <w:r>
+        <w:rPr>
+          <w:i/>
+          <w:iCs/>
+        </w:rPr>
+        <w:t xml:space="preserve">There isn’t any rice. Is there any rice?</w:t>
+      </w:r>
+    </w:p>
+    <w:bookmarkEnd w:id="22"/>
+    <w:bookmarkStart w:id="23" w:name="how-much-how-many"/>
+    <w:p>
+      <w:pPr>
+        <w:pStyle w:val="Heading3"/>
+      </w:pPr>
+      <w:r>
+        <w:t xml:space="preserve">How much / How many</w:t>
+      </w:r>
+    </w:p>
+    <w:p>
+      <w:pPr>
+        <w:pStyle w:val="Compact"/>
+        <w:numPr>
+          <w:ilvl w:val="0"/>
+          <w:numId w:val="1008"/>
+        </w:numPr>
+      </w:pPr>
+      <w:r>
+        <w:rPr>
+          <w:b/>
+          <w:bCs/>
+        </w:rPr>
+        <w:t xml:space="preserve">How many</w:t>
+      </w:r>
+      <w:r>
+        <w:t xml:space="preserve"> </w:t>
+      </w:r>
+      <w:r>
+        <w:t xml:space="preserve">+ contable:</w:t>
+      </w:r>
+      <w:r>
+        <w:t xml:space="preserve"> </w:t>
+      </w:r>
+      <w:r>
+        <w:rPr>
+          <w:i/>
+          <w:iCs/>
+        </w:rPr>
+        <w:t xml:space="preserve">How many apples are there?</w:t>
+      </w:r>
+    </w:p>
+    <w:p>
+      <w:pPr>
+        <w:pStyle w:val="Compact"/>
+        <w:numPr>
+          <w:ilvl w:val="0"/>
+          <w:numId w:val="1008"/>
+        </w:numPr>
+      </w:pPr>
+      <w:r>
+        <w:rPr>
+          <w:b/>
+          <w:bCs/>
+        </w:rPr>
+        <w:t xml:space="preserve">How much</w:t>
+      </w:r>
+      <w:r>
+        <w:t xml:space="preserve"> </w:t>
+      </w:r>
+      <w:r>
+        <w:t xml:space="preserve">+ incontable:</w:t>
+      </w:r>
+      <w:r>
+        <w:t xml:space="preserve"> </w:t>
+      </w:r>
+      <w:r>
+        <w:rPr>
+          <w:i/>
+          <w:iCs/>
+        </w:rPr>
+        <w:t xml:space="preserve">How much milk is there?</w:t>
+      </w:r>
+    </w:p>
+    <w:bookmarkEnd w:id="23"/>
+    <w:bookmarkStart w:id="24" w:name="now-you-try-2"/>
+    <w:p>
+      <w:pPr>
+        <w:pStyle w:val="Heading3"/>
+      </w:pPr>
+      <w:r>
+        <w:t xml:space="preserve">✏️ Now you try</w:t>
+      </w:r>
+    </w:p>
+    <w:p>
+      <w:pPr>
+        <w:pStyle w:val="Compact"/>
+        <w:numPr>
+          <w:ilvl w:val="0"/>
+          <w:numId w:val="1009"/>
+        </w:numPr>
+      </w:pPr>
+      <w:r>
+        <w:t xml:space="preserve">Classify as countable (C) or uncountable (U):</w:t>
+      </w:r>
+      <w:r>
+        <w:t xml:space="preserve"> </w:t>
+      </w:r>
+      <w:r>
+        <w:rPr>
+          <w:i/>
+          <w:iCs/>
+        </w:rPr>
+        <w:t xml:space="preserve">water, banana, rice, egg, cheese, carrot, bread, tomato</w:t>
+      </w:r>
+      <w:r>
+        <w:t xml:space="preserve">.</w:t>
+      </w:r>
+    </w:p>
+    <w:p>
+      <w:pPr>
+        <w:pStyle w:val="Compact"/>
+        <w:numPr>
+          <w:ilvl w:val="0"/>
+          <w:numId w:val="1009"/>
+        </w:numPr>
+      </w:pPr>
+      <w:r>
+        <w:t xml:space="preserve">Complete with</w:t>
+      </w:r>
+      <w:r>
+        <w:t xml:space="preserve"> </w:t>
+      </w:r>
+      <w:r>
+        <w:rPr>
+          <w:i/>
+          <w:iCs/>
+        </w:rPr>
+        <w:t xml:space="preserve">is</w:t>
+      </w:r>
+      <w:r>
+        <w:t xml:space="preserve"> </w:t>
+      </w:r>
+      <w:r>
+        <w:t xml:space="preserve">or</w:t>
+      </w:r>
+      <w:r>
+        <w:t xml:space="preserve"> </w:t>
+      </w:r>
+      <w:r>
+        <w:rPr>
+          <w:i/>
+          <w:iCs/>
+        </w:rPr>
+        <w:t xml:space="preserve">are</w:t>
+      </w:r>
+      <w:r>
+        <w:t xml:space="preserve">: a) There ______ two lemons. b) There ______ some butter. c) There ______ five eggs. d) There ______ any water?</w:t>
+      </w:r>
+    </w:p>
+    <w:p>
+      <w:pPr>
+        <w:pStyle w:val="Compact"/>
+        <w:numPr>
+          <w:ilvl w:val="0"/>
+          <w:numId w:val="1009"/>
+        </w:numPr>
+      </w:pPr>
+      <w:r>
+        <w:t xml:space="preserve">Complete with</w:t>
+      </w:r>
+      <w:r>
+        <w:t xml:space="preserve"> </w:t>
+      </w:r>
+      <w:r>
+        <w:rPr>
+          <w:i/>
+          <w:iCs/>
         </w:rPr>
         <w:t xml:space="preserve">some</w:t>
       </w:r>
@@ -2305,317 +2406,97 @@
         <w:t xml:space="preserve"> </w:t>
       </w:r>
       <w:r>
-        <w:t xml:space="preserve">→ en oraciones afirmativas:</w:t>
-      </w:r>
-      <w:r>
-        <w:t xml:space="preserve"> </w:t>
-      </w:r>
-      <w:r>
-        <w:rPr>
+        <w:t xml:space="preserve">or</w:t>
+      </w:r>
+      <w:r>
+        <w:t xml:space="preserve"> </w:t>
+      </w:r>
+      <w:r>
+        <w:rPr>
+          <w:i/>
           <w:iCs/>
+        </w:rPr>
+        <w:t xml:space="preserve">any</w:t>
+      </w:r>
+      <w:r>
+        <w:t xml:space="preserve">: a) There is ______ cheese in the fridge. b) There aren’t ______ potatoes. c) Is there ______ juice?</w:t>
+      </w:r>
+    </w:p>
+    <w:p>
+      <w:pPr>
+        <w:pStyle w:val="Compact"/>
+        <w:numPr>
+          <w:ilvl w:val="0"/>
+          <w:numId w:val="1009"/>
+        </w:numPr>
+      </w:pPr>
+      <w:r>
+        <w:t xml:space="preserve">Complete with</w:t>
+      </w:r>
+      <w:r>
+        <w:t xml:space="preserve"> </w:t>
+      </w:r>
+      <w:r>
+        <w:rPr>
           <w:i/>
-        </w:rPr>
-        <w:t xml:space="preserve">There is some rice.</w:t>
-      </w:r>
-    </w:p>
-    <w:p>
-      <w:pPr>
-        <w:numPr>
-          <w:ilvl w:val="0"/>
-          <w:numId w:val="1007"/>
-        </w:numPr>
-        <w:pStyle w:val="Compact"/>
-      </w:pPr>
-      <w:r>
-        <w:rPr>
-          <w:bCs/>
-          <w:b/>
-        </w:rPr>
-        <w:t xml:space="preserve">any</w:t>
-      </w:r>
-      <w:r>
-        <w:t xml:space="preserve"> </w:t>
-      </w:r>
-      <w:r>
-        <w:t xml:space="preserve">→ en negativas y preguntas:</w:t>
-      </w:r>
-      <w:r>
-        <w:t xml:space="preserve"> </w:t>
-      </w:r>
-      <w:r>
-        <w:rPr>
           <w:iCs/>
+        </w:rPr>
+        <w:t xml:space="preserve">How much</w:t>
+      </w:r>
+      <w:r>
+        <w:t xml:space="preserve"> </w:t>
+      </w:r>
+      <w:r>
+        <w:t xml:space="preserve">or</w:t>
+      </w:r>
+      <w:r>
+        <w:t xml:space="preserve"> </w:t>
+      </w:r>
+      <w:r>
+        <w:rPr>
           <w:i/>
-        </w:rPr>
-        <w:t xml:space="preserve">There isn’t any rice. Is there any rice?</w:t>
-      </w:r>
-    </w:p>
-    <w:bookmarkEnd w:id="33"/>
-    <w:bookmarkStart w:id="34" w:name="how-much-how-many"/>
-    <w:p>
-      <w:pPr>
-        <w:pStyle w:val="Heading3"/>
-      </w:pPr>
-      <w:r>
-        <w:t xml:space="preserve">How much / How many</w:t>
-      </w:r>
-    </w:p>
-    <w:p>
-      <w:pPr>
-        <w:numPr>
-          <w:ilvl w:val="0"/>
-          <w:numId w:val="1008"/>
-        </w:numPr>
-        <w:pStyle w:val="Compact"/>
-      </w:pPr>
-      <w:r>
-        <w:rPr>
-          <w:bCs/>
-          <w:b/>
+          <w:iCs/>
         </w:rPr>
         <w:t xml:space="preserve">How many</w:t>
       </w:r>
       <w:r>
-        <w:t xml:space="preserve"> </w:t>
-      </w:r>
-      <w:r>
-        <w:t xml:space="preserve">+ contable:</w:t>
-      </w:r>
-      <w:r>
-        <w:t xml:space="preserve"> </w:t>
-      </w:r>
-      <w:r>
-        <w:rPr>
+        <w:t xml:space="preserve">: a) ______ oranges are there? b) ______ milk is there?</w:t>
+      </w:r>
+    </w:p>
+    <w:p>
+      <w:pPr>
+        <w:pStyle w:val="Compact"/>
+        <w:numPr>
+          <w:ilvl w:val="0"/>
+          <w:numId w:val="1009"/>
+        </w:numPr>
+      </w:pPr>
+      <w:r>
+        <w:t xml:space="preserve">Look at your own kitchen and write four true sentences using</w:t>
+      </w:r>
+      <w:r>
+        <w:t xml:space="preserve"> </w:t>
+      </w:r>
+      <w:r>
+        <w:rPr>
+          <w:i/>
           <w:iCs/>
+        </w:rPr>
+        <w:t xml:space="preserve">there is</w:t>
+      </w:r>
+      <w:r>
+        <w:t xml:space="preserve"> </w:t>
+      </w:r>
+      <w:r>
+        <w:t xml:space="preserve">and</w:t>
+      </w:r>
+      <w:r>
+        <w:t xml:space="preserve"> </w:t>
+      </w:r>
+      <w:r>
+        <w:rPr>
           <w:i/>
-        </w:rPr>
-        <w:t xml:space="preserve">How many apples are there?</w:t>
-      </w:r>
-    </w:p>
-    <w:p>
-      <w:pPr>
-        <w:numPr>
-          <w:ilvl w:val="0"/>
-          <w:numId w:val="1008"/>
-        </w:numPr>
-        <w:pStyle w:val="Compact"/>
-      </w:pPr>
-      <w:r>
-        <w:rPr>
-          <w:bCs/>
-          <w:b/>
-        </w:rPr>
-        <w:t xml:space="preserve">How much</w:t>
-      </w:r>
-      <w:r>
-        <w:t xml:space="preserve"> </w:t>
-      </w:r>
-      <w:r>
-        <w:t xml:space="preserve">+ incontable:</w:t>
-      </w:r>
-      <w:r>
-        <w:t xml:space="preserve"> </w:t>
-      </w:r>
-      <w:r>
-        <w:rPr>
           <w:iCs/>
-          <w:i/>
-        </w:rPr>
-        <w:t xml:space="preserve">How much milk is there?</w:t>
-      </w:r>
-    </w:p>
-    <w:bookmarkEnd w:id="34"/>
-    <w:bookmarkStart w:id="35" w:name="now-you-try-2"/>
-    <w:p>
-      <w:pPr>
-        <w:pStyle w:val="Heading3"/>
-      </w:pPr>
-      <w:r>
-        <w:t xml:space="preserve">✏️ Now you try</w:t>
-      </w:r>
-    </w:p>
-    <w:p>
-      <w:pPr>
-        <w:numPr>
-          <w:ilvl w:val="0"/>
-          <w:numId w:val="1009"/>
-        </w:numPr>
-        <w:pStyle w:val="Compact"/>
-      </w:pPr>
-      <w:r>
-        <w:t xml:space="preserve">Classify as countable (C) or uncountable (U):</w:t>
-      </w:r>
-      <w:r>
-        <w:t xml:space="preserve"> </w:t>
-      </w:r>
-      <w:r>
-        <w:rPr>
-          <w:iCs/>
-          <w:i/>
-        </w:rPr>
-        <w:t xml:space="preserve">water, banana, rice, egg, cheese, carrot, bread, tomato</w:t>
-      </w:r>
-      <w:r>
-        <w:t xml:space="preserve">.</w:t>
-      </w:r>
-    </w:p>
-    <w:p>
-      <w:pPr>
-        <w:numPr>
-          <w:ilvl w:val="0"/>
-          <w:numId w:val="1009"/>
-        </w:numPr>
-        <w:pStyle w:val="Compact"/>
-      </w:pPr>
-      <w:r>
-        <w:t xml:space="preserve">Complete with</w:t>
-      </w:r>
-      <w:r>
-        <w:t xml:space="preserve"> </w:t>
-      </w:r>
-      <w:r>
-        <w:rPr>
-          <w:iCs/>
-          <w:i/>
-        </w:rPr>
-        <w:t xml:space="preserve">is</w:t>
-      </w:r>
-      <w:r>
-        <w:t xml:space="preserve"> </w:t>
-      </w:r>
-      <w:r>
-        <w:t xml:space="preserve">or</w:t>
-      </w:r>
-      <w:r>
-        <w:t xml:space="preserve"> </w:t>
-      </w:r>
-      <w:r>
-        <w:rPr>
-          <w:iCs/>
-          <w:i/>
-        </w:rPr>
-        <w:t xml:space="preserve">are</w:t>
-      </w:r>
-      <w:r>
-        <w:t xml:space="preserve">: a) There ______ two lemons. b) There ______ some butter. c) There ______ five eggs. d) There ______ any water?</w:t>
-      </w:r>
-    </w:p>
-    <w:p>
-      <w:pPr>
-        <w:numPr>
-          <w:ilvl w:val="0"/>
-          <w:numId w:val="1009"/>
-        </w:numPr>
-        <w:pStyle w:val="Compact"/>
-      </w:pPr>
-      <w:r>
-        <w:t xml:space="preserve">Complete with</w:t>
-      </w:r>
-      <w:r>
-        <w:t xml:space="preserve"> </w:t>
-      </w:r>
-      <w:r>
-        <w:rPr>
-          <w:iCs/>
-          <w:i/>
-        </w:rPr>
-        <w:t xml:space="preserve">some</w:t>
-      </w:r>
-      <w:r>
-        <w:t xml:space="preserve"> </w:t>
-      </w:r>
-      <w:r>
-        <w:t xml:space="preserve">or</w:t>
-      </w:r>
-      <w:r>
-        <w:t xml:space="preserve"> </w:t>
-      </w:r>
-      <w:r>
-        <w:rPr>
-          <w:iCs/>
-          <w:i/>
-        </w:rPr>
-        <w:t xml:space="preserve">any</w:t>
-      </w:r>
-      <w:r>
-        <w:t xml:space="preserve">: a) There is ______ cheese in the fridge. b) There aren’t ______ potatoes. c) Is there ______ juice?</w:t>
-      </w:r>
-    </w:p>
-    <w:p>
-      <w:pPr>
-        <w:numPr>
-          <w:ilvl w:val="0"/>
-          <w:numId w:val="1009"/>
-        </w:numPr>
-        <w:pStyle w:val="Compact"/>
-      </w:pPr>
-      <w:r>
-        <w:t xml:space="preserve">Complete with</w:t>
-      </w:r>
-      <w:r>
-        <w:t xml:space="preserve"> </w:t>
-      </w:r>
-      <w:r>
-        <w:rPr>
-          <w:iCs/>
-          <w:i/>
-        </w:rPr>
-        <w:t xml:space="preserve">How much</w:t>
-      </w:r>
-      <w:r>
-        <w:t xml:space="preserve"> </w:t>
-      </w:r>
-      <w:r>
-        <w:t xml:space="preserve">or</w:t>
-      </w:r>
-      <w:r>
-        <w:t xml:space="preserve"> </w:t>
-      </w:r>
-      <w:r>
-        <w:rPr>
-          <w:iCs/>
-          <w:i/>
-        </w:rPr>
-        <w:t xml:space="preserve">How many</w:t>
-      </w:r>
-      <w:r>
-        <w:t xml:space="preserve">: a) ______ oranges are there? b) ______ milk is there?</w:t>
-      </w:r>
-    </w:p>
-    <w:p>
-      <w:pPr>
-        <w:numPr>
-          <w:ilvl w:val="0"/>
-          <w:numId w:val="1009"/>
-        </w:numPr>
-        <w:pStyle w:val="Compact"/>
-      </w:pPr>
-      <w:r>
-        <w:t xml:space="preserve">Look at your own kitchen and write four true sentences using</w:t>
-      </w:r>
-      <w:r>
-        <w:t xml:space="preserve"> </w:t>
-      </w:r>
-      <w:r>
-        <w:rPr>
-          <w:iCs/>
-          <w:i/>
-        </w:rPr>
-        <w:t xml:space="preserve">there is</w:t>
-      </w:r>
-      <w:r>
-        <w:t xml:space="preserve"> </w:t>
-      </w:r>
-      <w:r>
-        <w:t xml:space="preserve">and</w:t>
-      </w:r>
-      <w:r>
-        <w:t xml:space="preserve"> </w:t>
-      </w:r>
-      <w:r>
-        <w:rPr>
-          <w:iCs/>
-          <w:i/>
         </w:rPr>
         <w:t xml:space="preserve">there are</w:t>
       </w:r>
@@ -2630,9 +2511,9 @@
         </w:pict>
       </w:r>
     </w:p>
-    <w:bookmarkEnd w:id="35"/>
-    <w:bookmarkEnd w:id="36"/>
-    <w:bookmarkStart w:id="41" w:name="section-4-healthy-habits"/>
+    <w:bookmarkEnd w:id="24"/>
+    <w:bookmarkEnd w:id="25"/>
+    <w:bookmarkStart w:id="30" w:name="section-4-healthy-habits"/>
     <w:p>
       <w:pPr>
         <w:pStyle w:val="Heading2"/>
@@ -2641,7 +2522,7 @@
         <w:t xml:space="preserve">Section 4 · Healthy habits</w:t>
       </w:r>
     </w:p>
-    <w:bookmarkStart w:id="37" w:name="frequency-adverbs"/>
+    <w:bookmarkStart w:id="26" w:name="frequency-adverbs"/>
     <w:p>
       <w:pPr>
         <w:pStyle w:val="Heading3"/>
@@ -2655,7 +2536,6 @@
         <w:tblStyle w:val="Table"/>
         <w:tblW w:type="auto" w:w="0"/>
         <w:tblLook w:firstRow="1" w:lastRow="0" w:firstColumn="0" w:lastColumn="0" w:noHBand="0" w:noVBand="0" w:val="0020"/>
-        <w:jc w:val="start"/>
       </w:tblPr>
       <w:tblGrid>
         <w:gridCol w:w="2640"/>
@@ -2664,14 +2544,13 @@
       </w:tblGrid>
       <w:tr>
         <w:trPr>
-          <w:tblHeader w:val="true"/>
+          <w:tblHeader w:val="on"/>
         </w:trPr>
         <w:tc>
           <w:tcPr/>
           <w:p>
             <w:pPr>
               <w:pStyle w:val="Compact"/>
-              <w:jc w:val="left"/>
             </w:pPr>
             <w:r>
               <w:t xml:space="preserve">English</w:t>
@@ -2683,7 +2562,6 @@
           <w:p>
             <w:pPr>
               <w:pStyle w:val="Compact"/>
-              <w:jc w:val="left"/>
             </w:pPr>
             <w:r>
               <w:t xml:space="preserve">Español</w:t>
@@ -2695,7 +2573,6 @@
           <w:p>
             <w:pPr>
               <w:pStyle w:val="Compact"/>
-              <w:jc w:val="left"/>
             </w:pPr>
             <w:r>
               <w:t xml:space="preserve">Frecuencia</w:t>
@@ -2709,7 +2586,6 @@
           <w:p>
             <w:pPr>
               <w:pStyle w:val="Compact"/>
-              <w:jc w:val="left"/>
             </w:pPr>
             <w:r>
               <w:t xml:space="preserve">always</w:t>
@@ -2721,7 +2597,6 @@
           <w:p>
             <w:pPr>
               <w:pStyle w:val="Compact"/>
-              <w:jc w:val="left"/>
             </w:pPr>
             <w:r>
               <w:t xml:space="preserve">siempre</w:t>
@@ -2733,7 +2608,6 @@
           <w:p>
             <w:pPr>
               <w:pStyle w:val="Compact"/>
-              <w:jc w:val="left"/>
             </w:pPr>
             <w:r>
               <w:t xml:space="preserve">100%</w:t>
@@ -2747,7 +2621,6 @@
           <w:p>
             <w:pPr>
               <w:pStyle w:val="Compact"/>
-              <w:jc w:val="left"/>
             </w:pPr>
             <w:r>
               <w:t xml:space="preserve">usually</w:t>
@@ -2759,7 +2632,6 @@
           <w:p>
             <w:pPr>
               <w:pStyle w:val="Compact"/>
-              <w:jc w:val="left"/>
             </w:pPr>
             <w:r>
               <w:t xml:space="preserve">normalmente</w:t>
@@ -2771,7 +2643,6 @@
           <w:p>
             <w:pPr>
               <w:pStyle w:val="Compact"/>
-              <w:jc w:val="left"/>
             </w:pPr>
             <w:r>
               <w:t xml:space="preserve">80%</w:t>
@@ -2785,7 +2656,6 @@
           <w:p>
             <w:pPr>
               <w:pStyle w:val="Compact"/>
-              <w:jc w:val="left"/>
             </w:pPr>
             <w:r>
               <w:t xml:space="preserve">often</w:t>
@@ -2797,7 +2667,6 @@
           <w:p>
             <w:pPr>
               <w:pStyle w:val="Compact"/>
-              <w:jc w:val="left"/>
             </w:pPr>
             <w:r>
               <w:t xml:space="preserve">a menudo</w:t>
@@ -2809,7 +2678,6 @@
           <w:p>
             <w:pPr>
               <w:pStyle w:val="Compact"/>
-              <w:jc w:val="left"/>
             </w:pPr>
             <w:r>
               <w:t xml:space="preserve">60%</w:t>
@@ -2823,7 +2691,6 @@
           <w:p>
             <w:pPr>
               <w:pStyle w:val="Compact"/>
-              <w:jc w:val="left"/>
             </w:pPr>
             <w:r>
               <w:t xml:space="preserve">sometimes</w:t>
@@ -2835,7 +2702,6 @@
           <w:p>
             <w:pPr>
               <w:pStyle w:val="Compact"/>
-              <w:jc w:val="left"/>
             </w:pPr>
             <w:r>
               <w:t xml:space="preserve">a veces</w:t>
@@ -2847,7 +2713,6 @@
           <w:p>
             <w:pPr>
               <w:pStyle w:val="Compact"/>
-              <w:jc w:val="left"/>
             </w:pPr>
             <w:r>
               <w:t xml:space="preserve">40%</w:t>
@@ -2861,7 +2726,6 @@
           <w:p>
             <w:pPr>
               <w:pStyle w:val="Compact"/>
-              <w:jc w:val="left"/>
             </w:pPr>
             <w:r>
               <w:t xml:space="preserve">hardly ever</w:t>
@@ -2873,7 +2737,6 @@
           <w:p>
             <w:pPr>
               <w:pStyle w:val="Compact"/>
-              <w:jc w:val="left"/>
             </w:pPr>
             <w:r>
               <w:t xml:space="preserve">casi nunca</w:t>
@@ -2885,7 +2748,6 @@
           <w:p>
             <w:pPr>
               <w:pStyle w:val="Compact"/>
-              <w:jc w:val="left"/>
             </w:pPr>
             <w:r>
               <w:t xml:space="preserve">10%</w:t>
@@ -2899,7 +2761,6 @@
           <w:p>
             <w:pPr>
               <w:pStyle w:val="Compact"/>
-              <w:jc w:val="left"/>
             </w:pPr>
             <w:r>
               <w:t xml:space="preserve">never</w:t>
@@ -2911,7 +2772,6 @@
           <w:p>
             <w:pPr>
               <w:pStyle w:val="Compact"/>
-              <w:jc w:val="left"/>
             </w:pPr>
             <w:r>
               <w:t xml:space="preserve">nunca</w:t>
@@ -2923,7 +2783,6 @@
           <w:p>
             <w:pPr>
               <w:pStyle w:val="Compact"/>
-              <w:jc w:val="left"/>
             </w:pPr>
             <w:r>
               <w:t xml:space="preserve">0%</w:t>
@@ -2944,407 +2803,407 @@
       </w:r>
       <w:r>
         <w:rPr>
+          <w:b/>
           <w:bCs/>
+        </w:rPr>
+        <w:t xml:space="preserve">antes del verbo principal</w:t>
+      </w:r>
+      <w:r>
+        <w:t xml:space="preserve">:</w:t>
+      </w:r>
+      <w:r>
+        <w:t xml:space="preserve"> </w:t>
+      </w:r>
+      <w:r>
+        <w:rPr>
+          <w:i/>
+          <w:iCs/>
+        </w:rPr>
+        <w:t xml:space="preserve">I</w:t>
+      </w:r>
+      <w:r>
+        <w:rPr>
+          <w:i/>
+          <w:iCs/>
+        </w:rPr>
+        <w:t xml:space="preserve"> </w:t>
+      </w:r>
+      <w:r>
+        <w:rPr>
           <w:b/>
-        </w:rPr>
-        <w:t xml:space="preserve">antes del verbo principal</w:t>
-      </w:r>
-      <w:r>
-        <w:t xml:space="preserve">:</w:t>
-      </w:r>
-      <w:r>
-        <w:t xml:space="preserve"> </w:t>
-      </w:r>
-      <w:r>
-        <w:rPr>
+          <w:bCs/>
+          <w:i/>
           <w:iCs/>
+        </w:rPr>
+        <w:t xml:space="preserve">always</w:t>
+      </w:r>
+      <w:r>
+        <w:rPr>
           <w:i/>
-        </w:rPr>
-        <w:t xml:space="preserve">I</w:t>
-      </w:r>
-      <w:r>
-        <w:rPr>
           <w:iCs/>
+        </w:rPr>
+        <w:t xml:space="preserve"> </w:t>
+      </w:r>
+      <w:r>
+        <w:rPr>
           <w:i/>
-        </w:rPr>
-        <w:t xml:space="preserve"> </w:t>
-      </w:r>
-      <w:r>
-        <w:rPr>
+          <w:iCs/>
+        </w:rPr>
+        <w:t xml:space="preserve">eat breakfast.</w:t>
+      </w:r>
+      <w:r>
+        <w:t xml:space="preserve"> </w:t>
+      </w:r>
+      <w:r>
+        <w:t xml:space="preserve">·</w:t>
+      </w:r>
+      <w:r>
+        <w:t xml:space="preserve"> </w:t>
+      </w:r>
+      <w:r>
+        <w:rPr>
+          <w:i/>
+          <w:iCs/>
+        </w:rPr>
+        <w:t xml:space="preserve">She</w:t>
+      </w:r>
+      <w:r>
+        <w:rPr>
+          <w:i/>
+          <w:iCs/>
+        </w:rPr>
+        <w:t xml:space="preserve"> </w:t>
+      </w:r>
+      <w:r>
+        <w:rPr>
+          <w:b/>
           <w:bCs/>
+          <w:i/>
+          <w:iCs/>
+        </w:rPr>
+        <w:t xml:space="preserve">never</w:t>
+      </w:r>
+      <w:r>
+        <w:rPr>
+          <w:i/>
+          <w:iCs/>
+        </w:rPr>
+        <w:t xml:space="preserve"> </w:t>
+      </w:r>
+      <w:r>
+        <w:rPr>
+          <w:i/>
+          <w:iCs/>
+        </w:rPr>
+        <w:t xml:space="preserve">drinks soft drinks.</w:t>
+      </w:r>
+    </w:p>
+    <w:bookmarkEnd w:id="26"/>
+    <w:bookmarkStart w:id="27" w:name="should-and-shouldnt"/>
+    <w:p>
+      <w:pPr>
+        <w:pStyle w:val="Heading3"/>
+      </w:pPr>
+      <w:r>
+        <w:t xml:space="preserve">Should and shouldn’t</w:t>
+      </w:r>
+    </w:p>
+    <w:p>
+      <w:pPr>
+        <w:pStyle w:val="FirstParagraph"/>
+      </w:pPr>
+      <w:r>
+        <w:t xml:space="preserve">Sirven para dar consejos.</w:t>
+      </w:r>
+    </w:p>
+    <w:p>
+      <w:pPr>
+        <w:pStyle w:val="Compact"/>
+        <w:numPr>
+          <w:ilvl w:val="0"/>
+          <w:numId w:val="1010"/>
+        </w:numPr>
+      </w:pPr>
+      <w:r>
+        <w:t xml:space="preserve">You</w:t>
+      </w:r>
+      <w:r>
+        <w:t xml:space="preserve"> </w:t>
+      </w:r>
+      <w:r>
+        <w:rPr>
           <w:b/>
+          <w:bCs/>
+        </w:rPr>
+        <w:t xml:space="preserve">should</w:t>
+      </w:r>
+      <w:r>
+        <w:t xml:space="preserve"> </w:t>
+      </w:r>
+      <w:r>
+        <w:t xml:space="preserve">drink eight glasses of water a day.</w:t>
+      </w:r>
+    </w:p>
+    <w:p>
+      <w:pPr>
+        <w:pStyle w:val="Compact"/>
+        <w:numPr>
+          <w:ilvl w:val="0"/>
+          <w:numId w:val="1010"/>
+        </w:numPr>
+      </w:pPr>
+      <w:r>
+        <w:t xml:space="preserve">You</w:t>
+      </w:r>
+      <w:r>
+        <w:t xml:space="preserve"> </w:t>
+      </w:r>
+      <w:r>
+        <w:rPr>
+          <w:b/>
+          <w:bCs/>
+        </w:rPr>
+        <w:t xml:space="preserve">should</w:t>
+      </w:r>
+      <w:r>
+        <w:t xml:space="preserve"> </w:t>
+      </w:r>
+      <w:r>
+        <w:t xml:space="preserve">do sixty minutes of exercise every day.</w:t>
+      </w:r>
+    </w:p>
+    <w:p>
+      <w:pPr>
+        <w:pStyle w:val="Compact"/>
+        <w:numPr>
+          <w:ilvl w:val="0"/>
+          <w:numId w:val="1010"/>
+        </w:numPr>
+      </w:pPr>
+      <w:r>
+        <w:t xml:space="preserve">You</w:t>
+      </w:r>
+      <w:r>
+        <w:t xml:space="preserve"> </w:t>
+      </w:r>
+      <w:r>
+        <w:rPr>
+          <w:b/>
+          <w:bCs/>
+        </w:rPr>
+        <w:t xml:space="preserve">shouldn’t</w:t>
+      </w:r>
+      <w:r>
+        <w:t xml:space="preserve"> </w:t>
+      </w:r>
+      <w:r>
+        <w:t xml:space="preserve">eat junk food every day.</w:t>
+      </w:r>
+    </w:p>
+    <w:p>
+      <w:pPr>
+        <w:pStyle w:val="Compact"/>
+        <w:numPr>
+          <w:ilvl w:val="0"/>
+          <w:numId w:val="1010"/>
+        </w:numPr>
+      </w:pPr>
+      <w:r>
+        <w:t xml:space="preserve">You</w:t>
+      </w:r>
+      <w:r>
+        <w:t xml:space="preserve"> </w:t>
+      </w:r>
+      <w:r>
+        <w:rPr>
+          <w:b/>
+          <w:bCs/>
+        </w:rPr>
+        <w:t xml:space="preserve">shouldn’t</w:t>
+      </w:r>
+      <w:r>
+        <w:t xml:space="preserve"> </w:t>
+      </w:r>
+      <w:r>
+        <w:t xml:space="preserve">smoke. It’s very bad for your lungs and your heart.</w:t>
+      </w:r>
+    </w:p>
+    <w:bookmarkEnd w:id="27"/>
+    <w:bookmarkStart w:id="28" w:name="useful-sentences-about-healthy-habits"/>
+    <w:p>
+      <w:pPr>
+        <w:pStyle w:val="Heading3"/>
+      </w:pPr>
+      <w:r>
+        <w:t xml:space="preserve">Useful sentences about healthy habits</w:t>
+      </w:r>
+    </w:p>
+    <w:p>
+      <w:pPr>
+        <w:pStyle w:val="BlockText"/>
+      </w:pPr>
+      <w:r>
+        <w:t xml:space="preserve">I eat fruit and vegetables every day.</w:t>
+      </w:r>
+      <w:r>
+        <w:br/>
+      </w:r>
+      <w:r>
+        <w:t xml:space="preserve">I drink water instead of soft drinks.</w:t>
+      </w:r>
+      <w:r>
+        <w:br/>
+      </w:r>
+      <w:r>
+        <w:t xml:space="preserve">I sleep nine hours every night.</w:t>
+      </w:r>
+      <w:r>
+        <w:br/>
+      </w:r>
+      <w:r>
+        <w:t xml:space="preserve">I wash my hands before meals.</w:t>
+      </w:r>
+      <w:r>
+        <w:br/>
+      </w:r>
+      <w:r>
+        <w:t xml:space="preserve">I ride my bike after school.</w:t>
+      </w:r>
+    </w:p>
+    <w:bookmarkEnd w:id="28"/>
+    <w:bookmarkStart w:id="29" w:name="now-you-try-3"/>
+    <w:p>
+      <w:pPr>
+        <w:pStyle w:val="Heading3"/>
+      </w:pPr>
+      <w:r>
+        <w:t xml:space="preserve">✏️ Now you try</w:t>
+      </w:r>
+    </w:p>
+    <w:p>
+      <w:pPr>
+        <w:pStyle w:val="Compact"/>
+        <w:numPr>
+          <w:ilvl w:val="0"/>
+          <w:numId w:val="1011"/>
+        </w:numPr>
+      </w:pPr>
+      <w:r>
+        <w:t xml:space="preserve">Order from most to least frequent:</w:t>
+      </w:r>
+      <w:r>
+        <w:t xml:space="preserve"> </w:t>
+      </w:r>
+      <w:r>
+        <w:rPr>
+          <w:i/>
           <w:iCs/>
+        </w:rPr>
+        <w:t xml:space="preserve">sometimes · never · always · often</w:t>
+      </w:r>
+      <w:r>
+        <w:t xml:space="preserve">.</w:t>
+      </w:r>
+    </w:p>
+    <w:p>
+      <w:pPr>
+        <w:pStyle w:val="Compact"/>
+        <w:numPr>
+          <w:ilvl w:val="0"/>
+          <w:numId w:val="1011"/>
+        </w:numPr>
+      </w:pPr>
+      <w:r>
+        <w:t xml:space="preserve">Put the adverb in the right place: a) I eat breakfast. (always) b) She drinks soft drinks. (never) c) We play football. (sometimes)</w:t>
+      </w:r>
+    </w:p>
+    <w:p>
+      <w:pPr>
+        <w:pStyle w:val="Compact"/>
+        <w:numPr>
+          <w:ilvl w:val="0"/>
+          <w:numId w:val="1011"/>
+        </w:numPr>
+      </w:pPr>
+      <w:r>
+        <w:t xml:space="preserve">Complete with</w:t>
+      </w:r>
+      <w:r>
+        <w:t xml:space="preserve"> </w:t>
+      </w:r>
+      <w:r>
+        <w:rPr>
           <w:i/>
-        </w:rPr>
-        <w:t xml:space="preserve">always</w:t>
-      </w:r>
-      <w:r>
-        <w:rPr>
           <w:iCs/>
+        </w:rPr>
+        <w:t xml:space="preserve">should</w:t>
+      </w:r>
+      <w:r>
+        <w:t xml:space="preserve"> </w:t>
+      </w:r>
+      <w:r>
+        <w:t xml:space="preserve">or</w:t>
+      </w:r>
+      <w:r>
+        <w:t xml:space="preserve"> </w:t>
+      </w:r>
+      <w:r>
+        <w:rPr>
           <w:i/>
-        </w:rPr>
-        <w:t xml:space="preserve"> </w:t>
-      </w:r>
-      <w:r>
-        <w:rPr>
           <w:iCs/>
+        </w:rPr>
+        <w:t xml:space="preserve">shouldn’t</w:t>
+      </w:r>
+      <w:r>
+        <w:t xml:space="preserve">: a) You ______ eat vegetables every day. b) You ______ smoke. c) You ______ sleep nine hours. d) You ______ drink three soft drinks a day.</w:t>
+      </w:r>
+    </w:p>
+    <w:p>
+      <w:pPr>
+        <w:pStyle w:val="Compact"/>
+        <w:numPr>
+          <w:ilvl w:val="0"/>
+          <w:numId w:val="1011"/>
+        </w:numPr>
+      </w:pPr>
+      <w:r>
+        <w:t xml:space="preserve">Write four sentences about your own habits using four different frequency adverbs.</w:t>
+      </w:r>
+    </w:p>
+    <w:p>
+      <w:pPr>
+        <w:pStyle w:val="Compact"/>
+        <w:numPr>
+          <w:ilvl w:val="0"/>
+          <w:numId w:val="1011"/>
+        </w:numPr>
+      </w:pPr>
+      <w:r>
+        <w:t xml:space="preserve">Give three pieces of advice to a friend who wants to be healthier, using</w:t>
+      </w:r>
+      <w:r>
+        <w:t xml:space="preserve"> </w:t>
+      </w:r>
+      <w:r>
+        <w:rPr>
           <w:i/>
-        </w:rPr>
-        <w:t xml:space="preserve">eat breakfast.</w:t>
-      </w:r>
-      <w:r>
-        <w:t xml:space="preserve"> </w:t>
-      </w:r>
-      <w:r>
-        <w:t xml:space="preserve">·</w:t>
-      </w:r>
-      <w:r>
-        <w:t xml:space="preserve"> </w:t>
-      </w:r>
-      <w:r>
-        <w:rPr>
           <w:iCs/>
+        </w:rPr>
+        <w:t xml:space="preserve">should</w:t>
+      </w:r>
+      <w:r>
+        <w:t xml:space="preserve"> </w:t>
+      </w:r>
+      <w:r>
+        <w:t xml:space="preserve">and</w:t>
+      </w:r>
+      <w:r>
+        <w:t xml:space="preserve"> </w:t>
+      </w:r>
+      <w:r>
+        <w:rPr>
           <w:i/>
-        </w:rPr>
-        <w:t xml:space="preserve">She</w:t>
-      </w:r>
-      <w:r>
-        <w:rPr>
           <w:iCs/>
-          <w:i/>
-        </w:rPr>
-        <w:t xml:space="preserve"> </w:t>
-      </w:r>
-      <w:r>
-        <w:rPr>
-          <w:bCs/>
-          <w:b/>
-          <w:iCs/>
-          <w:i/>
-        </w:rPr>
-        <w:t xml:space="preserve">never</w:t>
-      </w:r>
-      <w:r>
-        <w:rPr>
-          <w:iCs/>
-          <w:i/>
-        </w:rPr>
-        <w:t xml:space="preserve"> </w:t>
-      </w:r>
-      <w:r>
-        <w:rPr>
-          <w:iCs/>
-          <w:i/>
-        </w:rPr>
-        <w:t xml:space="preserve">drinks soft drinks.</w:t>
-      </w:r>
-    </w:p>
-    <w:bookmarkEnd w:id="37"/>
-    <w:bookmarkStart w:id="38" w:name="should-and-shouldnt"/>
-    <w:p>
-      <w:pPr>
-        <w:pStyle w:val="Heading3"/>
-      </w:pPr>
-      <w:r>
-        <w:t xml:space="preserve">Should and shouldn’t</w:t>
-      </w:r>
-    </w:p>
-    <w:p>
-      <w:pPr>
-        <w:pStyle w:val="FirstParagraph"/>
-      </w:pPr>
-      <w:r>
-        <w:t xml:space="preserve">Sirven para dar consejos.</w:t>
-      </w:r>
-    </w:p>
-    <w:p>
-      <w:pPr>
-        <w:numPr>
-          <w:ilvl w:val="0"/>
-          <w:numId w:val="1010"/>
-        </w:numPr>
-        <w:pStyle w:val="Compact"/>
-      </w:pPr>
-      <w:r>
-        <w:t xml:space="preserve">You</w:t>
-      </w:r>
-      <w:r>
-        <w:t xml:space="preserve"> </w:t>
-      </w:r>
-      <w:r>
-        <w:rPr>
-          <w:bCs/>
-          <w:b/>
-        </w:rPr>
-        <w:t xml:space="preserve">should</w:t>
-      </w:r>
-      <w:r>
-        <w:t xml:space="preserve"> </w:t>
-      </w:r>
-      <w:r>
-        <w:t xml:space="preserve">drink eight glasses of water a day.</w:t>
-      </w:r>
-    </w:p>
-    <w:p>
-      <w:pPr>
-        <w:numPr>
-          <w:ilvl w:val="0"/>
-          <w:numId w:val="1010"/>
-        </w:numPr>
-        <w:pStyle w:val="Compact"/>
-      </w:pPr>
-      <w:r>
-        <w:t xml:space="preserve">You</w:t>
-      </w:r>
-      <w:r>
-        <w:t xml:space="preserve"> </w:t>
-      </w:r>
-      <w:r>
-        <w:rPr>
-          <w:bCs/>
-          <w:b/>
-        </w:rPr>
-        <w:t xml:space="preserve">should</w:t>
-      </w:r>
-      <w:r>
-        <w:t xml:space="preserve"> </w:t>
-      </w:r>
-      <w:r>
-        <w:t xml:space="preserve">do sixty minutes of exercise every day.</w:t>
-      </w:r>
-    </w:p>
-    <w:p>
-      <w:pPr>
-        <w:numPr>
-          <w:ilvl w:val="0"/>
-          <w:numId w:val="1010"/>
-        </w:numPr>
-        <w:pStyle w:val="Compact"/>
-      </w:pPr>
-      <w:r>
-        <w:t xml:space="preserve">You</w:t>
-      </w:r>
-      <w:r>
-        <w:t xml:space="preserve"> </w:t>
-      </w:r>
-      <w:r>
-        <w:rPr>
-          <w:bCs/>
-          <w:b/>
-        </w:rPr>
-        <w:t xml:space="preserve">shouldn’t</w:t>
-      </w:r>
-      <w:r>
-        <w:t xml:space="preserve"> </w:t>
-      </w:r>
-      <w:r>
-        <w:t xml:space="preserve">eat junk food every day.</w:t>
-      </w:r>
-    </w:p>
-    <w:p>
-      <w:pPr>
-        <w:numPr>
-          <w:ilvl w:val="0"/>
-          <w:numId w:val="1010"/>
-        </w:numPr>
-        <w:pStyle w:val="Compact"/>
-      </w:pPr>
-      <w:r>
-        <w:t xml:space="preserve">You</w:t>
-      </w:r>
-      <w:r>
-        <w:t xml:space="preserve"> </w:t>
-      </w:r>
-      <w:r>
-        <w:rPr>
-          <w:bCs/>
-          <w:b/>
-        </w:rPr>
-        <w:t xml:space="preserve">shouldn’t</w:t>
-      </w:r>
-      <w:r>
-        <w:t xml:space="preserve"> </w:t>
-      </w:r>
-      <w:r>
-        <w:t xml:space="preserve">smoke. It’s very bad for your lungs and your heart.</w:t>
-      </w:r>
-    </w:p>
-    <w:bookmarkEnd w:id="38"/>
-    <w:bookmarkStart w:id="39" w:name="useful-sentences-about-healthy-habits"/>
-    <w:p>
-      <w:pPr>
-        <w:pStyle w:val="Heading3"/>
-      </w:pPr>
-      <w:r>
-        <w:t xml:space="preserve">Useful sentences about healthy habits</w:t>
-      </w:r>
-    </w:p>
-    <w:p>
-      <w:pPr>
-        <w:pStyle w:val="BlockText"/>
-      </w:pPr>
-      <w:r>
-        <w:t xml:space="preserve">I eat fruit and vegetables every day.</w:t>
-      </w:r>
-      <w:r>
-        <w:br/>
-      </w:r>
-      <w:r>
-        <w:t xml:space="preserve">I drink water instead of soft drinks.</w:t>
-      </w:r>
-      <w:r>
-        <w:br/>
-      </w:r>
-      <w:r>
-        <w:t xml:space="preserve">I sleep nine hours every night.</w:t>
-      </w:r>
-      <w:r>
-        <w:br/>
-      </w:r>
-      <w:r>
-        <w:t xml:space="preserve">I wash my hands before meals.</w:t>
-      </w:r>
-      <w:r>
-        <w:br/>
-      </w:r>
-      <w:r>
-        <w:t xml:space="preserve">I ride my bike after school.</w:t>
-      </w:r>
-    </w:p>
-    <w:bookmarkEnd w:id="39"/>
-    <w:bookmarkStart w:id="40" w:name="now-you-try-3"/>
-    <w:p>
-      <w:pPr>
-        <w:pStyle w:val="Heading3"/>
-      </w:pPr>
-      <w:r>
-        <w:t xml:space="preserve">✏️ Now you try</w:t>
-      </w:r>
-    </w:p>
-    <w:p>
-      <w:pPr>
-        <w:numPr>
-          <w:ilvl w:val="0"/>
-          <w:numId w:val="1011"/>
-        </w:numPr>
-        <w:pStyle w:val="Compact"/>
-      </w:pPr>
-      <w:r>
-        <w:t xml:space="preserve">Order from most to least frequent:</w:t>
-      </w:r>
-      <w:r>
-        <w:t xml:space="preserve"> </w:t>
-      </w:r>
-      <w:r>
-        <w:rPr>
-          <w:iCs/>
-          <w:i/>
-        </w:rPr>
-        <w:t xml:space="preserve">sometimes · never · always · often</w:t>
-      </w:r>
-      <w:r>
-        <w:t xml:space="preserve">.</w:t>
-      </w:r>
-    </w:p>
-    <w:p>
-      <w:pPr>
-        <w:numPr>
-          <w:ilvl w:val="0"/>
-          <w:numId w:val="1011"/>
-        </w:numPr>
-        <w:pStyle w:val="Compact"/>
-      </w:pPr>
-      <w:r>
-        <w:t xml:space="preserve">Put the adverb in the right place: a) I eat breakfast. (always) b) She drinks soft drinks. (never) c) We play football. (sometimes)</w:t>
-      </w:r>
-    </w:p>
-    <w:p>
-      <w:pPr>
-        <w:numPr>
-          <w:ilvl w:val="0"/>
-          <w:numId w:val="1011"/>
-        </w:numPr>
-        <w:pStyle w:val="Compact"/>
-      </w:pPr>
-      <w:r>
-        <w:t xml:space="preserve">Complete with</w:t>
-      </w:r>
-      <w:r>
-        <w:t xml:space="preserve"> </w:t>
-      </w:r>
-      <w:r>
-        <w:rPr>
-          <w:iCs/>
-          <w:i/>
-        </w:rPr>
-        <w:t xml:space="preserve">should</w:t>
-      </w:r>
-      <w:r>
-        <w:t xml:space="preserve"> </w:t>
-      </w:r>
-      <w:r>
-        <w:t xml:space="preserve">or</w:t>
-      </w:r>
-      <w:r>
-        <w:t xml:space="preserve"> </w:t>
-      </w:r>
-      <w:r>
-        <w:rPr>
-          <w:iCs/>
-          <w:i/>
-        </w:rPr>
-        <w:t xml:space="preserve">shouldn’t</w:t>
-      </w:r>
-      <w:r>
-        <w:t xml:space="preserve">: a) You ______ eat vegetables every day. b) You ______ smoke. c) You ______ sleep nine hours. d) You ______ drink three soft drinks a day.</w:t>
-      </w:r>
-    </w:p>
-    <w:p>
-      <w:pPr>
-        <w:numPr>
-          <w:ilvl w:val="0"/>
-          <w:numId w:val="1011"/>
-        </w:numPr>
-        <w:pStyle w:val="Compact"/>
-      </w:pPr>
-      <w:r>
-        <w:t xml:space="preserve">Write four sentences about your own habits using four different frequency adverbs.</w:t>
-      </w:r>
-    </w:p>
-    <w:p>
-      <w:pPr>
-        <w:numPr>
-          <w:ilvl w:val="0"/>
-          <w:numId w:val="1011"/>
-        </w:numPr>
-        <w:pStyle w:val="Compact"/>
-      </w:pPr>
-      <w:r>
-        <w:t xml:space="preserve">Give three pieces of advice to a friend who wants to be healthier, using</w:t>
-      </w:r>
-      <w:r>
-        <w:t xml:space="preserve"> </w:t>
-      </w:r>
-      <w:r>
-        <w:rPr>
-          <w:iCs/>
-          <w:i/>
-        </w:rPr>
-        <w:t xml:space="preserve">should</w:t>
-      </w:r>
-      <w:r>
-        <w:t xml:space="preserve"> </w:t>
-      </w:r>
-      <w:r>
-        <w:t xml:space="preserve">and</w:t>
-      </w:r>
-      <w:r>
-        <w:t xml:space="preserve"> </w:t>
-      </w:r>
-      <w:r>
-        <w:rPr>
-          <w:iCs/>
-          <w:i/>
         </w:rPr>
         <w:t xml:space="preserve">shouldn’t</w:t>
       </w:r>
@@ -3359,9 +3218,9 @@
         </w:pict>
       </w:r>
     </w:p>
-    <w:bookmarkEnd w:id="40"/>
-    <w:bookmarkEnd w:id="41"/>
-    <w:bookmarkStart w:id="42" w:name="final-task-my-healthy-menu-in-english"/>
+    <w:bookmarkEnd w:id="29"/>
+    <w:bookmarkEnd w:id="30"/>
+    <w:bookmarkStart w:id="31" w:name="final-task-my-healthy-menu-in-english"/>
     <w:p>
       <w:pPr>
         <w:pStyle w:val="Heading2"/>
@@ -3382,8 +3241,8 @@
       </w:r>
       <w:r>
         <w:rPr>
+          <w:b/>
           <w:bCs/>
-          <w:b/>
         </w:rPr>
         <w:t xml:space="preserve">menú saludable de un día</w:t>
       </w:r>
@@ -3399,7 +3258,6 @@
         <w:tblStyle w:val="Table"/>
         <w:tblW w:type="auto" w:w="0"/>
         <w:tblLook w:firstRow="1" w:lastRow="0" w:firstColumn="0" w:lastColumn="0" w:noHBand="0" w:noVBand="0" w:val="0020"/>
-        <w:jc w:val="start"/>
       </w:tblPr>
       <w:tblGrid>
         <w:gridCol w:w="3960"/>
@@ -3407,14 +3265,13 @@
       </w:tblGrid>
       <w:tr>
         <w:trPr>
-          <w:tblHeader w:val="true"/>
+          <w:tblHeader w:val="on"/>
         </w:trPr>
         <w:tc>
           <w:tcPr/>
           <w:p>
             <w:pPr>
               <w:pStyle w:val="Compact"/>
-              <w:jc w:val="left"/>
             </w:pPr>
             <w:r>
               <w:t xml:space="preserve">Meal</w:t>
@@ -3426,7 +3283,6 @@
           <w:p>
             <w:pPr>
               <w:pStyle w:val="Compact"/>
-              <w:jc w:val="left"/>
             </w:pPr>
             <w:r>
               <w:t xml:space="preserve">Food and drinks</w:t>
@@ -3440,7 +3296,6 @@
           <w:p>
             <w:pPr>
               <w:pStyle w:val="Compact"/>
-              <w:jc w:val="left"/>
             </w:pPr>
             <w:r>
               <w:t xml:space="preserve">Breakfast</w:t>
@@ -3462,7 +3317,6 @@
           <w:p>
             <w:pPr>
               <w:pStyle w:val="Compact"/>
-              <w:jc w:val="left"/>
             </w:pPr>
             <w:r>
               <w:t xml:space="preserve">Lunch</w:t>
@@ -3484,7 +3338,6 @@
           <w:p>
             <w:pPr>
               <w:pStyle w:val="Compact"/>
-              <w:jc w:val="left"/>
             </w:pPr>
             <w:r>
               <w:t xml:space="preserve">Afternoon snack</w:t>
@@ -3506,7 +3359,6 @@
           <w:p>
             <w:pPr>
               <w:pStyle w:val="Compact"/>
-              <w:jc w:val="left"/>
             </w:pPr>
             <w:r>
               <w:t xml:space="preserve">Dinner</w:t>
@@ -3533,11 +3385,11 @@
     </w:p>
     <w:p>
       <w:pPr>
+        <w:pStyle w:val="Compact"/>
         <w:numPr>
           <w:ilvl w:val="0"/>
           <w:numId w:val="1012"/>
         </w:numPr>
-        <w:pStyle w:val="Compact"/>
       </w:pPr>
       <w:r>
         <w:t xml:space="preserve">at least</w:t>
@@ -3547,25 +3399,50 @@
       </w:r>
       <w:r>
         <w:rPr>
+          <w:b/>
           <w:bCs/>
+        </w:rPr>
+        <w:t xml:space="preserve">three</w:t>
+      </w:r>
+      <w:r>
+        <w:t xml:space="preserve"> </w:t>
+      </w:r>
+      <w:r>
+        <w:t xml:space="preserve">food words from Section 1,</w:t>
+      </w:r>
+    </w:p>
+    <w:p>
+      <w:pPr>
+        <w:pStyle w:val="Compact"/>
+        <w:numPr>
+          <w:ilvl w:val="0"/>
+          <w:numId w:val="1012"/>
+        </w:numPr>
+      </w:pPr>
+      <w:r>
+        <w:t xml:space="preserve">one sentence with</w:t>
+      </w:r>
+      <w:r>
+        <w:t xml:space="preserve"> </w:t>
+      </w:r>
+      <w:r>
+        <w:rPr>
           <w:b/>
-        </w:rPr>
-        <w:t xml:space="preserve">three</w:t>
-      </w:r>
-      <w:r>
-        <w:t xml:space="preserve"> </w:t>
-      </w:r>
-      <w:r>
-        <w:t xml:space="preserve">food words from Section 1,</w:t>
-      </w:r>
-    </w:p>
-    <w:p>
-      <w:pPr>
+          <w:bCs/>
+        </w:rPr>
+        <w:t xml:space="preserve">there is / there are</w:t>
+      </w:r>
+      <w:r>
+        <w:t xml:space="preserve">,</w:t>
+      </w:r>
+    </w:p>
+    <w:p>
+      <w:pPr>
+        <w:pStyle w:val="Compact"/>
         <w:numPr>
           <w:ilvl w:val="0"/>
           <w:numId w:val="1012"/>
         </w:numPr>
-        <w:pStyle w:val="Compact"/>
       </w:pPr>
       <w:r>
         <w:t xml:space="preserve">one sentence with</w:t>
@@ -3575,10 +3452,26 @@
       </w:r>
       <w:r>
         <w:rPr>
+          <w:b/>
           <w:bCs/>
+        </w:rPr>
+        <w:t xml:space="preserve">I like</w:t>
+      </w:r>
+      <w:r>
+        <w:t xml:space="preserve"> </w:t>
+      </w:r>
+      <w:r>
+        <w:t xml:space="preserve">or</w:t>
+      </w:r>
+      <w:r>
+        <w:t xml:space="preserve"> </w:t>
+      </w:r>
+      <w:r>
+        <w:rPr>
           <w:b/>
-        </w:rPr>
-        <w:t xml:space="preserve">there is / there are</w:t>
+          <w:bCs/>
+        </w:rPr>
+        <w:t xml:space="preserve">I love</w:t>
       </w:r>
       <w:r>
         <w:t xml:space="preserve">,</w:t>
@@ -3586,24 +3479,49 @@
     </w:p>
     <w:p>
       <w:pPr>
+        <w:pStyle w:val="Compact"/>
         <w:numPr>
           <w:ilvl w:val="0"/>
           <w:numId w:val="1012"/>
         </w:numPr>
-        <w:pStyle w:val="Compact"/>
-      </w:pPr>
-      <w:r>
-        <w:t xml:space="preserve">one sentence with</w:t>
-      </w:r>
-      <w:r>
-        <w:t xml:space="preserve"> </w:t>
-      </w:r>
-      <w:r>
-        <w:rPr>
+      </w:pPr>
+      <w:r>
+        <w:t xml:space="preserve">two</w:t>
+      </w:r>
+      <w:r>
+        <w:t xml:space="preserve"> </w:t>
+      </w:r>
+      <w:r>
+        <w:rPr>
+          <w:b/>
           <w:bCs/>
+        </w:rPr>
+        <w:t xml:space="preserve">frequency adverbs</w:t>
+      </w:r>
+      <w:r>
+        <w:t xml:space="preserve">,</w:t>
+      </w:r>
+    </w:p>
+    <w:p>
+      <w:pPr>
+        <w:pStyle w:val="Compact"/>
+        <w:numPr>
+          <w:ilvl w:val="0"/>
+          <w:numId w:val="1012"/>
+        </w:numPr>
+      </w:pPr>
+      <w:r>
+        <w:t xml:space="preserve">one piece of advice with</w:t>
+      </w:r>
+      <w:r>
+        <w:t xml:space="preserve"> </w:t>
+      </w:r>
+      <w:r>
+        <w:rPr>
           <w:b/>
-        </w:rPr>
-        <w:t xml:space="preserve">I like</w:t>
+          <w:bCs/>
+        </w:rPr>
+        <w:t xml:space="preserve">should</w:t>
       </w:r>
       <w:r>
         <w:t xml:space="preserve"> </w:t>
@@ -3616,99 +3534,33 @@
       </w:r>
       <w:r>
         <w:rPr>
+          <w:b/>
           <w:bCs/>
+        </w:rPr>
+        <w:t xml:space="preserve">shouldn’t</w:t>
+      </w:r>
+      <w:r>
+        <w:t xml:space="preserve">.</w:t>
+      </w:r>
+    </w:p>
+    <w:p>
+      <w:pPr>
+        <w:pStyle w:val="FirstParagraph"/>
+      </w:pPr>
+      <w:r>
+        <w:rPr>
+          <w:i/>
+          <w:iCs/>
+        </w:rPr>
+        <w:t xml:space="preserve">Example opening:</w:t>
+      </w:r>
+      <w:r>
+        <w:t xml:space="preserve"> </w:t>
+      </w:r>
+      <w:r>
+        <w:rPr>
           <w:b/>
-        </w:rPr>
-        <w:t xml:space="preserve">I love</w:t>
-      </w:r>
-      <w:r>
-        <w:t xml:space="preserve">,</w:t>
-      </w:r>
-    </w:p>
-    <w:p>
-      <w:pPr>
-        <w:numPr>
-          <w:ilvl w:val="0"/>
-          <w:numId w:val="1012"/>
-        </w:numPr>
-        <w:pStyle w:val="Compact"/>
-      </w:pPr>
-      <w:r>
-        <w:t xml:space="preserve">two</w:t>
-      </w:r>
-      <w:r>
-        <w:t xml:space="preserve"> </w:t>
-      </w:r>
-      <w:r>
-        <w:rPr>
           <w:bCs/>
-          <w:b/>
-        </w:rPr>
-        <w:t xml:space="preserve">frequency adverbs</w:t>
-      </w:r>
-      <w:r>
-        <w:t xml:space="preserve">,</w:t>
-      </w:r>
-    </w:p>
-    <w:p>
-      <w:pPr>
-        <w:numPr>
-          <w:ilvl w:val="0"/>
-          <w:numId w:val="1012"/>
-        </w:numPr>
-        <w:pStyle w:val="Compact"/>
-      </w:pPr>
-      <w:r>
-        <w:t xml:space="preserve">one piece of advice with</w:t>
-      </w:r>
-      <w:r>
-        <w:t xml:space="preserve"> </w:t>
-      </w:r>
-      <w:r>
-        <w:rPr>
-          <w:bCs/>
-          <w:b/>
-        </w:rPr>
-        <w:t xml:space="preserve">should</w:t>
-      </w:r>
-      <w:r>
-        <w:t xml:space="preserve"> </w:t>
-      </w:r>
-      <w:r>
-        <w:t xml:space="preserve">or</w:t>
-      </w:r>
-      <w:r>
-        <w:t xml:space="preserve"> </w:t>
-      </w:r>
-      <w:r>
-        <w:rPr>
-          <w:bCs/>
-          <w:b/>
-        </w:rPr>
-        <w:t xml:space="preserve">shouldn’t</w:t>
-      </w:r>
-      <w:r>
-        <w:t xml:space="preserve">.</w:t>
-      </w:r>
-    </w:p>
-    <w:p>
-      <w:pPr>
-        <w:pStyle w:val="FirstParagraph"/>
-      </w:pPr>
-      <w:r>
-        <w:rPr>
-          <w:iCs/>
-          <w:i/>
-        </w:rPr>
-        <w:t xml:space="preserve">Example opening:</w:t>
-      </w:r>
-      <w:r>
-        <w:t xml:space="preserve"> </w:t>
-      </w:r>
-      <w:r>
-        <w:rPr>
-          <w:bCs/>
-          <w:b/>
         </w:rPr>
         <w:t xml:space="preserve">This is my healthy menu. For breakfast I always have milk and bread with cheese…</w:t>
       </w:r>
@@ -3720,8 +3572,8 @@
         </w:pict>
       </w:r>
     </w:p>
-    <w:bookmarkEnd w:id="42"/>
-    <w:bookmarkStart w:id="43" w:name="final-test-evaluación-integradora"/>
+    <w:bookmarkEnd w:id="31"/>
+    <w:bookmarkStart w:id="32" w:name="final-test-evaluación-integradora"/>
     <w:p>
       <w:pPr>
         <w:pStyle w:val="Heading2"/>
@@ -3732,11 +3584,11 @@
     </w:p>
     <w:p>
       <w:pPr>
+        <w:pStyle w:val="Compact"/>
         <w:numPr>
           <w:ilvl w:val="0"/>
           <w:numId w:val="1013"/>
         </w:numPr>
-        <w:pStyle w:val="Compact"/>
       </w:pPr>
       <w:r>
         <w:t xml:space="preserve">Write in English: durazno, zapallo, pan, huevo, agua.</w:t>
@@ -3744,11 +3596,11 @@
     </w:p>
     <w:p>
       <w:pPr>
+        <w:pStyle w:val="Compact"/>
         <w:numPr>
           <w:ilvl w:val="0"/>
           <w:numId w:val="1013"/>
         </w:numPr>
-        <w:pStyle w:val="Compact"/>
       </w:pPr>
       <w:r>
         <w:t xml:space="preserve">Write in Spanish: lentils, oats, grapes, butter, peas.</w:t>
@@ -3756,11 +3608,11 @@
     </w:p>
     <w:p>
       <w:pPr>
+        <w:pStyle w:val="Compact"/>
         <w:numPr>
           <w:ilvl w:val="0"/>
           <w:numId w:val="1013"/>
         </w:numPr>
-        <w:pStyle w:val="Compact"/>
       </w:pPr>
       <w:r>
         <w:t xml:space="preserve">Write the plural: potato, strawberry, tomato, fish.</w:t>
@@ -3768,11 +3620,11 @@
     </w:p>
     <w:p>
       <w:pPr>
+        <w:pStyle w:val="Compact"/>
         <w:numPr>
           <w:ilvl w:val="0"/>
           <w:numId w:val="1013"/>
         </w:numPr>
-        <w:pStyle w:val="Compact"/>
       </w:pPr>
       <w:r>
         <w:t xml:space="preserve">Complete: a) I ______ (like) fish. b) My brother ______ (not like) tomatoes.</w:t>
@@ -3780,11 +3632,11 @@
     </w:p>
     <w:p>
       <w:pPr>
+        <w:pStyle w:val="Compact"/>
         <w:numPr>
           <w:ilvl w:val="0"/>
           <w:numId w:val="1013"/>
         </w:numPr>
-        <w:pStyle w:val="Compact"/>
       </w:pPr>
       <w:r>
         <w:t xml:space="preserve">Translate:</w:t>
@@ -3794,44 +3646,85 @@
       </w:r>
       <w:r>
         <w:rPr>
+          <w:i/>
           <w:iCs/>
+        </w:rPr>
+        <w:t xml:space="preserve">Mi comida favorita es el pollo.</w:t>
+      </w:r>
+    </w:p>
+    <w:p>
+      <w:pPr>
+        <w:pStyle w:val="Compact"/>
+        <w:numPr>
+          <w:ilvl w:val="0"/>
+          <w:numId w:val="1013"/>
+        </w:numPr>
+      </w:pPr>
+      <w:r>
+        <w:t xml:space="preserve">Classify as countable or uncountable:</w:t>
+      </w:r>
+      <w:r>
+        <w:t xml:space="preserve"> </w:t>
+      </w:r>
+      <w:r>
+        <w:rPr>
           <w:i/>
-        </w:rPr>
-        <w:t xml:space="preserve">Mi comida favorita es el pollo.</w:t>
-      </w:r>
-    </w:p>
-    <w:p>
-      <w:pPr>
+          <w:iCs/>
+        </w:rPr>
+        <w:t xml:space="preserve">rice, apple, water, carrot</w:t>
+      </w:r>
+      <w:r>
+        <w:t xml:space="preserve">.</w:t>
+      </w:r>
+    </w:p>
+    <w:p>
+      <w:pPr>
+        <w:pStyle w:val="Compact"/>
         <w:numPr>
           <w:ilvl w:val="0"/>
           <w:numId w:val="1013"/>
         </w:numPr>
-        <w:pStyle w:val="Compact"/>
-      </w:pPr>
-      <w:r>
-        <w:t xml:space="preserve">Classify as countable or uncountable:</w:t>
-      </w:r>
-      <w:r>
-        <w:t xml:space="preserve"> </w:t>
-      </w:r>
-      <w:r>
-        <w:rPr>
+      </w:pPr>
+      <w:r>
+        <w:t xml:space="preserve">Complete with</w:t>
+      </w:r>
+      <w:r>
+        <w:t xml:space="preserve"> </w:t>
+      </w:r>
+      <w:r>
+        <w:rPr>
+          <w:i/>
           <w:iCs/>
+        </w:rPr>
+        <w:t xml:space="preserve">is</w:t>
+      </w:r>
+      <w:r>
+        <w:t xml:space="preserve"> </w:t>
+      </w:r>
+      <w:r>
+        <w:t xml:space="preserve">or</w:t>
+      </w:r>
+      <w:r>
+        <w:t xml:space="preserve"> </w:t>
+      </w:r>
+      <w:r>
+        <w:rPr>
           <w:i/>
-        </w:rPr>
-        <w:t xml:space="preserve">rice, apple, water, carrot</w:t>
-      </w:r>
-      <w:r>
-        <w:t xml:space="preserve">.</w:t>
-      </w:r>
-    </w:p>
-    <w:p>
-      <w:pPr>
+          <w:iCs/>
+        </w:rPr>
+        <w:t xml:space="preserve">are</w:t>
+      </w:r>
+      <w:r>
+        <w:t xml:space="preserve">: a) There ______ some bread. b) There ______ four apples.</w:t>
+      </w:r>
+    </w:p>
+    <w:p>
+      <w:pPr>
+        <w:pStyle w:val="Compact"/>
         <w:numPr>
           <w:ilvl w:val="0"/>
           <w:numId w:val="1013"/>
         </w:numPr>
-        <w:pStyle w:val="Compact"/>
       </w:pPr>
       <w:r>
         <w:t xml:space="preserve">Complete with</w:t>
@@ -3841,429 +3734,388 @@
       </w:r>
       <w:r>
         <w:rPr>
+          <w:i/>
           <w:iCs/>
+        </w:rPr>
+        <w:t xml:space="preserve">some</w:t>
+      </w:r>
+      <w:r>
+        <w:t xml:space="preserve"> </w:t>
+      </w:r>
+      <w:r>
+        <w:t xml:space="preserve">or</w:t>
+      </w:r>
+      <w:r>
+        <w:t xml:space="preserve"> </w:t>
+      </w:r>
+      <w:r>
+        <w:rPr>
           <w:i/>
-        </w:rPr>
+          <w:iCs/>
+        </w:rPr>
+        <w:t xml:space="preserve">any</w:t>
+      </w:r>
+      <w:r>
+        <w:t xml:space="preserve">: a) There isn’t ______ milk. b) There is ______ juice.</w:t>
+      </w:r>
+    </w:p>
+    <w:p>
+      <w:pPr>
+        <w:pStyle w:val="Compact"/>
+        <w:numPr>
+          <w:ilvl w:val="0"/>
+          <w:numId w:val="1013"/>
+        </w:numPr>
+      </w:pPr>
+      <w:r>
+        <w:t xml:space="preserve">Complete with</w:t>
+      </w:r>
+      <w:r>
+        <w:t xml:space="preserve"> </w:t>
+      </w:r>
+      <w:r>
+        <w:rPr>
+          <w:i/>
+          <w:iCs/>
+        </w:rPr>
+        <w:t xml:space="preserve">How much</w:t>
+      </w:r>
+      <w:r>
+        <w:t xml:space="preserve"> </w:t>
+      </w:r>
+      <w:r>
+        <w:t xml:space="preserve">or</w:t>
+      </w:r>
+      <w:r>
+        <w:t xml:space="preserve"> </w:t>
+      </w:r>
+      <w:r>
+        <w:rPr>
+          <w:i/>
+          <w:iCs/>
+        </w:rPr>
+        <w:t xml:space="preserve">How many</w:t>
+      </w:r>
+      <w:r>
+        <w:t xml:space="preserve">: a) ______ eggs are there? b) ______ water is there?</w:t>
+      </w:r>
+    </w:p>
+    <w:p>
+      <w:pPr>
+        <w:pStyle w:val="Compact"/>
+        <w:numPr>
+          <w:ilvl w:val="0"/>
+          <w:numId w:val="1013"/>
+        </w:numPr>
+      </w:pPr>
+      <w:r>
+        <w:t xml:space="preserve">Put the adverb in the right place:</w:t>
+      </w:r>
+      <w:r>
+        <w:t xml:space="preserve"> </w:t>
+      </w:r>
+      <w:r>
+        <w:rPr>
+          <w:i/>
+          <w:iCs/>
+        </w:rPr>
+        <w:t xml:space="preserve">I drink water.</w:t>
+      </w:r>
+      <w:r>
+        <w:t xml:space="preserve"> </w:t>
+      </w:r>
+      <w:r>
+        <w:t xml:space="preserve">(always)</w:t>
+      </w:r>
+    </w:p>
+    <w:p>
+      <w:pPr>
+        <w:pStyle w:val="Compact"/>
+        <w:numPr>
+          <w:ilvl w:val="0"/>
+          <w:numId w:val="1013"/>
+        </w:numPr>
+      </w:pPr>
+      <w:r>
+        <w:t xml:space="preserve">Complete with</w:t>
+      </w:r>
+      <w:r>
+        <w:t xml:space="preserve"> </w:t>
+      </w:r>
+      <w:r>
+        <w:rPr>
+          <w:i/>
+          <w:iCs/>
+        </w:rPr>
+        <w:t xml:space="preserve">should</w:t>
+      </w:r>
+      <w:r>
+        <w:t xml:space="preserve"> </w:t>
+      </w:r>
+      <w:r>
+        <w:t xml:space="preserve">or</w:t>
+      </w:r>
+      <w:r>
+        <w:t xml:space="preserve"> </w:t>
+      </w:r>
+      <w:r>
+        <w:rPr>
+          <w:i/>
+          <w:iCs/>
+        </w:rPr>
+        <w:t xml:space="preserve">shouldn’t</w:t>
+      </w:r>
+      <w:r>
+        <w:t xml:space="preserve">: a) You ______ do exercise every day. b) You ______ smoke.</w:t>
+      </w:r>
+    </w:p>
+    <w:p>
+      <w:pPr>
+        <w:pStyle w:val="Compact"/>
+        <w:numPr>
+          <w:ilvl w:val="0"/>
+          <w:numId w:val="1013"/>
+        </w:numPr>
+      </w:pPr>
+      <w:r>
+        <w:t xml:space="preserve">Write three sentences describing a healthy breakfast in English.</w:t>
+      </w:r>
+    </w:p>
+    <w:p>
+      <w:r>
+        <w:br w:type="page"/>
+      </w:r>
+    </w:p>
+    <w:bookmarkEnd w:id="32"/>
+    <w:bookmarkEnd w:id="33"/>
+    <w:bookmarkStart w:id="42" w:name="answer-key-guía-5-inglés"/>
+    <w:p>
+      <w:pPr>
+        <w:pStyle w:val="Heading1"/>
+      </w:pPr>
+      <w:r>
+        <w:t xml:space="preserve">Answer key · Guía 5 Inglés</w:t>
+      </w:r>
+    </w:p>
+    <w:p>
+      <w:pPr>
+        <w:pStyle w:val="FirstParagraph"/>
+      </w:pPr>
+      <w:r>
+        <w:rPr>
+          <w:b/>
+          <w:bCs/>
+        </w:rPr>
+        <w:t xml:space="preserve">Uso del adulto.</w:t>
+      </w:r>
+      <w:r>
+        <w:t xml:space="preserve"> </w:t>
+      </w:r>
+      <w:r>
+        <w:t xml:space="preserve">Esta sección no debe entregarse junto con la guía de trabajo.</w:t>
+      </w:r>
+    </w:p>
+    <w:bookmarkStart w:id="34" w:name="warm-up-test"/>
+    <w:p>
+      <w:pPr>
+        <w:pStyle w:val="Heading2"/>
+      </w:pPr>
+      <w:r>
+        <w:t xml:space="preserve">Warm-up test</w:t>
+      </w:r>
+    </w:p>
+    <w:p>
+      <w:pPr>
+        <w:pStyle w:val="Compact"/>
+        <w:numPr>
+          <w:ilvl w:val="0"/>
+          <w:numId w:val="1014"/>
+        </w:numPr>
+      </w:pPr>
+      <w:r>
+        <w:t xml:space="preserve">Por ejemplo: apple, banana, orange.</w:t>
+      </w:r>
+    </w:p>
+    <w:p>
+      <w:pPr>
+        <w:pStyle w:val="Compact"/>
+        <w:numPr>
+          <w:ilvl w:val="0"/>
+          <w:numId w:val="1014"/>
+        </w:numPr>
+      </w:pPr>
+      <w:r>
+        <w:t xml:space="preserve">Por ejemplo: tomato, carrot, lettuce.</w:t>
+      </w:r>
+    </w:p>
+    <w:p>
+      <w:pPr>
+        <w:pStyle w:val="Compact"/>
+        <w:numPr>
+          <w:ilvl w:val="0"/>
+          <w:numId w:val="1014"/>
+        </w:numPr>
+      </w:pPr>
+      <w:r>
+        <w:t xml:space="preserve">milk / egg.</w:t>
+      </w:r>
+    </w:p>
+    <w:p>
+      <w:pPr>
+        <w:pStyle w:val="Compact"/>
+        <w:numPr>
+          <w:ilvl w:val="0"/>
+          <w:numId w:val="1014"/>
+        </w:numPr>
+      </w:pPr>
+      <w:r>
         <w:t xml:space="preserve">is</w:t>
       </w:r>
-      <w:r>
-        <w:t xml:space="preserve"> </w:t>
-      </w:r>
-      <w:r>
-        <w:t xml:space="preserve">or</w:t>
-      </w:r>
-      <w:r>
-        <w:t xml:space="preserve"> </w:t>
-      </w:r>
-      <w:r>
-        <w:rPr>
-          <w:iCs/>
-          <w:i/>
-        </w:rPr>
+    </w:p>
+    <w:p>
+      <w:pPr>
+        <w:pStyle w:val="Compact"/>
+        <w:numPr>
+          <w:ilvl w:val="0"/>
+          <w:numId w:val="1014"/>
+        </w:numPr>
+      </w:pPr>
+      <w:r>
         <w:t xml:space="preserve">are</w:t>
       </w:r>
-      <w:r>
-        <w:t xml:space="preserve">: a) There ______ some bread. b) There ______ four apples.</w:t>
-      </w:r>
-    </w:p>
-    <w:p>
-      <w:pPr>
-        <w:numPr>
-          <w:ilvl w:val="0"/>
-          <w:numId w:val="1013"/>
-        </w:numPr>
-        <w:pStyle w:val="Compact"/>
-      </w:pPr>
-      <w:r>
-        <w:t xml:space="preserve">Complete with</w:t>
-      </w:r>
-      <w:r>
-        <w:t xml:space="preserve"> </w:t>
-      </w:r>
-      <w:r>
-        <w:rPr>
-          <w:iCs/>
-          <w:i/>
-        </w:rPr>
-        <w:t xml:space="preserve">some</w:t>
-      </w:r>
-      <w:r>
-        <w:t xml:space="preserve"> </w:t>
-      </w:r>
-      <w:r>
-        <w:t xml:space="preserve">or</w:t>
-      </w:r>
-      <w:r>
-        <w:t xml:space="preserve"> </w:t>
-      </w:r>
-      <w:r>
-        <w:rPr>
-          <w:iCs/>
-          <w:i/>
-        </w:rPr>
-        <w:t xml:space="preserve">any</w:t>
-      </w:r>
-      <w:r>
-        <w:t xml:space="preserve">: a) There isn’t ______ milk. b) There is ______ juice.</w:t>
-      </w:r>
-    </w:p>
-    <w:p>
-      <w:pPr>
-        <w:numPr>
-          <w:ilvl w:val="0"/>
-          <w:numId w:val="1013"/>
-        </w:numPr>
-        <w:pStyle w:val="Compact"/>
-      </w:pPr>
-      <w:r>
-        <w:t xml:space="preserve">Complete with</w:t>
-      </w:r>
-      <w:r>
-        <w:t xml:space="preserve"> </w:t>
-      </w:r>
-      <w:r>
-        <w:rPr>
-          <w:iCs/>
-          <w:i/>
-        </w:rPr>
-        <w:t xml:space="preserve">How much</w:t>
-      </w:r>
-      <w:r>
-        <w:t xml:space="preserve"> </w:t>
-      </w:r>
-      <w:r>
-        <w:t xml:space="preserve">or</w:t>
-      </w:r>
-      <w:r>
-        <w:t xml:space="preserve"> </w:t>
-      </w:r>
-      <w:r>
-        <w:rPr>
-          <w:iCs/>
-          <w:i/>
-        </w:rPr>
-        <w:t xml:space="preserve">How many</w:t>
-      </w:r>
-      <w:r>
-        <w:t xml:space="preserve">: a) ______ eggs are there? b) ______ water is there?</w:t>
-      </w:r>
-    </w:p>
-    <w:p>
-      <w:pPr>
-        <w:numPr>
-          <w:ilvl w:val="0"/>
-          <w:numId w:val="1013"/>
-        </w:numPr>
-        <w:pStyle w:val="Compact"/>
-      </w:pPr>
-      <w:r>
-        <w:t xml:space="preserve">Put the adverb in the right place:</w:t>
-      </w:r>
-      <w:r>
-        <w:t xml:space="preserve"> </w:t>
-      </w:r>
-      <w:r>
-        <w:rPr>
-          <w:iCs/>
-          <w:i/>
-        </w:rPr>
-        <w:t xml:space="preserve">I drink water.</w:t>
-      </w:r>
-      <w:r>
-        <w:t xml:space="preserve"> </w:t>
-      </w:r>
-      <w:r>
-        <w:t xml:space="preserve">(always)</w:t>
-      </w:r>
-    </w:p>
-    <w:p>
-      <w:pPr>
-        <w:numPr>
-          <w:ilvl w:val="0"/>
-          <w:numId w:val="1013"/>
-        </w:numPr>
-        <w:pStyle w:val="Compact"/>
-      </w:pPr>
-      <w:r>
-        <w:t xml:space="preserve">Complete with</w:t>
-      </w:r>
-      <w:r>
-        <w:t xml:space="preserve"> </w:t>
-      </w:r>
-      <w:r>
-        <w:rPr>
-          <w:iCs/>
-          <w:i/>
-        </w:rPr>
+    </w:p>
+    <w:p>
+      <w:pPr>
+        <w:pStyle w:val="Compact"/>
+        <w:numPr>
+          <w:ilvl w:val="0"/>
+          <w:numId w:val="1014"/>
+        </w:numPr>
+      </w:pPr>
+      <w:r>
+        <w:t xml:space="preserve">I like fish, but I don’t like tomatoes.</w:t>
+      </w:r>
+    </w:p>
+    <w:p>
+      <w:pPr>
+        <w:pStyle w:val="Compact"/>
+        <w:numPr>
+          <w:ilvl w:val="0"/>
+          <w:numId w:val="1014"/>
+        </w:numPr>
+      </w:pPr>
+      <w:r>
+        <w:t xml:space="preserve">always = siempre · never = nunca.</w:t>
+      </w:r>
+    </w:p>
+    <w:p>
+      <w:pPr>
+        <w:pStyle w:val="Compact"/>
+        <w:numPr>
+          <w:ilvl w:val="0"/>
+          <w:numId w:val="1014"/>
+        </w:numPr>
+      </w:pPr>
+      <w:r>
         <w:t xml:space="preserve">should</w:t>
       </w:r>
-      <w:r>
-        <w:t xml:space="preserve"> </w:t>
-      </w:r>
-      <w:r>
-        <w:t xml:space="preserve">or</w:t>
-      </w:r>
-      <w:r>
-        <w:t xml:space="preserve"> </w:t>
-      </w:r>
-      <w:r>
-        <w:rPr>
-          <w:iCs/>
-          <w:i/>
-        </w:rPr>
-        <w:t xml:space="preserve">shouldn’t</w:t>
-      </w:r>
-      <w:r>
-        <w:t xml:space="preserve">: a) You ______ do exercise every day. b) You ______ smoke.</w:t>
-      </w:r>
-    </w:p>
-    <w:p>
-      <w:pPr>
-        <w:numPr>
-          <w:ilvl w:val="0"/>
-          <w:numId w:val="1013"/>
-        </w:numPr>
-        <w:pStyle w:val="Compact"/>
-      </w:pPr>
-      <w:r>
-        <w:t xml:space="preserve">Write three sentences describing a healthy breakfast in English.</w:t>
-      </w:r>
-    </w:p>
-    <w:p>
-      <w:r>
-        <w:br w:type="page"/>
-      </w:r>
-    </w:p>
-    <w:bookmarkEnd w:id="43"/>
-    <w:bookmarkEnd w:id="44"/>
-    <w:bookmarkStart w:id="53" w:name="answer-key-guía-5-inglés"/>
-    <w:p>
-      <w:pPr>
-        <w:pStyle w:val="Heading1"/>
-      </w:pPr>
-      <w:r>
-        <w:t xml:space="preserve">Answer key · Guía 5 Inglés</w:t>
-      </w:r>
-    </w:p>
-    <w:p>
-      <w:pPr>
-        <w:pStyle w:val="FirstParagraph"/>
-      </w:pPr>
-      <w:r>
-        <w:rPr>
-          <w:bCs/>
-          <w:b/>
-        </w:rPr>
-        <w:t xml:space="preserve">Uso del adulto.</w:t>
-      </w:r>
-      <w:r>
-        <w:t xml:space="preserve"> </w:t>
-      </w:r>
-      <w:r>
-        <w:t xml:space="preserve">Esta sección no debe entregarse junto con la guía de trabajo.</w:t>
-      </w:r>
-    </w:p>
-    <w:bookmarkStart w:id="45" w:name="warm-up-test"/>
+    </w:p>
+    <w:bookmarkEnd w:id="34"/>
+    <w:bookmarkStart w:id="35" w:name="section-1-now-you-try"/>
     <w:p>
       <w:pPr>
         <w:pStyle w:val="Heading2"/>
       </w:pPr>
       <w:r>
-        <w:t xml:space="preserve">Warm-up test</w:t>
-      </w:r>
-    </w:p>
-    <w:p>
-      <w:pPr>
-        <w:numPr>
-          <w:ilvl w:val="0"/>
-          <w:numId w:val="1014"/>
-        </w:numPr>
-        <w:pStyle w:val="Compact"/>
-      </w:pPr>
-      <w:r>
-        <w:t xml:space="preserve">Por ejemplo: apple, banana, orange.</w:t>
-      </w:r>
-    </w:p>
-    <w:p>
-      <w:pPr>
-        <w:numPr>
-          <w:ilvl w:val="0"/>
-          <w:numId w:val="1014"/>
-        </w:numPr>
-        <w:pStyle w:val="Compact"/>
-      </w:pPr>
-      <w:r>
-        <w:t xml:space="preserve">Por ejemplo: tomato, carrot, lettuce.</w:t>
-      </w:r>
-    </w:p>
-    <w:p>
-      <w:pPr>
-        <w:numPr>
-          <w:ilvl w:val="0"/>
-          <w:numId w:val="1014"/>
-        </w:numPr>
-        <w:pStyle w:val="Compact"/>
-      </w:pPr>
-      <w:r>
-        <w:t xml:space="preserve">milk / egg.</w:t>
-      </w:r>
-    </w:p>
-    <w:p>
-      <w:pPr>
-        <w:numPr>
-          <w:ilvl w:val="0"/>
-          <w:numId w:val="1014"/>
-        </w:numPr>
-        <w:pStyle w:val="Compact"/>
-      </w:pPr>
-      <w:r>
-        <w:t xml:space="preserve">is</w:t>
-      </w:r>
-    </w:p>
-    <w:p>
-      <w:pPr>
-        <w:numPr>
-          <w:ilvl w:val="0"/>
-          <w:numId w:val="1014"/>
-        </w:numPr>
-        <w:pStyle w:val="Compact"/>
-      </w:pPr>
-      <w:r>
-        <w:t xml:space="preserve">are</w:t>
-      </w:r>
-    </w:p>
-    <w:p>
-      <w:pPr>
-        <w:numPr>
-          <w:ilvl w:val="0"/>
-          <w:numId w:val="1014"/>
-        </w:numPr>
-        <w:pStyle w:val="Compact"/>
-      </w:pPr>
-      <w:r>
-        <w:t xml:space="preserve">I like fish, but I don’t like tomatoes.</w:t>
-      </w:r>
-    </w:p>
-    <w:p>
-      <w:pPr>
-        <w:numPr>
-          <w:ilvl w:val="0"/>
-          <w:numId w:val="1014"/>
-        </w:numPr>
-        <w:pStyle w:val="Compact"/>
-      </w:pPr>
-      <w:r>
-        <w:t xml:space="preserve">always = siempre · never = nunca.</w:t>
-      </w:r>
-    </w:p>
-    <w:p>
-      <w:pPr>
-        <w:numPr>
-          <w:ilvl w:val="0"/>
-          <w:numId w:val="1014"/>
-        </w:numPr>
-        <w:pStyle w:val="Compact"/>
-      </w:pPr>
-      <w:r>
-        <w:t xml:space="preserve">should</w:t>
-      </w:r>
-    </w:p>
-    <w:bookmarkEnd w:id="45"/>
-    <w:bookmarkStart w:id="46" w:name="section-1-now-you-try"/>
+        <w:t xml:space="preserve">Section 1 · Now you try</w:t>
+      </w:r>
+    </w:p>
+    <w:p>
+      <w:pPr>
+        <w:pStyle w:val="Compact"/>
+        <w:numPr>
+          <w:ilvl w:val="0"/>
+          <w:numId w:val="1015"/>
+        </w:numPr>
+      </w:pPr>
+      <w:r>
+        <w:t xml:space="preserve">apple, carrot, cheese, bread, water.</w:t>
+      </w:r>
+    </w:p>
+    <w:p>
+      <w:pPr>
+        <w:pStyle w:val="Compact"/>
+        <w:numPr>
+          <w:ilvl w:val="0"/>
+          <w:numId w:val="1015"/>
+        </w:numPr>
+      </w:pPr>
+      <w:r>
+        <w:t xml:space="preserve">arvejas, avena, mantequilla, sandía, lentejas.</w:t>
+      </w:r>
+    </w:p>
+    <w:p>
+      <w:pPr>
+        <w:pStyle w:val="Compact"/>
+        <w:numPr>
+          <w:ilvl w:val="0"/>
+          <w:numId w:val="1015"/>
+        </w:numPr>
+      </w:pPr>
+      <w:r>
+        <w:t xml:space="preserve">Fruit: pear, grapes. Vegetables: lettuce, onion. Dairy: cheese, yoghurt. Protein: chicken, egg.</w:t>
+      </w:r>
+    </w:p>
+    <w:p>
+      <w:pPr>
+        <w:pStyle w:val="Compact"/>
+        <w:numPr>
+          <w:ilvl w:val="0"/>
+          <w:numId w:val="1015"/>
+        </w:numPr>
+      </w:pPr>
+      <w:r>
+        <w:t xml:space="preserve">tomatoes, strawberries, potatoes, fish, sandwiches.</w:t>
+      </w:r>
+    </w:p>
+    <w:p>
+      <w:pPr>
+        <w:pStyle w:val="Compact"/>
+        <w:numPr>
+          <w:ilvl w:val="0"/>
+          <w:numId w:val="1015"/>
+        </w:numPr>
+      </w:pPr>
+      <w:r>
+        <w:t xml:space="preserve">candy, chips, ice cream.</w:t>
+      </w:r>
+    </w:p>
+    <w:bookmarkEnd w:id="35"/>
+    <w:bookmarkStart w:id="36" w:name="section-2-now-you-try"/>
     <w:p>
       <w:pPr>
         <w:pStyle w:val="Heading2"/>
       </w:pPr>
       <w:r>
-        <w:t xml:space="preserve">Section 1 · Now you try</w:t>
-      </w:r>
-    </w:p>
-    <w:p>
-      <w:pPr>
-        <w:numPr>
-          <w:ilvl w:val="0"/>
-          <w:numId w:val="1015"/>
-        </w:numPr>
-        <w:pStyle w:val="Compact"/>
-      </w:pPr>
-      <w:r>
-        <w:t xml:space="preserve">apple, carrot, cheese, bread, water.</w:t>
-      </w:r>
-    </w:p>
-    <w:p>
-      <w:pPr>
-        <w:numPr>
-          <w:ilvl w:val="0"/>
-          <w:numId w:val="1015"/>
-        </w:numPr>
-        <w:pStyle w:val="Compact"/>
-      </w:pPr>
-      <w:r>
-        <w:t xml:space="preserve">arvejas, avena, mantequilla, sandía, lentejas.</w:t>
-      </w:r>
-    </w:p>
-    <w:p>
-      <w:pPr>
-        <w:numPr>
-          <w:ilvl w:val="0"/>
-          <w:numId w:val="1015"/>
-        </w:numPr>
-        <w:pStyle w:val="Compact"/>
-      </w:pPr>
-      <w:r>
-        <w:t xml:space="preserve">Fruit: pear, grapes. Vegetables: lettuce, onion. Dairy: cheese, yoghurt. Protein: chicken, egg.</w:t>
-      </w:r>
-    </w:p>
-    <w:p>
-      <w:pPr>
-        <w:numPr>
-          <w:ilvl w:val="0"/>
-          <w:numId w:val="1015"/>
-        </w:numPr>
-        <w:pStyle w:val="Compact"/>
-      </w:pPr>
-      <w:r>
-        <w:t xml:space="preserve">tomatoes, strawberries, potatoes, fish, sandwiches.</w:t>
-      </w:r>
-    </w:p>
-    <w:p>
-      <w:pPr>
-        <w:numPr>
-          <w:ilvl w:val="0"/>
-          <w:numId w:val="1015"/>
-        </w:numPr>
-        <w:pStyle w:val="Compact"/>
-      </w:pPr>
-      <w:r>
-        <w:t xml:space="preserve">candy, chips, ice cream.</w:t>
-      </w:r>
-    </w:p>
-    <w:bookmarkEnd w:id="46"/>
-    <w:bookmarkStart w:id="47" w:name="section-2-now-you-try"/>
-    <w:p>
-      <w:pPr>
-        <w:pStyle w:val="Heading2"/>
-      </w:pPr>
-      <w:r>
         <w:t xml:space="preserve">Section 2 · Now you try</w:t>
       </w:r>
     </w:p>
     <w:p>
       <w:pPr>
+        <w:pStyle w:val="Compact"/>
         <w:numPr>
           <w:ilvl w:val="0"/>
           <w:numId w:val="1016"/>
         </w:numPr>
-        <w:pStyle w:val="Compact"/>
-      </w:pPr>
-    </w:p>
-    <w:p>
-      <w:pPr>
+      </w:pPr>
+    </w:p>
+    <w:p>
+      <w:pPr>
+        <w:pStyle w:val="Compact"/>
         <w:numPr>
           <w:ilvl w:val="1"/>
           <w:numId w:val="1017"/>
         </w:numPr>
-        <w:pStyle w:val="Compact"/>
       </w:pPr>
       <w:r>
         <w:t xml:space="preserve">like · b) likes · c) like</w:t>
@@ -4271,20 +4123,20 @@
     </w:p>
     <w:p>
       <w:pPr>
+        <w:pStyle w:val="Compact"/>
         <w:numPr>
           <w:ilvl w:val="0"/>
           <w:numId w:val="1016"/>
         </w:numPr>
-        <w:pStyle w:val="Compact"/>
-      </w:pPr>
-    </w:p>
-    <w:p>
-      <w:pPr>
+      </w:pPr>
+    </w:p>
+    <w:p>
+      <w:pPr>
+        <w:pStyle w:val="Compact"/>
         <w:numPr>
           <w:ilvl w:val="1"/>
           <w:numId w:val="1018"/>
         </w:numPr>
-        <w:pStyle w:val="Compact"/>
       </w:pPr>
       <w:r>
         <w:t xml:space="preserve">I don’t like onions. · b) He doesn’t like soft drinks.</w:t>
@@ -4292,11 +4144,11 @@
     </w:p>
     <w:p>
       <w:pPr>
+        <w:pStyle w:val="Compact"/>
         <w:numPr>
           <w:ilvl w:val="0"/>
           <w:numId w:val="1016"/>
         </w:numPr>
-        <w:pStyle w:val="Compact"/>
       </w:pPr>
       <w:r>
         <w:t xml:space="preserve">Respuesta personal en oraciones completas. Ejemplos: Yes, I do. / No, I don’t. · My favourite vegetable is corn. · I hate onions.</w:t>
@@ -4304,20 +4156,20 @@
     </w:p>
     <w:p>
       <w:pPr>
+        <w:pStyle w:val="Compact"/>
         <w:numPr>
           <w:ilvl w:val="0"/>
           <w:numId w:val="1016"/>
         </w:numPr>
-        <w:pStyle w:val="Compact"/>
-      </w:pPr>
-    </w:p>
-    <w:p>
-      <w:pPr>
+      </w:pPr>
+    </w:p>
+    <w:p>
+      <w:pPr>
+        <w:pStyle w:val="Compact"/>
         <w:numPr>
           <w:ilvl w:val="1"/>
           <w:numId w:val="1019"/>
         </w:numPr>
-        <w:pStyle w:val="Compact"/>
       </w:pPr>
       <w:r>
         <w:t xml:space="preserve">I love bread. · b) My mum doesn’t like coffee. · c) Do you like peas?</w:t>
@@ -4325,11 +4177,11 @@
     </w:p>
     <w:p>
       <w:pPr>
+        <w:pStyle w:val="Compact"/>
         <w:numPr>
           <w:ilvl w:val="0"/>
           <w:numId w:val="1016"/>
         </w:numPr>
-        <w:pStyle w:val="Compact"/>
       </w:pPr>
       <w:r>
         <w:t xml:space="preserve">Respuesta personal. Se evalúa el uso correcto de</w:t>
@@ -4339,37 +4191,37 @@
       </w:r>
       <w:r>
         <w:rPr>
+          <w:i/>
           <w:iCs/>
+        </w:rPr>
+        <w:t xml:space="preserve">likes</w:t>
+      </w:r>
+      <w:r>
+        <w:t xml:space="preserve">,</w:t>
+      </w:r>
+      <w:r>
+        <w:t xml:space="preserve"> </w:t>
+      </w:r>
+      <w:r>
+        <w:rPr>
           <w:i/>
-        </w:rPr>
-        <w:t xml:space="preserve">likes</w:t>
-      </w:r>
-      <w:r>
-        <w:t xml:space="preserve">,</w:t>
-      </w:r>
-      <w:r>
-        <w:t xml:space="preserve"> </w:t>
-      </w:r>
-      <w:r>
-        <w:rPr>
           <w:iCs/>
+        </w:rPr>
+        <w:t xml:space="preserve">doesn’t like</w:t>
+      </w:r>
+      <w:r>
+        <w:t xml:space="preserve"> </w:t>
+      </w:r>
+      <w:r>
+        <w:t xml:space="preserve">y</w:t>
+      </w:r>
+      <w:r>
+        <w:t xml:space="preserve"> </w:t>
+      </w:r>
+      <w:r>
+        <w:rPr>
           <w:i/>
-        </w:rPr>
-        <w:t xml:space="preserve">doesn’t like</w:t>
-      </w:r>
-      <w:r>
-        <w:t xml:space="preserve"> </w:t>
-      </w:r>
-      <w:r>
-        <w:t xml:space="preserve">y</w:t>
-      </w:r>
-      <w:r>
-        <w:t xml:space="preserve"> </w:t>
-      </w:r>
-      <w:r>
-        <w:rPr>
           <w:iCs/>
-          <w:i/>
         </w:rPr>
         <w:t xml:space="preserve">loves</w:t>
       </w:r>
@@ -4377,8 +4229,8 @@
         <w:t xml:space="preserve">.</w:t>
       </w:r>
     </w:p>
-    <w:bookmarkEnd w:id="47"/>
-    <w:bookmarkStart w:id="48" w:name="section-3-now-you-try"/>
+    <w:bookmarkEnd w:id="36"/>
+    <w:bookmarkStart w:id="37" w:name="section-3-now-you-try"/>
     <w:p>
       <w:pPr>
         <w:pStyle w:val="Heading2"/>
@@ -4389,11 +4241,11 @@
     </w:p>
     <w:p>
       <w:pPr>
+        <w:pStyle w:val="Compact"/>
         <w:numPr>
           <w:ilvl w:val="0"/>
           <w:numId w:val="1020"/>
         </w:numPr>
-        <w:pStyle w:val="Compact"/>
       </w:pPr>
       <w:r>
         <w:t xml:space="preserve">U: water, rice, cheese, bread. C: banana, egg, carrot, tomato.</w:t>
@@ -4401,20 +4253,20 @@
     </w:p>
     <w:p>
       <w:pPr>
+        <w:pStyle w:val="Compact"/>
         <w:numPr>
           <w:ilvl w:val="0"/>
           <w:numId w:val="1020"/>
         </w:numPr>
-        <w:pStyle w:val="Compact"/>
-      </w:pPr>
-    </w:p>
-    <w:p>
-      <w:pPr>
+      </w:pPr>
+    </w:p>
+    <w:p>
+      <w:pPr>
+        <w:pStyle w:val="Compact"/>
         <w:numPr>
           <w:ilvl w:val="1"/>
           <w:numId w:val="1021"/>
         </w:numPr>
-        <w:pStyle w:val="Compact"/>
       </w:pPr>
       <w:r>
         <w:t xml:space="preserve">are · b) is · c) are · d) Is</w:t>
@@ -4422,20 +4274,20 @@
     </w:p>
     <w:p>
       <w:pPr>
+        <w:pStyle w:val="Compact"/>
         <w:numPr>
           <w:ilvl w:val="0"/>
           <w:numId w:val="1020"/>
         </w:numPr>
-        <w:pStyle w:val="Compact"/>
-      </w:pPr>
-    </w:p>
-    <w:p>
-      <w:pPr>
+      </w:pPr>
+    </w:p>
+    <w:p>
+      <w:pPr>
+        <w:pStyle w:val="Compact"/>
         <w:numPr>
           <w:ilvl w:val="1"/>
           <w:numId w:val="1022"/>
         </w:numPr>
-        <w:pStyle w:val="Compact"/>
       </w:pPr>
       <w:r>
         <w:t xml:space="preserve">some · b) any · c) any</w:t>
@@ -4443,20 +4295,20 @@
     </w:p>
     <w:p>
       <w:pPr>
+        <w:pStyle w:val="Compact"/>
         <w:numPr>
           <w:ilvl w:val="0"/>
           <w:numId w:val="1020"/>
         </w:numPr>
-        <w:pStyle w:val="Compact"/>
-      </w:pPr>
-    </w:p>
-    <w:p>
-      <w:pPr>
+      </w:pPr>
+    </w:p>
+    <w:p>
+      <w:pPr>
+        <w:pStyle w:val="Compact"/>
         <w:numPr>
           <w:ilvl w:val="1"/>
           <w:numId w:val="1023"/>
         </w:numPr>
-        <w:pStyle w:val="Compact"/>
       </w:pPr>
       <w:r>
         <w:t xml:space="preserve">How many · b) How much</w:t>
@@ -4464,11 +4316,11 @@
     </w:p>
     <w:p>
       <w:pPr>
+        <w:pStyle w:val="Compact"/>
         <w:numPr>
           <w:ilvl w:val="0"/>
           <w:numId w:val="1020"/>
         </w:numPr>
-        <w:pStyle w:val="Compact"/>
       </w:pPr>
       <w:r>
         <w:t xml:space="preserve">Respuesta personal. Se evalúa la concordancia entre</w:t>
@@ -4478,8 +4330,8 @@
       </w:r>
       <w:r>
         <w:rPr>
+          <w:i/>
           <w:iCs/>
-          <w:i/>
         </w:rPr>
         <w:t xml:space="preserve">is/are</w:t>
       </w:r>
@@ -4490,8 +4342,8 @@
         <w:t xml:space="preserve">y el sustantivo.</w:t>
       </w:r>
     </w:p>
-    <w:bookmarkEnd w:id="48"/>
-    <w:bookmarkStart w:id="49" w:name="section-4-now-you-try"/>
+    <w:bookmarkEnd w:id="37"/>
+    <w:bookmarkStart w:id="38" w:name="section-4-now-you-try"/>
     <w:p>
       <w:pPr>
         <w:pStyle w:val="Heading2"/>
@@ -4502,11 +4354,11 @@
     </w:p>
     <w:p>
       <w:pPr>
+        <w:pStyle w:val="Compact"/>
         <w:numPr>
           <w:ilvl w:val="0"/>
           <w:numId w:val="1024"/>
         </w:numPr>
-        <w:pStyle w:val="Compact"/>
       </w:pPr>
       <w:r>
         <w:t xml:space="preserve">always · often · sometimes · never</w:t>
@@ -4514,20 +4366,20 @@
     </w:p>
     <w:p>
       <w:pPr>
+        <w:pStyle w:val="Compact"/>
         <w:numPr>
           <w:ilvl w:val="0"/>
           <w:numId w:val="1024"/>
         </w:numPr>
-        <w:pStyle w:val="Compact"/>
-      </w:pPr>
-    </w:p>
-    <w:p>
-      <w:pPr>
+      </w:pPr>
+    </w:p>
+    <w:p>
+      <w:pPr>
+        <w:pStyle w:val="Compact"/>
         <w:numPr>
           <w:ilvl w:val="1"/>
           <w:numId w:val="1025"/>
         </w:numPr>
-        <w:pStyle w:val="Compact"/>
       </w:pPr>
       <w:r>
         <w:t xml:space="preserve">I always eat breakfast. · b) She never drinks soft drinks. · c) We sometimes play football.</w:t>
@@ -4535,20 +4387,20 @@
     </w:p>
     <w:p>
       <w:pPr>
+        <w:pStyle w:val="Compact"/>
         <w:numPr>
           <w:ilvl w:val="0"/>
           <w:numId w:val="1024"/>
         </w:numPr>
-        <w:pStyle w:val="Compact"/>
-      </w:pPr>
-    </w:p>
-    <w:p>
-      <w:pPr>
+      </w:pPr>
+    </w:p>
+    <w:p>
+      <w:pPr>
+        <w:pStyle w:val="Compact"/>
         <w:numPr>
           <w:ilvl w:val="1"/>
           <w:numId w:val="1026"/>
         </w:numPr>
-        <w:pStyle w:val="Compact"/>
       </w:pPr>
       <w:r>
         <w:t xml:space="preserve">should · b) shouldn’t · c) should · d) shouldn’t</w:t>
@@ -4556,11 +4408,11 @@
     </w:p>
     <w:p>
       <w:pPr>
+        <w:pStyle w:val="Compact"/>
         <w:numPr>
           <w:ilvl w:val="0"/>
           <w:numId w:val="1024"/>
         </w:numPr>
-        <w:pStyle w:val="Compact"/>
       </w:pPr>
       <w:r>
         <w:t xml:space="preserve">Respuesta personal. Se evalúa que el adverbio vaya antes del verbo principal.</w:t>
@@ -4568,18 +4420,18 @@
     </w:p>
     <w:p>
       <w:pPr>
+        <w:pStyle w:val="Compact"/>
         <w:numPr>
           <w:ilvl w:val="0"/>
           <w:numId w:val="1024"/>
         </w:numPr>
-        <w:pStyle w:val="Compact"/>
       </w:pPr>
       <w:r>
         <w:t xml:space="preserve">Respuesta personal. Ejemplos: You should drink more water. You shouldn’t eat junk food every day. You should sleep nine hours.</w:t>
       </w:r>
     </w:p>
-    <w:bookmarkEnd w:id="49"/>
-    <w:bookmarkStart w:id="50" w:name="final-task"/>
+    <w:bookmarkEnd w:id="38"/>
+    <w:bookmarkStart w:id="39" w:name="final-task"/>
     <w:p>
       <w:pPr>
         <w:pStyle w:val="Heading2"/>
@@ -4601,7 +4453,6 @@
         <w:tblStyle w:val="Table"/>
         <w:tblW w:type="auto" w:w="0"/>
         <w:tblLook w:firstRow="1" w:lastRow="0" w:firstColumn="0" w:lastColumn="0" w:noHBand="0" w:noVBand="0" w:val="0020"/>
-        <w:jc w:val="start"/>
       </w:tblPr>
       <w:tblGrid>
         <w:gridCol w:w="3960"/>
@@ -4609,14 +4460,13 @@
       </w:tblGrid>
       <w:tr>
         <w:trPr>
-          <w:tblHeader w:val="true"/>
+          <w:tblHeader w:val="on"/>
         </w:trPr>
         <w:tc>
           <w:tcPr/>
           <w:p>
             <w:pPr>
               <w:pStyle w:val="Compact"/>
-              <w:jc w:val="left"/>
             </w:pPr>
             <w:r>
               <w:t xml:space="preserve">Criterio</w:t>
@@ -4628,7 +4478,6 @@
           <w:p>
             <w:pPr>
               <w:pStyle w:val="Compact"/>
-              <w:jc w:val="left"/>
             </w:pPr>
             <w:r>
               <w:t xml:space="preserve">Puntos</w:t>
@@ -4642,7 +4491,6 @@
           <w:p>
             <w:pPr>
               <w:pStyle w:val="Compact"/>
-              <w:jc w:val="left"/>
             </w:pPr>
             <w:r>
               <w:t xml:space="preserve">Tabla completa con las cuatro comidas en inglés</w:t>
@@ -4654,7 +4502,6 @@
           <w:p>
             <w:pPr>
               <w:pStyle w:val="Compact"/>
-              <w:jc w:val="left"/>
             </w:pPr>
             <w:r>
               <w:t xml:space="preserve">2</w:t>
@@ -4668,7 +4515,6 @@
           <w:p>
             <w:pPr>
               <w:pStyle w:val="Compact"/>
-              <w:jc w:val="left"/>
             </w:pPr>
             <w:r>
               <w:t xml:space="preserve">Tres o más palabras de comida bien escritas</w:t>
@@ -4680,7 +4526,6 @@
           <w:p>
             <w:pPr>
               <w:pStyle w:val="Compact"/>
-              <w:jc w:val="left"/>
             </w:pPr>
             <w:r>
               <w:t xml:space="preserve">2</w:t>
@@ -4694,7 +4539,6 @@
           <w:p>
             <w:pPr>
               <w:pStyle w:val="Compact"/>
-              <w:jc w:val="left"/>
             </w:pPr>
             <w:r>
               <w:t xml:space="preserve">Una oración con there is / there are correcta</w:t>
@@ -4706,7 +4550,6 @@
           <w:p>
             <w:pPr>
               <w:pStyle w:val="Compact"/>
-              <w:jc w:val="left"/>
             </w:pPr>
             <w:r>
               <w:t xml:space="preserve">1</w:t>
@@ -4720,7 +4563,6 @@
           <w:p>
             <w:pPr>
               <w:pStyle w:val="Compact"/>
-              <w:jc w:val="left"/>
             </w:pPr>
             <w:r>
               <w:t xml:space="preserve">Una oración con I like / I love</w:t>
@@ -4732,7 +4574,6 @@
           <w:p>
             <w:pPr>
               <w:pStyle w:val="Compact"/>
-              <w:jc w:val="left"/>
             </w:pPr>
             <w:r>
               <w:t xml:space="preserve">1</w:t>
@@ -4746,7 +4587,6 @@
           <w:p>
             <w:pPr>
               <w:pStyle w:val="Compact"/>
-              <w:jc w:val="left"/>
             </w:pPr>
             <w:r>
               <w:t xml:space="preserve">Dos adverbios de frecuencia bien ubicados</w:t>
@@ -4758,7 +4598,6 @@
           <w:p>
             <w:pPr>
               <w:pStyle w:val="Compact"/>
-              <w:jc w:val="left"/>
             </w:pPr>
             <w:r>
               <w:t xml:space="preserve">1</w:t>
@@ -4772,7 +4611,6 @@
           <w:p>
             <w:pPr>
               <w:pStyle w:val="Compact"/>
-              <w:jc w:val="left"/>
             </w:pPr>
             <w:r>
               <w:t xml:space="preserve">Un consejo con should o shouldn’t</w:t>
@@ -4784,7 +4622,6 @@
           <w:p>
             <w:pPr>
               <w:pStyle w:val="Compact"/>
-              <w:jc w:val="left"/>
             </w:pPr>
             <w:r>
               <w:t xml:space="preserve">1</w:t>
@@ -4793,8 +4630,8 @@
         </w:tc>
       </w:tr>
     </w:tbl>
-    <w:bookmarkEnd w:id="50"/>
-    <w:bookmarkStart w:id="51" w:name="final-test"/>
+    <w:bookmarkEnd w:id="39"/>
+    <w:bookmarkStart w:id="40" w:name="final-test"/>
     <w:p>
       <w:pPr>
         <w:pStyle w:val="Heading2"/>
@@ -4805,11 +4642,11 @@
     </w:p>
     <w:p>
       <w:pPr>
+        <w:pStyle w:val="Compact"/>
         <w:numPr>
           <w:ilvl w:val="0"/>
           <w:numId w:val="1027"/>
         </w:numPr>
-        <w:pStyle w:val="Compact"/>
       </w:pPr>
       <w:r>
         <w:t xml:space="preserve">peach, pumpkin, bread, egg, water.</w:t>
@@ -4817,11 +4654,11 @@
     </w:p>
     <w:p>
       <w:pPr>
+        <w:pStyle w:val="Compact"/>
         <w:numPr>
           <w:ilvl w:val="0"/>
           <w:numId w:val="1027"/>
         </w:numPr>
-        <w:pStyle w:val="Compact"/>
       </w:pPr>
       <w:r>
         <w:t xml:space="preserve">lentejas, avena, uvas, mantequilla, arvejas.</w:t>
@@ -4829,11 +4666,11 @@
     </w:p>
     <w:p>
       <w:pPr>
+        <w:pStyle w:val="Compact"/>
         <w:numPr>
           <w:ilvl w:val="0"/>
           <w:numId w:val="1027"/>
         </w:numPr>
-        <w:pStyle w:val="Compact"/>
       </w:pPr>
       <w:r>
         <w:t xml:space="preserve">potatoes, strawberries, tomatoes, fish.</w:t>
@@ -4841,20 +4678,20 @@
     </w:p>
     <w:p>
       <w:pPr>
+        <w:pStyle w:val="Compact"/>
         <w:numPr>
           <w:ilvl w:val="0"/>
           <w:numId w:val="1027"/>
         </w:numPr>
-        <w:pStyle w:val="Compact"/>
-      </w:pPr>
-    </w:p>
-    <w:p>
-      <w:pPr>
+      </w:pPr>
+    </w:p>
+    <w:p>
+      <w:pPr>
+        <w:pStyle w:val="Compact"/>
         <w:numPr>
           <w:ilvl w:val="1"/>
           <w:numId w:val="1028"/>
         </w:numPr>
-        <w:pStyle w:val="Compact"/>
       </w:pPr>
       <w:r>
         <w:t xml:space="preserve">like · b) doesn’t like</w:t>
@@ -4862,11 +4699,11 @@
     </w:p>
     <w:p>
       <w:pPr>
+        <w:pStyle w:val="Compact"/>
         <w:numPr>
           <w:ilvl w:val="0"/>
           <w:numId w:val="1027"/>
         </w:numPr>
-        <w:pStyle w:val="Compact"/>
       </w:pPr>
       <w:r>
         <w:t xml:space="preserve">My favourite food is chicken.</w:t>
@@ -4874,11 +4711,11 @@
     </w:p>
     <w:p>
       <w:pPr>
+        <w:pStyle w:val="Compact"/>
         <w:numPr>
           <w:ilvl w:val="0"/>
           <w:numId w:val="1027"/>
         </w:numPr>
-        <w:pStyle w:val="Compact"/>
       </w:pPr>
       <w:r>
         <w:t xml:space="preserve">Uncountable: rice, water. Countable: apple, carrot.</w:t>
@@ -4886,20 +4723,20 @@
     </w:p>
     <w:p>
       <w:pPr>
+        <w:pStyle w:val="Compact"/>
         <w:numPr>
           <w:ilvl w:val="0"/>
           <w:numId w:val="1027"/>
         </w:numPr>
-        <w:pStyle w:val="Compact"/>
-      </w:pPr>
-    </w:p>
-    <w:p>
-      <w:pPr>
+      </w:pPr>
+    </w:p>
+    <w:p>
+      <w:pPr>
+        <w:pStyle w:val="Compact"/>
         <w:numPr>
           <w:ilvl w:val="1"/>
           <w:numId w:val="1029"/>
         </w:numPr>
-        <w:pStyle w:val="Compact"/>
       </w:pPr>
       <w:r>
         <w:t xml:space="preserve">is · b) are</w:t>
@@ -4907,20 +4744,20 @@
     </w:p>
     <w:p>
       <w:pPr>
+        <w:pStyle w:val="Compact"/>
         <w:numPr>
           <w:ilvl w:val="0"/>
           <w:numId w:val="1027"/>
         </w:numPr>
-        <w:pStyle w:val="Compact"/>
-      </w:pPr>
-    </w:p>
-    <w:p>
-      <w:pPr>
+      </w:pPr>
+    </w:p>
+    <w:p>
+      <w:pPr>
+        <w:pStyle w:val="Compact"/>
         <w:numPr>
           <w:ilvl w:val="1"/>
           <w:numId w:val="1030"/>
         </w:numPr>
-        <w:pStyle w:val="Compact"/>
       </w:pPr>
       <w:r>
         <w:t xml:space="preserve">any · b) some</w:t>
@@ -4928,20 +4765,20 @@
     </w:p>
     <w:p>
       <w:pPr>
+        <w:pStyle w:val="Compact"/>
         <w:numPr>
           <w:ilvl w:val="0"/>
           <w:numId w:val="1027"/>
         </w:numPr>
-        <w:pStyle w:val="Compact"/>
-      </w:pPr>
-    </w:p>
-    <w:p>
-      <w:pPr>
+      </w:pPr>
+    </w:p>
+    <w:p>
+      <w:pPr>
+        <w:pStyle w:val="Compact"/>
         <w:numPr>
           <w:ilvl w:val="1"/>
           <w:numId w:val="1031"/>
         </w:numPr>
-        <w:pStyle w:val="Compact"/>
       </w:pPr>
       <w:r>
         <w:t xml:space="preserve">How many · b) How much</w:t>
@@ -4949,11 +4786,11 @@
     </w:p>
     <w:p>
       <w:pPr>
+        <w:pStyle w:val="Compact"/>
         <w:numPr>
           <w:ilvl w:val="0"/>
           <w:numId w:val="1027"/>
         </w:numPr>
-        <w:pStyle w:val="Compact"/>
       </w:pPr>
       <w:r>
         <w:t xml:space="preserve">I always drink water.</w:t>
@@ -4961,20 +4798,20 @@
     </w:p>
     <w:p>
       <w:pPr>
+        <w:pStyle w:val="Compact"/>
         <w:numPr>
           <w:ilvl w:val="0"/>
           <w:numId w:val="1027"/>
         </w:numPr>
-        <w:pStyle w:val="Compact"/>
-      </w:pPr>
-    </w:p>
-    <w:p>
-      <w:pPr>
+      </w:pPr>
+    </w:p>
+    <w:p>
+      <w:pPr>
+        <w:pStyle w:val="Compact"/>
         <w:numPr>
           <w:ilvl w:val="1"/>
           <w:numId w:val="1032"/>
         </w:numPr>
-        <w:pStyle w:val="Compact"/>
       </w:pPr>
       <w:r>
         <w:t xml:space="preserve">should · b) shouldn’t</w:t>
@@ -4982,11 +4819,11 @@
     </w:p>
     <w:p>
       <w:pPr>
+        <w:pStyle w:val="Compact"/>
         <w:numPr>
           <w:ilvl w:val="0"/>
           <w:numId w:val="1027"/>
         </w:numPr>
-        <w:pStyle w:val="Compact"/>
       </w:pPr>
       <w:r>
         <w:t xml:space="preserve">Respuesta abierta. Ejemplo:</w:t>
@@ -4996,14 +4833,14 @@
       </w:r>
       <w:r>
         <w:rPr>
+          <w:i/>
           <w:iCs/>
-          <w:i/>
         </w:rPr>
         <w:t xml:space="preserve">A healthy breakfast has milk, bread and fruit. There is an orange on my plate. I always drink water.</w:t>
       </w:r>
     </w:p>
-    <w:bookmarkEnd w:id="51"/>
-    <w:bookmarkStart w:id="52" w:name="tabla-de-remediación"/>
+    <w:bookmarkEnd w:id="40"/>
+    <w:bookmarkStart w:id="41" w:name="tabla-de-remediación"/>
     <w:p>
       <w:pPr>
         <w:pStyle w:val="Heading2"/>
@@ -5016,8 +4853,8 @@
       <w:tblPr>
         <w:tblStyle w:val="Table"/>
         <w:tblW w:type="pct" w:w="5000"/>
+        <w:tblLayout w:type="fixed"/>
         <w:tblLook w:firstRow="1" w:lastRow="0" w:firstColumn="0" w:lastColumn="0" w:noHBand="0" w:noVBand="0" w:val="0020"/>
-        <w:jc w:val="start"/>
       </w:tblPr>
       <w:tblGrid>
         <w:gridCol w:w="2640"/>
@@ -5026,14 +4863,13 @@
       </w:tblGrid>
       <w:tr>
         <w:trPr>
-          <w:tblHeader w:val="true"/>
+          <w:tblHeader w:val="on"/>
         </w:trPr>
         <w:tc>
           <w:tcPr/>
           <w:p>
             <w:pPr>
               <w:pStyle w:val="Compact"/>
-              <w:jc w:val="left"/>
             </w:pPr>
             <w:r>
               <w:t xml:space="preserve">Si falló en…</w:t>
@@ -5045,7 +4881,6 @@
           <w:p>
             <w:pPr>
               <w:pStyle w:val="Compact"/>
-              <w:jc w:val="left"/>
             </w:pPr>
             <w:r>
               <w:t xml:space="preserve">Volver a…</w:t>
@@ -5057,7 +4892,6 @@
           <w:p>
             <w:pPr>
               <w:pStyle w:val="Compact"/>
-              <w:jc w:val="left"/>
             </w:pPr>
             <w:r>
               <w:t xml:space="preserve">Refuerzo sugerido</w:t>
@@ -5071,7 +4905,6 @@
           <w:p>
             <w:pPr>
               <w:pStyle w:val="Compact"/>
-              <w:jc w:val="left"/>
             </w:pPr>
             <w:r>
               <w:t xml:space="preserve">Preguntas 1, 2, 3</w:t>
@@ -5083,7 +4916,6 @@
           <w:p>
             <w:pPr>
               <w:pStyle w:val="Compact"/>
-              <w:jc w:val="left"/>
             </w:pPr>
             <w:r>
               <w:t xml:space="preserve">Section 1</w:t>
@@ -5095,7 +4927,6 @@
           <w:p>
             <w:pPr>
               <w:pStyle w:val="Compact"/>
-              <w:jc w:val="left"/>
             </w:pPr>
             <w:r>
               <w:t xml:space="preserve">Hacer tarjetas de vocabulario con dibujo y palabra</w:t>
@@ -5109,7 +4940,6 @@
           <w:p>
             <w:pPr>
               <w:pStyle w:val="Compact"/>
-              <w:jc w:val="left"/>
             </w:pPr>
             <w:r>
               <w:t xml:space="preserve">Preguntas 4, 5</w:t>
@@ -5121,7 +4951,6 @@
           <w:p>
             <w:pPr>
               <w:pStyle w:val="Compact"/>
-              <w:jc w:val="left"/>
             </w:pPr>
             <w:r>
               <w:t xml:space="preserve">Section 2</w:t>
@@ -5133,7 +4962,6 @@
           <w:p>
             <w:pPr>
               <w:pStyle w:val="Compact"/>
-              <w:jc w:val="left"/>
             </w:pPr>
             <w:r>
               <w:t xml:space="preserve">Escribir cinco oraciones diarias con like / doesn’t like</w:t>
@@ -5147,7 +4975,6 @@
           <w:p>
             <w:pPr>
               <w:pStyle w:val="Compact"/>
-              <w:jc w:val="left"/>
             </w:pPr>
             <w:r>
               <w:t xml:space="preserve">Preguntas 6, 7, 8, 9</w:t>
@@ -5159,7 +4986,6 @@
           <w:p>
             <w:pPr>
               <w:pStyle w:val="Compact"/>
-              <w:jc w:val="left"/>
             </w:pPr>
             <w:r>
               <w:t xml:space="preserve">Section 3</w:t>
@@ -5171,7 +4997,6 @@
           <w:p>
             <w:pPr>
               <w:pStyle w:val="Compact"/>
-              <w:jc w:val="left"/>
             </w:pPr>
             <w:r>
               <w:t xml:space="preserve">Describir la despensa de la casa con there is / there are</w:t>
@@ -5185,7 +5010,6 @@
           <w:p>
             <w:pPr>
               <w:pStyle w:val="Compact"/>
-              <w:jc w:val="left"/>
             </w:pPr>
             <w:r>
               <w:t xml:space="preserve">Preguntas 10, 11</w:t>
@@ -5197,7 +5021,6 @@
           <w:p>
             <w:pPr>
               <w:pStyle w:val="Compact"/>
-              <w:jc w:val="left"/>
             </w:pPr>
             <w:r>
               <w:t xml:space="preserve">Section 4</w:t>
@@ -5209,7 +5032,6 @@
           <w:p>
             <w:pPr>
               <w:pStyle w:val="Compact"/>
-              <w:jc w:val="left"/>
             </w:pPr>
             <w:r>
               <w:t xml:space="preserve">Escribir la rutina del día con adverbios de frecuencia</w:t>
@@ -5223,7 +5045,6 @@
           <w:p>
             <w:pPr>
               <w:pStyle w:val="Compact"/>
-              <w:jc w:val="left"/>
             </w:pPr>
             <w:r>
               <w:t xml:space="preserve">Pregunta 12</w:t>
@@ -5235,7 +5056,6 @@
           <w:p>
             <w:pPr>
               <w:pStyle w:val="Compact"/>
-              <w:jc w:val="left"/>
             </w:pPr>
             <w:r>
               <w:t xml:space="preserve">Todas</w:t>
@@ -5247,7 +5067,6 @@
           <w:p>
             <w:pPr>
               <w:pStyle w:val="Compact"/>
-              <w:jc w:val="left"/>
             </w:pPr>
             <w:r>
               <w:t xml:space="preserve">Repetir la Final task con otro menú</w:t>
@@ -5262,8 +5081,8 @@
       </w:pPr>
       <w:r>
         <w:rPr>
+          <w:b/>
           <w:bCs/>
-          <w:b/>
         </w:rPr>
         <w:t xml:space="preserve">Puntaje total: 12 puntos.</w:t>
       </w:r>
@@ -5274,9 +5093,13 @@
         <w:t xml:space="preserve">10 o más indica dominio del contenido; entre 7 y 9, repaso focalizado; menos de 7, rehacer las secciones marcadas.</w:t>
       </w:r>
     </w:p>
-    <w:bookmarkEnd w:id="52"/>
-    <w:bookmarkEnd w:id="53"/>
-    <w:sectPr/>
+    <w:bookmarkEnd w:id="41"/>
+    <w:bookmarkEnd w:id="42"/>
+    <w:sectPr>
+      <w:footnotePr>
+        <w:numRestart w:val="eachSect"/>
+      </w:footnotePr>
+    </w:sectPr>
   </w:body>
 </w:document>
 </file>
@@ -5307,14 +5130,14 @@
 <file path=word/numbering.xml><?xml version="1.0" encoding="utf-8"?>
 <w:numbering xmlns:w="http://schemas.openxmlformats.org/wordprocessingml/2006/main">
   <w:abstractNum w:abstractNumId="990">
-    <w:nsid w:val="A990"/>
+    <w:nsid w:val="0000A990"/>
     <w:multiLevelType w:val="multilevel"/>
     <w:lvl w:ilvl="0">
       <w:numFmt w:val="bullet"/>
       <w:lvlText w:val=" "/>
       <w:lvlJc w:val="left"/>
       <w:pPr>
-        <w:ind w:left="720" w:hanging="480"/>
+        <w:ind w:left="720" w:hanging="360"/>
       </w:pPr>
     </w:lvl>
     <w:lvl w:ilvl="1">
@@ -5322,7 +5145,7 @@
       <w:lvlText w:val=" "/>
       <w:lvlJc w:val="left"/>
       <w:pPr>
-        <w:ind w:left="1440" w:hanging="480"/>
+        <w:ind w:left="1440" w:hanging="360"/>
       </w:pPr>
     </w:lvl>
     <w:lvl w:ilvl="2">
@@ -5330,7 +5153,7 @@
       <w:lvlText w:val=" "/>
       <w:lvlJc w:val="left"/>
       <w:pPr>
-        <w:ind w:left="2160" w:hanging="480"/>
+        <w:ind w:left="2160" w:hanging="360"/>
       </w:pPr>
     </w:lvl>
     <w:lvl w:ilvl="3">
@@ -5338,7 +5161,7 @@
       <w:lvlText w:val=" "/>
       <w:lvlJc w:val="left"/>
       <w:pPr>
-        <w:ind w:left="2880" w:hanging="480"/>
+        <w:ind w:left="2880" w:hanging="360"/>
       </w:pPr>
     </w:lvl>
     <w:lvl w:ilvl="4">
@@ -5346,7 +5169,7 @@
       <w:lvlText w:val=" "/>
       <w:lvlJc w:val="left"/>
       <w:pPr>
-        <w:ind w:left="3600" w:hanging="480"/>
+        <w:ind w:left="3600" w:hanging="360"/>
       </w:pPr>
     </w:lvl>
     <w:lvl w:ilvl="5">
@@ -5354,7 +5177,7 @@
       <w:lvlText w:val=" "/>
       <w:lvlJc w:val="left"/>
       <w:pPr>
-        <w:ind w:left="4320" w:hanging="480"/>
+        <w:ind w:left="4320" w:hanging="360"/>
       </w:pPr>
     </w:lvl>
     <w:lvl w:ilvl="6">
@@ -5362,7 +5185,7 @@
       <w:lvlText w:val=" "/>
       <w:lvlJc w:val="left"/>
       <w:pPr>
-        <w:ind w:left="5040" w:hanging="480"/>
+        <w:ind w:left="5040" w:hanging="360"/>
       </w:pPr>
     </w:lvl>
     <w:lvl w:ilvl="7">
@@ -5370,7 +5193,7 @@
       <w:lvlText w:val=" "/>
       <w:lvlJc w:val="left"/>
       <w:pPr>
-        <w:ind w:left="5760" w:hanging="480"/>
+        <w:ind w:left="5760" w:hanging="360"/>
       </w:pPr>
     </w:lvl>
     <w:lvl w:ilvl="8">
@@ -5378,88 +5201,115 @@
       <w:lvlText w:val=" "/>
       <w:lvlJc w:val="left"/>
       <w:pPr>
-        <w:ind w:left="6480" w:hanging="480"/>
+        <w:ind w:left="6480" w:hanging="360"/>
       </w:pPr>
     </w:lvl>
   </w:abstractNum>
   <w:abstractNum w:abstractNumId="991">
-    <w:nsid w:val="A991"/>
+    <w:nsid w:val="0000A991"/>
     <w:multiLevelType w:val="multilevel"/>
     <w:lvl w:ilvl="0">
       <w:numFmt w:val="bullet"/>
-      <w:lvlText w:val="•"/>
+      <w:lvlText w:val=""/>
       <w:lvlJc w:val="left"/>
       <w:pPr>
-        <w:ind w:left="720" w:hanging="480"/>
-      </w:pPr>
+        <w:ind w:left="720" w:hanging="360"/>
+      </w:pPr>
+      <w:rPr>
+        <w:rFonts w:ascii="Symbol" w:hAnsi="Symbol" w:cs="Symbol" w:hint="default"/>
+      </w:rPr>
     </w:lvl>
     <w:lvl w:ilvl="1">
       <w:numFmt w:val="bullet"/>
-      <w:lvlText w:val="–"/>
+      <w:lvlText w:val="o"/>
       <w:lvlJc w:val="left"/>
       <w:pPr>
-        <w:ind w:left="1440" w:hanging="480"/>
-      </w:pPr>
+        <w:ind w:left="1440" w:hanging="360"/>
+      </w:pPr>
+      <w:rPr>
+        <w:rFonts w:ascii="Courier New" w:hAnsi="Courier New" w:cs="Courier New" w:hint="default"/>
+      </w:rPr>
     </w:lvl>
     <w:lvl w:ilvl="2">
       <w:numFmt w:val="bullet"/>
-      <w:lvlText w:val="•"/>
+      <w:lvlText w:val=""/>
       <w:lvlJc w:val="left"/>
       <w:pPr>
-        <w:ind w:left="2160" w:hanging="480"/>
-      </w:pPr>
+        <w:ind w:left="2160" w:hanging="360"/>
+      </w:pPr>
+      <w:rPr>
+        <w:rFonts w:ascii="Wingdings" w:hAnsi="Wingdings" w:cs="Wingdings" w:hint="default"/>
+      </w:rPr>
     </w:lvl>
     <w:lvl w:ilvl="3">
       <w:numFmt w:val="bullet"/>
-      <w:lvlText w:val="–"/>
+      <w:lvlText w:val=""/>
       <w:lvlJc w:val="left"/>
       <w:pPr>
-        <w:ind w:left="2880" w:hanging="480"/>
-      </w:pPr>
+        <w:ind w:left="2880" w:hanging="360"/>
+      </w:pPr>
+      <w:rPr>
+        <w:rFonts w:ascii="Symbol" w:hAnsi="Symbol" w:cs="Symbol" w:hint="default"/>
+      </w:rPr>
     </w:lvl>
     <w:lvl w:ilvl="4">
       <w:numFmt w:val="bullet"/>
-      <w:lvlText w:val="•"/>
+      <w:lvlText w:val="o"/>
       <w:lvlJc w:val="left"/>
       <w:pPr>
-        <w:ind w:left="3600" w:hanging="480"/>
-      </w:pPr>
+        <w:ind w:left="3600" w:hanging="360"/>
+      </w:pPr>
+      <w:rPr>
+        <w:rFonts w:ascii="Courier New" w:hAnsi="Courier New" w:cs="Courier New" w:hint="default"/>
+      </w:rPr>
     </w:lvl>
     <w:lvl w:ilvl="5">
       <w:numFmt w:val="bullet"/>
-      <w:lvlText w:val="–"/>
+      <w:lvlText w:val=""/>
       <w:lvlJc w:val="left"/>
       <w:pPr>
-        <w:ind w:left="4320" w:hanging="480"/>
-      </w:pPr>
+        <w:ind w:left="4320" w:hanging="360"/>
+      </w:pPr>
+      <w:rPr>
+        <w:rFonts w:ascii="Wingdings" w:hAnsi="Wingdings" w:cs="Wingdings" w:hint="default"/>
+      </w:rPr>
     </w:lvl>
     <w:lvl w:ilvl="6">
       <w:numFmt w:val="bullet"/>
-      <w:lvlText w:val="•"/>
+      <w:lvlText w:val=""/>
       <w:lvlJc w:val="left"/>
       <w:pPr>
-        <w:ind w:left="5040" w:hanging="480"/>
-      </w:pPr>
+        <w:ind w:left="5040" w:hanging="360"/>
+      </w:pPr>
+      <w:rPr>
+        <w:rFonts w:ascii="Symbol" w:hAnsi="Symbol" w:cs="Symbol" w:hint="default"/>
+      </w:rPr>
     </w:lvl>
     <w:lvl w:ilvl="7">
       <w:numFmt w:val="bullet"/>
-      <w:lvlText w:val="–"/>
+      <w:lvlText w:val="o"/>
       <w:lvlJc w:val="left"/>
       <w:pPr>
-        <w:ind w:left="5760" w:hanging="480"/>
-      </w:pPr>
+        <w:ind w:left="5760" w:hanging="360"/>
+      </w:pPr>
+      <w:rPr>
+        <w:rFonts w:ascii="Courier New" w:hAnsi="Courier New" w:cs="Courier New" w:hint="default"/>
+      </w:rPr>
     </w:lvl>
     <w:lvl w:ilvl="8">
       <w:numFmt w:val="bullet"/>
-      <w:lvlText w:val="•"/>
+      <w:lvlText w:val=""/>
       <w:lvlJc w:val="left"/>
       <w:pPr>
-        <w:ind w:left="6480" w:hanging="480"/>
-      </w:pPr>
+        <w:ind w:left="6480" w:hanging="360"/>
+      </w:pPr>
+      <w:rPr>
+        <w:rFonts w:ascii="Wingdings" w:hAnsi="Wingdings" w:cs="Wingdings" w:hint="default"/>
+      </w:rPr>
     </w:lvl>
   </w:abstractNum>
   <w:abstractNum w:abstractNumId="99411">
-    <w:nsid w:val="A99411"/>
+    <w:nsid w:val="00A99411"/>
     <w:multiLevelType w:val="multilevel"/>
     <w:lvl w:ilvl="0">
       <w:start w:val="1"/>
@@ -5467,7 +5317,7 @@
       <w:lvlText w:val="%1."/>
       <w:lvlJc w:val="left"/>
       <w:pPr>
-        <w:ind w:left="720" w:hanging="480"/>
+        <w:ind w:left="720" w:hanging="360"/>
       </w:pPr>
     </w:lvl>
     <w:lvl w:ilvl="1">
@@ -5476,7 +5326,7 @@
       <w:lvlText w:val="%2."/>
       <w:lvlJc w:val="left"/>
       <w:pPr>
-        <w:ind w:left="1440" w:hanging="480"/>
+        <w:ind w:left="1440" w:hanging="360"/>
       </w:pPr>
     </w:lvl>
     <w:lvl w:ilvl="2">
@@ -5485,7 +5335,7 @@
       <w:lvlText w:val="%3."/>
       <w:lvlJc w:val="left"/>
       <w:pPr>
-        <w:ind w:left="2160" w:hanging="480"/>
+        <w:ind w:left="2160" w:hanging="360"/>
       </w:pPr>
     </w:lvl>
     <w:lvl w:ilvl="3">
@@ -5494,7 +5344,7 @@
       <w:lvlText w:val="%4."/>
       <w:lvlJc w:val="left"/>
       <w:pPr>
-        <w:ind w:left="2880" w:hanging="480"/>
+        <w:ind w:left="2880" w:hanging="360"/>
       </w:pPr>
     </w:lvl>
     <w:lvl w:ilvl="4">
@@ -5503,7 +5353,7 @@
       <w:lvlText w:val="%5."/>
       <w:lvlJc w:val="left"/>
       <w:pPr>
-        <w:ind w:left="3600" w:hanging="480"/>
+        <w:ind w:left="3600" w:hanging="360"/>
       </w:pPr>
     </w:lvl>
     <w:lvl w:ilvl="5">
@@ -5512,7 +5362,7 @@
       <w:lvlText w:val="%6."/>
       <w:lvlJc w:val="left"/>
       <w:pPr>
-        <w:ind w:left="4320" w:hanging="480"/>
+        <w:ind w:left="4320" w:hanging="360"/>
       </w:pPr>
     </w:lvl>
     <w:lvl w:ilvl="6">
@@ -5521,7 +5371,7 @@
       <w:lvlText w:val="%7."/>
       <w:lvlJc w:val="left"/>
       <w:pPr>
-        <w:ind w:left="5040" w:hanging="480"/>
+        <w:ind w:left="5040" w:hanging="360"/>
       </w:pPr>
     </w:lvl>
     <w:lvl w:ilvl="7">
@@ -5530,7 +5380,7 @@
       <w:lvlText w:val="%8."/>
       <w:lvlJc w:val="left"/>
       <w:pPr>
-        <w:ind w:left="5760" w:hanging="480"/>
+        <w:ind w:left="5760" w:hanging="360"/>
       </w:pPr>
     </w:lvl>
     <w:lvl w:ilvl="8">
@@ -5539,12 +5389,12 @@
       <w:lvlText w:val="%9."/>
       <w:lvlJc w:val="left"/>
       <w:pPr>
-        <w:ind w:left="6480" w:hanging="480"/>
+        <w:ind w:left="6480" w:hanging="360"/>
       </w:pPr>
     </w:lvl>
   </w:abstractNum>
   <w:abstractNum w:abstractNumId="99721">
-    <w:nsid w:val="A99721"/>
+    <w:nsid w:val="00A99721"/>
     <w:multiLevelType w:val="multilevel"/>
     <w:lvl w:ilvl="0">
       <w:start w:val="1"/>
@@ -5552,7 +5402,7 @@
       <w:lvlText w:val="%1)"/>
       <w:lvlJc w:val="left"/>
       <w:pPr>
-        <w:ind w:left="720" w:hanging="480"/>
+        <w:ind w:left="720" w:hanging="360"/>
       </w:pPr>
     </w:lvl>
     <w:lvl w:ilvl="1">
@@ -5561,7 +5411,7 @@
       <w:lvlText w:val="%2)"/>
       <w:lvlJc w:val="left"/>
       <w:pPr>
-        <w:ind w:left="1440" w:hanging="480"/>
+        <w:ind w:left="1440" w:hanging="360"/>
       </w:pPr>
     </w:lvl>
     <w:lvl w:ilvl="2">
@@ -5570,7 +5420,7 @@
       <w:lvlText w:val="%3)"/>
       <w:lvlJc w:val="left"/>
       <w:pPr>
-        <w:ind w:left="2160" w:hanging="480"/>
+        <w:ind w:left="2160" w:hanging="360"/>
       </w:pPr>
     </w:lvl>
     <w:lvl w:ilvl="3">
@@ -5579,7 +5429,7 @@
       <w:lvlText w:val="%4)"/>
       <w:lvlJc w:val="left"/>
       <w:pPr>
-        <w:ind w:left="2880" w:hanging="480"/>
+        <w:ind w:left="2880" w:hanging="360"/>
       </w:pPr>
     </w:lvl>
     <w:lvl w:ilvl="4">
@@ -5588,7 +5438,7 @@
       <w:lvlText w:val="%5)"/>
       <w:lvlJc w:val="left"/>
       <w:pPr>
-        <w:ind w:left="3600" w:hanging="480"/>
+        <w:ind w:left="3600" w:hanging="360"/>
       </w:pPr>
     </w:lvl>
     <w:lvl w:ilvl="5">
@@ -5597,7 +5447,7 @@
       <w:lvlText w:val="%6)"/>
       <w:lvlJc w:val="left"/>
       <w:pPr>
-        <w:ind w:left="4320" w:hanging="480"/>
+        <w:ind w:left="4320" w:hanging="360"/>
       </w:pPr>
     </w:lvl>
     <w:lvl w:ilvl="6">
@@ -5606,7 +5456,7 @@
       <w:lvlText w:val="%7)"/>
       <w:lvlJc w:val="left"/>
       <w:pPr>
-        <w:ind w:left="5040" w:hanging="480"/>
+        <w:ind w:left="5040" w:hanging="360"/>
       </w:pPr>
     </w:lvl>
     <w:lvl w:ilvl="7">
@@ -5615,7 +5465,7 @@
       <w:lvlText w:val="%8)"/>
       <w:lvlJc w:val="left"/>
       <w:pPr>
-        <w:ind w:left="5760" w:hanging="480"/>
+        <w:ind w:left="5760" w:hanging="360"/>
       </w:pPr>
     </w:lvl>
     <w:lvl w:ilvl="8">
@@ -5624,7 +5474,7 @@
       <w:lvlText w:val="%9)"/>
       <w:lvlJc w:val="left"/>
       <w:pPr>
-        <w:ind w:left="6480" w:hanging="480"/>
+        <w:ind w:left="6480" w:hanging="360"/>
       </w:pPr>
     </w:lvl>
   </w:abstractNum>
@@ -6410,10 +6260,10 @@
   <w:docDefaults>
     <w:rPrDefault>
       <w:rPr>
-        <w:rFonts w:asciiTheme="minorHAnsi" w:cstheme="minorBidi" w:eastAsiaTheme="minorHAnsi" w:hAnsiTheme="minorHAnsi"/>
+        <w:rFonts w:asciiTheme="minorHAnsi" w:cstheme="minorBidi" w:eastAsiaTheme="minorEastAsia" w:hAnsiTheme="minorHAnsi"/>
         <w:sz w:val="24"/>
         <w:szCs w:val="24"/>
-        <w:lang w:bidi="ar-SA" w:eastAsia="en-US" w:val="en-US"/>
+        <w:lang w:bidi="ar-SA" w:eastAsia="zh-CN" w:val="en-US"/>
       </w:rPr>
     </w:rPrDefault>
     <w:pPrDefault>
@@ -6431,10 +6281,10 @@
     <w:name w:val="Body Text"/>
     <w:basedOn w:val="Normal"/>
     <w:link w:val="BodyTextChar"/>
+    <w:qFormat/>
     <w:pPr>
       <w:spacing w:after="180" w:before="180"/>
     </w:pPr>
-    <w:qFormat/>
   </w:style>
   <w:style w:customStyle="1" w:styleId="FirstParagraph" w:type="paragraph">
     <w:name w:val="First Paragraph"/>
@@ -6454,57 +6304,94 @@
     <w:name w:val="Title"/>
     <w:basedOn w:val="Normal"/>
     <w:next w:val="BodyText"/>
+    <w:link w:val="TitleChar"/>
+    <w:uiPriority w:val="10"/>
     <w:qFormat/>
+    <w:rsid w:val="00A10FD9"/>
     <w:pPr>
-      <w:keepNext/>
-      <w:keepLines/>
-      <w:spacing w:after="240" w:before="480"/>
+      <w:spacing w:after="80" w:line="240" w:lineRule="auto"/>
+      <w:contextualSpacing/>
       <w:jc w:val="center"/>
     </w:pPr>
     <w:rPr>
       <w:rFonts w:asciiTheme="majorHAnsi" w:cstheme="majorBidi" w:eastAsiaTheme="majorEastAsia" w:hAnsiTheme="majorHAnsi"/>
-      <w:b/>
-      <w:bCs/>
-      <w:color w:themeColor="accent1" w:themeShade="B5" w:val="345A8A"/>
-      <w:sz w:val="36"/>
-      <w:szCs w:val="36"/>
+      <w:sz w:val="56"/>
+      <w:szCs w:val="56"/>
+    </w:rPr>
+  </w:style>
+  <w:style w:customStyle="1" w:styleId="TitleChar" w:type="character">
+    <w:name w:val="Title Char"/>
+    <w:basedOn w:val="DefaultParagraphFont"/>
+    <w:link w:val="Title"/>
+    <w:uiPriority w:val="10"/>
+    <w:rsid w:val="00A10FD9"/>
+    <w:rPr>
+      <w:rFonts w:asciiTheme="majorHAnsi" w:cstheme="majorBidi" w:eastAsiaTheme="majorEastAsia" w:hAnsiTheme="majorHAnsi"/>
+      <w:sz w:val="56"/>
+      <w:szCs w:val="56"/>
     </w:rPr>
   </w:style>
   <w:style w:styleId="Subtitle" w:type="paragraph">
     <w:name w:val="Subtitle"/>
+    <w:basedOn w:val="Title"/>
+    <w:next w:val="BodyText"/>
+    <w:link w:val="SubtitleChar"/>
+    <w:uiPriority w:val="11"/>
+    <w:qFormat/>
+    <w:rsid w:val="00A10FD9"/>
+    <w:pPr>
+      <w:numPr>
+        <w:ilvl w:val="1"/>
+      </w:numPr>
+    </w:pPr>
+    <w:rPr>
+      <w:rFonts w:cstheme="majorBidi" w:eastAsiaTheme="majorEastAsia"/>
+      <w:spacing w:val="15"/>
+      <w:sz w:val="28"/>
+      <w:szCs w:val="28"/>
+    </w:rPr>
+  </w:style>
+  <w:style w:customStyle="1" w:styleId="SubtitleChar" w:type="character">
+    <w:name w:val="Subtitle Char"/>
+    <w:basedOn w:val="DefaultParagraphFont"/>
+    <w:link w:val="Subtitle"/>
+    <w:uiPriority w:val="11"/>
+    <w:rsid w:val="00A10FD9"/>
+    <w:rPr>
+      <w:rFonts w:cstheme="majorBidi" w:eastAsiaTheme="majorEastAsia"/>
+      <w:color w:themeColor="text1" w:themeTint="A6" w:val="595959"/>
+      <w:spacing w:val="15"/>
+      <w:sz w:val="28"/>
+      <w:szCs w:val="28"/>
+    </w:rPr>
+  </w:style>
+  <w:style w:customStyle="1" w:styleId="Author" w:type="paragraph">
+    <w:name w:val="Author"/>
     <w:basedOn w:val="Title"/>
     <w:next w:val="BodyText"/>
     <w:qFormat/>
     <w:pPr>
       <w:keepNext/>
       <w:keepLines/>
-      <w:spacing w:after="240" w:before="240"/>
-      <w:jc w:val="center"/>
     </w:pPr>
     <w:rPr>
-      <w:sz w:val="30"/>
-      <w:szCs w:val="30"/>
+      <w:sz w:val="24"/>
+      <w:szCs w:val="24"/>
     </w:rPr>
   </w:style>
-  <w:style w:customStyle="1" w:styleId="Author" w:type="paragraph">
-    <w:name w:val="Author"/>
+  <w:style w:styleId="Date" w:type="paragraph">
+    <w:name w:val="Date"/>
+    <w:basedOn w:val="Title"/>
     <w:next w:val="BodyText"/>
     <w:qFormat/>
     <w:pPr>
       <w:keepNext/>
       <w:keepLines/>
-      <w:jc w:val="center"/>
     </w:pPr>
-  </w:style>
-  <w:style w:styleId="Date" w:type="paragraph">
-    <w:name w:val="Date"/>
-    <w:next w:val="BodyText"/>
-    <w:qFormat/>
-    <w:pPr>
-      <w:keepNext/>
-      <w:keepLines/>
-      <w:jc w:val="center"/>
-    </w:pPr>
+    <w:rPr>
+      <w:sz w:val="24"/>
+      <w:szCs w:val="24"/>
+    </w:rPr>
   </w:style>
   <w:style w:customStyle="1" w:styleId="AbstractTitle" w:type="paragraph">
     <w:name w:val="Abstract Title"/>
@@ -6514,15 +6401,13 @@
     <w:pPr>
       <w:keepNext/>
       <w:keepLines/>
+      <w:spacing w:after="0" w:before="300"/>
       <w:jc w:val="center"/>
-      <w:spacing w:after="0" w:before="300"/>
     </w:pPr>
     <w:rPr>
+      <w:b/>
       <w:sz w:val="20"/>
       <w:szCs w:val="20"/>
-      <w:b/>
-      <w:color w:val="345A8A"/>
-      &gt;
     </w:rPr>
   </w:style>
   <w:style w:customStyle="1" w:styleId="Abstract" w:type="paragraph">
@@ -6549,191 +6434,321 @@
     <w:rPr/>
   </w:style>
   <w:style w:styleId="Heading1" w:type="paragraph">
-    <w:name w:val="Heading 1"/>
+    <w:name w:val="heading 1"/>
     <w:basedOn w:val="Normal"/>
     <w:next w:val="BodyText"/>
+    <w:link w:val="Heading1Char"/>
     <w:uiPriority w:val="9"/>
     <w:qFormat/>
+    <w:rsid w:val="00A10FD9"/>
     <w:pPr>
       <w:keepNext/>
       <w:keepLines/>
-      <w:spacing w:after="0" w:before="480"/>
+      <w:spacing w:after="80" w:before="360"/>
       <w:outlineLvl w:val="0"/>
     </w:pPr>
     <w:rPr>
       <w:rFonts w:asciiTheme="majorHAnsi" w:cstheme="majorBidi" w:eastAsiaTheme="majorEastAsia" w:hAnsiTheme="majorHAnsi"/>
-      <w:b/>
-      <w:bCs/>
-      <w:color w:themeColor="accent1" w:val="4F81BD"/>
-      <w:sz w:val="32"/>
-      <w:szCs w:val="32"/>
+      <w:color w:themeColor="accent1" w:themeShade="BF" w:val="0F4761"/>
+      <w:sz w:val="40"/>
+      <w:szCs w:val="40"/>
     </w:rPr>
   </w:style>
   <w:style w:styleId="Heading2" w:type="paragraph">
-    <w:name w:val="Heading 2"/>
+    <w:name w:val="heading 2"/>
     <w:basedOn w:val="Normal"/>
     <w:next w:val="BodyText"/>
+    <w:link w:val="Heading2Char"/>
     <w:uiPriority w:val="9"/>
+    <w:semiHidden/>
     <w:unhideWhenUsed/>
     <w:qFormat/>
+    <w:rsid w:val="00A10FD9"/>
     <w:pPr>
       <w:keepNext/>
       <w:keepLines/>
-      <w:spacing w:after="0" w:before="200"/>
+      <w:spacing w:after="80" w:before="160"/>
       <w:outlineLvl w:val="1"/>
     </w:pPr>
     <w:rPr>
       <w:rFonts w:asciiTheme="majorHAnsi" w:cstheme="majorBidi" w:eastAsiaTheme="majorEastAsia" w:hAnsiTheme="majorHAnsi"/>
-      <w:b/>
-      <w:bCs/>
-      <w:color w:themeColor="accent1" w:val="4F81BD"/>
+      <w:color w:themeColor="accent1" w:themeShade="BF" w:val="0F4761"/>
+      <w:sz w:val="32"/>
+      <w:szCs w:val="32"/>
+    </w:rPr>
+  </w:style>
+  <w:style w:styleId="Heading3" w:type="paragraph">
+    <w:name w:val="heading 3"/>
+    <w:basedOn w:val="Normal"/>
+    <w:next w:val="BodyText"/>
+    <w:link w:val="Heading3Char"/>
+    <w:uiPriority w:val="9"/>
+    <w:semiHidden/>
+    <w:unhideWhenUsed/>
+    <w:qFormat/>
+    <w:rsid w:val="00A10FD9"/>
+    <w:pPr>
+      <w:keepNext/>
+      <w:keepLines/>
+      <w:spacing w:after="80" w:before="160"/>
+      <w:outlineLvl w:val="2"/>
+    </w:pPr>
+    <w:rPr>
+      <w:rFonts w:cstheme="majorBidi" w:eastAsiaTheme="majorEastAsia"/>
+      <w:color w:themeColor="accent1" w:themeShade="BF" w:val="0F4761"/>
       <w:sz w:val="28"/>
       <w:szCs w:val="28"/>
     </w:rPr>
   </w:style>
-  <w:style w:styleId="Heading3" w:type="paragraph">
-    <w:name w:val="Heading 3"/>
+  <w:style w:styleId="Heading4" w:type="paragraph">
+    <w:name w:val="heading 4"/>
     <w:basedOn w:val="Normal"/>
     <w:next w:val="BodyText"/>
+    <w:link w:val="Heading4Char"/>
     <w:uiPriority w:val="9"/>
+    <w:semiHidden/>
     <w:unhideWhenUsed/>
     <w:qFormat/>
+    <w:rsid w:val="00A10FD9"/>
     <w:pPr>
       <w:keepNext/>
       <w:keepLines/>
-      <w:spacing w:after="0" w:before="200"/>
-      <w:outlineLvl w:val="2"/>
+      <w:spacing w:after="40" w:before="80"/>
+      <w:outlineLvl w:val="3"/>
     </w:pPr>
     <w:rPr>
-      <w:rFonts w:asciiTheme="majorHAnsi" w:cstheme="majorBidi" w:eastAsiaTheme="majorEastAsia" w:hAnsiTheme="majorHAnsi"/>
-      <w:b/>
-      <w:bCs/>
-      <w:color w:themeColor="accent1" w:val="4F81BD"/>
-      <w:sz w:val="24"/>
-      <w:szCs w:val="24"/>
+      <w:rFonts w:cstheme="majorBidi" w:eastAsiaTheme="majorEastAsia"/>
+      <w:i/>
+      <w:iCs/>
+      <w:color w:themeColor="accent1" w:themeShade="BF" w:val="0F4761"/>
     </w:rPr>
   </w:style>
-  <w:style w:styleId="Heading4" w:type="paragraph">
-    <w:name w:val="Heading 4"/>
+  <w:style w:styleId="Heading5" w:type="paragraph">
+    <w:name w:val="heading 5"/>
     <w:basedOn w:val="Normal"/>
     <w:next w:val="BodyText"/>
+    <w:link w:val="Heading5Char"/>
     <w:uiPriority w:val="9"/>
+    <w:semiHidden/>
     <w:unhideWhenUsed/>
     <w:qFormat/>
+    <w:rsid w:val="00A10FD9"/>
     <w:pPr>
       <w:keepNext/>
       <w:keepLines/>
-      <w:spacing w:after="0" w:before="200"/>
-      <w:outlineLvl w:val="3"/>
+      <w:spacing w:after="40" w:before="80"/>
+      <w:outlineLvl w:val="4"/>
     </w:pPr>
     <w:rPr>
-      <w:rFonts w:asciiTheme="majorHAnsi" w:cstheme="majorBidi" w:eastAsiaTheme="majorEastAsia" w:hAnsiTheme="majorHAnsi"/>
-      <w:i/>
-      <w:bCs/>
-      <w:color w:themeColor="accent1" w:val="4F81BD"/>
-      <w:sz w:val="24"/>
-      <w:szCs w:val="24"/>
+      <w:rFonts w:cstheme="majorBidi" w:eastAsiaTheme="majorEastAsia"/>
+      <w:color w:themeColor="accent1" w:themeShade="BF" w:val="0F4761"/>
     </w:rPr>
   </w:style>
-  <w:style w:styleId="Heading5" w:type="paragraph">
-    <w:name w:val="Heading 5"/>
+  <w:style w:styleId="Heading6" w:type="paragraph">
+    <w:name w:val="heading 6"/>
     <w:basedOn w:val="Normal"/>
     <w:next w:val="BodyText"/>
+    <w:link w:val="Heading6Char"/>
     <w:uiPriority w:val="9"/>
+    <w:semiHidden/>
     <w:unhideWhenUsed/>
     <w:qFormat/>
+    <w:rsid w:val="00A10FD9"/>
     <w:pPr>
       <w:keepNext/>
       <w:keepLines/>
-      <w:spacing w:after="0" w:before="200"/>
-      <w:outlineLvl w:val="4"/>
+      <w:spacing w:after="0" w:before="40"/>
+      <w:outlineLvl w:val="5"/>
     </w:pPr>
     <w:rPr>
-      <w:rFonts w:asciiTheme="majorHAnsi" w:cstheme="majorBidi" w:eastAsiaTheme="majorEastAsia" w:hAnsiTheme="majorHAnsi"/>
+      <w:rFonts w:cstheme="majorBidi" w:eastAsiaTheme="majorEastAsia"/>
+      <w:i/>
       <w:iCs/>
-      <w:color w:themeColor="accent1" w:val="4F81BD"/>
-      <w:sz w:val="24"/>
-      <w:szCs w:val="24"/>
+      <w:color w:themeColor="text1" w:themeTint="A6" w:val="595959"/>
     </w:rPr>
   </w:style>
-  <w:style w:styleId="Heading6" w:type="paragraph">
-    <w:name w:val="Heading 6"/>
+  <w:style w:styleId="Heading7" w:type="paragraph">
+    <w:name w:val="heading 7"/>
     <w:basedOn w:val="Normal"/>
     <w:next w:val="BodyText"/>
+    <w:link w:val="Heading7Char"/>
     <w:uiPriority w:val="9"/>
+    <w:semiHidden/>
     <w:unhideWhenUsed/>
     <w:qFormat/>
+    <w:rsid w:val="00A10FD9"/>
     <w:pPr>
       <w:keepNext/>
       <w:keepLines/>
-      <w:spacing w:after="0" w:before="200"/>
-      <w:outlineLvl w:val="5"/>
+      <w:spacing w:after="0" w:before="40"/>
+      <w:outlineLvl w:val="6"/>
     </w:pPr>
     <w:rPr>
-      <w:rFonts w:asciiTheme="majorHAnsi" w:cstheme="majorBidi" w:eastAsiaTheme="majorEastAsia" w:hAnsiTheme="majorHAnsi"/>
-      <w:color w:themeColor="accent1" w:val="4F81BD"/>
-      <w:sz w:val="24"/>
-      <w:szCs w:val="24"/>
+      <w:rFonts w:cstheme="majorBidi" w:eastAsiaTheme="majorEastAsia"/>
+      <w:color w:themeColor="text1" w:themeTint="A6" w:val="595959"/>
     </w:rPr>
   </w:style>
-  <w:style w:styleId="Heading7" w:type="paragraph">
-    <w:name w:val="Heading 7"/>
+  <w:style w:styleId="Heading8" w:type="paragraph">
+    <w:name w:val="heading 8"/>
     <w:basedOn w:val="Normal"/>
     <w:next w:val="BodyText"/>
+    <w:link w:val="Heading8Char"/>
     <w:uiPriority w:val="9"/>
+    <w:semiHidden/>
     <w:unhideWhenUsed/>
     <w:qFormat/>
+    <w:rsid w:val="00A10FD9"/>
     <w:pPr>
       <w:keepNext/>
       <w:keepLines/>
-      <w:spacing w:after="0" w:before="200"/>
-      <w:outlineLvl w:val="6"/>
+      <w:spacing w:after="0"/>
+      <w:outlineLvl w:val="7"/>
     </w:pPr>
     <w:rPr>
-      <w:rFonts w:asciiTheme="majorHAnsi" w:cstheme="majorBidi" w:eastAsiaTheme="majorEastAsia" w:hAnsiTheme="majorHAnsi"/>
-      <w:color w:themeColor="accent1" w:val="4F81BD"/>
-      <w:sz w:val="24"/>
-      <w:szCs w:val="24"/>
+      <w:rFonts w:cstheme="majorBidi" w:eastAsiaTheme="majorEastAsia"/>
+      <w:i/>
+      <w:iCs/>
+      <w:color w:themeColor="text1" w:themeTint="D8" w:val="272727"/>
     </w:rPr>
   </w:style>
-  <w:style w:styleId="Heading8" w:type="paragraph">
-    <w:name w:val="Heading 8"/>
+  <w:style w:styleId="Heading9" w:type="paragraph">
+    <w:name w:val="heading 9"/>
     <w:basedOn w:val="Normal"/>
     <w:next w:val="BodyText"/>
+    <w:link w:val="Heading9Char"/>
     <w:uiPriority w:val="9"/>
+    <w:semiHidden/>
     <w:unhideWhenUsed/>
     <w:qFormat/>
+    <w:rsid w:val="00A10FD9"/>
     <w:pPr>
       <w:keepNext/>
       <w:keepLines/>
-      <w:spacing w:after="0" w:before="200"/>
-      <w:outlineLvl w:val="7"/>
-    </w:pPr>
-    <w:rPr>
-      <w:rFonts w:asciiTheme="majorHAnsi" w:cstheme="majorBidi" w:eastAsiaTheme="majorEastAsia" w:hAnsiTheme="majorHAnsi"/>
-      <w:color w:themeColor="accent1" w:val="4F81BD"/>
-      <w:sz w:val="24"/>
-      <w:szCs w:val="24"/>
-    </w:rPr>
-  </w:style>
-  <w:style w:styleId="Heading9" w:type="paragraph">
-    <w:name w:val="Heading 9"/>
-    <w:basedOn w:val="Normal"/>
-    <w:next w:val="BodyText"/>
-    <w:uiPriority w:val="9"/>
-    <w:unhideWhenUsed/>
-    <w:qFormat/>
-    <w:pPr>
-      <w:keepNext/>
-      <w:keepLines/>
-      <w:spacing w:after="0" w:before="200"/>
+      <w:spacing w:after="0"/>
       <w:outlineLvl w:val="8"/>
     </w:pPr>
     <w:rPr>
+      <w:rFonts w:cstheme="majorBidi" w:eastAsiaTheme="majorEastAsia"/>
+      <w:color w:themeColor="text1" w:themeTint="D8" w:val="272727"/>
+    </w:rPr>
+  </w:style>
+  <w:style w:customStyle="1" w:styleId="Heading1Char" w:type="character">
+    <w:name w:val="Heading 1 Char"/>
+    <w:basedOn w:val="DefaultParagraphFont"/>
+    <w:link w:val="Heading1"/>
+    <w:uiPriority w:val="9"/>
+    <w:rsid w:val="00A10FD9"/>
+    <w:rPr>
       <w:rFonts w:asciiTheme="majorHAnsi" w:cstheme="majorBidi" w:eastAsiaTheme="majorEastAsia" w:hAnsiTheme="majorHAnsi"/>
-      <w:color w:themeColor="accent1" w:val="4F81BD"/>
-      <w:sz w:val="24"/>
-      <w:szCs w:val="24"/>
+      <w:color w:themeColor="accent1" w:themeShade="BF" w:val="0F4761"/>
+      <w:sz w:val="40"/>
+      <w:szCs w:val="40"/>
+    </w:rPr>
+  </w:style>
+  <w:style w:customStyle="1" w:styleId="Heading2Char" w:type="character">
+    <w:name w:val="Heading 2 Char"/>
+    <w:basedOn w:val="DefaultParagraphFont"/>
+    <w:link w:val="Heading2"/>
+    <w:uiPriority w:val="9"/>
+    <w:semiHidden/>
+    <w:rsid w:val="00A10FD9"/>
+    <w:rPr>
+      <w:rFonts w:asciiTheme="majorHAnsi" w:cstheme="majorBidi" w:eastAsiaTheme="majorEastAsia" w:hAnsiTheme="majorHAnsi"/>
+      <w:color w:themeColor="accent1" w:themeShade="BF" w:val="0F4761"/>
+      <w:sz w:val="32"/>
+      <w:szCs w:val="32"/>
+    </w:rPr>
+  </w:style>
+  <w:style w:customStyle="1" w:styleId="Heading3Char" w:type="character">
+    <w:name w:val="Heading 3 Char"/>
+    <w:basedOn w:val="DefaultParagraphFont"/>
+    <w:link w:val="Heading3"/>
+    <w:uiPriority w:val="9"/>
+    <w:semiHidden/>
+    <w:rsid w:val="00A10FD9"/>
+    <w:rPr>
+      <w:rFonts w:cstheme="majorBidi" w:eastAsiaTheme="majorEastAsia"/>
+      <w:color w:themeColor="accent1" w:themeShade="BF" w:val="0F4761"/>
+      <w:sz w:val="28"/>
+      <w:szCs w:val="28"/>
+    </w:rPr>
+  </w:style>
+  <w:style w:customStyle="1" w:styleId="Heading4Char" w:type="character">
+    <w:name w:val="Heading 4 Char"/>
+    <w:basedOn w:val="DefaultParagraphFont"/>
+    <w:link w:val="Heading4"/>
+    <w:uiPriority w:val="9"/>
+    <w:semiHidden/>
+    <w:rsid w:val="00A10FD9"/>
+    <w:rPr>
+      <w:rFonts w:cstheme="majorBidi" w:eastAsiaTheme="majorEastAsia"/>
+      <w:i/>
+      <w:iCs/>
+      <w:color w:themeColor="accent1" w:themeShade="BF" w:val="0F4761"/>
+    </w:rPr>
+  </w:style>
+  <w:style w:customStyle="1" w:styleId="Heading5Char" w:type="character">
+    <w:name w:val="Heading 5 Char"/>
+    <w:basedOn w:val="DefaultParagraphFont"/>
+    <w:link w:val="Heading5"/>
+    <w:uiPriority w:val="9"/>
+    <w:semiHidden/>
+    <w:rsid w:val="00A10FD9"/>
+    <w:rPr>
+      <w:rFonts w:cstheme="majorBidi" w:eastAsiaTheme="majorEastAsia"/>
+      <w:color w:themeColor="accent1" w:themeShade="BF" w:val="0F4761"/>
+    </w:rPr>
+  </w:style>
+  <w:style w:customStyle="1" w:styleId="Heading6Char" w:type="character">
+    <w:name w:val="Heading 6 Char"/>
+    <w:basedOn w:val="DefaultParagraphFont"/>
+    <w:link w:val="Heading6"/>
+    <w:uiPriority w:val="9"/>
+    <w:semiHidden/>
+    <w:rsid w:val="00A10FD9"/>
+    <w:rPr>
+      <w:rFonts w:cstheme="majorBidi" w:eastAsiaTheme="majorEastAsia"/>
+      <w:i/>
+      <w:iCs/>
+      <w:color w:themeColor="text1" w:themeTint="A6" w:val="595959"/>
+    </w:rPr>
+  </w:style>
+  <w:style w:customStyle="1" w:styleId="Heading7Char" w:type="character">
+    <w:name w:val="Heading 7 Char"/>
+    <w:basedOn w:val="DefaultParagraphFont"/>
+    <w:link w:val="Heading7"/>
+    <w:uiPriority w:val="9"/>
+    <w:semiHidden/>
+    <w:rsid w:val="00A10FD9"/>
+    <w:rPr>
+      <w:rFonts w:cstheme="majorBidi" w:eastAsiaTheme="majorEastAsia"/>
+      <w:color w:themeColor="text1" w:themeTint="A6" w:val="595959"/>
+    </w:rPr>
+  </w:style>
+  <w:style w:customStyle="1" w:styleId="Heading8Char" w:type="character">
+    <w:name w:val="Heading 8 Char"/>
+    <w:basedOn w:val="DefaultParagraphFont"/>
+    <w:link w:val="Heading8"/>
+    <w:uiPriority w:val="9"/>
+    <w:semiHidden/>
+    <w:rsid w:val="00A10FD9"/>
+    <w:rPr>
+      <w:rFonts w:cstheme="majorBidi" w:eastAsiaTheme="majorEastAsia"/>
+      <w:i/>
+      <w:iCs/>
+      <w:color w:themeColor="text1" w:themeTint="D8" w:val="272727"/>
+    </w:rPr>
+  </w:style>
+  <w:style w:customStyle="1" w:styleId="Heading9Char" w:type="character">
+    <w:name w:val="Heading 9 Char"/>
+    <w:basedOn w:val="DefaultParagraphFont"/>
+    <w:link w:val="Heading9"/>
+    <w:uiPriority w:val="9"/>
+    <w:semiHidden/>
+    <w:rsid w:val="00A10FD9"/>
+    <w:rPr>
+      <w:rFonts w:cstheme="majorBidi" w:eastAsiaTheme="majorEastAsia"/>
+      <w:color w:themeColor="text1" w:themeTint="D8" w:val="272727"/>
     </w:rPr>
   </w:style>
   <w:style w:styleId="BlockText" w:type="paragraph">
@@ -6755,6 +6770,18 @@
     <w:uiPriority w:val="9"/>
     <w:unhideWhenUsed/>
     <w:qFormat/>
+  </w:style>
+  <w:style w:styleId="FootnoteBlockText" w:type="paragraph">
+    <w:name w:val="Footnote Block Text"/>
+    <w:basedOn w:val="FootnoteText"/>
+    <w:next w:val="FootnoteText"/>
+    <w:uiPriority w:val="9"/>
+    <w:unhideWhenUsed/>
+    <w:qFormat/>
+    <w:pPr>
+      <w:spacing w:after="100" w:before="100"/>
+      <w:ind w:firstLine="0" w:left="480" w:right="480"/>
+    </w:pPr>
   </w:style>
   <w:style w:default="1" w:styleId="DefaultParagraphFont" w:type="character">
     <w:name w:val="Default Paragraph Font"/>
@@ -6777,18 +6804,11 @@
       </w:tblCellMar>
     </w:tblPr>
     <w:tblStylePr w:type="firstRow">
-      <w:tblPr>
-        <w:jc w:val="left"/>
-        <w:tblInd w:type="dxa" w:w="0"/>
-      </w:tblPr>
-      <w:trPr>
-        <w:jc w:val="left"/>
-      </w:trPr>
       <w:tcPr>
-        <w:vAlign w:val="bottom"/>
         <w:tcBorders>
           <w:bottom w:val="single"/>
         </w:tcBorders>
+        <w:vAlign w:val="bottom"/>
       </w:tcPr>
     </w:tblStylePr>
   </w:style>
@@ -6903,8 +6923,8 @@
     <w:name w:val="KeywordTok"/>
     <w:basedOn w:val="VerbatimChar"/>
     <w:rPr>
+      <w:b/>
       <w:color w:val="007020"/>
-      <w:b/>
     </w:rPr>
   </w:style>
   <w:style w:type="character" w:customStyle="1" w:styleId="DataTypeTok">
@@ -6981,42 +7001,42 @@
     <w:name w:val="ImportTok"/>
     <w:basedOn w:val="VerbatimChar"/>
     <w:rPr>
+      <w:b/>
       <w:color w:val="008000"/>
-      <w:b/>
     </w:rPr>
   </w:style>
   <w:style w:type="character" w:customStyle="1" w:styleId="CommentTok">
     <w:name w:val="CommentTok"/>
     <w:basedOn w:val="VerbatimChar"/>
     <w:rPr>
+      <w:i/>
       <w:color w:val="60a0b0"/>
-      <w:i/>
     </w:rPr>
   </w:style>
   <w:style w:type="character" w:customStyle="1" w:styleId="DocumentationTok">
     <w:name w:val="DocumentationTok"/>
     <w:basedOn w:val="VerbatimChar"/>
     <w:rPr>
+      <w:i/>
       <w:color w:val="ba2121"/>
-      <w:i/>
     </w:rPr>
   </w:style>
   <w:style w:type="character" w:customStyle="1" w:styleId="AnnotationTok">
     <w:name w:val="AnnotationTok"/>
     <w:basedOn w:val="VerbatimChar"/>
     <w:rPr>
-      <w:color w:val="60a0b0"/>
       <w:b/>
       <w:i/>
+      <w:color w:val="60a0b0"/>
     </w:rPr>
   </w:style>
   <w:style w:type="character" w:customStyle="1" w:styleId="CommentVarTok">
     <w:name w:val="CommentVarTok"/>
     <w:basedOn w:val="VerbatimChar"/>
     <w:rPr>
-      <w:color w:val="60a0b0"/>
       <w:b/>
       <w:i/>
+      <w:color w:val="60a0b0"/>
     </w:rPr>
   </w:style>
   <w:style w:type="character" w:customStyle="1" w:styleId="OtherTok">
@@ -7044,8 +7064,8 @@
     <w:name w:val="ControlFlowTok"/>
     <w:basedOn w:val="VerbatimChar"/>
     <w:rPr>
+      <w:b/>
       <w:color w:val="007020"/>
-      <w:b/>
     </w:rPr>
   </w:style>
   <w:style w:type="character" w:customStyle="1" w:styleId="OperatorTok">
@@ -7090,34 +7110,34 @@
     <w:name w:val="InformationTok"/>
     <w:basedOn w:val="VerbatimChar"/>
     <w:rPr>
-      <w:color w:val="60a0b0"/>
       <w:b/>
       <w:i/>
+      <w:color w:val="60a0b0"/>
     </w:rPr>
   </w:style>
   <w:style w:type="character" w:customStyle="1" w:styleId="WarningTok">
     <w:name w:val="WarningTok"/>
     <w:basedOn w:val="VerbatimChar"/>
     <w:rPr>
-      <w:color w:val="60a0b0"/>
       <w:b/>
       <w:i/>
+      <w:color w:val="60a0b0"/>
     </w:rPr>
   </w:style>
   <w:style w:type="character" w:customStyle="1" w:styleId="AlertTok">
     <w:name w:val="AlertTok"/>
     <w:basedOn w:val="VerbatimChar"/>
     <w:rPr>
+      <w:b/>
       <w:color w:val="ff0000"/>
-      <w:b/>
     </w:rPr>
   </w:style>
   <w:style w:type="character" w:customStyle="1" w:styleId="ErrorTok">
     <w:name w:val="ErrorTok"/>
     <w:basedOn w:val="VerbatimChar"/>
     <w:rPr>
+      <w:b/>
       <w:color w:val="ff0000"/>
-      <w:b/>
     </w:rPr>
   </w:style>
   <w:style w:type="character" w:customStyle="1" w:styleId="NormalTok">
@@ -7139,44 +7159,44 @@
         <a:sysClr val="window" lastClr="FFFFFF"/>
       </a:lt1>
       <a:dk2>
-        <a:srgbClr val="1F497D"/>
+        <a:srgbClr val="0E2841"/>
       </a:dk2>
       <a:lt2>
-        <a:srgbClr val="EEECE1"/>
+        <a:srgbClr val="E8E8E8"/>
       </a:lt2>
       <a:accent1>
-        <a:srgbClr val="4F81BD"/>
+        <a:srgbClr val="156082"/>
       </a:accent1>
       <a:accent2>
-        <a:srgbClr val="C0504D"/>
+        <a:srgbClr val="E97132"/>
       </a:accent2>
       <a:accent3>
-        <a:srgbClr val="9BBB59"/>
+        <a:srgbClr val="196B24"/>
       </a:accent3>
       <a:accent4>
-        <a:srgbClr val="8064A2"/>
+        <a:srgbClr val="0F9ED5"/>
       </a:accent4>
       <a:accent5>
-        <a:srgbClr val="4BACC6"/>
+        <a:srgbClr val="A02B93"/>
       </a:accent5>
       <a:accent6>
-        <a:srgbClr val="F79646"/>
+        <a:srgbClr val="4EA72E"/>
       </a:accent6>
       <a:hlink>
-        <a:srgbClr val="0000FF"/>
+        <a:srgbClr val="467886"/>
       </a:hlink>
       <a:folHlink>
-        <a:srgbClr val="800080"/>
+        <a:srgbClr val="96607D"/>
       </a:folHlink>
     </a:clrScheme>
     <a:fontScheme name="Office">
       <a:majorFont>
-        <a:latin typeface="Calibri"/>
+        <a:latin typeface="Aptos Display" panose="02110004020202020204"/>
         <a:ea typeface=""/>
         <a:cs typeface=""/>
-        <a:font script="Jpan" typeface="ＭＳ ゴシック"/>
+        <a:font script="Jpan" typeface="游ゴシック Light"/>
         <a:font script="Hang" typeface="맑은 고딕"/>
-        <a:font script="Hans" typeface="宋体"/>
+        <a:font script="Hans" typeface="等线 Light"/>
         <a:font script="Hant" typeface="新細明體"/>
         <a:font script="Arab" typeface="Times New Roman"/>
         <a:font script="Hebr" typeface="Times New Roman"/>
@@ -7203,14 +7223,32 @@
         <a:font script="Mong" typeface="Mongolian Baiti"/>
         <a:font script="Viet" typeface="Times New Roman"/>
         <a:font script="Uigh" typeface="Microsoft Uighur"/>
+        <a:font script="Geor" typeface="Sylfaen"/>
+        <a:font script="Armn" typeface="Arial"/>
+        <a:font script="Bugi" typeface="Leelawadee UI"/>
+        <a:font script="Bopo" typeface="Microsoft JhengHei"/>
+        <a:font script="Java" typeface="Javanese Text"/>
+        <a:font script="Lisu" typeface="Segoe UI"/>
+        <a:font script="Mymr" typeface="Myanmar Text"/>
+        <a:font script="Nkoo" typeface="Ebrima"/>
+        <a:font script="Olck" typeface="Nirmala UI"/>
+        <a:font script="Osma" typeface="Ebrima"/>
+        <a:font script="Phag" typeface="Phagspa"/>
+        <a:font script="Syrn" typeface="Estrangelo Edessa"/>
+        <a:font script="Syrj" typeface="Estrangelo Edessa"/>
+        <a:font script="Syre" typeface="Estrangelo Edessa"/>
+        <a:font script="Sora" typeface="Nirmala UI"/>
+        <a:font script="Tale" typeface="Microsoft Tai Le"/>
+        <a:font script="Talu" typeface="Microsoft New Tai Lue"/>
+        <a:font script="Tfng" typeface="Ebrima"/>
       </a:majorFont>
       <a:minorFont>
-        <a:latin typeface="Cambria"/>
+        <a:latin typeface="Aptos" panose="02110004020202020204"/>
         <a:ea typeface=""/>
         <a:cs typeface=""/>
-        <a:font script="Jpan" typeface="ＭＳ 明朝"/>
+        <a:font script="Jpan" typeface="游明朝"/>
         <a:font script="Hang" typeface="맑은 고딕"/>
-        <a:font script="Hans" typeface="宋体"/>
+        <a:font script="Hans" typeface="等线"/>
         <a:font script="Hant" typeface="新細明體"/>
         <a:font script="Arab" typeface="Arial"/>
         <a:font script="Hebr" typeface="Arial"/>
@@ -7237,6 +7275,24 @@
         <a:font script="Mong" typeface="Mongolian Baiti"/>
         <a:font script="Viet" typeface="Arial"/>
         <a:font script="Uigh" typeface="Microsoft Uighur"/>
+        <a:font script="Geor" typeface="Sylfaen"/>
+        <a:font script="Armn" typeface="Arial"/>
+        <a:font script="Bugi" typeface="Leelawadee UI"/>
+        <a:font script="Bopo" typeface="Microsoft JhengHei"/>
+        <a:font script="Java" typeface="Javanese Text"/>
+        <a:font script="Lisu" typeface="Segoe UI"/>
+        <a:font script="Mymr" typeface="Myanmar Text"/>
+        <a:font script="Nkoo" typeface="Ebrima"/>
+        <a:font script="Olck" typeface="Nirmala UI"/>
+        <a:font script="Osma" typeface="Ebrima"/>
+        <a:font script="Phag" typeface="Phagspa"/>
+        <a:font script="Syrn" typeface="Estrangelo Edessa"/>
+        <a:font script="Syrj" typeface="Estrangelo Edessa"/>
+        <a:font script="Syre" typeface="Estrangelo Edessa"/>
+        <a:font script="Sora" typeface="Nirmala UI"/>
+        <a:font script="Tale" typeface="Microsoft Tai Le"/>
+        <a:font script="Talu" typeface="Microsoft New Tai Lue"/>
+        <a:font script="Tfng" typeface="Ebrima"/>
       </a:minorFont>
     </a:fontScheme>
     <a:fmtScheme name="Office">
@@ -7248,200 +7304,141 @@
           <a:gsLst>
             <a:gs pos="0">
               <a:schemeClr val="phClr">
-                <a:tint val="50000"/>
-                <a:satMod val="300000"/>
+                <a:lumMod val="110000"/>
+                <a:satMod val="105000"/>
+                <a:tint val="67000"/>
               </a:schemeClr>
             </a:gs>
-            <a:gs pos="35000">
+            <a:gs pos="50000">
               <a:schemeClr val="phClr">
-                <a:tint val="37000"/>
-                <a:satMod val="300000"/>
+                <a:lumMod val="105000"/>
+                <a:satMod val="103000"/>
+                <a:tint val="73000"/>
               </a:schemeClr>
             </a:gs>
             <a:gs pos="100000">
               <a:schemeClr val="phClr">
-                <a:tint val="15000"/>
-                <a:satMod val="350000"/>
+                <a:lumMod val="105000"/>
+                <a:satMod val="109000"/>
+                <a:tint val="81000"/>
               </a:schemeClr>
             </a:gs>
           </a:gsLst>
-          <a:lin ang="16200000" scaled="1"/>
+          <a:lin ang="5400000" scaled="0"/>
         </a:gradFill>
         <a:gradFill rotWithShape="1">
           <a:gsLst>
             <a:gs pos="0">
               <a:schemeClr val="phClr">
-                <a:tint val="100000"/>
+                <a:satMod val="103000"/>
+                <a:lumMod val="102000"/>
+                <a:tint val="94000"/>
+              </a:schemeClr>
+            </a:gs>
+            <a:gs pos="50000">
+              <a:schemeClr val="phClr">
+                <a:satMod val="110000"/>
+                <a:lumMod val="100000"/>
                 <a:shade val="100000"/>
-                <a:satMod val="130000"/>
               </a:schemeClr>
             </a:gs>
             <a:gs pos="100000">
               <a:schemeClr val="phClr">
-                <a:tint val="50000"/>
-                <a:shade val="100000"/>
-                <a:satMod val="350000"/>
+                <a:lumMod val="99000"/>
+                <a:satMod val="120000"/>
+                <a:shade val="78000"/>
               </a:schemeClr>
             </a:gs>
           </a:gsLst>
-          <a:lin ang="16200000" scaled="0"/>
+          <a:lin ang="5400000" scaled="0"/>
         </a:gradFill>
       </a:fillStyleLst>
       <a:lnStyleLst>
-        <a:ln w="9525" cap="flat" cmpd="sng" algn="ctr">
-          <a:solidFill>
-            <a:schemeClr val="phClr">
-              <a:shade val="95000"/>
-              <a:satMod val="105000"/>
-            </a:schemeClr>
-          </a:solidFill>
-          <a:prstDash val="solid"/>
-        </a:ln>
-        <a:ln w="25400" cap="flat" cmpd="sng" algn="ctr">
+        <a:ln w="6350" cap="flat" cmpd="sng" algn="ctr">
           <a:solidFill>
             <a:schemeClr val="phClr"/>
           </a:solidFill>
           <a:prstDash val="solid"/>
+          <a:miter lim="800000"/>
         </a:ln>
-        <a:ln w="38100" cap="flat" cmpd="sng" algn="ctr">
+        <a:ln w="12700" cap="flat" cmpd="sng" algn="ctr">
           <a:solidFill>
             <a:schemeClr val="phClr"/>
           </a:solidFill>
           <a:prstDash val="solid"/>
+          <a:miter lim="800000"/>
+        </a:ln>
+        <a:ln w="19050" cap="flat" cmpd="sng" algn="ctr">
+          <a:solidFill>
+            <a:schemeClr val="phClr"/>
+          </a:solidFill>
+          <a:prstDash val="solid"/>
+          <a:miter lim="800000"/>
         </a:ln>
       </a:lnStyleLst>
       <a:effectStyleLst>
         <a:effectStyle>
+          <a:effectLst/>
+        </a:effectStyle>
+        <a:effectStyle>
+          <a:effectLst/>
+        </a:effectStyle>
+        <a:effectStyle>
           <a:effectLst>
-            <a:outerShdw blurRad="40000" dist="20000" dir="5400000" rotWithShape="0">
+            <a:outerShdw blurRad="57150" dist="19050" dir="5400000" algn="ctr" rotWithShape="0">
               <a:srgbClr val="000000">
-                <a:alpha val="38000"/>
+                <a:alpha val="63000"/>
               </a:srgbClr>
             </a:outerShdw>
           </a:effectLst>
-        </a:effectStyle>
-        <a:effectStyle>
-          <a:effectLst>
-            <a:outerShdw blurRad="40000" dist="23000" dir="5400000" rotWithShape="0">
-              <a:srgbClr val="000000">
-                <a:alpha val="35000"/>
-              </a:srgbClr>
-            </a:outerShdw>
-          </a:effectLst>
-        </a:effectStyle>
-        <a:effectStyle>
-          <a:effectLst>
-            <a:outerShdw blurRad="40000" dist="23000" dir="5400000" rotWithShape="0">
-              <a:srgbClr val="000000">
-                <a:alpha val="35000"/>
-              </a:srgbClr>
-            </a:outerShdw>
-          </a:effectLst>
-          <a:scene3d>
-            <a:camera prst="orthographicFront">
-              <a:rot lat="0" lon="0" rev="0"/>
-            </a:camera>
-            <a:lightRig rig="threePt" dir="t">
-              <a:rot lat="0" lon="0" rev="1200000"/>
-            </a:lightRig>
-          </a:scene3d>
-          <a:sp3d>
-            <a:bevelT w="63500" h="25400"/>
-          </a:sp3d>
         </a:effectStyle>
       </a:effectStyleLst>
       <a:bgFillStyleLst>
         <a:solidFill>
           <a:schemeClr val="phClr"/>
         </a:solidFill>
+        <a:solidFill>
+          <a:schemeClr val="phClr">
+            <a:tint val="95000"/>
+            <a:satMod val="170000"/>
+          </a:schemeClr>
+        </a:solidFill>
         <a:gradFill rotWithShape="1">
           <a:gsLst>
             <a:gs pos="0">
               <a:schemeClr val="phClr">
-                <a:tint val="40000"/>
-                <a:satMod val="350000"/>
+                <a:tint val="93000"/>
+                <a:satMod val="150000"/>
+                <a:shade val="98000"/>
+                <a:lumMod val="102000"/>
               </a:schemeClr>
             </a:gs>
-            <a:gs pos="40000">
+            <a:gs pos="50000">
               <a:schemeClr val="phClr">
-                <a:tint val="45000"/>
-                <a:shade val="99000"/>
-                <a:satMod val="350000"/>
+                <a:tint val="98000"/>
+                <a:satMod val="130000"/>
+                <a:shade val="90000"/>
+                <a:lumMod val="103000"/>
               </a:schemeClr>
             </a:gs>
             <a:gs pos="100000">
               <a:schemeClr val="phClr">
-                <a:shade val="20000"/>
-                <a:satMod val="255000"/>
+                <a:shade val="63000"/>
+                <a:satMod val="120000"/>
               </a:schemeClr>
             </a:gs>
           </a:gsLst>
-          <a:path path="circle">
-            <a:fillToRect l="50000" t="-80000" r="50000" b="180000"/>
-          </a:path>
-        </a:gradFill>
-        <a:gradFill rotWithShape="1">
-          <a:gsLst>
-            <a:gs pos="0">
-              <a:schemeClr val="phClr">
-                <a:tint val="80000"/>
-                <a:satMod val="300000"/>
-              </a:schemeClr>
-            </a:gs>
-            <a:gs pos="100000">
-              <a:schemeClr val="phClr">
-                <a:shade val="30000"/>
-                <a:satMod val="200000"/>
-              </a:schemeClr>
-            </a:gs>
-          </a:gsLst>
-          <a:path path="circle">
-            <a:fillToRect l="50000" t="50000" r="50000" b="50000"/>
-          </a:path>
+          <a:lin ang="5400000" scaled="0"/>
         </a:gradFill>
       </a:bgFillStyleLst>
     </a:fmtScheme>
   </a:themeElements>
-  <a:objectDefaults>
-    <a:spDef>
-      <a:spPr/>
-      <a:bodyPr/>
-      <a:lstStyle/>
-      <a:style>
-        <a:lnRef idx="1">
-          <a:schemeClr val="accent1"/>
-        </a:lnRef>
-        <a:fillRef idx="3">
-          <a:schemeClr val="accent1"/>
-        </a:fillRef>
-        <a:effectRef idx="2">
-          <a:schemeClr val="accent1"/>
-        </a:effectRef>
-        <a:fontRef idx="minor">
-          <a:schemeClr val="lt1"/>
-        </a:fontRef>
-      </a:style>
-    </a:spDef>
-    <a:lnDef>
-      <a:spPr/>
-      <a:bodyPr/>
-      <a:lstStyle/>
-      <a:style>
-        <a:lnRef idx="2">
-          <a:schemeClr val="accent1"/>
-        </a:lnRef>
-        <a:fillRef idx="0">
-          <a:schemeClr val="accent1"/>
-        </a:fillRef>
-        <a:effectRef idx="1">
-          <a:schemeClr val="accent1"/>
-        </a:effectRef>
-        <a:fontRef idx="minor">
-          <a:schemeClr val="tx1"/>
-        </a:fontRef>
-      </a:style>
-    </a:lnDef>
-  </a:objectDefaults>
+  <a:objectDefaults/>
   <a:extraClrSchemeLst/>
+  <a:extLst>
+    <a:ext uri="{05A4C25C-085E-4340-85A3-A5531E510DB2}">
+      <thm15:themeFamily xmlns:thm15="http://schemas.microsoft.com/office/thememl/2012/main" name="Office Theme" id="{2E142A2C-CD16-42D6-873A-C26D2A0506FA}" vid="{1BDDFF52-6CD6-40A5-AB3C-68EB2F1E4D0A}"/>
+    </a:ext>
+  </a:extLst>
 </a:theme>
 </file>
--- a/05-Ingles.docx
+++ b/05-Ingles.docx
@@ -2,7 +2,7 @@
 <file path=word/document.xml><?xml version="1.0" encoding="utf-8"?>
 <w:document xmlns:w="http://schemas.openxmlformats.org/wordprocessingml/2006/main" xmlns:m="http://schemas.openxmlformats.org/officeDocument/2006/math" xmlns:r="http://schemas.openxmlformats.org/officeDocument/2006/relationships" xmlns:o="urn:schemas-microsoft-com:office:office" xmlns:v="urn:schemas-microsoft-com:vml" xmlns:w10="urn:schemas-microsoft-com:office:word" xmlns:a="http://schemas.openxmlformats.org/drawingml/2006/main" xmlns:pic="http://schemas.openxmlformats.org/drawingml/2006/picture" xmlns:wp="http://schemas.openxmlformats.org/drawingml/2006/wordprocessingDrawing">
   <w:body>
-    <w:bookmarkStart w:id="33" w:name="guía-5-inglés"/>
+    <w:bookmarkStart w:id="51" w:name="guía-5-inglés"/>
     <w:p>
       <w:pPr>
         <w:pStyle w:val="Heading1"/>
@@ -17,88 +17,88 @@
       </w:pPr>
       <w:r>
         <w:rPr>
+          <w:bCs/>
           <w:b/>
+        </w:rPr>
+        <w:t xml:space="preserve">Unit 3 · What we eat? — Food vocabulary and healthy habits</w:t>
+      </w:r>
+    </w:p>
+    <w:p>
+      <w:pPr>
+        <w:pStyle w:val="BodyText"/>
+      </w:pPr>
+      <w:r>
+        <w:t xml:space="preserve">Bego · 5° básico · Repaso 2026</w:t>
+      </w:r>
+    </w:p>
+    <w:p>
+      <w:pPr>
+        <w:pStyle w:val="BodyText"/>
+      </w:pPr>
+      <w:r>
+        <w:rPr>
           <w:bCs/>
-        </w:rPr>
-        <w:t xml:space="preserve">Unit 3 · What we eat? — Food vocabulary and healthy habits</w:t>
-      </w:r>
-    </w:p>
-    <w:p>
-      <w:pPr>
-        <w:pStyle w:val="BodyText"/>
-      </w:pPr>
-      <w:r>
-        <w:t xml:space="preserve">Bego · 5° básico · Repaso 2026</w:t>
-      </w:r>
-    </w:p>
-    <w:p>
-      <w:pPr>
-        <w:pStyle w:val="BodyText"/>
-      </w:pPr>
-      <w:r>
-        <w:rPr>
           <w:b/>
+        </w:rPr>
+        <w:t xml:space="preserve">Objetivos de Aprendizaje (Bases Curriculares, Mineduc — Unidad 3)</w:t>
+      </w:r>
+    </w:p>
+    <w:p>
+      <w:pPr>
+        <w:numPr>
+          <w:ilvl w:val="0"/>
+          <w:numId w:val="1001"/>
+        </w:numPr>
+        <w:pStyle w:val="Compact"/>
+      </w:pPr>
+      <w:r>
+        <w:t xml:space="preserve">Comprender información básica sobre alimentación, oral y escrita.</w:t>
+      </w:r>
+    </w:p>
+    <w:p>
+      <w:pPr>
+        <w:numPr>
+          <w:ilvl w:val="0"/>
+          <w:numId w:val="1001"/>
+        </w:numPr>
+        <w:pStyle w:val="Compact"/>
+      </w:pPr>
+      <w:r>
+        <w:t xml:space="preserve">Expresar gustos y preferencias sobre comidas.</w:t>
+      </w:r>
+    </w:p>
+    <w:p>
+      <w:pPr>
+        <w:numPr>
+          <w:ilvl w:val="0"/>
+          <w:numId w:val="1001"/>
+        </w:numPr>
+        <w:pStyle w:val="Compact"/>
+      </w:pPr>
+      <w:r>
+        <w:t xml:space="preserve">Usar there is / there are, some / any y contables e incontables.</w:t>
+      </w:r>
+    </w:p>
+    <w:p>
+      <w:pPr>
+        <w:numPr>
+          <w:ilvl w:val="0"/>
+          <w:numId w:val="1001"/>
+        </w:numPr>
+        <w:pStyle w:val="Compact"/>
+      </w:pPr>
+      <w:r>
+        <w:t xml:space="preserve">Describir hábitos con adverbios de frecuencia.</w:t>
+      </w:r>
+    </w:p>
+    <w:p>
+      <w:pPr>
+        <w:pStyle w:val="FirstParagraph"/>
+      </w:pPr>
+      <w:r>
+        <w:rPr>
           <w:bCs/>
-        </w:rPr>
-        <w:t xml:space="preserve">Objetivos de Aprendizaje (Bases Curriculares, Mineduc — Unidad 3)</w:t>
-      </w:r>
-    </w:p>
-    <w:p>
-      <w:pPr>
-        <w:pStyle w:val="Compact"/>
-        <w:numPr>
-          <w:ilvl w:val="0"/>
-          <w:numId w:val="1001"/>
-        </w:numPr>
-      </w:pPr>
-      <w:r>
-        <w:t xml:space="preserve">Comprender información básica sobre alimentación, oral y escrita.</w:t>
-      </w:r>
-    </w:p>
-    <w:p>
-      <w:pPr>
-        <w:pStyle w:val="Compact"/>
-        <w:numPr>
-          <w:ilvl w:val="0"/>
-          <w:numId w:val="1001"/>
-        </w:numPr>
-      </w:pPr>
-      <w:r>
-        <w:t xml:space="preserve">Expresar gustos y preferencias sobre comidas.</w:t>
-      </w:r>
-    </w:p>
-    <w:p>
-      <w:pPr>
-        <w:pStyle w:val="Compact"/>
-        <w:numPr>
-          <w:ilvl w:val="0"/>
-          <w:numId w:val="1001"/>
-        </w:numPr>
-      </w:pPr>
-      <w:r>
-        <w:t xml:space="preserve">Usar there is / there are, some / any y contables e incontables.</w:t>
-      </w:r>
-    </w:p>
-    <w:p>
-      <w:pPr>
-        <w:pStyle w:val="Compact"/>
-        <w:numPr>
-          <w:ilvl w:val="0"/>
-          <w:numId w:val="1001"/>
-        </w:numPr>
-      </w:pPr>
-      <w:r>
-        <w:t xml:space="preserve">Describir hábitos con adverbios de frecuencia.</w:t>
-      </w:r>
-    </w:p>
-    <w:p>
-      <w:pPr>
-        <w:pStyle w:val="FirstParagraph"/>
-      </w:pPr>
-      <w:r>
-        <w:rPr>
           <w:b/>
-          <w:bCs/>
         </w:rPr>
         <w:t xml:space="preserve">Estimated time:</w:t>
       </w:r>
@@ -124,7 +124,7 @@
         </w:pict>
       </w:r>
     </w:p>
-    <w:bookmarkStart w:id="9" w:name="warm-up-test-diagnóstico-de-entrada"/>
+    <w:bookmarkStart w:id="21" w:name="warm-up-test-diagnóstico-de-entrada"/>
     <w:p>
       <w:pPr>
         <w:pStyle w:val="Heading2"/>
@@ -133,13 +133,76 @@
         <w:t xml:space="preserve">Warm-up test · Diagnóstico de entrada</w:t>
       </w:r>
     </w:p>
-    <w:p>
-      <w:pPr>
-        <w:pStyle w:val="Compact"/>
+    <w:bookmarkStart w:id="20" w:name="palabras-nuevas"/>
+    <w:p>
+      <w:pPr>
+        <w:pStyle w:val="Heading4"/>
+      </w:pPr>
+      <w:r>
+        <w:t xml:space="preserve">📖 Palabras nuevas</w:t>
+      </w:r>
+    </w:p>
+    <w:p>
+      <w:pPr>
+        <w:pStyle w:val="FirstParagraph"/>
+      </w:pPr>
+      <w:r>
+        <w:rPr>
+          <w:bCs/>
+          <w:b/>
+        </w:rPr>
+        <w:t xml:space="preserve">Warm-up.</w:t>
+      </w:r>
+      <w:r>
+        <w:t xml:space="preserve"> </w:t>
+      </w:r>
+      <w:r>
+        <w:t xml:space="preserve">En inglés significa «calentamiento», como el que haces antes de hacer deporte. Aquí es un test corto para ver qué recuerdas antes de empezar.</w:t>
+      </w:r>
+    </w:p>
+    <w:p>
+      <w:pPr>
+        <w:pStyle w:val="BodyText"/>
+      </w:pPr>
+      <w:r>
+        <w:rPr>
+          <w:bCs/>
+          <w:b/>
+        </w:rPr>
+        <w:t xml:space="preserve">Fridge.</w:t>
+      </w:r>
+      <w:r>
+        <w:t xml:space="preserve"> </w:t>
+      </w:r>
+      <w:r>
+        <w:t xml:space="preserve">Significa refrigerador. Se pronuncia más o menos «friich».</w:t>
+      </w:r>
+    </w:p>
+    <w:p>
+      <w:pPr>
+        <w:pStyle w:val="BodyText"/>
+      </w:pPr>
+      <w:r>
+        <w:rPr>
+          <w:bCs/>
+          <w:b/>
+        </w:rPr>
+        <w:t xml:space="preserve">Translate.</w:t>
+      </w:r>
+      <w:r>
+        <w:t xml:space="preserve"> </w:t>
+      </w:r>
+      <w:r>
+        <w:t xml:space="preserve">Significa «traduce». Se pronuncia «tránsleit».</w:t>
+      </w:r>
+    </w:p>
+    <w:p>
+      <w:pPr>
         <w:numPr>
           <w:ilvl w:val="0"/>
           <w:numId w:val="1002"/>
         </w:numPr>
+        <w:pStyle w:val="Compact"/>
       </w:pPr>
       <w:r>
         <w:t xml:space="preserve">Write three fruits in English: ____________________</w:t>
@@ -147,11 +210,11 @@
     </w:p>
     <w:p>
       <w:pPr>
-        <w:pStyle w:val="Compact"/>
         <w:numPr>
           <w:ilvl w:val="0"/>
           <w:numId w:val="1002"/>
         </w:numPr>
+        <w:pStyle w:val="Compact"/>
       </w:pPr>
       <w:r>
         <w:t xml:space="preserve">Write three vegetables in English: ____________________</w:t>
@@ -159,11 +222,11 @@
     </w:p>
     <w:p>
       <w:pPr>
-        <w:pStyle w:val="Compact"/>
         <w:numPr>
           <w:ilvl w:val="0"/>
           <w:numId w:val="1002"/>
         </w:numPr>
+        <w:pStyle w:val="Compact"/>
       </w:pPr>
       <w:r>
         <w:t xml:space="preserve">How do you say</w:t>
@@ -172,7 +235,13 @@
         <w:t xml:space="preserve"> </w:t>
       </w:r>
       <w:r>
-        <w:t xml:space="preserve">“leche”</w:t>
+        <w:t xml:space="preserve">“</w:t>
+      </w:r>
+      <w:r>
+        <w:t xml:space="preserve">leche</w:t>
+      </w:r>
+      <w:r>
+        <w:t xml:space="preserve">”</w:t>
       </w:r>
       <w:r>
         <w:t xml:space="preserve"> </w:t>
@@ -184,7 +253,13 @@
         <w:t xml:space="preserve"> </w:t>
       </w:r>
       <w:r>
-        <w:t xml:space="preserve">“huevo”</w:t>
+        <w:t xml:space="preserve">“</w:t>
+      </w:r>
+      <w:r>
+        <w:t xml:space="preserve">huevo</w:t>
+      </w:r>
+      <w:r>
+        <w:t xml:space="preserve">”</w:t>
       </w:r>
       <w:r>
         <w:t xml:space="preserve">? ____________________</w:t>
@@ -192,11 +267,11 @@
     </w:p>
     <w:p>
       <w:pPr>
-        <w:pStyle w:val="Compact"/>
         <w:numPr>
           <w:ilvl w:val="0"/>
           <w:numId w:val="1002"/>
         </w:numPr>
+        <w:pStyle w:val="Compact"/>
       </w:pPr>
       <w:r>
         <w:t xml:space="preserve">Complete: There ______ an apple on the table.</w:t>
@@ -204,11 +279,11 @@
     </w:p>
     <w:p>
       <w:pPr>
-        <w:pStyle w:val="Compact"/>
         <w:numPr>
           <w:ilvl w:val="0"/>
           <w:numId w:val="1002"/>
         </w:numPr>
+        <w:pStyle w:val="Compact"/>
       </w:pPr>
       <w:r>
         <w:t xml:space="preserve">Complete: There ______ three eggs in the fridge.</w:t>
@@ -216,11 +291,11 @@
     </w:p>
     <w:p>
       <w:pPr>
-        <w:pStyle w:val="Compact"/>
         <w:numPr>
           <w:ilvl w:val="0"/>
           <w:numId w:val="1002"/>
         </w:numPr>
+        <w:pStyle w:val="Compact"/>
       </w:pPr>
       <w:r>
         <w:t xml:space="preserve">Translate:</w:t>
@@ -230,8 +305,8 @@
       </w:r>
       <w:r>
         <w:rPr>
+          <w:iCs/>
           <w:i/>
-          <w:iCs/>
         </w:rPr>
         <w:t xml:space="preserve">Me gusta el pescado, pero no me gustan los tomates.</w:t>
       </w:r>
@@ -244,11 +319,11 @@
     </w:p>
     <w:p>
       <w:pPr>
-        <w:pStyle w:val="Compact"/>
         <w:numPr>
           <w:ilvl w:val="0"/>
           <w:numId w:val="1002"/>
         </w:numPr>
+        <w:pStyle w:val="Compact"/>
       </w:pPr>
       <w:r>
         <w:t xml:space="preserve">What does</w:t>
@@ -257,7 +332,13 @@
         <w:t xml:space="preserve"> </w:t>
       </w:r>
       <w:r>
-        <w:t xml:space="preserve">“always”</w:t>
+        <w:t xml:space="preserve">“</w:t>
+      </w:r>
+      <w:r>
+        <w:t xml:space="preserve">always</w:t>
+      </w:r>
+      <w:r>
+        <w:t xml:space="preserve">”</w:t>
       </w:r>
       <w:r>
         <w:t xml:space="preserve"> </w:t>
@@ -269,7 +350,13 @@
         <w:t xml:space="preserve"> </w:t>
       </w:r>
       <w:r>
-        <w:t xml:space="preserve">“never”</w:t>
+        <w:t xml:space="preserve">“</w:t>
+      </w:r>
+      <w:r>
+        <w:t xml:space="preserve">never</w:t>
+      </w:r>
+      <w:r>
+        <w:t xml:space="preserve">”</w:t>
       </w:r>
       <w:r>
         <w:t xml:space="preserve">? ____________________</w:t>
@@ -277,11 +364,11 @@
     </w:p>
     <w:p>
       <w:pPr>
-        <w:pStyle w:val="Compact"/>
         <w:numPr>
           <w:ilvl w:val="0"/>
           <w:numId w:val="1002"/>
         </w:numPr>
+        <w:pStyle w:val="Compact"/>
       </w:pPr>
       <w:r>
         <w:t xml:space="preserve">Complete: I ______ eat vegetables every day. (should / shouldn’t)</w:t>
@@ -294,8 +381,9 @@
         </w:pict>
       </w:r>
     </w:p>
-    <w:bookmarkEnd w:id="9"/>
-    <w:bookmarkStart w:id="15" w:name="section-1-food-vocabulary"/>
+    <w:bookmarkEnd w:id="20"/>
+    <w:bookmarkEnd w:id="21"/>
+    <w:bookmarkStart w:id="28" w:name="section-1-food-vocabulary"/>
     <w:p>
       <w:pPr>
         <w:pStyle w:val="Heading2"/>
@@ -304,7 +392,7 @@
         <w:t xml:space="preserve">Section 1 · Food vocabulary</w:t>
       </w:r>
     </w:p>
-    <w:bookmarkStart w:id="10" w:name="fruit-frutas"/>
+    <w:bookmarkStart w:id="22" w:name="fruit-frutas"/>
     <w:p>
       <w:pPr>
         <w:pStyle w:val="Heading3"/>
@@ -318,6 +406,7 @@
         <w:tblStyle w:val="Table"/>
         <w:tblW w:type="auto" w:w="0"/>
         <w:tblLook w:firstRow="1" w:lastRow="0" w:firstColumn="0" w:lastColumn="0" w:noHBand="0" w:noVBand="0" w:val="0020"/>
+        <w:jc w:val="start"/>
       </w:tblPr>
       <w:tblGrid>
         <w:gridCol w:w="1980"/>
@@ -327,13 +416,14 @@
       </w:tblGrid>
       <w:tr>
         <w:trPr>
-          <w:tblHeader w:val="on"/>
+          <w:tblHeader w:val="true"/>
         </w:trPr>
         <w:tc>
           <w:tcPr/>
           <w:p>
             <w:pPr>
               <w:pStyle w:val="Compact"/>
+              <w:jc w:val="left"/>
             </w:pPr>
             <w:r>
               <w:t xml:space="preserve">English</w:t>
@@ -345,6 +435,7 @@
           <w:p>
             <w:pPr>
               <w:pStyle w:val="Compact"/>
+              <w:jc w:val="left"/>
             </w:pPr>
             <w:r>
               <w:t xml:space="preserve">Español</w:t>
@@ -356,6 +447,7 @@
           <w:p>
             <w:pPr>
               <w:pStyle w:val="Compact"/>
+              <w:jc w:val="left"/>
             </w:pPr>
             <w:r>
               <w:t xml:space="preserve">English</w:t>
@@ -367,6 +459,7 @@
           <w:p>
             <w:pPr>
               <w:pStyle w:val="Compact"/>
+              <w:jc w:val="left"/>
             </w:pPr>
             <w:r>
               <w:t xml:space="preserve">Español</w:t>
@@ -380,6 +473,7 @@
           <w:p>
             <w:pPr>
               <w:pStyle w:val="Compact"/>
+              <w:jc w:val="left"/>
             </w:pPr>
             <w:r>
               <w:t xml:space="preserve">apple</w:t>
@@ -391,6 +485,7 @@
           <w:p>
             <w:pPr>
               <w:pStyle w:val="Compact"/>
+              <w:jc w:val="left"/>
             </w:pPr>
             <w:r>
               <w:t xml:space="preserve">manzana</w:t>
@@ -402,6 +497,7 @@
           <w:p>
             <w:pPr>
               <w:pStyle w:val="Compact"/>
+              <w:jc w:val="left"/>
             </w:pPr>
             <w:r>
               <w:t xml:space="preserve">grapes</w:t>
@@ -413,6 +509,7 @@
           <w:p>
             <w:pPr>
               <w:pStyle w:val="Compact"/>
+              <w:jc w:val="left"/>
             </w:pPr>
             <w:r>
               <w:t xml:space="preserve">uvas</w:t>
@@ -426,6 +523,7 @@
           <w:p>
             <w:pPr>
               <w:pStyle w:val="Compact"/>
+              <w:jc w:val="left"/>
             </w:pPr>
             <w:r>
               <w:t xml:space="preserve">banana</w:t>
@@ -437,6 +535,7 @@
           <w:p>
             <w:pPr>
               <w:pStyle w:val="Compact"/>
+              <w:jc w:val="left"/>
             </w:pPr>
             <w:r>
               <w:t xml:space="preserve">plátano</w:t>
@@ -448,6 +547,7 @@
           <w:p>
             <w:pPr>
               <w:pStyle w:val="Compact"/>
+              <w:jc w:val="left"/>
             </w:pPr>
             <w:r>
               <w:t xml:space="preserve">strawberry</w:t>
@@ -459,6 +559,7 @@
           <w:p>
             <w:pPr>
               <w:pStyle w:val="Compact"/>
+              <w:jc w:val="left"/>
             </w:pPr>
             <w:r>
               <w:t xml:space="preserve">frutilla</w:t>
@@ -472,6 +573,7 @@
           <w:p>
             <w:pPr>
               <w:pStyle w:val="Compact"/>
+              <w:jc w:val="left"/>
             </w:pPr>
             <w:r>
               <w:t xml:space="preserve">orange</w:t>
@@ -483,6 +585,7 @@
           <w:p>
             <w:pPr>
               <w:pStyle w:val="Compact"/>
+              <w:jc w:val="left"/>
             </w:pPr>
             <w:r>
               <w:t xml:space="preserve">naranja</w:t>
@@ -494,6 +597,7 @@
           <w:p>
             <w:pPr>
               <w:pStyle w:val="Compact"/>
+              <w:jc w:val="left"/>
             </w:pPr>
             <w:r>
               <w:t xml:space="preserve">peach</w:t>
@@ -505,6 +609,7 @@
           <w:p>
             <w:pPr>
               <w:pStyle w:val="Compact"/>
+              <w:jc w:val="left"/>
             </w:pPr>
             <w:r>
               <w:t xml:space="preserve">durazno</w:t>
@@ -518,6 +623,7 @@
           <w:p>
             <w:pPr>
               <w:pStyle w:val="Compact"/>
+              <w:jc w:val="left"/>
             </w:pPr>
             <w:r>
               <w:t xml:space="preserve">pear</w:t>
@@ -529,6 +635,7 @@
           <w:p>
             <w:pPr>
               <w:pStyle w:val="Compact"/>
+              <w:jc w:val="left"/>
             </w:pPr>
             <w:r>
               <w:t xml:space="preserve">pera</w:t>
@@ -540,6 +647,7 @@
           <w:p>
             <w:pPr>
               <w:pStyle w:val="Compact"/>
+              <w:jc w:val="left"/>
             </w:pPr>
             <w:r>
               <w:t xml:space="preserve">watermelon</w:t>
@@ -551,6 +659,7 @@
           <w:p>
             <w:pPr>
               <w:pStyle w:val="Compact"/>
+              <w:jc w:val="left"/>
             </w:pPr>
             <w:r>
               <w:t xml:space="preserve">sandía</w:t>
@@ -564,6 +673,7 @@
           <w:p>
             <w:pPr>
               <w:pStyle w:val="Compact"/>
+              <w:jc w:val="left"/>
             </w:pPr>
             <w:r>
               <w:t xml:space="preserve">lemon</w:t>
@@ -575,6 +685,7 @@
           <w:p>
             <w:pPr>
               <w:pStyle w:val="Compact"/>
+              <w:jc w:val="left"/>
             </w:pPr>
             <w:r>
               <w:t xml:space="preserve">limón</w:t>
@@ -586,6 +697,7 @@
           <w:p>
             <w:pPr>
               <w:pStyle w:val="Compact"/>
+              <w:jc w:val="left"/>
             </w:pPr>
             <w:r>
               <w:t xml:space="preserve">cherry</w:t>
@@ -597,6 +709,7 @@
           <w:p>
             <w:pPr>
               <w:pStyle w:val="Compact"/>
+              <w:jc w:val="left"/>
             </w:pPr>
             <w:r>
               <w:t xml:space="preserve">cereza</w:t>
@@ -605,8 +718,8 @@
         </w:tc>
       </w:tr>
     </w:tbl>
-    <w:bookmarkEnd w:id="10"/>
-    <w:bookmarkStart w:id="11" w:name="vegetables-verduras"/>
+    <w:bookmarkEnd w:id="22"/>
+    <w:bookmarkStart w:id="23" w:name="vegetables-verduras"/>
     <w:p>
       <w:pPr>
         <w:pStyle w:val="Heading3"/>
@@ -620,6 +733,7 @@
         <w:tblStyle w:val="Table"/>
         <w:tblW w:type="auto" w:w="0"/>
         <w:tblLook w:firstRow="1" w:lastRow="0" w:firstColumn="0" w:lastColumn="0" w:noHBand="0" w:noVBand="0" w:val="0020"/>
+        <w:jc w:val="start"/>
       </w:tblPr>
       <w:tblGrid>
         <w:gridCol w:w="1980"/>
@@ -629,13 +743,14 @@
       </w:tblGrid>
       <w:tr>
         <w:trPr>
-          <w:tblHeader w:val="on"/>
+          <w:tblHeader w:val="true"/>
         </w:trPr>
         <w:tc>
           <w:tcPr/>
           <w:p>
             <w:pPr>
               <w:pStyle w:val="Compact"/>
+              <w:jc w:val="left"/>
             </w:pPr>
             <w:r>
               <w:t xml:space="preserve">English</w:t>
@@ -647,6 +762,7 @@
           <w:p>
             <w:pPr>
               <w:pStyle w:val="Compact"/>
+              <w:jc w:val="left"/>
             </w:pPr>
             <w:r>
               <w:t xml:space="preserve">Español</w:t>
@@ -658,6 +774,7 @@
           <w:p>
             <w:pPr>
               <w:pStyle w:val="Compact"/>
+              <w:jc w:val="left"/>
             </w:pPr>
             <w:r>
               <w:t xml:space="preserve">English</w:t>
@@ -669,6 +786,7 @@
           <w:p>
             <w:pPr>
               <w:pStyle w:val="Compact"/>
+              <w:jc w:val="left"/>
             </w:pPr>
             <w:r>
               <w:t xml:space="preserve">Español</w:t>
@@ -682,6 +800,7 @@
           <w:p>
             <w:pPr>
               <w:pStyle w:val="Compact"/>
+              <w:jc w:val="left"/>
             </w:pPr>
             <w:r>
               <w:t xml:space="preserve">tomato</w:t>
@@ -693,6 +812,7 @@
           <w:p>
             <w:pPr>
               <w:pStyle w:val="Compact"/>
+              <w:jc w:val="left"/>
             </w:pPr>
             <w:r>
               <w:t xml:space="preserve">tomate</w:t>
@@ -704,6 +824,7 @@
           <w:p>
             <w:pPr>
               <w:pStyle w:val="Compact"/>
+              <w:jc w:val="left"/>
             </w:pPr>
             <w:r>
               <w:t xml:space="preserve">carrot</w:t>
@@ -715,6 +836,7 @@
           <w:p>
             <w:pPr>
               <w:pStyle w:val="Compact"/>
+              <w:jc w:val="left"/>
             </w:pPr>
             <w:r>
               <w:t xml:space="preserve">zanahoria</w:t>
@@ -728,6 +850,7 @@
           <w:p>
             <w:pPr>
               <w:pStyle w:val="Compact"/>
+              <w:jc w:val="left"/>
             </w:pPr>
             <w:r>
               <w:t xml:space="preserve">lettuce</w:t>
@@ -739,6 +862,7 @@
           <w:p>
             <w:pPr>
               <w:pStyle w:val="Compact"/>
+              <w:jc w:val="left"/>
             </w:pPr>
             <w:r>
               <w:t xml:space="preserve">lechuga</w:t>
@@ -750,6 +874,7 @@
           <w:p>
             <w:pPr>
               <w:pStyle w:val="Compact"/>
+              <w:jc w:val="left"/>
             </w:pPr>
             <w:r>
               <w:t xml:space="preserve">potato</w:t>
@@ -761,6 +886,7 @@
           <w:p>
             <w:pPr>
               <w:pStyle w:val="Compact"/>
+              <w:jc w:val="left"/>
             </w:pPr>
             <w:r>
               <w:t xml:space="preserve">papa</w:t>
@@ -774,6 +900,7 @@
           <w:p>
             <w:pPr>
               <w:pStyle w:val="Compact"/>
+              <w:jc w:val="left"/>
             </w:pPr>
             <w:r>
               <w:t xml:space="preserve">onion</w:t>
@@ -785,6 +912,7 @@
           <w:p>
             <w:pPr>
               <w:pStyle w:val="Compact"/>
+              <w:jc w:val="left"/>
             </w:pPr>
             <w:r>
               <w:t xml:space="preserve">cebolla</w:t>
@@ -796,6 +924,7 @@
           <w:p>
             <w:pPr>
               <w:pStyle w:val="Compact"/>
+              <w:jc w:val="left"/>
             </w:pPr>
             <w:r>
               <w:t xml:space="preserve">pumpkin</w:t>
@@ -807,6 +936,7 @@
           <w:p>
             <w:pPr>
               <w:pStyle w:val="Compact"/>
+              <w:jc w:val="left"/>
             </w:pPr>
             <w:r>
               <w:t xml:space="preserve">zapallo</w:t>
@@ -820,6 +950,7 @@
           <w:p>
             <w:pPr>
               <w:pStyle w:val="Compact"/>
+              <w:jc w:val="left"/>
             </w:pPr>
             <w:r>
               <w:t xml:space="preserve">corn</w:t>
@@ -831,6 +962,7 @@
           <w:p>
             <w:pPr>
               <w:pStyle w:val="Compact"/>
+              <w:jc w:val="left"/>
             </w:pPr>
             <w:r>
               <w:t xml:space="preserve">choclo</w:t>
@@ -842,6 +974,7 @@
           <w:p>
             <w:pPr>
               <w:pStyle w:val="Compact"/>
+              <w:jc w:val="left"/>
             </w:pPr>
             <w:r>
               <w:t xml:space="preserve">beans</w:t>
@@ -853,6 +986,7 @@
           <w:p>
             <w:pPr>
               <w:pStyle w:val="Compact"/>
+              <w:jc w:val="left"/>
             </w:pPr>
             <w:r>
               <w:t xml:space="preserve">porotos</w:t>
@@ -866,6 +1000,7 @@
           <w:p>
             <w:pPr>
               <w:pStyle w:val="Compact"/>
+              <w:jc w:val="left"/>
             </w:pPr>
             <w:r>
               <w:t xml:space="preserve">pepper</w:t>
@@ -877,6 +1012,7 @@
           <w:p>
             <w:pPr>
               <w:pStyle w:val="Compact"/>
+              <w:jc w:val="left"/>
             </w:pPr>
             <w:r>
               <w:t xml:space="preserve">pimentón</w:t>
@@ -888,6 +1024,7 @@
           <w:p>
             <w:pPr>
               <w:pStyle w:val="Compact"/>
+              <w:jc w:val="left"/>
             </w:pPr>
             <w:r>
               <w:t xml:space="preserve">peas</w:t>
@@ -899,6 +1036,7 @@
           <w:p>
             <w:pPr>
               <w:pStyle w:val="Compact"/>
+              <w:jc w:val="left"/>
             </w:pPr>
             <w:r>
               <w:t xml:space="preserve">arvejas</w:t>
@@ -907,8 +1045,8 @@
         </w:tc>
       </w:tr>
     </w:tbl>
-    <w:bookmarkEnd w:id="11"/>
-    <w:bookmarkStart w:id="12" w:name="other-food-groups"/>
+    <w:bookmarkEnd w:id="23"/>
+    <w:bookmarkStart w:id="24" w:name="other-food-groups"/>
     <w:p>
       <w:pPr>
         <w:pStyle w:val="Heading3"/>
@@ -921,8 +1059,8 @@
       <w:tblPr>
         <w:tblStyle w:val="Table"/>
         <w:tblW w:type="pct" w:w="5000"/>
-        <w:tblLayout w:type="fixed"/>
         <w:tblLook w:firstRow="1" w:lastRow="0" w:firstColumn="0" w:lastColumn="0" w:noHBand="0" w:noVBand="0" w:val="0020"/>
+        <w:jc w:val="start"/>
       </w:tblPr>
       <w:tblGrid>
         <w:gridCol w:w="3960"/>
@@ -930,13 +1068,14 @@
       </w:tblGrid>
       <w:tr>
         <w:trPr>
-          <w:tblHeader w:val="on"/>
+          <w:tblHeader w:val="true"/>
         </w:trPr>
         <w:tc>
           <w:tcPr/>
           <w:p>
             <w:pPr>
               <w:pStyle w:val="Compact"/>
+              <w:jc w:val="left"/>
             </w:pPr>
             <w:r>
               <w:t xml:space="preserve">Group</w:t>
@@ -948,6 +1087,7 @@
           <w:p>
             <w:pPr>
               <w:pStyle w:val="Compact"/>
+              <w:jc w:val="left"/>
             </w:pPr>
             <w:r>
               <w:t xml:space="preserve">Words</w:t>
@@ -961,6 +1101,7 @@
           <w:p>
             <w:pPr>
               <w:pStyle w:val="Compact"/>
+              <w:jc w:val="left"/>
             </w:pPr>
             <w:r>
               <w:t xml:space="preserve">Dairy / Lácteos</w:t>
@@ -972,6 +1113,7 @@
           <w:p>
             <w:pPr>
               <w:pStyle w:val="Compact"/>
+              <w:jc w:val="left"/>
             </w:pPr>
             <w:r>
               <w:t xml:space="preserve">milk, cheese, yoghurt, butter</w:t>
@@ -985,6 +1127,7 @@
           <w:p>
             <w:pPr>
               <w:pStyle w:val="Compact"/>
+              <w:jc w:val="left"/>
             </w:pPr>
             <w:r>
               <w:t xml:space="preserve">Protein / Proteínas</w:t>
@@ -996,6 +1139,7 @@
           <w:p>
             <w:pPr>
               <w:pStyle w:val="Compact"/>
+              <w:jc w:val="left"/>
             </w:pPr>
             <w:r>
               <w:t xml:space="preserve">chicken, fish, meat, egg, lentils</w:t>
@@ -1009,6 +1153,7 @@
           <w:p>
             <w:pPr>
               <w:pStyle w:val="Compact"/>
+              <w:jc w:val="left"/>
             </w:pPr>
             <w:r>
               <w:t xml:space="preserve">Grains / Cereales</w:t>
@@ -1020,6 +1165,7 @@
           <w:p>
             <w:pPr>
               <w:pStyle w:val="Compact"/>
+              <w:jc w:val="left"/>
             </w:pPr>
             <w:r>
               <w:t xml:space="preserve">bread, rice, pasta, oats, cereal</w:t>
@@ -1033,6 +1179,7 @@
           <w:p>
             <w:pPr>
               <w:pStyle w:val="Compact"/>
+              <w:jc w:val="left"/>
             </w:pPr>
             <w:r>
               <w:t xml:space="preserve">Drinks / Bebidas</w:t>
@@ -1044,6 +1191,7 @@
           <w:p>
             <w:pPr>
               <w:pStyle w:val="Compact"/>
+              <w:jc w:val="left"/>
             </w:pPr>
             <w:r>
               <w:t xml:space="preserve">water, juice, tea, soft drink</w:t>
@@ -1057,6 +1205,7 @@
           <w:p>
             <w:pPr>
               <w:pStyle w:val="Compact"/>
+              <w:jc w:val="left"/>
             </w:pPr>
             <w:r>
               <w:t xml:space="preserve">Junk food / Comida chatarra</w:t>
@@ -1068,6 +1217,7 @@
           <w:p>
             <w:pPr>
               <w:pStyle w:val="Compact"/>
+              <w:jc w:val="left"/>
             </w:pPr>
             <w:r>
               <w:t xml:space="preserve">candy, chips, cookies, ice cream, hamburger</w:t>
@@ -1076,8 +1226,8 @@
         </w:tc>
       </w:tr>
     </w:tbl>
-    <w:bookmarkEnd w:id="12"/>
-    <w:bookmarkStart w:id="13" w:name="watch-out-ojo"/>
+    <w:bookmarkEnd w:id="24"/>
+    <w:bookmarkStart w:id="26" w:name="watch-out-ojo"/>
     <w:p>
       <w:pPr>
         <w:pStyle w:val="Heading3"/>
@@ -1088,50 +1238,101 @@
     </w:p>
     <w:p>
       <w:pPr>
-        <w:pStyle w:val="Compact"/>
         <w:numPr>
           <w:ilvl w:val="0"/>
           <w:numId w:val="1003"/>
         </w:numPr>
-      </w:pPr>
-      <w:r>
-        <w:rPr>
+        <w:pStyle w:val="Compact"/>
+      </w:pPr>
+      <w:r>
+        <w:rPr>
+          <w:bCs/>
           <w:b/>
+        </w:rPr>
+        <w:t xml:space="preserve">potato → potatoes</w:t>
+      </w:r>
+      <w:r>
+        <w:t xml:space="preserve"> </w:t>
+      </w:r>
+      <w:r>
+        <w:t xml:space="preserve">and</w:t>
+      </w:r>
+      <w:r>
+        <w:t xml:space="preserve"> </w:t>
+      </w:r>
+      <w:r>
+        <w:rPr>
           <w:bCs/>
-        </w:rPr>
-        <w:t xml:space="preserve">potato → potatoes</w:t>
-      </w:r>
-      <w:r>
-        <w:t xml:space="preserve"> </w:t>
-      </w:r>
-      <w:r>
-        <w:t xml:space="preserve">and</w:t>
-      </w:r>
-      <w:r>
-        <w:t xml:space="preserve"> </w:t>
-      </w:r>
-      <w:r>
-        <w:rPr>
           <w:b/>
+        </w:rPr>
+        <w:t xml:space="preserve">tomato → tomatoes</w:t>
+      </w:r>
+      <w:r>
+        <w:t xml:space="preserve"> </w:t>
+      </w:r>
+      <w:r>
+        <w:t xml:space="preserve">(se agrega</w:t>
+      </w:r>
+      <w:r>
+        <w:t xml:space="preserve"> </w:t>
+      </w:r>
+      <w:r>
+        <w:rPr>
+          <w:iCs/>
+          <w:i/>
+        </w:rPr>
+        <w:t xml:space="preserve">-es</w:t>
+      </w:r>
+      <w:r>
+        <w:t xml:space="preserve">).</w:t>
+      </w:r>
+    </w:p>
+    <w:p>
+      <w:pPr>
+        <w:numPr>
+          <w:ilvl w:val="0"/>
+          <w:numId w:val="1003"/>
+        </w:numPr>
+        <w:pStyle w:val="Compact"/>
+      </w:pPr>
+      <w:r>
+        <w:rPr>
           <w:bCs/>
-        </w:rPr>
-        <w:t xml:space="preserve">tomato → tomatoes</w:t>
-      </w:r>
-      <w:r>
-        <w:t xml:space="preserve"> </w:t>
-      </w:r>
-      <w:r>
-        <w:t xml:space="preserve">(se agrega</w:t>
-      </w:r>
-      <w:r>
-        <w:t xml:space="preserve"> </w:t>
-      </w:r>
-      <w:r>
-        <w:rPr>
+          <w:b/>
+        </w:rPr>
+        <w:t xml:space="preserve">strawberry → strawberries</w:t>
+      </w:r>
+      <w:r>
+        <w:t xml:space="preserve"> </w:t>
+      </w:r>
+      <w:r>
+        <w:t xml:space="preserve">(la</w:t>
+      </w:r>
+      <w:r>
+        <w:t xml:space="preserve"> </w:t>
+      </w:r>
+      <w:r>
+        <w:rPr>
+          <w:iCs/>
           <w:i/>
+        </w:rPr>
+        <w:t xml:space="preserve">y</w:t>
+      </w:r>
+      <w:r>
+        <w:t xml:space="preserve"> </w:t>
+      </w:r>
+      <w:r>
+        <w:t xml:space="preserve">se cambia por</w:t>
+      </w:r>
+      <w:r>
+        <w:t xml:space="preserve"> </w:t>
+      </w:r>
+      <w:r>
+        <w:rPr>
           <w:iCs/>
-        </w:rPr>
-        <w:t xml:space="preserve">-es</w:t>
+          <w:i/>
+        </w:rPr>
+        <w:t xml:space="preserve">-ies</w:t>
       </w:r>
       <w:r>
         <w:t xml:space="preserve">).</w:t>
@@ -1139,166 +1340,197 @@
     </w:p>
     <w:p>
       <w:pPr>
-        <w:pStyle w:val="Compact"/>
         <w:numPr>
           <w:ilvl w:val="0"/>
           <w:numId w:val="1003"/>
         </w:numPr>
-      </w:pPr>
-      <w:r>
-        <w:rPr>
+        <w:pStyle w:val="Compact"/>
+      </w:pPr>
+      <w:r>
+        <w:rPr>
+          <w:bCs/>
           <w:b/>
+        </w:rPr>
+        <w:t xml:space="preserve">fish</w:t>
+      </w:r>
+      <w:r>
+        <w:t xml:space="preserve"> </w:t>
+      </w:r>
+      <w:r>
+        <w:t xml:space="preserve">es igual en singular y plural.</w:t>
+      </w:r>
+    </w:p>
+    <w:bookmarkStart w:id="25" w:name="palabras-nuevas-1"/>
+    <w:p>
+      <w:pPr>
+        <w:pStyle w:val="Heading4"/>
+      </w:pPr>
+      <w:r>
+        <w:t xml:space="preserve">📖 Palabras nuevas</w:t>
+      </w:r>
+    </w:p>
+    <w:p>
+      <w:pPr>
+        <w:pStyle w:val="FirstParagraph"/>
+      </w:pPr>
+      <w:r>
+        <w:rPr>
           <w:bCs/>
-        </w:rPr>
-        <w:t xml:space="preserve">strawberry → strawberries</w:t>
-      </w:r>
-      <w:r>
-        <w:t xml:space="preserve"> </w:t>
-      </w:r>
-      <w:r>
-        <w:t xml:space="preserve">(la</w:t>
-      </w:r>
-      <w:r>
-        <w:t xml:space="preserve"> </w:t>
-      </w:r>
-      <w:r>
-        <w:rPr>
+          <w:b/>
+        </w:rPr>
+        <w:t xml:space="preserve">Dairy.</w:t>
+      </w:r>
+      <w:r>
+        <w:t xml:space="preserve"> </w:t>
+      </w:r>
+      <w:r>
+        <w:t xml:space="preserve">Significa lácteos: leche, queso, yogur y mantequilla. Se pronuncia «déri», nada parecido a como se escribe.</w:t>
+      </w:r>
+    </w:p>
+    <w:p>
+      <w:pPr>
+        <w:pStyle w:val="BodyText"/>
+      </w:pPr>
+      <w:r>
+        <w:rPr>
+          <w:bCs/>
+          <w:b/>
+        </w:rPr>
+        <w:t xml:space="preserve">Grains.</w:t>
+      </w:r>
+      <w:r>
+        <w:t xml:space="preserve"> </w:t>
+      </w:r>
+      <w:r>
+        <w:t xml:space="preserve">Significa cereales o granos: pan, arroz, avena, pasta. Se pronuncia «greins».</w:t>
+      </w:r>
+    </w:p>
+    <w:p>
+      <w:pPr>
+        <w:pStyle w:val="BodyText"/>
+      </w:pPr>
+      <w:r>
+        <w:rPr>
+          <w:bCs/>
+          <w:b/>
+        </w:rPr>
+        <w:t xml:space="preserve">Oats.</w:t>
+      </w:r>
+      <w:r>
+        <w:t xml:space="preserve"> </w:t>
+      </w:r>
+      <w:r>
+        <w:t xml:space="preserve">Significa avena, la de la leche con avena. Se pronuncia «outs».</w:t>
+      </w:r>
+    </w:p>
+    <w:p>
+      <w:pPr>
+        <w:pStyle w:val="BodyText"/>
+      </w:pPr>
+      <w:r>
+        <w:rPr>
+          <w:bCs/>
+          <w:b/>
+        </w:rPr>
+        <w:t xml:space="preserve">Junk food.</w:t>
+      </w:r>
+      <w:r>
+        <w:t xml:space="preserve"> </w:t>
+      </w:r>
+      <w:r>
+        <w:t xml:space="preserve">Es «comida chatarra»: papas fritas, dulces, hamburguesas. Se pronuncia «yank fud».</w:t>
+      </w:r>
+    </w:p>
+    <w:bookmarkEnd w:id="25"/>
+    <w:bookmarkEnd w:id="26"/>
+    <w:bookmarkStart w:id="27" w:name="now-you-try"/>
+    <w:p>
+      <w:pPr>
+        <w:pStyle w:val="Heading3"/>
+      </w:pPr>
+      <w:r>
+        <w:t xml:space="preserve">✏️ Now you try</w:t>
+      </w:r>
+    </w:p>
+    <w:p>
+      <w:pPr>
+        <w:numPr>
+          <w:ilvl w:val="0"/>
+          <w:numId w:val="1004"/>
+        </w:numPr>
+        <w:pStyle w:val="Compact"/>
+      </w:pPr>
+      <w:r>
+        <w:t xml:space="preserve">Write in English: manzana, zanahoria, queso, pan, agua.</w:t>
+      </w:r>
+    </w:p>
+    <w:p>
+      <w:pPr>
+        <w:numPr>
+          <w:ilvl w:val="0"/>
+          <w:numId w:val="1004"/>
+        </w:numPr>
+        <w:pStyle w:val="Compact"/>
+      </w:pPr>
+      <w:r>
+        <w:t xml:space="preserve">Write in Spanish: peas, oats, butter, watermelon, lentils.</w:t>
+      </w:r>
+    </w:p>
+    <w:p>
+      <w:pPr>
+        <w:numPr>
+          <w:ilvl w:val="0"/>
+          <w:numId w:val="1004"/>
+        </w:numPr>
+        <w:pStyle w:val="Compact"/>
+      </w:pPr>
+      <w:r>
+        <w:t xml:space="preserve">Classify these words into fruit, vegetables, dairy or protein:</w:t>
+      </w:r>
+      <w:r>
+        <w:t xml:space="preserve"> </w:t>
+      </w:r>
+      <w:r>
+        <w:rPr>
+          <w:iCs/>
           <w:i/>
+        </w:rPr>
+        <w:t xml:space="preserve">cheese, pear, chicken, lettuce, yoghurt, egg, grapes, onion</w:t>
+      </w:r>
+      <w:r>
+        <w:t xml:space="preserve">.</w:t>
+      </w:r>
+    </w:p>
+    <w:p>
+      <w:pPr>
+        <w:numPr>
+          <w:ilvl w:val="0"/>
+          <w:numId w:val="1004"/>
+        </w:numPr>
+        <w:pStyle w:val="Compact"/>
+      </w:pPr>
+      <w:r>
+        <w:t xml:space="preserve">Write the plural: tomato, strawberry, potato, fish, sandwich.</w:t>
+      </w:r>
+    </w:p>
+    <w:p>
+      <w:pPr>
+        <w:numPr>
+          <w:ilvl w:val="0"/>
+          <w:numId w:val="1004"/>
+        </w:numPr>
+        <w:pStyle w:val="Compact"/>
+      </w:pPr>
+      <w:r>
+        <w:t xml:space="preserve">Circle the junk food:</w:t>
+      </w:r>
+      <w:r>
+        <w:t xml:space="preserve"> </w:t>
+      </w:r>
+      <w:r>
+        <w:rPr>
           <w:iCs/>
-        </w:rPr>
-        <w:t xml:space="preserve">y</w:t>
-      </w:r>
-      <w:r>
-        <w:t xml:space="preserve"> </w:t>
-      </w:r>
-      <w:r>
-        <w:t xml:space="preserve">se cambia por</w:t>
-      </w:r>
-      <w:r>
-        <w:t xml:space="preserve"> </w:t>
-      </w:r>
-      <w:r>
-        <w:rPr>
           <w:i/>
-          <w:iCs/>
-        </w:rPr>
-        <w:t xml:space="preserve">-ies</w:t>
-      </w:r>
-      <w:r>
-        <w:t xml:space="preserve">).</w:t>
-      </w:r>
-    </w:p>
-    <w:p>
-      <w:pPr>
-        <w:pStyle w:val="Compact"/>
-        <w:numPr>
-          <w:ilvl w:val="0"/>
-          <w:numId w:val="1003"/>
-        </w:numPr>
-      </w:pPr>
-      <w:r>
-        <w:rPr>
-          <w:b/>
-          <w:bCs/>
-        </w:rPr>
-        <w:t xml:space="preserve">fish</w:t>
-      </w:r>
-      <w:r>
-        <w:t xml:space="preserve"> </w:t>
-      </w:r>
-      <w:r>
-        <w:t xml:space="preserve">es igual en singular y plural.</w:t>
-      </w:r>
-    </w:p>
-    <w:bookmarkEnd w:id="13"/>
-    <w:bookmarkStart w:id="14" w:name="now-you-try"/>
-    <w:p>
-      <w:pPr>
-        <w:pStyle w:val="Heading3"/>
-      </w:pPr>
-      <w:r>
-        <w:t xml:space="preserve">✏️ Now you try</w:t>
-      </w:r>
-    </w:p>
-    <w:p>
-      <w:pPr>
-        <w:pStyle w:val="Compact"/>
-        <w:numPr>
-          <w:ilvl w:val="0"/>
-          <w:numId w:val="1004"/>
-        </w:numPr>
-      </w:pPr>
-      <w:r>
-        <w:t xml:space="preserve">Write in English: manzana, zanahoria, queso, pan, agua.</w:t>
-      </w:r>
-    </w:p>
-    <w:p>
-      <w:pPr>
-        <w:pStyle w:val="Compact"/>
-        <w:numPr>
-          <w:ilvl w:val="0"/>
-          <w:numId w:val="1004"/>
-        </w:numPr>
-      </w:pPr>
-      <w:r>
-        <w:t xml:space="preserve">Write in Spanish: peas, oats, butter, watermelon, lentils.</w:t>
-      </w:r>
-    </w:p>
-    <w:p>
-      <w:pPr>
-        <w:pStyle w:val="Compact"/>
-        <w:numPr>
-          <w:ilvl w:val="0"/>
-          <w:numId w:val="1004"/>
-        </w:numPr>
-      </w:pPr>
-      <w:r>
-        <w:t xml:space="preserve">Classify these words into fruit, vegetables, dairy or protein:</w:t>
-      </w:r>
-      <w:r>
-        <w:t xml:space="preserve"> </w:t>
-      </w:r>
-      <w:r>
-        <w:rPr>
-          <w:i/>
-          <w:iCs/>
-        </w:rPr>
-        <w:t xml:space="preserve">cheese, pear, chicken, lettuce, yoghurt, egg, grapes, onion</w:t>
-      </w:r>
-      <w:r>
-        <w:t xml:space="preserve">.</w:t>
-      </w:r>
-    </w:p>
-    <w:p>
-      <w:pPr>
-        <w:pStyle w:val="Compact"/>
-        <w:numPr>
-          <w:ilvl w:val="0"/>
-          <w:numId w:val="1004"/>
-        </w:numPr>
-      </w:pPr>
-      <w:r>
-        <w:t xml:space="preserve">Write the plural: tomato, strawberry, potato, fish, sandwich.</w:t>
-      </w:r>
-    </w:p>
-    <w:p>
-      <w:pPr>
-        <w:pStyle w:val="Compact"/>
-        <w:numPr>
-          <w:ilvl w:val="0"/>
-          <w:numId w:val="1004"/>
-        </w:numPr>
-      </w:pPr>
-      <w:r>
-        <w:t xml:space="preserve">Circle the junk food:</w:t>
-      </w:r>
-      <w:r>
-        <w:t xml:space="preserve"> </w:t>
-      </w:r>
-      <w:r>
-        <w:rPr>
-          <w:i/>
-          <w:iCs/>
         </w:rPr>
         <w:t xml:space="preserve">apple · candy · rice · chips · fish · ice cream</w:t>
       </w:r>
@@ -1313,9 +1545,9 @@
         </w:pict>
       </w:r>
     </w:p>
-    <w:bookmarkEnd w:id="14"/>
-    <w:bookmarkEnd w:id="15"/>
-    <w:bookmarkStart w:id="19" w:name="section-2-likes-and-dislikes"/>
+    <w:bookmarkEnd w:id="27"/>
+    <w:bookmarkEnd w:id="28"/>
+    <w:bookmarkStart w:id="33" w:name="section-2-likes-and-dislikes"/>
     <w:p>
       <w:pPr>
         <w:pStyle w:val="Heading2"/>
@@ -1324,7 +1556,7 @@
         <w:t xml:space="preserve">Section 2 · Likes and dislikes</w:t>
       </w:r>
     </w:p>
-    <w:bookmarkStart w:id="16" w:name="how-to-say-it"/>
+    <w:bookmarkStart w:id="29" w:name="how-to-say-it"/>
     <w:p>
       <w:pPr>
         <w:pStyle w:val="Heading3"/>
@@ -1337,8 +1569,8 @@
       <w:tblPr>
         <w:tblStyle w:val="Table"/>
         <w:tblW w:type="pct" w:w="5000"/>
-        <w:tblLayout w:type="fixed"/>
         <w:tblLook w:firstRow="1" w:lastRow="0" w:firstColumn="0" w:lastColumn="0" w:noHBand="0" w:noVBand="0" w:val="0020"/>
+        <w:jc w:val="start"/>
       </w:tblPr>
       <w:tblGrid>
         <w:gridCol w:w="2640"/>
@@ -1347,13 +1579,14 @@
       </w:tblGrid>
       <w:tr>
         <w:trPr>
-          <w:tblHeader w:val="on"/>
+          <w:tblHeader w:val="true"/>
         </w:trPr>
         <w:tc>
           <w:tcPr/>
           <w:p>
             <w:pPr>
               <w:pStyle w:val="Compact"/>
+              <w:jc w:val="left"/>
             </w:pPr>
             <w:r>
               <w:t xml:space="preserve">Structure</w:t>
@@ -1365,6 +1598,7 @@
           <w:p>
             <w:pPr>
               <w:pStyle w:val="Compact"/>
+              <w:jc w:val="left"/>
             </w:pPr>
             <w:r>
               <w:t xml:space="preserve">Example</w:t>
@@ -1376,6 +1610,7 @@
           <w:p>
             <w:pPr>
               <w:pStyle w:val="Compact"/>
+              <w:jc w:val="left"/>
             </w:pPr>
             <w:r>
               <w:t xml:space="preserve">Español</w:t>
@@ -1389,6 +1624,7 @@
           <w:p>
             <w:pPr>
               <w:pStyle w:val="Compact"/>
+              <w:jc w:val="left"/>
             </w:pPr>
             <w:r>
               <w:t xml:space="preserve">I like + food</w:t>
@@ -1400,6 +1636,7 @@
           <w:p>
             <w:pPr>
               <w:pStyle w:val="Compact"/>
+              <w:jc w:val="left"/>
             </w:pPr>
             <w:r>
               <w:t xml:space="preserve">I like apples.</w:t>
@@ -1411,6 +1648,7 @@
           <w:p>
             <w:pPr>
               <w:pStyle w:val="Compact"/>
+              <w:jc w:val="left"/>
             </w:pPr>
             <w:r>
               <w:t xml:space="preserve">Me gustan las manzanas.</w:t>
@@ -1424,6 +1662,7 @@
           <w:p>
             <w:pPr>
               <w:pStyle w:val="Compact"/>
+              <w:jc w:val="left"/>
             </w:pPr>
             <w:r>
               <w:t xml:space="preserve">I don’t like + food</w:t>
@@ -1435,6 +1674,7 @@
           <w:p>
             <w:pPr>
               <w:pStyle w:val="Compact"/>
+              <w:jc w:val="left"/>
             </w:pPr>
             <w:r>
               <w:t xml:space="preserve">I don’t like onions.</w:t>
@@ -1446,6 +1686,7 @@
           <w:p>
             <w:pPr>
               <w:pStyle w:val="Compact"/>
+              <w:jc w:val="left"/>
             </w:pPr>
             <w:r>
               <w:t xml:space="preserve">No me gustan las cebollas.</w:t>
@@ -1459,6 +1700,7 @@
           <w:p>
             <w:pPr>
               <w:pStyle w:val="Compact"/>
+              <w:jc w:val="left"/>
             </w:pPr>
             <w:r>
               <w:t xml:space="preserve">I love + food</w:t>
@@ -1470,6 +1712,7 @@
           <w:p>
             <w:pPr>
               <w:pStyle w:val="Compact"/>
+              <w:jc w:val="left"/>
             </w:pPr>
             <w:r>
               <w:t xml:space="preserve">I love strawberries.</w:t>
@@ -1481,6 +1724,7 @@
           <w:p>
             <w:pPr>
               <w:pStyle w:val="Compact"/>
+              <w:jc w:val="left"/>
             </w:pPr>
             <w:r>
               <w:t xml:space="preserve">Me encantan las frutillas.</w:t>
@@ -1494,6 +1738,7 @@
           <w:p>
             <w:pPr>
               <w:pStyle w:val="Compact"/>
+              <w:jc w:val="left"/>
             </w:pPr>
             <w:r>
               <w:t xml:space="preserve">I hate + food</w:t>
@@ -1505,6 +1750,7 @@
           <w:p>
             <w:pPr>
               <w:pStyle w:val="Compact"/>
+              <w:jc w:val="left"/>
             </w:pPr>
             <w:r>
               <w:t xml:space="preserve">I hate soft drinks.</w:t>
@@ -1516,6 +1762,7 @@
           <w:p>
             <w:pPr>
               <w:pStyle w:val="Compact"/>
+              <w:jc w:val="left"/>
             </w:pPr>
             <w:r>
               <w:t xml:space="preserve">Odio las bebidas.</w:t>
@@ -1529,6 +1776,7 @@
           <w:p>
             <w:pPr>
               <w:pStyle w:val="Compact"/>
+              <w:jc w:val="left"/>
             </w:pPr>
             <w:r>
               <w:t xml:space="preserve">My favourite food is…</w:t>
@@ -1540,6 +1788,7 @@
           <w:p>
             <w:pPr>
               <w:pStyle w:val="Compact"/>
+              <w:jc w:val="left"/>
             </w:pPr>
             <w:r>
               <w:t xml:space="preserve">My favourite food is fish.</w:t>
@@ -1551,6 +1800,7 @@
           <w:p>
             <w:pPr>
               <w:pStyle w:val="Compact"/>
+              <w:jc w:val="left"/>
             </w:pPr>
             <w:r>
               <w:t xml:space="preserve">Mi comida favorita es el pescado.</w:t>
@@ -1559,8 +1809,8 @@
         </w:tc>
       </w:tr>
     </w:tbl>
-    <w:bookmarkEnd w:id="16"/>
-    <w:bookmarkStart w:id="17" w:name="asking-and-answering"/>
+    <w:bookmarkEnd w:id="29"/>
+    <w:bookmarkStart w:id="31" w:name="asking-and-answering"/>
     <w:p>
       <w:pPr>
         <w:pStyle w:val="Heading3"/>
@@ -1575,46 +1825,155 @@
       </w:pPr>
       <w:r>
         <w:rPr>
+          <w:bCs/>
           <w:b/>
+        </w:rPr>
+        <w:t xml:space="preserve">Do you like</w:t>
+      </w:r>
+      <w:r>
+        <w:t xml:space="preserve"> </w:t>
+      </w:r>
+      <w:r>
+        <w:t xml:space="preserve">carrots?</w:t>
+      </w:r>
+      <w:r>
+        <w:br/>
+      </w:r>
+      <w:r>
+        <w:t xml:space="preserve">Yes, I do. / No, I don’t.</w:t>
+      </w:r>
+    </w:p>
+    <w:p>
+      <w:pPr>
+        <w:pStyle w:val="BlockText"/>
+      </w:pPr>
+      <w:r>
+        <w:rPr>
           <w:bCs/>
-        </w:rPr>
-        <w:t xml:space="preserve">Do you like</w:t>
-      </w:r>
-      <w:r>
-        <w:t xml:space="preserve"> </w:t>
-      </w:r>
-      <w:r>
-        <w:t xml:space="preserve">carrots?</w:t>
+          <w:b/>
+        </w:rPr>
+        <w:t xml:space="preserve">What’s your favourite</w:t>
+      </w:r>
+      <w:r>
+        <w:t xml:space="preserve"> </w:t>
+      </w:r>
+      <w:r>
+        <w:t xml:space="preserve">fruit?</w:t>
       </w:r>
       <w:r>
         <w:br/>
       </w:r>
       <w:r>
-        <w:t xml:space="preserve">Yes, I do. / No, I don’t.</w:t>
-      </w:r>
-    </w:p>
-    <w:p>
-      <w:pPr>
-        <w:pStyle w:val="BlockText"/>
-      </w:pPr>
-      <w:r>
-        <w:rPr>
+        <w:t xml:space="preserve">My favourite fruit is watermelon.</w:t>
+      </w:r>
+    </w:p>
+    <w:p>
+      <w:pPr>
+        <w:pStyle w:val="FirstParagraph"/>
+      </w:pPr>
+      <w:r>
+        <w:t xml:space="preserve">Con</w:t>
+      </w:r>
+      <w:r>
+        <w:t xml:space="preserve"> </w:t>
+      </w:r>
+      <w:r>
+        <w:rPr>
+          <w:iCs/>
+          <w:i/>
+        </w:rPr>
+        <w:t xml:space="preserve">he</w:t>
+      </w:r>
+      <w:r>
+        <w:t xml:space="preserve"> </w:t>
+      </w:r>
+      <w:r>
+        <w:t xml:space="preserve">y</w:t>
+      </w:r>
+      <w:r>
+        <w:t xml:space="preserve"> </w:t>
+      </w:r>
+      <w:r>
+        <w:rPr>
+          <w:iCs/>
+          <w:i/>
+        </w:rPr>
+        <w:t xml:space="preserve">she</w:t>
+      </w:r>
+      <w:r>
+        <w:t xml:space="preserve"> </w:t>
+      </w:r>
+      <w:r>
+        <w:t xml:space="preserve">se agrega</w:t>
+      </w:r>
+      <w:r>
+        <w:t xml:space="preserve"> </w:t>
+      </w:r>
+      <w:r>
+        <w:rPr>
+          <w:bCs/>
           <w:b/>
+        </w:rPr>
+        <w:t xml:space="preserve">-s</w:t>
+      </w:r>
+      <w:r>
+        <w:t xml:space="preserve"> </w:t>
+      </w:r>
+      <w:r>
+        <w:t xml:space="preserve">al verbo:</w:t>
+      </w:r>
+    </w:p>
+    <w:p>
+      <w:pPr>
+        <w:numPr>
+          <w:ilvl w:val="0"/>
+          <w:numId w:val="1005"/>
+        </w:numPr>
+        <w:pStyle w:val="Compact"/>
+      </w:pPr>
+      <w:r>
+        <w:t xml:space="preserve">She</w:t>
+      </w:r>
+      <w:r>
+        <w:t xml:space="preserve"> </w:t>
+      </w:r>
+      <w:r>
+        <w:rPr>
           <w:bCs/>
-        </w:rPr>
-        <w:t xml:space="preserve">What’s your favourite</w:t>
-      </w:r>
-      <w:r>
-        <w:t xml:space="preserve"> </w:t>
-      </w:r>
-      <w:r>
-        <w:t xml:space="preserve">fruit?</w:t>
-      </w:r>
-      <w:r>
-        <w:br/>
-      </w:r>
-      <w:r>
-        <w:t xml:space="preserve">My favourite fruit is watermelon.</w:t>
+          <w:b/>
+        </w:rPr>
+        <w:t xml:space="preserve">likes</w:t>
+      </w:r>
+      <w:r>
+        <w:t xml:space="preserve"> </w:t>
+      </w:r>
+      <w:r>
+        <w:t xml:space="preserve">bananas. · He</w:t>
+      </w:r>
+      <w:r>
+        <w:t xml:space="preserve"> </w:t>
+      </w:r>
+      <w:r>
+        <w:rPr>
+          <w:bCs/>
+          <w:b/>
+        </w:rPr>
+        <w:t xml:space="preserve">doesn’t like</w:t>
+      </w:r>
+      <w:r>
+        <w:t xml:space="preserve"> </w:t>
+      </w:r>
+      <w:r>
+        <w:t xml:space="preserve">cheese.</w:t>
+      </w:r>
+    </w:p>
+    <w:bookmarkStart w:id="30" w:name="palabras-nuevas-2"/>
+    <w:p>
+      <w:pPr>
+        <w:pStyle w:val="Heading4"/>
+      </w:pPr>
+      <w:r>
+        <w:t xml:space="preserve">📖 Palabras nuevas</w:t>
       </w:r>
     </w:p>
     <w:p>
@@ -1622,232 +1981,205 @@
         <w:pStyle w:val="FirstParagraph"/>
       </w:pPr>
       <w:r>
-        <w:t xml:space="preserve">Con</w:t>
-      </w:r>
-      <w:r>
-        <w:t xml:space="preserve"> </w:t>
-      </w:r>
-      <w:r>
-        <w:rPr>
+        <w:rPr>
+          <w:bCs/>
+          <w:b/>
+        </w:rPr>
+        <w:t xml:space="preserve">Dislikes.</w:t>
+      </w:r>
+      <w:r>
+        <w:t xml:space="preserve"> </w:t>
+      </w:r>
+      <w:r>
+        <w:t xml:space="preserve">Es lo contrario de «likes»: las cosas que no te gustan. El prefijo «dis-» en inglés le da la vuelta a la palabra.</w:t>
+      </w:r>
+    </w:p>
+    <w:p>
+      <w:pPr>
+        <w:pStyle w:val="BodyText"/>
+      </w:pPr>
+      <w:r>
+        <w:rPr>
+          <w:bCs/>
+          <w:b/>
+        </w:rPr>
+        <w:t xml:space="preserve">Structure.</w:t>
+      </w:r>
+      <w:r>
+        <w:t xml:space="preserve"> </w:t>
+      </w:r>
+      <w:r>
+        <w:t xml:space="preserve">Significa «estructura»: el molde de una oración que puedes rellenar con distintas palabras, como «I like + comida».</w:t>
+      </w:r>
+    </w:p>
+    <w:p>
+      <w:pPr>
+        <w:pStyle w:val="BodyText"/>
+      </w:pPr>
+      <w:r>
+        <w:rPr>
+          <w:bCs/>
+          <w:b/>
+        </w:rPr>
+        <w:t xml:space="preserve">Favourite.</w:t>
+      </w:r>
+      <w:r>
+        <w:t xml:space="preserve"> </w:t>
+      </w:r>
+      <w:r>
+        <w:t xml:space="preserve">Significa «favorito» o «favorita». Se pronuncia «féivorit», y en inglés británico se escribe con «u».</w:t>
+      </w:r>
+    </w:p>
+    <w:p>
+      <w:pPr>
+        <w:pStyle w:val="BodyText"/>
+      </w:pPr>
+      <w:r>
+        <w:rPr>
+          <w:bCs/>
+          <w:b/>
+        </w:rPr>
+        <w:t xml:space="preserve">Forma negativa.</w:t>
+      </w:r>
+      <w:r>
+        <w:t xml:space="preserve"> </w:t>
+      </w:r>
+      <w:r>
+        <w:t xml:space="preserve">La versión de una oración que dice que algo NO pasa. «I like fish» pasa a ser «I don’t like fish».</w:t>
+      </w:r>
+    </w:p>
+    <w:bookmarkEnd w:id="30"/>
+    <w:bookmarkEnd w:id="31"/>
+    <w:bookmarkStart w:id="32" w:name="now-you-try-1"/>
+    <w:p>
+      <w:pPr>
+        <w:pStyle w:val="Heading3"/>
+      </w:pPr>
+      <w:r>
+        <w:t xml:space="preserve">✏️ Now you try</w:t>
+      </w:r>
+    </w:p>
+    <w:p>
+      <w:pPr>
+        <w:numPr>
+          <w:ilvl w:val="0"/>
+          <w:numId w:val="1006"/>
+        </w:numPr>
+        <w:pStyle w:val="Compact"/>
+      </w:pPr>
+      <w:r>
+        <w:t xml:space="preserve">Complete with</w:t>
+      </w:r>
+      <w:r>
+        <w:t xml:space="preserve"> </w:t>
+      </w:r>
+      <w:r>
+        <w:rPr>
+          <w:iCs/>
           <w:i/>
+        </w:rPr>
+        <w:t xml:space="preserve">like</w:t>
+      </w:r>
+      <w:r>
+        <w:t xml:space="preserve"> </w:t>
+      </w:r>
+      <w:r>
+        <w:t xml:space="preserve">or</w:t>
+      </w:r>
+      <w:r>
+        <w:t xml:space="preserve"> </w:t>
+      </w:r>
+      <w:r>
+        <w:rPr>
           <w:iCs/>
-        </w:rPr>
-        <w:t xml:space="preserve">he</w:t>
-      </w:r>
-      <w:r>
-        <w:t xml:space="preserve"> </w:t>
-      </w:r>
-      <w:r>
-        <w:t xml:space="preserve">y</w:t>
-      </w:r>
-      <w:r>
-        <w:t xml:space="preserve"> </w:t>
-      </w:r>
-      <w:r>
-        <w:rPr>
           <w:i/>
+        </w:rPr>
+        <w:t xml:space="preserve">likes</w:t>
+      </w:r>
+      <w:r>
+        <w:t xml:space="preserve">: a) I ______ pasta. b) My sister ______ milk. c) They ______ fruit.</w:t>
+      </w:r>
+    </w:p>
+    <w:p>
+      <w:pPr>
+        <w:numPr>
+          <w:ilvl w:val="0"/>
+          <w:numId w:val="1006"/>
+        </w:numPr>
+        <w:pStyle w:val="Compact"/>
+      </w:pPr>
+      <w:r>
+        <w:t xml:space="preserve">Write the negative form: a) I like onions. → b) He likes soft drinks. →</w:t>
+      </w:r>
+    </w:p>
+    <w:p>
+      <w:pPr>
+        <w:numPr>
+          <w:ilvl w:val="0"/>
+          <w:numId w:val="1006"/>
+        </w:numPr>
+        <w:pStyle w:val="Compact"/>
+      </w:pPr>
+      <w:r>
+        <w:t xml:space="preserve">Answer about yourself in full sentences: a) Do you like fish? b) What’s your favourite vegetable? c) What food do you hate?</w:t>
+      </w:r>
+    </w:p>
+    <w:p>
+      <w:pPr>
+        <w:numPr>
+          <w:ilvl w:val="0"/>
+          <w:numId w:val="1006"/>
+        </w:numPr>
+        <w:pStyle w:val="Compact"/>
+      </w:pPr>
+      <w:r>
+        <w:t xml:space="preserve">Translate into English: a) Me encanta el pan. b) A mi mamá no le gusta el café. c) ¿Te gustan las arvejas?</w:t>
+      </w:r>
+    </w:p>
+    <w:p>
+      <w:pPr>
+        <w:numPr>
+          <w:ilvl w:val="0"/>
+          <w:numId w:val="1006"/>
+        </w:numPr>
+        <w:pStyle w:val="Compact"/>
+      </w:pPr>
+      <w:r>
+        <w:t xml:space="preserve">Write three sentences about your family: one with</w:t>
+      </w:r>
+      <w:r>
+        <w:t xml:space="preserve"> </w:t>
+      </w:r>
+      <w:r>
+        <w:rPr>
           <w:iCs/>
-        </w:rPr>
-        <w:t xml:space="preserve">she</w:t>
-      </w:r>
-      <w:r>
-        <w:t xml:space="preserve"> </w:t>
-      </w:r>
-      <w:r>
-        <w:t xml:space="preserve">se agrega</w:t>
-      </w:r>
-      <w:r>
-        <w:t xml:space="preserve"> </w:t>
-      </w:r>
-      <w:r>
-        <w:rPr>
-          <w:b/>
-          <w:bCs/>
-        </w:rPr>
-        <w:t xml:space="preserve">-s</w:t>
-      </w:r>
-      <w:r>
-        <w:t xml:space="preserve"> </w:t>
-      </w:r>
-      <w:r>
-        <w:t xml:space="preserve">al verbo:</w:t>
-      </w:r>
-    </w:p>
-    <w:p>
-      <w:pPr>
-        <w:pStyle w:val="Compact"/>
-        <w:numPr>
-          <w:ilvl w:val="0"/>
-          <w:numId w:val="1005"/>
-        </w:numPr>
-      </w:pPr>
-      <w:r>
-        <w:t xml:space="preserve">She</w:t>
-      </w:r>
-      <w:r>
-        <w:t xml:space="preserve"> </w:t>
-      </w:r>
-      <w:r>
-        <w:rPr>
-          <w:b/>
-          <w:bCs/>
+          <w:i/>
         </w:rPr>
         <w:t xml:space="preserve">likes</w:t>
       </w:r>
       <w:r>
-        <w:t xml:space="preserve"> </w:t>
-      </w:r>
-      <w:r>
-        <w:t xml:space="preserve">bananas. · He</w:t>
-      </w:r>
-      <w:r>
-        <w:t xml:space="preserve"> </w:t>
-      </w:r>
-      <w:r>
-        <w:rPr>
-          <w:b/>
-          <w:bCs/>
+        <w:t xml:space="preserve">, one with</w:t>
+      </w:r>
+      <w:r>
+        <w:t xml:space="preserve"> </w:t>
+      </w:r>
+      <w:r>
+        <w:rPr>
+          <w:iCs/>
+          <w:i/>
         </w:rPr>
         <w:t xml:space="preserve">doesn’t like</w:t>
       </w:r>
       <w:r>
-        <w:t xml:space="preserve"> </w:t>
-      </w:r>
-      <w:r>
-        <w:t xml:space="preserve">cheese.</w:t>
-      </w:r>
-    </w:p>
-    <w:bookmarkEnd w:id="17"/>
-    <w:bookmarkStart w:id="18" w:name="now-you-try-1"/>
-    <w:p>
-      <w:pPr>
-        <w:pStyle w:val="Heading3"/>
-      </w:pPr>
-      <w:r>
-        <w:t xml:space="preserve">✏️ Now you try</w:t>
-      </w:r>
-    </w:p>
-    <w:p>
-      <w:pPr>
-        <w:pStyle w:val="Compact"/>
-        <w:numPr>
-          <w:ilvl w:val="0"/>
-          <w:numId w:val="1006"/>
-        </w:numPr>
-      </w:pPr>
-      <w:r>
-        <w:t xml:space="preserve">Complete with</w:t>
-      </w:r>
-      <w:r>
-        <w:t xml:space="preserve"> </w:t>
-      </w:r>
-      <w:r>
-        <w:rPr>
+        <w:t xml:space="preserve">, one with</w:t>
+      </w:r>
+      <w:r>
+        <w:t xml:space="preserve"> </w:t>
+      </w:r>
+      <w:r>
+        <w:rPr>
+          <w:iCs/>
           <w:i/>
-          <w:iCs/>
-        </w:rPr>
-        <w:t xml:space="preserve">like</w:t>
-      </w:r>
-      <w:r>
-        <w:t xml:space="preserve"> </w:t>
-      </w:r>
-      <w:r>
-        <w:t xml:space="preserve">or</w:t>
-      </w:r>
-      <w:r>
-        <w:t xml:space="preserve"> </w:t>
-      </w:r>
-      <w:r>
-        <w:rPr>
-          <w:i/>
-          <w:iCs/>
-        </w:rPr>
-        <w:t xml:space="preserve">likes</w:t>
-      </w:r>
-      <w:r>
-        <w:t xml:space="preserve">: a) I ______ pasta. b) My sister ______ milk. c) They ______ fruit.</w:t>
-      </w:r>
-    </w:p>
-    <w:p>
-      <w:pPr>
-        <w:pStyle w:val="Compact"/>
-        <w:numPr>
-          <w:ilvl w:val="0"/>
-          <w:numId w:val="1006"/>
-        </w:numPr>
-      </w:pPr>
-      <w:r>
-        <w:t xml:space="preserve">Write the negative form: a) I like onions. → b) He likes soft drinks. →</w:t>
-      </w:r>
-    </w:p>
-    <w:p>
-      <w:pPr>
-        <w:pStyle w:val="Compact"/>
-        <w:numPr>
-          <w:ilvl w:val="0"/>
-          <w:numId w:val="1006"/>
-        </w:numPr>
-      </w:pPr>
-      <w:r>
-        <w:t xml:space="preserve">Answer about yourself in full sentences: a) Do you like fish? b) What’s your favourite vegetable? c) What food do you hate?</w:t>
-      </w:r>
-    </w:p>
-    <w:p>
-      <w:pPr>
-        <w:pStyle w:val="Compact"/>
-        <w:numPr>
-          <w:ilvl w:val="0"/>
-          <w:numId w:val="1006"/>
-        </w:numPr>
-      </w:pPr>
-      <w:r>
-        <w:t xml:space="preserve">Translate into English: a) Me encanta el pan. b) A mi mamá no le gusta el café. c) ¿Te gustan las arvejas?</w:t>
-      </w:r>
-    </w:p>
-    <w:p>
-      <w:pPr>
-        <w:pStyle w:val="Compact"/>
-        <w:numPr>
-          <w:ilvl w:val="0"/>
-          <w:numId w:val="1006"/>
-        </w:numPr>
-      </w:pPr>
-      <w:r>
-        <w:t xml:space="preserve">Write three sentences about your family: one with</w:t>
-      </w:r>
-      <w:r>
-        <w:t xml:space="preserve"> </w:t>
-      </w:r>
-      <w:r>
-        <w:rPr>
-          <w:i/>
-          <w:iCs/>
-        </w:rPr>
-        <w:t xml:space="preserve">likes</w:t>
-      </w:r>
-      <w:r>
-        <w:t xml:space="preserve">, one with</w:t>
-      </w:r>
-      <w:r>
-        <w:t xml:space="preserve"> </w:t>
-      </w:r>
-      <w:r>
-        <w:rPr>
-          <w:i/>
-          <w:iCs/>
-        </w:rPr>
-        <w:t xml:space="preserve">doesn’t like</w:t>
-      </w:r>
-      <w:r>
-        <w:t xml:space="preserve">, one with</w:t>
-      </w:r>
-      <w:r>
-        <w:t xml:space="preserve"> </w:t>
-      </w:r>
-      <w:r>
-        <w:rPr>
-          <w:i/>
-          <w:iCs/>
         </w:rPr>
         <w:t xml:space="preserve">loves</w:t>
       </w:r>
@@ -1862,9 +2194,9 @@
         </w:pict>
       </w:r>
     </w:p>
-    <w:bookmarkEnd w:id="18"/>
-    <w:bookmarkEnd w:id="19"/>
-    <w:bookmarkStart w:id="25" w:name="Xf4f3b9a0271df634531894108ef764b6e468ad5"/>
+    <w:bookmarkEnd w:id="32"/>
+    <w:bookmarkEnd w:id="33"/>
+    <w:bookmarkStart w:id="40" w:name="Xf4f3b9a0271df634531894108ef764b6e468ad5"/>
     <w:p>
       <w:pPr>
         <w:pStyle w:val="Heading2"/>
@@ -1873,7 +2205,7 @@
         <w:t xml:space="preserve">Section 3 · There is / There are · Countable and uncountable</w:t>
       </w:r>
     </w:p>
-    <w:bookmarkStart w:id="20" w:name="countable-and-uncountable-nouns"/>
+    <w:bookmarkStart w:id="34" w:name="countable-and-uncountable-nouns"/>
     <w:p>
       <w:pPr>
         <w:pStyle w:val="Heading3"/>
@@ -1888,76 +2220,76 @@
       </w:pPr>
       <w:r>
         <w:rPr>
+          <w:bCs/>
           <w:b/>
+        </w:rPr>
+        <w:t xml:space="preserve">Countable</w:t>
+      </w:r>
+      <w:r>
+        <w:t xml:space="preserve"> </w:t>
+      </w:r>
+      <w:r>
+        <w:t xml:space="preserve">(se pueden contar, tienen plural):</w:t>
+      </w:r>
+      <w:r>
+        <w:t xml:space="preserve"> </w:t>
+      </w:r>
+      <w:r>
+        <w:rPr>
+          <w:iCs/>
+          <w:i/>
+        </w:rPr>
+        <w:t xml:space="preserve">an apple, two eggs, three carrots.</w:t>
+      </w:r>
+    </w:p>
+    <w:p>
+      <w:pPr>
+        <w:pStyle w:val="BodyText"/>
+      </w:pPr>
+      <w:r>
+        <w:rPr>
           <w:bCs/>
-        </w:rPr>
-        <w:t xml:space="preserve">Countable</w:t>
-      </w:r>
-      <w:r>
-        <w:t xml:space="preserve"> </w:t>
-      </w:r>
-      <w:r>
-        <w:t xml:space="preserve">(se pueden contar, tienen plural):</w:t>
-      </w:r>
-      <w:r>
-        <w:t xml:space="preserve"> </w:t>
-      </w:r>
-      <w:r>
-        <w:rPr>
+          <w:b/>
+        </w:rPr>
+        <w:t xml:space="preserve">Uncountable</w:t>
+      </w:r>
+      <w:r>
+        <w:t xml:space="preserve"> </w:t>
+      </w:r>
+      <w:r>
+        <w:t xml:space="preserve">(no se cuentan uno por uno, no tienen plural):</w:t>
+      </w:r>
+      <w:r>
+        <w:t xml:space="preserve"> </w:t>
+      </w:r>
+      <w:r>
+        <w:rPr>
+          <w:iCs/>
           <w:i/>
+        </w:rPr>
+        <w:t xml:space="preserve">milk, water, rice, bread, cheese, butter, meat.</w:t>
+      </w:r>
+    </w:p>
+    <w:p>
+      <w:pPr>
+        <w:pStyle w:val="BodyText"/>
+      </w:pPr>
+      <w:r>
+        <w:t xml:space="preserve">Para contar los incontables se usa un envase o medida:</w:t>
+      </w:r>
+      <w:r>
+        <w:t xml:space="preserve"> </w:t>
+      </w:r>
+      <w:r>
+        <w:rPr>
           <w:iCs/>
-        </w:rPr>
-        <w:t xml:space="preserve">an apple, two eggs, three carrots.</w:t>
-      </w:r>
-    </w:p>
-    <w:p>
-      <w:pPr>
-        <w:pStyle w:val="BodyText"/>
-      </w:pPr>
-      <w:r>
-        <w:rPr>
-          <w:b/>
-          <w:bCs/>
-        </w:rPr>
-        <w:t xml:space="preserve">Uncountable</w:t>
-      </w:r>
-      <w:r>
-        <w:t xml:space="preserve"> </w:t>
-      </w:r>
-      <w:r>
-        <w:t xml:space="preserve">(no se cuentan uno por uno, no tienen plural):</w:t>
-      </w:r>
-      <w:r>
-        <w:t xml:space="preserve"> </w:t>
-      </w:r>
-      <w:r>
-        <w:rPr>
           <w:i/>
-          <w:iCs/>
-        </w:rPr>
-        <w:t xml:space="preserve">milk, water, rice, bread, cheese, butter, meat.</w:t>
-      </w:r>
-    </w:p>
-    <w:p>
-      <w:pPr>
-        <w:pStyle w:val="BodyText"/>
-      </w:pPr>
-      <w:r>
-        <w:t xml:space="preserve">Para contar los incontables se usa un envase o medida:</w:t>
-      </w:r>
-      <w:r>
-        <w:t xml:space="preserve"> </w:t>
-      </w:r>
-      <w:r>
-        <w:rPr>
-          <w:i/>
-          <w:iCs/>
         </w:rPr>
         <w:t xml:space="preserve">a glass of milk, a slice of bread, a piece of cheese, a bottle of water, a cup of tea.</w:t>
       </w:r>
     </w:p>
-    <w:bookmarkEnd w:id="20"/>
-    <w:bookmarkStart w:id="21" w:name="there-is-there-are"/>
+    <w:bookmarkEnd w:id="34"/>
+    <w:bookmarkStart w:id="35" w:name="there-is-there-are"/>
     <w:p>
       <w:pPr>
         <w:pStyle w:val="Heading3"/>
@@ -1970,8 +2302,8 @@
       <w:tblPr>
         <w:tblStyle w:val="Table"/>
         <w:tblW w:type="pct" w:w="5000"/>
-        <w:tblLayout w:type="fixed"/>
         <w:tblLook w:firstRow="1" w:lastRow="0" w:firstColumn="0" w:lastColumn="0" w:noHBand="0" w:noVBand="0" w:val="0020"/>
+        <w:jc w:val="start"/>
       </w:tblPr>
       <w:tblGrid>
         <w:gridCol w:w="2640"/>
@@ -1980,13 +2312,14 @@
       </w:tblGrid>
       <w:tr>
         <w:trPr>
-          <w:tblHeader w:val="on"/>
+          <w:tblHeader w:val="true"/>
         </w:trPr>
         <w:tc>
           <w:tcPr/>
           <w:p>
             <w:pPr>
               <w:pStyle w:val="Compact"/>
+              <w:jc w:val="left"/>
             </w:pPr>
             <w:r>
               <w:t xml:space="preserve">Form</w:t>
@@ -1998,6 +2331,7 @@
           <w:p>
             <w:pPr>
               <w:pStyle w:val="Compact"/>
+              <w:jc w:val="left"/>
             </w:pPr>
             <w:r>
               <w:t xml:space="preserve">Use</w:t>
@@ -2009,6 +2343,7 @@
           <w:p>
             <w:pPr>
               <w:pStyle w:val="Compact"/>
+              <w:jc w:val="left"/>
             </w:pPr>
             <w:r>
               <w:t xml:space="preserve">Example</w:t>
@@ -2022,6 +2357,7 @@
           <w:p>
             <w:pPr>
               <w:pStyle w:val="Compact"/>
+              <w:jc w:val="left"/>
             </w:pPr>
             <w:r>
               <w:t xml:space="preserve">There is</w:t>
@@ -2033,6 +2369,7 @@
           <w:p>
             <w:pPr>
               <w:pStyle w:val="Compact"/>
+              <w:jc w:val="left"/>
             </w:pPr>
             <w:r>
               <w:t xml:space="preserve">Singular y todos los incontables</w:t>
@@ -2044,6 +2381,7 @@
           <w:p>
             <w:pPr>
               <w:pStyle w:val="Compact"/>
+              <w:jc w:val="left"/>
             </w:pPr>
             <w:r>
               <w:t xml:space="preserve">There is an orange. · There is some milk.</w:t>
@@ -2057,6 +2395,7 @@
           <w:p>
             <w:pPr>
               <w:pStyle w:val="Compact"/>
+              <w:jc w:val="left"/>
             </w:pPr>
             <w:r>
               <w:t xml:space="preserve">There are</w:t>
@@ -2068,6 +2407,7 @@
           <w:p>
             <w:pPr>
               <w:pStyle w:val="Compact"/>
+              <w:jc w:val="left"/>
             </w:pPr>
             <w:r>
               <w:t xml:space="preserve">Plural contable</w:t>
@@ -2079,6 +2419,7 @@
           <w:p>
             <w:pPr>
               <w:pStyle w:val="Compact"/>
+              <w:jc w:val="left"/>
             </w:pPr>
             <w:r>
               <w:t xml:space="preserve">There are five bananas.</w:t>
@@ -2092,6 +2433,7 @@
           <w:p>
             <w:pPr>
               <w:pStyle w:val="Compact"/>
+              <w:jc w:val="left"/>
             </w:pPr>
             <w:r>
               <w:t xml:space="preserve">There isn’t / There aren’t</w:t>
@@ -2103,6 +2445,7 @@
           <w:p>
             <w:pPr>
               <w:pStyle w:val="Compact"/>
+              <w:jc w:val="left"/>
             </w:pPr>
             <w:r>
               <w:t xml:space="preserve">Negativo</w:t>
@@ -2114,6 +2457,7 @@
           <w:p>
             <w:pPr>
               <w:pStyle w:val="Compact"/>
+              <w:jc w:val="left"/>
             </w:pPr>
             <w:r>
               <w:t xml:space="preserve">There isn’t any bread. · There aren’t any eggs.</w:t>
@@ -2127,6 +2471,7 @@
           <w:p>
             <w:pPr>
               <w:pStyle w:val="Compact"/>
+              <w:jc w:val="left"/>
             </w:pPr>
             <w:r>
               <w:t xml:space="preserve">Is there…? / Are there…?</w:t>
@@ -2138,6 +2483,7 @@
           <w:p>
             <w:pPr>
               <w:pStyle w:val="Compact"/>
+              <w:jc w:val="left"/>
             </w:pPr>
             <w:r>
               <w:t xml:space="preserve">Pregunta</w:t>
@@ -2149,6 +2495,7 @@
           <w:p>
             <w:pPr>
               <w:pStyle w:val="Compact"/>
+              <w:jc w:val="left"/>
             </w:pPr>
             <w:r>
               <w:t xml:space="preserve">Is there any juice? · Are there any tomatoes?</w:t>
@@ -2157,8 +2504,8 @@
         </w:tc>
       </w:tr>
     </w:tbl>
-    <w:bookmarkEnd w:id="21"/>
-    <w:bookmarkStart w:id="22" w:name="some-and-any"/>
+    <w:bookmarkEnd w:id="35"/>
+    <w:bookmarkStart w:id="36" w:name="some-and-any"/>
     <w:p>
       <w:pPr>
         <w:pStyle w:val="Heading3"/>
@@ -2169,16 +2516,318 @@
     </w:p>
     <w:p>
       <w:pPr>
-        <w:pStyle w:val="Compact"/>
         <w:numPr>
           <w:ilvl w:val="0"/>
           <w:numId w:val="1007"/>
         </w:numPr>
-      </w:pPr>
-      <w:r>
-        <w:rPr>
+        <w:pStyle w:val="Compact"/>
+      </w:pPr>
+      <w:r>
+        <w:rPr>
+          <w:bCs/>
           <w:b/>
+        </w:rPr>
+        <w:t xml:space="preserve">some</w:t>
+      </w:r>
+      <w:r>
+        <w:t xml:space="preserve"> </w:t>
+      </w:r>
+      <w:r>
+        <w:t xml:space="preserve">→ en oraciones afirmativas:</w:t>
+      </w:r>
+      <w:r>
+        <w:t xml:space="preserve"> </w:t>
+      </w:r>
+      <w:r>
+        <w:rPr>
+          <w:iCs/>
+          <w:i/>
+        </w:rPr>
+        <w:t xml:space="preserve">There is some rice.</w:t>
+      </w:r>
+    </w:p>
+    <w:p>
+      <w:pPr>
+        <w:numPr>
+          <w:ilvl w:val="0"/>
+          <w:numId w:val="1007"/>
+        </w:numPr>
+        <w:pStyle w:val="Compact"/>
+      </w:pPr>
+      <w:r>
+        <w:rPr>
           <w:bCs/>
+          <w:b/>
+        </w:rPr>
+        <w:t xml:space="preserve">any</w:t>
+      </w:r>
+      <w:r>
+        <w:t xml:space="preserve"> </w:t>
+      </w:r>
+      <w:r>
+        <w:t xml:space="preserve">→ en negativas y preguntas:</w:t>
+      </w:r>
+      <w:r>
+        <w:t xml:space="preserve"> </w:t>
+      </w:r>
+      <w:r>
+        <w:rPr>
+          <w:iCs/>
+          <w:i/>
+        </w:rPr>
+        <w:t xml:space="preserve">There isn’t any rice. Is there any rice?</w:t>
+      </w:r>
+    </w:p>
+    <w:bookmarkEnd w:id="36"/>
+    <w:bookmarkStart w:id="38" w:name="how-much-how-many"/>
+    <w:p>
+      <w:pPr>
+        <w:pStyle w:val="Heading3"/>
+      </w:pPr>
+      <w:r>
+        <w:t xml:space="preserve">How much / How many</w:t>
+      </w:r>
+    </w:p>
+    <w:p>
+      <w:pPr>
+        <w:numPr>
+          <w:ilvl w:val="0"/>
+          <w:numId w:val="1008"/>
+        </w:numPr>
+        <w:pStyle w:val="Compact"/>
+      </w:pPr>
+      <w:r>
+        <w:rPr>
+          <w:bCs/>
+          <w:b/>
+        </w:rPr>
+        <w:t xml:space="preserve">How many</w:t>
+      </w:r>
+      <w:r>
+        <w:t xml:space="preserve"> </w:t>
+      </w:r>
+      <w:r>
+        <w:t xml:space="preserve">+ contable:</w:t>
+      </w:r>
+      <w:r>
+        <w:t xml:space="preserve"> </w:t>
+      </w:r>
+      <w:r>
+        <w:rPr>
+          <w:iCs/>
+          <w:i/>
+        </w:rPr>
+        <w:t xml:space="preserve">How many apples are there?</w:t>
+      </w:r>
+    </w:p>
+    <w:p>
+      <w:pPr>
+        <w:numPr>
+          <w:ilvl w:val="0"/>
+          <w:numId w:val="1008"/>
+        </w:numPr>
+        <w:pStyle w:val="Compact"/>
+      </w:pPr>
+      <w:r>
+        <w:rPr>
+          <w:bCs/>
+          <w:b/>
+        </w:rPr>
+        <w:t xml:space="preserve">How much</w:t>
+      </w:r>
+      <w:r>
+        <w:t xml:space="preserve"> </w:t>
+      </w:r>
+      <w:r>
+        <w:t xml:space="preserve">+ incontable:</w:t>
+      </w:r>
+      <w:r>
+        <w:t xml:space="preserve"> </w:t>
+      </w:r>
+      <w:r>
+        <w:rPr>
+          <w:iCs/>
+          <w:i/>
+        </w:rPr>
+        <w:t xml:space="preserve">How much milk is there?</w:t>
+      </w:r>
+    </w:p>
+    <w:bookmarkStart w:id="37" w:name="palabras-nuevas-3"/>
+    <w:p>
+      <w:pPr>
+        <w:pStyle w:val="Heading4"/>
+      </w:pPr>
+      <w:r>
+        <w:t xml:space="preserve">📖 Palabras nuevas</w:t>
+      </w:r>
+    </w:p>
+    <w:p>
+      <w:pPr>
+        <w:pStyle w:val="FirstParagraph"/>
+      </w:pPr>
+      <w:r>
+        <w:rPr>
+          <w:bCs/>
+          <w:b/>
+        </w:rPr>
+        <w:t xml:space="preserve">Countable.</w:t>
+      </w:r>
+      <w:r>
+        <w:t xml:space="preserve"> </w:t>
+      </w:r>
+      <w:r>
+        <w:t xml:space="preserve">En inglés, lo que se puede contar de a uno y tiene plural: una manzana, dos huevos, tres zanahorias. Se pronuncia «cáuntabol».</w:t>
+      </w:r>
+    </w:p>
+    <w:p>
+      <w:pPr>
+        <w:pStyle w:val="BodyText"/>
+      </w:pPr>
+      <w:r>
+        <w:rPr>
+          <w:bCs/>
+          <w:b/>
+        </w:rPr>
+        <w:t xml:space="preserve">Uncountable.</w:t>
+      </w:r>
+      <w:r>
+        <w:t xml:space="preserve"> </w:t>
+      </w:r>
+      <w:r>
+        <w:t xml:space="preserve">En inglés, lo que no se puede contar de a uno, como el agua o el arroz. Por eso no se dice «two waters», sino «two glasses of water».</w:t>
+      </w:r>
+    </w:p>
+    <w:p>
+      <w:pPr>
+        <w:pStyle w:val="BodyText"/>
+      </w:pPr>
+      <w:r>
+        <w:rPr>
+          <w:bCs/>
+          <w:b/>
+        </w:rPr>
+        <w:t xml:space="preserve">Sustantivo.</w:t>
+      </w:r>
+      <w:r>
+        <w:t xml:space="preserve"> </w:t>
+      </w:r>
+      <w:r>
+        <w:t xml:space="preserve">La palabra que nombra una cosa, una persona o un animal: manzana, leche, hermana, perro. Es lo que puede ser contable o incontable.</w:t>
+      </w:r>
+    </w:p>
+    <w:p>
+      <w:pPr>
+        <w:pStyle w:val="BodyText"/>
+      </w:pPr>
+      <w:r>
+        <w:rPr>
+          <w:bCs/>
+          <w:b/>
+        </w:rPr>
+        <w:t xml:space="preserve">Slice.</w:t>
+      </w:r>
+      <w:r>
+        <w:t xml:space="preserve"> </w:t>
+      </w:r>
+      <w:r>
+        <w:t xml:space="preserve">Significa «rebanada» o «tajada»: a slice of bread es una rebanada de pan. Se pronuncia «slais».</w:t>
+      </w:r>
+    </w:p>
+    <w:bookmarkEnd w:id="37"/>
+    <w:bookmarkEnd w:id="38"/>
+    <w:bookmarkStart w:id="39" w:name="now-you-try-2"/>
+    <w:p>
+      <w:pPr>
+        <w:pStyle w:val="Heading3"/>
+      </w:pPr>
+      <w:r>
+        <w:t xml:space="preserve">✏️ Now you try</w:t>
+      </w:r>
+    </w:p>
+    <w:p>
+      <w:pPr>
+        <w:numPr>
+          <w:ilvl w:val="0"/>
+          <w:numId w:val="1009"/>
+        </w:numPr>
+        <w:pStyle w:val="Compact"/>
+      </w:pPr>
+      <w:r>
+        <w:t xml:space="preserve">Classify as countable (C) or uncountable (U):</w:t>
+      </w:r>
+      <w:r>
+        <w:t xml:space="preserve"> </w:t>
+      </w:r>
+      <w:r>
+        <w:rPr>
+          <w:iCs/>
+          <w:i/>
+        </w:rPr>
+        <w:t xml:space="preserve">water, banana, rice, egg, cheese, carrot, bread, tomato</w:t>
+      </w:r>
+      <w:r>
+        <w:t xml:space="preserve">.</w:t>
+      </w:r>
+    </w:p>
+    <w:p>
+      <w:pPr>
+        <w:numPr>
+          <w:ilvl w:val="0"/>
+          <w:numId w:val="1009"/>
+        </w:numPr>
+        <w:pStyle w:val="Compact"/>
+      </w:pPr>
+      <w:r>
+        <w:t xml:space="preserve">Complete with</w:t>
+      </w:r>
+      <w:r>
+        <w:t xml:space="preserve"> </w:t>
+      </w:r>
+      <w:r>
+        <w:rPr>
+          <w:iCs/>
+          <w:i/>
+        </w:rPr>
+        <w:t xml:space="preserve">is</w:t>
+      </w:r>
+      <w:r>
+        <w:t xml:space="preserve"> </w:t>
+      </w:r>
+      <w:r>
+        <w:t xml:space="preserve">or</w:t>
+      </w:r>
+      <w:r>
+        <w:t xml:space="preserve"> </w:t>
+      </w:r>
+      <w:r>
+        <w:rPr>
+          <w:iCs/>
+          <w:i/>
+        </w:rPr>
+        <w:t xml:space="preserve">are</w:t>
+      </w:r>
+      <w:r>
+        <w:t xml:space="preserve">: a) There ______ two lemons. b) There ______ some butter. c) There ______ five eggs. d) There ______ any water?</w:t>
+      </w:r>
+    </w:p>
+    <w:p>
+      <w:pPr>
+        <w:numPr>
+          <w:ilvl w:val="0"/>
+          <w:numId w:val="1009"/>
+        </w:numPr>
+        <w:pStyle w:val="Compact"/>
+      </w:pPr>
+      <w:r>
+        <w:t xml:space="preserve">Complete with</w:t>
+      </w:r>
+      <w:r>
+        <w:t xml:space="preserve"> </w:t>
+      </w:r>
+      <w:r>
+        <w:rPr>
+          <w:iCs/>
+          <w:i/>
         </w:rPr>
         <w:t xml:space="preserve">some</w:t>
       </w:r>
@@ -2186,317 +2835,97 @@
         <w:t xml:space="preserve"> </w:t>
       </w:r>
       <w:r>
-        <w:t xml:space="preserve">→ en oraciones afirmativas:</w:t>
-      </w:r>
-      <w:r>
-        <w:t xml:space="preserve"> </w:t>
-      </w:r>
-      <w:r>
-        <w:rPr>
+        <w:t xml:space="preserve">or</w:t>
+      </w:r>
+      <w:r>
+        <w:t xml:space="preserve"> </w:t>
+      </w:r>
+      <w:r>
+        <w:rPr>
+          <w:iCs/>
           <w:i/>
+        </w:rPr>
+        <w:t xml:space="preserve">any</w:t>
+      </w:r>
+      <w:r>
+        <w:t xml:space="preserve">: a) There is ______ cheese in the fridge. b) There aren’t ______ potatoes. c) Is there ______ juice?</w:t>
+      </w:r>
+    </w:p>
+    <w:p>
+      <w:pPr>
+        <w:numPr>
+          <w:ilvl w:val="0"/>
+          <w:numId w:val="1009"/>
+        </w:numPr>
+        <w:pStyle w:val="Compact"/>
+      </w:pPr>
+      <w:r>
+        <w:t xml:space="preserve">Complete with</w:t>
+      </w:r>
+      <w:r>
+        <w:t xml:space="preserve"> </w:t>
+      </w:r>
+      <w:r>
+        <w:rPr>
           <w:iCs/>
-        </w:rPr>
-        <w:t xml:space="preserve">There is some rice.</w:t>
-      </w:r>
-    </w:p>
-    <w:p>
-      <w:pPr>
-        <w:pStyle w:val="Compact"/>
-        <w:numPr>
-          <w:ilvl w:val="0"/>
-          <w:numId w:val="1007"/>
-        </w:numPr>
-      </w:pPr>
-      <w:r>
-        <w:rPr>
-          <w:b/>
-          <w:bCs/>
-        </w:rPr>
-        <w:t xml:space="preserve">any</w:t>
-      </w:r>
-      <w:r>
-        <w:t xml:space="preserve"> </w:t>
-      </w:r>
-      <w:r>
-        <w:t xml:space="preserve">→ en negativas y preguntas:</w:t>
-      </w:r>
-      <w:r>
-        <w:t xml:space="preserve"> </w:t>
-      </w:r>
-      <w:r>
-        <w:rPr>
           <w:i/>
+        </w:rPr>
+        <w:t xml:space="preserve">How much</w:t>
+      </w:r>
+      <w:r>
+        <w:t xml:space="preserve"> </w:t>
+      </w:r>
+      <w:r>
+        <w:t xml:space="preserve">or</w:t>
+      </w:r>
+      <w:r>
+        <w:t xml:space="preserve"> </w:t>
+      </w:r>
+      <w:r>
+        <w:rPr>
           <w:iCs/>
-        </w:rPr>
-        <w:t xml:space="preserve">There isn’t any rice. Is there any rice?</w:t>
-      </w:r>
-    </w:p>
-    <w:bookmarkEnd w:id="22"/>
-    <w:bookmarkStart w:id="23" w:name="how-much-how-many"/>
-    <w:p>
-      <w:pPr>
-        <w:pStyle w:val="Heading3"/>
-      </w:pPr>
-      <w:r>
-        <w:t xml:space="preserve">How much / How many</w:t>
-      </w:r>
-    </w:p>
-    <w:p>
-      <w:pPr>
-        <w:pStyle w:val="Compact"/>
-        <w:numPr>
-          <w:ilvl w:val="0"/>
-          <w:numId w:val="1008"/>
-        </w:numPr>
-      </w:pPr>
-      <w:r>
-        <w:rPr>
-          <w:b/>
-          <w:bCs/>
+          <w:i/>
         </w:rPr>
         <w:t xml:space="preserve">How many</w:t>
       </w:r>
       <w:r>
-        <w:t xml:space="preserve"> </w:t>
-      </w:r>
-      <w:r>
-        <w:t xml:space="preserve">+ contable:</w:t>
-      </w:r>
-      <w:r>
-        <w:t xml:space="preserve"> </w:t>
-      </w:r>
-      <w:r>
-        <w:rPr>
+        <w:t xml:space="preserve">: a) ______ oranges are there? b) ______ milk is there?</w:t>
+      </w:r>
+    </w:p>
+    <w:p>
+      <w:pPr>
+        <w:numPr>
+          <w:ilvl w:val="0"/>
+          <w:numId w:val="1009"/>
+        </w:numPr>
+        <w:pStyle w:val="Compact"/>
+      </w:pPr>
+      <w:r>
+        <w:t xml:space="preserve">Look at your own kitchen and write four true sentences using</w:t>
+      </w:r>
+      <w:r>
+        <w:t xml:space="preserve"> </w:t>
+      </w:r>
+      <w:r>
+        <w:rPr>
+          <w:iCs/>
           <w:i/>
+        </w:rPr>
+        <w:t xml:space="preserve">there is</w:t>
+      </w:r>
+      <w:r>
+        <w:t xml:space="preserve"> </w:t>
+      </w:r>
+      <w:r>
+        <w:t xml:space="preserve">and</w:t>
+      </w:r>
+      <w:r>
+        <w:t xml:space="preserve"> </w:t>
+      </w:r>
+      <w:r>
+        <w:rPr>
           <w:iCs/>
-        </w:rPr>
-        <w:t xml:space="preserve">How many apples are there?</w:t>
-      </w:r>
-    </w:p>
-    <w:p>
-      <w:pPr>
-        <w:pStyle w:val="Compact"/>
-        <w:numPr>
-          <w:ilvl w:val="0"/>
-          <w:numId w:val="1008"/>
-        </w:numPr>
-      </w:pPr>
-      <w:r>
-        <w:rPr>
-          <w:b/>
-          <w:bCs/>
-        </w:rPr>
-        <w:t xml:space="preserve">How much</w:t>
-      </w:r>
-      <w:r>
-        <w:t xml:space="preserve"> </w:t>
-      </w:r>
-      <w:r>
-        <w:t xml:space="preserve">+ incontable:</w:t>
-      </w:r>
-      <w:r>
-        <w:t xml:space="preserve"> </w:t>
-      </w:r>
-      <w:r>
-        <w:rPr>
           <w:i/>
-          <w:iCs/>
-        </w:rPr>
-        <w:t xml:space="preserve">How much milk is there?</w:t>
-      </w:r>
-    </w:p>
-    <w:bookmarkEnd w:id="23"/>
-    <w:bookmarkStart w:id="24" w:name="now-you-try-2"/>
-    <w:p>
-      <w:pPr>
-        <w:pStyle w:val="Heading3"/>
-      </w:pPr>
-      <w:r>
-        <w:t xml:space="preserve">✏️ Now you try</w:t>
-      </w:r>
-    </w:p>
-    <w:p>
-      <w:pPr>
-        <w:pStyle w:val="Compact"/>
-        <w:numPr>
-          <w:ilvl w:val="0"/>
-          <w:numId w:val="1009"/>
-        </w:numPr>
-      </w:pPr>
-      <w:r>
-        <w:t xml:space="preserve">Classify as countable (C) or uncountable (U):</w:t>
-      </w:r>
-      <w:r>
-        <w:t xml:space="preserve"> </w:t>
-      </w:r>
-      <w:r>
-        <w:rPr>
-          <w:i/>
-          <w:iCs/>
-        </w:rPr>
-        <w:t xml:space="preserve">water, banana, rice, egg, cheese, carrot, bread, tomato</w:t>
-      </w:r>
-      <w:r>
-        <w:t xml:space="preserve">.</w:t>
-      </w:r>
-    </w:p>
-    <w:p>
-      <w:pPr>
-        <w:pStyle w:val="Compact"/>
-        <w:numPr>
-          <w:ilvl w:val="0"/>
-          <w:numId w:val="1009"/>
-        </w:numPr>
-      </w:pPr>
-      <w:r>
-        <w:t xml:space="preserve">Complete with</w:t>
-      </w:r>
-      <w:r>
-        <w:t xml:space="preserve"> </w:t>
-      </w:r>
-      <w:r>
-        <w:rPr>
-          <w:i/>
-          <w:iCs/>
-        </w:rPr>
-        <w:t xml:space="preserve">is</w:t>
-      </w:r>
-      <w:r>
-        <w:t xml:space="preserve"> </w:t>
-      </w:r>
-      <w:r>
-        <w:t xml:space="preserve">or</w:t>
-      </w:r>
-      <w:r>
-        <w:t xml:space="preserve"> </w:t>
-      </w:r>
-      <w:r>
-        <w:rPr>
-          <w:i/>
-          <w:iCs/>
-        </w:rPr>
-        <w:t xml:space="preserve">are</w:t>
-      </w:r>
-      <w:r>
-        <w:t xml:space="preserve">: a) There ______ two lemons. b) There ______ some butter. c) There ______ five eggs. d) There ______ any water?</w:t>
-      </w:r>
-    </w:p>
-    <w:p>
-      <w:pPr>
-        <w:pStyle w:val="Compact"/>
-        <w:numPr>
-          <w:ilvl w:val="0"/>
-          <w:numId w:val="1009"/>
-        </w:numPr>
-      </w:pPr>
-      <w:r>
-        <w:t xml:space="preserve">Complete with</w:t>
-      </w:r>
-      <w:r>
-        <w:t xml:space="preserve"> </w:t>
-      </w:r>
-      <w:r>
-        <w:rPr>
-          <w:i/>
-          <w:iCs/>
-        </w:rPr>
-        <w:t xml:space="preserve">some</w:t>
-      </w:r>
-      <w:r>
-        <w:t xml:space="preserve"> </w:t>
-      </w:r>
-      <w:r>
-        <w:t xml:space="preserve">or</w:t>
-      </w:r>
-      <w:r>
-        <w:t xml:space="preserve"> </w:t>
-      </w:r>
-      <w:r>
-        <w:rPr>
-          <w:i/>
-          <w:iCs/>
-        </w:rPr>
-        <w:t xml:space="preserve">any</w:t>
-      </w:r>
-      <w:r>
-        <w:t xml:space="preserve">: a) There is ______ cheese in the fridge. b) There aren’t ______ potatoes. c) Is there ______ juice?</w:t>
-      </w:r>
-    </w:p>
-    <w:p>
-      <w:pPr>
-        <w:pStyle w:val="Compact"/>
-        <w:numPr>
-          <w:ilvl w:val="0"/>
-          <w:numId w:val="1009"/>
-        </w:numPr>
-      </w:pPr>
-      <w:r>
-        <w:t xml:space="preserve">Complete with</w:t>
-      </w:r>
-      <w:r>
-        <w:t xml:space="preserve"> </w:t>
-      </w:r>
-      <w:r>
-        <w:rPr>
-          <w:i/>
-          <w:iCs/>
-        </w:rPr>
-        <w:t xml:space="preserve">How much</w:t>
-      </w:r>
-      <w:r>
-        <w:t xml:space="preserve"> </w:t>
-      </w:r>
-      <w:r>
-        <w:t xml:space="preserve">or</w:t>
-      </w:r>
-      <w:r>
-        <w:t xml:space="preserve"> </w:t>
-      </w:r>
-      <w:r>
-        <w:rPr>
-          <w:i/>
-          <w:iCs/>
-        </w:rPr>
-        <w:t xml:space="preserve">How many</w:t>
-      </w:r>
-      <w:r>
-        <w:t xml:space="preserve">: a) ______ oranges are there? b) ______ milk is there?</w:t>
-      </w:r>
-    </w:p>
-    <w:p>
-      <w:pPr>
-        <w:pStyle w:val="Compact"/>
-        <w:numPr>
-          <w:ilvl w:val="0"/>
-          <w:numId w:val="1009"/>
-        </w:numPr>
-      </w:pPr>
-      <w:r>
-        <w:t xml:space="preserve">Look at your own kitchen and write four true sentences using</w:t>
-      </w:r>
-      <w:r>
-        <w:t xml:space="preserve"> </w:t>
-      </w:r>
-      <w:r>
-        <w:rPr>
-          <w:i/>
-          <w:iCs/>
-        </w:rPr>
-        <w:t xml:space="preserve">there is</w:t>
-      </w:r>
-      <w:r>
-        <w:t xml:space="preserve"> </w:t>
-      </w:r>
-      <w:r>
-        <w:t xml:space="preserve">and</w:t>
-      </w:r>
-      <w:r>
-        <w:t xml:space="preserve"> </w:t>
-      </w:r>
-      <w:r>
-        <w:rPr>
-          <w:i/>
-          <w:iCs/>
         </w:rPr>
         <w:t xml:space="preserve">there are</w:t>
       </w:r>
@@ -2511,9 +2940,9 @@
         </w:pict>
       </w:r>
     </w:p>
-    <w:bookmarkEnd w:id="24"/>
-    <w:bookmarkEnd w:id="25"/>
-    <w:bookmarkStart w:id="30" w:name="section-4-healthy-habits"/>
+    <w:bookmarkEnd w:id="39"/>
+    <w:bookmarkEnd w:id="40"/>
+    <w:bookmarkStart w:id="46" w:name="section-4-healthy-habits"/>
     <w:p>
       <w:pPr>
         <w:pStyle w:val="Heading2"/>
@@ -2522,7 +2951,7 @@
         <w:t xml:space="preserve">Section 4 · Healthy habits</w:t>
       </w:r>
     </w:p>
-    <w:bookmarkStart w:id="26" w:name="frequency-adverbs"/>
+    <w:bookmarkStart w:id="41" w:name="frequency-adverbs"/>
     <w:p>
       <w:pPr>
         <w:pStyle w:val="Heading3"/>
@@ -2536,6 +2965,7 @@
         <w:tblStyle w:val="Table"/>
         <w:tblW w:type="auto" w:w="0"/>
         <w:tblLook w:firstRow="1" w:lastRow="0" w:firstColumn="0" w:lastColumn="0" w:noHBand="0" w:noVBand="0" w:val="0020"/>
+        <w:jc w:val="start"/>
       </w:tblPr>
       <w:tblGrid>
         <w:gridCol w:w="2640"/>
@@ -2544,13 +2974,14 @@
       </w:tblGrid>
       <w:tr>
         <w:trPr>
-          <w:tblHeader w:val="on"/>
+          <w:tblHeader w:val="true"/>
         </w:trPr>
         <w:tc>
           <w:tcPr/>
           <w:p>
             <w:pPr>
               <w:pStyle w:val="Compact"/>
+              <w:jc w:val="left"/>
             </w:pPr>
             <w:r>
               <w:t xml:space="preserve">English</w:t>
@@ -2562,6 +2993,7 @@
           <w:p>
             <w:pPr>
               <w:pStyle w:val="Compact"/>
+              <w:jc w:val="left"/>
             </w:pPr>
             <w:r>
               <w:t xml:space="preserve">Español</w:t>
@@ -2573,6 +3005,7 @@
           <w:p>
             <w:pPr>
               <w:pStyle w:val="Compact"/>
+              <w:jc w:val="left"/>
             </w:pPr>
             <w:r>
               <w:t xml:space="preserve">Frecuencia</w:t>
@@ -2586,6 +3019,7 @@
           <w:p>
             <w:pPr>
               <w:pStyle w:val="Compact"/>
+              <w:jc w:val="left"/>
             </w:pPr>
             <w:r>
               <w:t xml:space="preserve">always</w:t>
@@ -2597,6 +3031,7 @@
           <w:p>
             <w:pPr>
               <w:pStyle w:val="Compact"/>
+              <w:jc w:val="left"/>
             </w:pPr>
             <w:r>
               <w:t xml:space="preserve">siempre</w:t>
@@ -2608,6 +3043,7 @@
           <w:p>
             <w:pPr>
               <w:pStyle w:val="Compact"/>
+              <w:jc w:val="left"/>
             </w:pPr>
             <w:r>
               <w:t xml:space="preserve">100%</w:t>
@@ -2621,6 +3057,7 @@
           <w:p>
             <w:pPr>
               <w:pStyle w:val="Compact"/>
+              <w:jc w:val="left"/>
             </w:pPr>
             <w:r>
               <w:t xml:space="preserve">usually</w:t>
@@ -2632,6 +3069,7 @@
           <w:p>
             <w:pPr>
               <w:pStyle w:val="Compact"/>
+              <w:jc w:val="left"/>
             </w:pPr>
             <w:r>
               <w:t xml:space="preserve">normalmente</w:t>
@@ -2643,6 +3081,7 @@
           <w:p>
             <w:pPr>
               <w:pStyle w:val="Compact"/>
+              <w:jc w:val="left"/>
             </w:pPr>
             <w:r>
               <w:t xml:space="preserve">80%</w:t>
@@ -2656,6 +3095,7 @@
           <w:p>
             <w:pPr>
               <w:pStyle w:val="Compact"/>
+              <w:jc w:val="left"/>
             </w:pPr>
             <w:r>
               <w:t xml:space="preserve">often</w:t>
@@ -2667,6 +3107,7 @@
           <w:p>
             <w:pPr>
               <w:pStyle w:val="Compact"/>
+              <w:jc w:val="left"/>
             </w:pPr>
             <w:r>
               <w:t xml:space="preserve">a menudo</w:t>
@@ -2678,6 +3119,7 @@
           <w:p>
             <w:pPr>
               <w:pStyle w:val="Compact"/>
+              <w:jc w:val="left"/>
             </w:pPr>
             <w:r>
               <w:t xml:space="preserve">60%</w:t>
@@ -2691,6 +3133,7 @@
           <w:p>
             <w:pPr>
               <w:pStyle w:val="Compact"/>
+              <w:jc w:val="left"/>
             </w:pPr>
             <w:r>
               <w:t xml:space="preserve">sometimes</w:t>
@@ -2702,6 +3145,7 @@
           <w:p>
             <w:pPr>
               <w:pStyle w:val="Compact"/>
+              <w:jc w:val="left"/>
             </w:pPr>
             <w:r>
               <w:t xml:space="preserve">a veces</w:t>
@@ -2713,6 +3157,7 @@
           <w:p>
             <w:pPr>
               <w:pStyle w:val="Compact"/>
+              <w:jc w:val="left"/>
             </w:pPr>
             <w:r>
               <w:t xml:space="preserve">40%</w:t>
@@ -2726,6 +3171,7 @@
           <w:p>
             <w:pPr>
               <w:pStyle w:val="Compact"/>
+              <w:jc w:val="left"/>
             </w:pPr>
             <w:r>
               <w:t xml:space="preserve">hardly ever</w:t>
@@ -2737,6 +3183,7 @@
           <w:p>
             <w:pPr>
               <w:pStyle w:val="Compact"/>
+              <w:jc w:val="left"/>
             </w:pPr>
             <w:r>
               <w:t xml:space="preserve">casi nunca</w:t>
@@ -2748,6 +3195,7 @@
           <w:p>
             <w:pPr>
               <w:pStyle w:val="Compact"/>
+              <w:jc w:val="left"/>
             </w:pPr>
             <w:r>
               <w:t xml:space="preserve">10%</w:t>
@@ -2761,6 +3209,7 @@
           <w:p>
             <w:pPr>
               <w:pStyle w:val="Compact"/>
+              <w:jc w:val="left"/>
             </w:pPr>
             <w:r>
               <w:t xml:space="preserve">never</w:t>
@@ -2772,6 +3221,7 @@
           <w:p>
             <w:pPr>
               <w:pStyle w:val="Compact"/>
+              <w:jc w:val="left"/>
             </w:pPr>
             <w:r>
               <w:t xml:space="preserve">nunca</w:t>
@@ -2783,6 +3233,7 @@
           <w:p>
             <w:pPr>
               <w:pStyle w:val="Compact"/>
+              <w:jc w:val="left"/>
             </w:pPr>
             <w:r>
               <w:t xml:space="preserve">0%</w:t>
@@ -2803,407 +3254,489 @@
       </w:r>
       <w:r>
         <w:rPr>
+          <w:bCs/>
           <w:b/>
+        </w:rPr>
+        <w:t xml:space="preserve">antes del verbo principal</w:t>
+      </w:r>
+      <w:r>
+        <w:t xml:space="preserve">:</w:t>
+      </w:r>
+      <w:r>
+        <w:t xml:space="preserve"> </w:t>
+      </w:r>
+      <w:r>
+        <w:rPr>
+          <w:iCs/>
+          <w:i/>
+        </w:rPr>
+        <w:t xml:space="preserve">I</w:t>
+      </w:r>
+      <w:r>
+        <w:rPr>
+          <w:iCs/>
+          <w:i/>
+        </w:rPr>
+        <w:t xml:space="preserve"> </w:t>
+      </w:r>
+      <w:r>
+        <w:rPr>
           <w:bCs/>
-        </w:rPr>
-        <w:t xml:space="preserve">antes del verbo principal</w:t>
-      </w:r>
-      <w:r>
-        <w:t xml:space="preserve">:</w:t>
-      </w:r>
-      <w:r>
-        <w:t xml:space="preserve"> </w:t>
-      </w:r>
-      <w:r>
-        <w:rPr>
+          <w:b/>
+          <w:iCs/>
           <w:i/>
+        </w:rPr>
+        <w:t xml:space="preserve">always</w:t>
+      </w:r>
+      <w:r>
+        <w:rPr>
           <w:iCs/>
-        </w:rPr>
-        <w:t xml:space="preserve">I</w:t>
-      </w:r>
-      <w:r>
-        <w:rPr>
           <w:i/>
+        </w:rPr>
+        <w:t xml:space="preserve"> </w:t>
+      </w:r>
+      <w:r>
+        <w:rPr>
           <w:iCs/>
-        </w:rPr>
-        <w:t xml:space="preserve"> </w:t>
-      </w:r>
-      <w:r>
-        <w:rPr>
+          <w:i/>
+        </w:rPr>
+        <w:t xml:space="preserve">eat breakfast.</w:t>
+      </w:r>
+      <w:r>
+        <w:t xml:space="preserve"> </w:t>
+      </w:r>
+      <w:r>
+        <w:t xml:space="preserve">·</w:t>
+      </w:r>
+      <w:r>
+        <w:t xml:space="preserve"> </w:t>
+      </w:r>
+      <w:r>
+        <w:rPr>
+          <w:iCs/>
+          <w:i/>
+        </w:rPr>
+        <w:t xml:space="preserve">She</w:t>
+      </w:r>
+      <w:r>
+        <w:rPr>
+          <w:iCs/>
+          <w:i/>
+        </w:rPr>
+        <w:t xml:space="preserve"> </w:t>
+      </w:r>
+      <w:r>
+        <w:rPr>
+          <w:bCs/>
           <w:b/>
+          <w:iCs/>
+          <w:i/>
+        </w:rPr>
+        <w:t xml:space="preserve">never</w:t>
+      </w:r>
+      <w:r>
+        <w:rPr>
+          <w:iCs/>
+          <w:i/>
+        </w:rPr>
+        <w:t xml:space="preserve"> </w:t>
+      </w:r>
+      <w:r>
+        <w:rPr>
+          <w:iCs/>
+          <w:i/>
+        </w:rPr>
+        <w:t xml:space="preserve">drinks soft drinks.</w:t>
+      </w:r>
+    </w:p>
+    <w:bookmarkEnd w:id="41"/>
+    <w:bookmarkStart w:id="42" w:name="should-and-shouldnt"/>
+    <w:p>
+      <w:pPr>
+        <w:pStyle w:val="Heading3"/>
+      </w:pPr>
+      <w:r>
+        <w:t xml:space="preserve">Should and shouldn’t</w:t>
+      </w:r>
+    </w:p>
+    <w:p>
+      <w:pPr>
+        <w:pStyle w:val="FirstParagraph"/>
+      </w:pPr>
+      <w:r>
+        <w:t xml:space="preserve">Sirven para dar consejos.</w:t>
+      </w:r>
+    </w:p>
+    <w:p>
+      <w:pPr>
+        <w:numPr>
+          <w:ilvl w:val="0"/>
+          <w:numId w:val="1010"/>
+        </w:numPr>
+        <w:pStyle w:val="Compact"/>
+      </w:pPr>
+      <w:r>
+        <w:t xml:space="preserve">You</w:t>
+      </w:r>
+      <w:r>
+        <w:t xml:space="preserve"> </w:t>
+      </w:r>
+      <w:r>
+        <w:rPr>
           <w:bCs/>
+          <w:b/>
+        </w:rPr>
+        <w:t xml:space="preserve">should</w:t>
+      </w:r>
+      <w:r>
+        <w:t xml:space="preserve"> </w:t>
+      </w:r>
+      <w:r>
+        <w:t xml:space="preserve">drink eight glasses of water a day.</w:t>
+      </w:r>
+    </w:p>
+    <w:p>
+      <w:pPr>
+        <w:numPr>
+          <w:ilvl w:val="0"/>
+          <w:numId w:val="1010"/>
+        </w:numPr>
+        <w:pStyle w:val="Compact"/>
+      </w:pPr>
+      <w:r>
+        <w:t xml:space="preserve">You</w:t>
+      </w:r>
+      <w:r>
+        <w:t xml:space="preserve"> </w:t>
+      </w:r>
+      <w:r>
+        <w:rPr>
+          <w:bCs/>
+          <w:b/>
+        </w:rPr>
+        <w:t xml:space="preserve">should</w:t>
+      </w:r>
+      <w:r>
+        <w:t xml:space="preserve"> </w:t>
+      </w:r>
+      <w:r>
+        <w:t xml:space="preserve">do sixty minutes of exercise every day.</w:t>
+      </w:r>
+    </w:p>
+    <w:p>
+      <w:pPr>
+        <w:numPr>
+          <w:ilvl w:val="0"/>
+          <w:numId w:val="1010"/>
+        </w:numPr>
+        <w:pStyle w:val="Compact"/>
+      </w:pPr>
+      <w:r>
+        <w:t xml:space="preserve">You</w:t>
+      </w:r>
+      <w:r>
+        <w:t xml:space="preserve"> </w:t>
+      </w:r>
+      <w:r>
+        <w:rPr>
+          <w:bCs/>
+          <w:b/>
+        </w:rPr>
+        <w:t xml:space="preserve">shouldn’t</w:t>
+      </w:r>
+      <w:r>
+        <w:t xml:space="preserve"> </w:t>
+      </w:r>
+      <w:r>
+        <w:t xml:space="preserve">eat junk food every day.</w:t>
+      </w:r>
+    </w:p>
+    <w:p>
+      <w:pPr>
+        <w:numPr>
+          <w:ilvl w:val="0"/>
+          <w:numId w:val="1010"/>
+        </w:numPr>
+        <w:pStyle w:val="Compact"/>
+      </w:pPr>
+      <w:r>
+        <w:t xml:space="preserve">You</w:t>
+      </w:r>
+      <w:r>
+        <w:t xml:space="preserve"> </w:t>
+      </w:r>
+      <w:r>
+        <w:rPr>
+          <w:bCs/>
+          <w:b/>
+        </w:rPr>
+        <w:t xml:space="preserve">shouldn’t</w:t>
+      </w:r>
+      <w:r>
+        <w:t xml:space="preserve"> </w:t>
+      </w:r>
+      <w:r>
+        <w:t xml:space="preserve">smoke. It’s very bad for your lungs and your heart.</w:t>
+      </w:r>
+    </w:p>
+    <w:bookmarkEnd w:id="42"/>
+    <w:bookmarkStart w:id="44" w:name="useful-sentences-about-healthy-habits"/>
+    <w:p>
+      <w:pPr>
+        <w:pStyle w:val="Heading3"/>
+      </w:pPr>
+      <w:r>
+        <w:t xml:space="preserve">Useful sentences about healthy habits</w:t>
+      </w:r>
+    </w:p>
+    <w:p>
+      <w:pPr>
+        <w:pStyle w:val="BlockText"/>
+      </w:pPr>
+      <w:r>
+        <w:t xml:space="preserve">I eat fruit and vegetables every day.</w:t>
+      </w:r>
+      <w:r>
+        <w:br/>
+      </w:r>
+      <w:r>
+        <w:t xml:space="preserve">I drink water instead of soft drinks.</w:t>
+      </w:r>
+      <w:r>
+        <w:br/>
+      </w:r>
+      <w:r>
+        <w:t xml:space="preserve">I sleep nine hours every night.</w:t>
+      </w:r>
+      <w:r>
+        <w:br/>
+      </w:r>
+      <w:r>
+        <w:t xml:space="preserve">I wash my hands before meals.</w:t>
+      </w:r>
+      <w:r>
+        <w:br/>
+      </w:r>
+      <w:r>
+        <w:t xml:space="preserve">I ride my bike after school.</w:t>
+      </w:r>
+    </w:p>
+    <w:bookmarkStart w:id="43" w:name="palabras-nuevas-4"/>
+    <w:p>
+      <w:pPr>
+        <w:pStyle w:val="Heading4"/>
+      </w:pPr>
+      <w:r>
+        <w:t xml:space="preserve">📖 Palabras nuevas</w:t>
+      </w:r>
+    </w:p>
+    <w:p>
+      <w:pPr>
+        <w:pStyle w:val="FirstParagraph"/>
+      </w:pPr>
+      <w:r>
+        <w:rPr>
+          <w:bCs/>
+          <w:b/>
+        </w:rPr>
+        <w:t xml:space="preserve">Adverbio de frecuencia.</w:t>
+      </w:r>
+      <w:r>
+        <w:t xml:space="preserve"> </w:t>
+      </w:r>
+      <w:r>
+        <w:t xml:space="preserve">La palabra que dice cada cuánto haces algo: siempre, a veces, nunca. En inglés van antes del verbo: «I always eat breakfast».</w:t>
+      </w:r>
+    </w:p>
+    <w:p>
+      <w:pPr>
+        <w:pStyle w:val="BodyText"/>
+      </w:pPr>
+      <w:r>
+        <w:rPr>
+          <w:bCs/>
+          <w:b/>
+        </w:rPr>
+        <w:t xml:space="preserve">Usually.</w:t>
+      </w:r>
+      <w:r>
+        <w:t xml:space="preserve"> </w:t>
+      </w:r>
+      <w:r>
+        <w:t xml:space="preserve">Significa «normalmente» o «casi siempre». Se pronuncia «iúshuali».</w:t>
+      </w:r>
+    </w:p>
+    <w:p>
+      <w:pPr>
+        <w:pStyle w:val="BodyText"/>
+      </w:pPr>
+      <w:r>
+        <w:rPr>
+          <w:bCs/>
+          <w:b/>
+        </w:rPr>
+        <w:t xml:space="preserve">Often.</w:t>
+      </w:r>
+      <w:r>
+        <w:t xml:space="preserve"> </w:t>
+      </w:r>
+      <w:r>
+        <w:t xml:space="preserve">Significa «a menudo», o sea seguido pero no siempre. Se pronuncia «ófen», sin la t.</w:t>
+      </w:r>
+    </w:p>
+    <w:p>
+      <w:pPr>
+        <w:pStyle w:val="BodyText"/>
+      </w:pPr>
+      <w:r>
+        <w:rPr>
+          <w:bCs/>
+          <w:b/>
+        </w:rPr>
+        <w:t xml:space="preserve">Hardly ever.</w:t>
+      </w:r>
+      <w:r>
+        <w:t xml:space="preserve"> </w:t>
+      </w:r>
+      <w:r>
+        <w:t xml:space="preserve">Significa «casi nunca». Se pronuncia «járdli éver», y ojo que no tiene nada que ver con «duro».</w:t>
+      </w:r>
+    </w:p>
+    <w:bookmarkEnd w:id="43"/>
+    <w:bookmarkEnd w:id="44"/>
+    <w:bookmarkStart w:id="45" w:name="now-you-try-3"/>
+    <w:p>
+      <w:pPr>
+        <w:pStyle w:val="Heading3"/>
+      </w:pPr>
+      <w:r>
+        <w:t xml:space="preserve">✏️ Now you try</w:t>
+      </w:r>
+    </w:p>
+    <w:p>
+      <w:pPr>
+        <w:numPr>
+          <w:ilvl w:val="0"/>
+          <w:numId w:val="1011"/>
+        </w:numPr>
+        <w:pStyle w:val="Compact"/>
+      </w:pPr>
+      <w:r>
+        <w:t xml:space="preserve">Order from most to least frequent:</w:t>
+      </w:r>
+      <w:r>
+        <w:t xml:space="preserve"> </w:t>
+      </w:r>
+      <w:r>
+        <w:rPr>
+          <w:iCs/>
           <w:i/>
+        </w:rPr>
+        <w:t xml:space="preserve">sometimes · never · always · often</w:t>
+      </w:r>
+      <w:r>
+        <w:t xml:space="preserve">.</w:t>
+      </w:r>
+    </w:p>
+    <w:p>
+      <w:pPr>
+        <w:numPr>
+          <w:ilvl w:val="0"/>
+          <w:numId w:val="1011"/>
+        </w:numPr>
+        <w:pStyle w:val="Compact"/>
+      </w:pPr>
+      <w:r>
+        <w:t xml:space="preserve">Put the adverb in the right place: a) I eat breakfast. (always) b) She drinks soft drinks. (never) c) We play football. (sometimes)</w:t>
+      </w:r>
+    </w:p>
+    <w:p>
+      <w:pPr>
+        <w:numPr>
+          <w:ilvl w:val="0"/>
+          <w:numId w:val="1011"/>
+        </w:numPr>
+        <w:pStyle w:val="Compact"/>
+      </w:pPr>
+      <w:r>
+        <w:t xml:space="preserve">Complete with</w:t>
+      </w:r>
+      <w:r>
+        <w:t xml:space="preserve"> </w:t>
+      </w:r>
+      <w:r>
+        <w:rPr>
           <w:iCs/>
-        </w:rPr>
-        <w:t xml:space="preserve">always</w:t>
-      </w:r>
-      <w:r>
-        <w:rPr>
           <w:i/>
+        </w:rPr>
+        <w:t xml:space="preserve">should</w:t>
+      </w:r>
+      <w:r>
+        <w:t xml:space="preserve"> </w:t>
+      </w:r>
+      <w:r>
+        <w:t xml:space="preserve">or</w:t>
+      </w:r>
+      <w:r>
+        <w:t xml:space="preserve"> </w:t>
+      </w:r>
+      <w:r>
+        <w:rPr>
           <w:iCs/>
-        </w:rPr>
-        <w:t xml:space="preserve"> </w:t>
-      </w:r>
-      <w:r>
-        <w:rPr>
           <w:i/>
+        </w:rPr>
+        <w:t xml:space="preserve">shouldn’t</w:t>
+      </w:r>
+      <w:r>
+        <w:t xml:space="preserve">: a) You ______ eat vegetables every day. b) You ______ smoke. c) You ______ sleep nine hours. d) You ______ drink three soft drinks a day.</w:t>
+      </w:r>
+    </w:p>
+    <w:p>
+      <w:pPr>
+        <w:numPr>
+          <w:ilvl w:val="0"/>
+          <w:numId w:val="1011"/>
+        </w:numPr>
+        <w:pStyle w:val="Compact"/>
+      </w:pPr>
+      <w:r>
+        <w:t xml:space="preserve">Write four sentences about your own habits using four different frequency adverbs.</w:t>
+      </w:r>
+    </w:p>
+    <w:p>
+      <w:pPr>
+        <w:numPr>
+          <w:ilvl w:val="0"/>
+          <w:numId w:val="1011"/>
+        </w:numPr>
+        <w:pStyle w:val="Compact"/>
+      </w:pPr>
+      <w:r>
+        <w:t xml:space="preserve">Give three pieces of advice to a friend who wants to be healthier, using</w:t>
+      </w:r>
+      <w:r>
+        <w:t xml:space="preserve"> </w:t>
+      </w:r>
+      <w:r>
+        <w:rPr>
           <w:iCs/>
-        </w:rPr>
-        <w:t xml:space="preserve">eat breakfast.</w:t>
-      </w:r>
-      <w:r>
-        <w:t xml:space="preserve"> </w:t>
-      </w:r>
-      <w:r>
-        <w:t xml:space="preserve">·</w:t>
-      </w:r>
-      <w:r>
-        <w:t xml:space="preserve"> </w:t>
-      </w:r>
-      <w:r>
-        <w:rPr>
           <w:i/>
+        </w:rPr>
+        <w:t xml:space="preserve">should</w:t>
+      </w:r>
+      <w:r>
+        <w:t xml:space="preserve"> </w:t>
+      </w:r>
+      <w:r>
+        <w:t xml:space="preserve">and</w:t>
+      </w:r>
+      <w:r>
+        <w:t xml:space="preserve"> </w:t>
+      </w:r>
+      <w:r>
+        <w:rPr>
           <w:iCs/>
-        </w:rPr>
-        <w:t xml:space="preserve">She</w:t>
-      </w:r>
-      <w:r>
-        <w:rPr>
           <w:i/>
-          <w:iCs/>
-        </w:rPr>
-        <w:t xml:space="preserve"> </w:t>
-      </w:r>
-      <w:r>
-        <w:rPr>
-          <w:b/>
-          <w:bCs/>
-          <w:i/>
-          <w:iCs/>
-        </w:rPr>
-        <w:t xml:space="preserve">never</w:t>
-      </w:r>
-      <w:r>
-        <w:rPr>
-          <w:i/>
-          <w:iCs/>
-        </w:rPr>
-        <w:t xml:space="preserve"> </w:t>
-      </w:r>
-      <w:r>
-        <w:rPr>
-          <w:i/>
-          <w:iCs/>
-        </w:rPr>
-        <w:t xml:space="preserve">drinks soft drinks.</w:t>
-      </w:r>
-    </w:p>
-    <w:bookmarkEnd w:id="26"/>
-    <w:bookmarkStart w:id="27" w:name="should-and-shouldnt"/>
-    <w:p>
-      <w:pPr>
-        <w:pStyle w:val="Heading3"/>
-      </w:pPr>
-      <w:r>
-        <w:t xml:space="preserve">Should and shouldn’t</w:t>
-      </w:r>
-    </w:p>
-    <w:p>
-      <w:pPr>
-        <w:pStyle w:val="FirstParagraph"/>
-      </w:pPr>
-      <w:r>
-        <w:t xml:space="preserve">Sirven para dar consejos.</w:t>
-      </w:r>
-    </w:p>
-    <w:p>
-      <w:pPr>
-        <w:pStyle w:val="Compact"/>
-        <w:numPr>
-          <w:ilvl w:val="0"/>
-          <w:numId w:val="1010"/>
-        </w:numPr>
-      </w:pPr>
-      <w:r>
-        <w:t xml:space="preserve">You</w:t>
-      </w:r>
-      <w:r>
-        <w:t xml:space="preserve"> </w:t>
-      </w:r>
-      <w:r>
-        <w:rPr>
-          <w:b/>
-          <w:bCs/>
-        </w:rPr>
-        <w:t xml:space="preserve">should</w:t>
-      </w:r>
-      <w:r>
-        <w:t xml:space="preserve"> </w:t>
-      </w:r>
-      <w:r>
-        <w:t xml:space="preserve">drink eight glasses of water a day.</w:t>
-      </w:r>
-    </w:p>
-    <w:p>
-      <w:pPr>
-        <w:pStyle w:val="Compact"/>
-        <w:numPr>
-          <w:ilvl w:val="0"/>
-          <w:numId w:val="1010"/>
-        </w:numPr>
-      </w:pPr>
-      <w:r>
-        <w:t xml:space="preserve">You</w:t>
-      </w:r>
-      <w:r>
-        <w:t xml:space="preserve"> </w:t>
-      </w:r>
-      <w:r>
-        <w:rPr>
-          <w:b/>
-          <w:bCs/>
-        </w:rPr>
-        <w:t xml:space="preserve">should</w:t>
-      </w:r>
-      <w:r>
-        <w:t xml:space="preserve"> </w:t>
-      </w:r>
-      <w:r>
-        <w:t xml:space="preserve">do sixty minutes of exercise every day.</w:t>
-      </w:r>
-    </w:p>
-    <w:p>
-      <w:pPr>
-        <w:pStyle w:val="Compact"/>
-        <w:numPr>
-          <w:ilvl w:val="0"/>
-          <w:numId w:val="1010"/>
-        </w:numPr>
-      </w:pPr>
-      <w:r>
-        <w:t xml:space="preserve">You</w:t>
-      </w:r>
-      <w:r>
-        <w:t xml:space="preserve"> </w:t>
-      </w:r>
-      <w:r>
-        <w:rPr>
-          <w:b/>
-          <w:bCs/>
-        </w:rPr>
-        <w:t xml:space="preserve">shouldn’t</w:t>
-      </w:r>
-      <w:r>
-        <w:t xml:space="preserve"> </w:t>
-      </w:r>
-      <w:r>
-        <w:t xml:space="preserve">eat junk food every day.</w:t>
-      </w:r>
-    </w:p>
-    <w:p>
-      <w:pPr>
-        <w:pStyle w:val="Compact"/>
-        <w:numPr>
-          <w:ilvl w:val="0"/>
-          <w:numId w:val="1010"/>
-        </w:numPr>
-      </w:pPr>
-      <w:r>
-        <w:t xml:space="preserve">You</w:t>
-      </w:r>
-      <w:r>
-        <w:t xml:space="preserve"> </w:t>
-      </w:r>
-      <w:r>
-        <w:rPr>
-          <w:b/>
-          <w:bCs/>
-        </w:rPr>
-        <w:t xml:space="preserve">shouldn’t</w:t>
-      </w:r>
-      <w:r>
-        <w:t xml:space="preserve"> </w:t>
-      </w:r>
-      <w:r>
-        <w:t xml:space="preserve">smoke. It’s very bad for your lungs and your heart.</w:t>
-      </w:r>
-    </w:p>
-    <w:bookmarkEnd w:id="27"/>
-    <w:bookmarkStart w:id="28" w:name="useful-sentences-about-healthy-habits"/>
-    <w:p>
-      <w:pPr>
-        <w:pStyle w:val="Heading3"/>
-      </w:pPr>
-      <w:r>
-        <w:t xml:space="preserve">Useful sentences about healthy habits</w:t>
-      </w:r>
-    </w:p>
-    <w:p>
-      <w:pPr>
-        <w:pStyle w:val="BlockText"/>
-      </w:pPr>
-      <w:r>
-        <w:t xml:space="preserve">I eat fruit and vegetables every day.</w:t>
-      </w:r>
-      <w:r>
-        <w:br/>
-      </w:r>
-      <w:r>
-        <w:t xml:space="preserve">I drink water instead of soft drinks.</w:t>
-      </w:r>
-      <w:r>
-        <w:br/>
-      </w:r>
-      <w:r>
-        <w:t xml:space="preserve">I sleep nine hours every night.</w:t>
-      </w:r>
-      <w:r>
-        <w:br/>
-      </w:r>
-      <w:r>
-        <w:t xml:space="preserve">I wash my hands before meals.</w:t>
-      </w:r>
-      <w:r>
-        <w:br/>
-      </w:r>
-      <w:r>
-        <w:t xml:space="preserve">I ride my bike after school.</w:t>
-      </w:r>
-    </w:p>
-    <w:bookmarkEnd w:id="28"/>
-    <w:bookmarkStart w:id="29" w:name="now-you-try-3"/>
-    <w:p>
-      <w:pPr>
-        <w:pStyle w:val="Heading3"/>
-      </w:pPr>
-      <w:r>
-        <w:t xml:space="preserve">✏️ Now you try</w:t>
-      </w:r>
-    </w:p>
-    <w:p>
-      <w:pPr>
-        <w:pStyle w:val="Compact"/>
-        <w:numPr>
-          <w:ilvl w:val="0"/>
-          <w:numId w:val="1011"/>
-        </w:numPr>
-      </w:pPr>
-      <w:r>
-        <w:t xml:space="preserve">Order from most to least frequent:</w:t>
-      </w:r>
-      <w:r>
-        <w:t xml:space="preserve"> </w:t>
-      </w:r>
-      <w:r>
-        <w:rPr>
-          <w:i/>
-          <w:iCs/>
-        </w:rPr>
-        <w:t xml:space="preserve">sometimes · never · always · often</w:t>
-      </w:r>
-      <w:r>
-        <w:t xml:space="preserve">.</w:t>
-      </w:r>
-    </w:p>
-    <w:p>
-      <w:pPr>
-        <w:pStyle w:val="Compact"/>
-        <w:numPr>
-          <w:ilvl w:val="0"/>
-          <w:numId w:val="1011"/>
-        </w:numPr>
-      </w:pPr>
-      <w:r>
-        <w:t xml:space="preserve">Put the adverb in the right place: a) I eat breakfast. (always) b) She drinks soft drinks. (never) c) We play football. (sometimes)</w:t>
-      </w:r>
-    </w:p>
-    <w:p>
-      <w:pPr>
-        <w:pStyle w:val="Compact"/>
-        <w:numPr>
-          <w:ilvl w:val="0"/>
-          <w:numId w:val="1011"/>
-        </w:numPr>
-      </w:pPr>
-      <w:r>
-        <w:t xml:space="preserve">Complete with</w:t>
-      </w:r>
-      <w:r>
-        <w:t xml:space="preserve"> </w:t>
-      </w:r>
-      <w:r>
-        <w:rPr>
-          <w:i/>
-          <w:iCs/>
-        </w:rPr>
-        <w:t xml:space="preserve">should</w:t>
-      </w:r>
-      <w:r>
-        <w:t xml:space="preserve"> </w:t>
-      </w:r>
-      <w:r>
-        <w:t xml:space="preserve">or</w:t>
-      </w:r>
-      <w:r>
-        <w:t xml:space="preserve"> </w:t>
-      </w:r>
-      <w:r>
-        <w:rPr>
-          <w:i/>
-          <w:iCs/>
-        </w:rPr>
-        <w:t xml:space="preserve">shouldn’t</w:t>
-      </w:r>
-      <w:r>
-        <w:t xml:space="preserve">: a) You ______ eat vegetables every day. b) You ______ smoke. c) You ______ sleep nine hours. d) You ______ drink three soft drinks a day.</w:t>
-      </w:r>
-    </w:p>
-    <w:p>
-      <w:pPr>
-        <w:pStyle w:val="Compact"/>
-        <w:numPr>
-          <w:ilvl w:val="0"/>
-          <w:numId w:val="1011"/>
-        </w:numPr>
-      </w:pPr>
-      <w:r>
-        <w:t xml:space="preserve">Write four sentences about your own habits using four different frequency adverbs.</w:t>
-      </w:r>
-    </w:p>
-    <w:p>
-      <w:pPr>
-        <w:pStyle w:val="Compact"/>
-        <w:numPr>
-          <w:ilvl w:val="0"/>
-          <w:numId w:val="1011"/>
-        </w:numPr>
-      </w:pPr>
-      <w:r>
-        <w:t xml:space="preserve">Give three pieces of advice to a friend who wants to be healthier, using</w:t>
-      </w:r>
-      <w:r>
-        <w:t xml:space="preserve"> </w:t>
-      </w:r>
-      <w:r>
-        <w:rPr>
-          <w:i/>
-          <w:iCs/>
-        </w:rPr>
-        <w:t xml:space="preserve">should</w:t>
-      </w:r>
-      <w:r>
-        <w:t xml:space="preserve"> </w:t>
-      </w:r>
-      <w:r>
-        <w:t xml:space="preserve">and</w:t>
-      </w:r>
-      <w:r>
-        <w:t xml:space="preserve"> </w:t>
-      </w:r>
-      <w:r>
-        <w:rPr>
-          <w:i/>
-          <w:iCs/>
         </w:rPr>
         <w:t xml:space="preserve">shouldn’t</w:t>
       </w:r>
@@ -3218,9 +3751,9 @@
         </w:pict>
       </w:r>
     </w:p>
-    <w:bookmarkEnd w:id="29"/>
-    <w:bookmarkEnd w:id="30"/>
-    <w:bookmarkStart w:id="31" w:name="final-task-my-healthy-menu-in-english"/>
+    <w:bookmarkEnd w:id="45"/>
+    <w:bookmarkEnd w:id="46"/>
+    <w:bookmarkStart w:id="48" w:name="final-task-my-healthy-menu-in-english"/>
     <w:p>
       <w:pPr>
         <w:pStyle w:val="Heading2"/>
@@ -3229,11 +3762,74 @@
         <w:t xml:space="preserve">Final task · My healthy menu in English</w:t>
       </w:r>
     </w:p>
+    <w:bookmarkStart w:id="47" w:name="palabras-nuevas-5"/>
+    <w:p>
+      <w:pPr>
+        <w:pStyle w:val="Heading4"/>
+      </w:pPr>
+      <w:r>
+        <w:t xml:space="preserve">📖 Palabras nuevas</w:t>
+      </w:r>
+    </w:p>
     <w:p>
       <w:pPr>
         <w:pStyle w:val="FirstParagraph"/>
       </w:pPr>
       <w:r>
+        <w:rPr>
+          <w:bCs/>
+          <w:b/>
+        </w:rPr>
+        <w:t xml:space="preserve">Meal.</w:t>
+      </w:r>
+      <w:r>
+        <w:t xml:space="preserve"> </w:t>
+      </w:r>
+      <w:r>
+        <w:t xml:space="preserve">Significa «comida» en el sentido de las comidas del día: desayuno, almuerzo, once, cena. Se pronuncia «miil».</w:t>
+      </w:r>
+    </w:p>
+    <w:p>
+      <w:pPr>
+        <w:pStyle w:val="BodyText"/>
+      </w:pPr>
+      <w:r>
+        <w:rPr>
+          <w:bCs/>
+          <w:b/>
+        </w:rPr>
+        <w:t xml:space="preserve">Afternoon snack.</w:t>
+      </w:r>
+      <w:r>
+        <w:t xml:space="preserve"> </w:t>
+      </w:r>
+      <w:r>
+        <w:t xml:space="preserve">Es la colación de la tarde, lo más parecido a nuestra once. Se pronuncia «afternún snak».</w:t>
+      </w:r>
+    </w:p>
+    <w:p>
+      <w:pPr>
+        <w:pStyle w:val="BodyText"/>
+      </w:pPr>
+      <w:r>
+        <w:rPr>
+          <w:bCs/>
+          <w:b/>
+        </w:rPr>
+        <w:t xml:space="preserve">Paragraph.</w:t>
+      </w:r>
+      <w:r>
+        <w:t xml:space="preserve"> </w:t>
+      </w:r>
+      <w:r>
+        <w:t xml:space="preserve">Significa «párrafo»: varias oraciones seguidas sobre un mismo tema. Se pronuncia «páragraf».</w:t>
+      </w:r>
+    </w:p>
+    <w:p>
+      <w:pPr>
+        <w:pStyle w:val="BodyText"/>
+      </w:pPr>
+      <w:r>
         <w:t xml:space="preserve">Toma el</w:t>
       </w:r>
       <w:r>
@@ -3241,8 +3837,8 @@
       </w:r>
       <w:r>
         <w:rPr>
+          <w:bCs/>
           <w:b/>
-          <w:bCs/>
         </w:rPr>
         <w:t xml:space="preserve">menú saludable de un día</w:t>
       </w:r>
@@ -3258,6 +3854,7 @@
         <w:tblStyle w:val="Table"/>
         <w:tblW w:type="auto" w:w="0"/>
         <w:tblLook w:firstRow="1" w:lastRow="0" w:firstColumn="0" w:lastColumn="0" w:noHBand="0" w:noVBand="0" w:val="0020"/>
+        <w:jc w:val="start"/>
       </w:tblPr>
       <w:tblGrid>
         <w:gridCol w:w="3960"/>
@@ -3265,13 +3862,14 @@
       </w:tblGrid>
       <w:tr>
         <w:trPr>
-          <w:tblHeader w:val="on"/>
+          <w:tblHeader w:val="true"/>
         </w:trPr>
         <w:tc>
           <w:tcPr/>
           <w:p>
             <w:pPr>
               <w:pStyle w:val="Compact"/>
+              <w:jc w:val="left"/>
             </w:pPr>
             <w:r>
               <w:t xml:space="preserve">Meal</w:t>
@@ -3283,6 +3881,7 @@
           <w:p>
             <w:pPr>
               <w:pStyle w:val="Compact"/>
+              <w:jc w:val="left"/>
             </w:pPr>
             <w:r>
               <w:t xml:space="preserve">Food and drinks</w:t>
@@ -3296,6 +3895,7 @@
           <w:p>
             <w:pPr>
               <w:pStyle w:val="Compact"/>
+              <w:jc w:val="left"/>
             </w:pPr>
             <w:r>
               <w:t xml:space="preserve">Breakfast</w:t>
@@ -3317,6 +3917,7 @@
           <w:p>
             <w:pPr>
               <w:pStyle w:val="Compact"/>
+              <w:jc w:val="left"/>
             </w:pPr>
             <w:r>
               <w:t xml:space="preserve">Lunch</w:t>
@@ -3338,6 +3939,7 @@
           <w:p>
             <w:pPr>
               <w:pStyle w:val="Compact"/>
+              <w:jc w:val="left"/>
             </w:pPr>
             <w:r>
               <w:t xml:space="preserve">Afternoon snack</w:t>
@@ -3359,6 +3961,7 @@
           <w:p>
             <w:pPr>
               <w:pStyle w:val="Compact"/>
+              <w:jc w:val="left"/>
             </w:pPr>
             <w:r>
               <w:t xml:space="preserve">Dinner</w:t>
@@ -3385,11 +3988,11 @@
     </w:p>
     <w:p>
       <w:pPr>
-        <w:pStyle w:val="Compact"/>
         <w:numPr>
           <w:ilvl w:val="0"/>
           <w:numId w:val="1012"/>
         </w:numPr>
+        <w:pStyle w:val="Compact"/>
       </w:pPr>
       <w:r>
         <w:t xml:space="preserve">at least</w:t>
@@ -3399,25 +4002,50 @@
       </w:r>
       <w:r>
         <w:rPr>
+          <w:bCs/>
           <w:b/>
+        </w:rPr>
+        <w:t xml:space="preserve">three</w:t>
+      </w:r>
+      <w:r>
+        <w:t xml:space="preserve"> </w:t>
+      </w:r>
+      <w:r>
+        <w:t xml:space="preserve">food words from Section 1,</w:t>
+      </w:r>
+    </w:p>
+    <w:p>
+      <w:pPr>
+        <w:numPr>
+          <w:ilvl w:val="0"/>
+          <w:numId w:val="1012"/>
+        </w:numPr>
+        <w:pStyle w:val="Compact"/>
+      </w:pPr>
+      <w:r>
+        <w:t xml:space="preserve">one sentence with</w:t>
+      </w:r>
+      <w:r>
+        <w:t xml:space="preserve"> </w:t>
+      </w:r>
+      <w:r>
+        <w:rPr>
           <w:bCs/>
-        </w:rPr>
-        <w:t xml:space="preserve">three</w:t>
-      </w:r>
-      <w:r>
-        <w:t xml:space="preserve"> </w:t>
-      </w:r>
-      <w:r>
-        <w:t xml:space="preserve">food words from Section 1,</w:t>
-      </w:r>
-    </w:p>
-    <w:p>
-      <w:pPr>
-        <w:pStyle w:val="Compact"/>
+          <w:b/>
+        </w:rPr>
+        <w:t xml:space="preserve">there is / there are</w:t>
+      </w:r>
+      <w:r>
+        <w:t xml:space="preserve">,</w:t>
+      </w:r>
+    </w:p>
+    <w:p>
+      <w:pPr>
         <w:numPr>
           <w:ilvl w:val="0"/>
           <w:numId w:val="1012"/>
         </w:numPr>
+        <w:pStyle w:val="Compact"/>
       </w:pPr>
       <w:r>
         <w:t xml:space="preserve">one sentence with</w:t>
@@ -3427,10 +4055,26 @@
       </w:r>
       <w:r>
         <w:rPr>
+          <w:bCs/>
           <w:b/>
+        </w:rPr>
+        <w:t xml:space="preserve">I like</w:t>
+      </w:r>
+      <w:r>
+        <w:t xml:space="preserve"> </w:t>
+      </w:r>
+      <w:r>
+        <w:t xml:space="preserve">or</w:t>
+      </w:r>
+      <w:r>
+        <w:t xml:space="preserve"> </w:t>
+      </w:r>
+      <w:r>
+        <w:rPr>
           <w:bCs/>
-        </w:rPr>
-        <w:t xml:space="preserve">there is / there are</w:t>
+          <w:b/>
+        </w:rPr>
+        <w:t xml:space="preserve">I love</w:t>
       </w:r>
       <w:r>
         <w:t xml:space="preserve">,</w:t>
@@ -3438,24 +4082,49 @@
     </w:p>
     <w:p>
       <w:pPr>
-        <w:pStyle w:val="Compact"/>
         <w:numPr>
           <w:ilvl w:val="0"/>
           <w:numId w:val="1012"/>
         </w:numPr>
-      </w:pPr>
-      <w:r>
-        <w:t xml:space="preserve">one sentence with</w:t>
-      </w:r>
-      <w:r>
-        <w:t xml:space="preserve"> </w:t>
-      </w:r>
-      <w:r>
-        <w:rPr>
+        <w:pStyle w:val="Compact"/>
+      </w:pPr>
+      <w:r>
+        <w:t xml:space="preserve">two</w:t>
+      </w:r>
+      <w:r>
+        <w:t xml:space="preserve"> </w:t>
+      </w:r>
+      <w:r>
+        <w:rPr>
+          <w:bCs/>
           <w:b/>
+        </w:rPr>
+        <w:t xml:space="preserve">frequency adverbs</w:t>
+      </w:r>
+      <w:r>
+        <w:t xml:space="preserve">,</w:t>
+      </w:r>
+    </w:p>
+    <w:p>
+      <w:pPr>
+        <w:numPr>
+          <w:ilvl w:val="0"/>
+          <w:numId w:val="1012"/>
+        </w:numPr>
+        <w:pStyle w:val="Compact"/>
+      </w:pPr>
+      <w:r>
+        <w:t xml:space="preserve">one piece of advice with</w:t>
+      </w:r>
+      <w:r>
+        <w:t xml:space="preserve"> </w:t>
+      </w:r>
+      <w:r>
+        <w:rPr>
           <w:bCs/>
-        </w:rPr>
-        <w:t xml:space="preserve">I like</w:t>
+          <w:b/>
+        </w:rPr>
+        <w:t xml:space="preserve">should</w:t>
       </w:r>
       <w:r>
         <w:t xml:space="preserve"> </w:t>
@@ -3468,99 +4137,33 @@
       </w:r>
       <w:r>
         <w:rPr>
+          <w:bCs/>
           <w:b/>
+        </w:rPr>
+        <w:t xml:space="preserve">shouldn’t</w:t>
+      </w:r>
+      <w:r>
+        <w:t xml:space="preserve">.</w:t>
+      </w:r>
+    </w:p>
+    <w:p>
+      <w:pPr>
+        <w:pStyle w:val="FirstParagraph"/>
+      </w:pPr>
+      <w:r>
+        <w:rPr>
+          <w:iCs/>
+          <w:i/>
+        </w:rPr>
+        <w:t xml:space="preserve">Example opening:</w:t>
+      </w:r>
+      <w:r>
+        <w:t xml:space="preserve"> </w:t>
+      </w:r>
+      <w:r>
+        <w:rPr>
           <w:bCs/>
-        </w:rPr>
-        <w:t xml:space="preserve">I love</w:t>
-      </w:r>
-      <w:r>
-        <w:t xml:space="preserve">,</w:t>
-      </w:r>
-    </w:p>
-    <w:p>
-      <w:pPr>
-        <w:pStyle w:val="Compact"/>
-        <w:numPr>
-          <w:ilvl w:val="0"/>
-          <w:numId w:val="1012"/>
-        </w:numPr>
-      </w:pPr>
-      <w:r>
-        <w:t xml:space="preserve">two</w:t>
-      </w:r>
-      <w:r>
-        <w:t xml:space="preserve"> </w:t>
-      </w:r>
-      <w:r>
-        <w:rPr>
           <w:b/>
-          <w:bCs/>
-        </w:rPr>
-        <w:t xml:space="preserve">frequency adverbs</w:t>
-      </w:r>
-      <w:r>
-        <w:t xml:space="preserve">,</w:t>
-      </w:r>
-    </w:p>
-    <w:p>
-      <w:pPr>
-        <w:pStyle w:val="Compact"/>
-        <w:numPr>
-          <w:ilvl w:val="0"/>
-          <w:numId w:val="1012"/>
-        </w:numPr>
-      </w:pPr>
-      <w:r>
-        <w:t xml:space="preserve">one piece of advice with</w:t>
-      </w:r>
-      <w:r>
-        <w:t xml:space="preserve"> </w:t>
-      </w:r>
-      <w:r>
-        <w:rPr>
-          <w:b/>
-          <w:bCs/>
-        </w:rPr>
-        <w:t xml:space="preserve">should</w:t>
-      </w:r>
-      <w:r>
-        <w:t xml:space="preserve"> </w:t>
-      </w:r>
-      <w:r>
-        <w:t xml:space="preserve">or</w:t>
-      </w:r>
-      <w:r>
-        <w:t xml:space="preserve"> </w:t>
-      </w:r>
-      <w:r>
-        <w:rPr>
-          <w:b/>
-          <w:bCs/>
-        </w:rPr>
-        <w:t xml:space="preserve">shouldn’t</w:t>
-      </w:r>
-      <w:r>
-        <w:t xml:space="preserve">.</w:t>
-      </w:r>
-    </w:p>
-    <w:p>
-      <w:pPr>
-        <w:pStyle w:val="FirstParagraph"/>
-      </w:pPr>
-      <w:r>
-        <w:rPr>
-          <w:i/>
-          <w:iCs/>
-        </w:rPr>
-        <w:t xml:space="preserve">Example opening:</w:t>
-      </w:r>
-      <w:r>
-        <w:t xml:space="preserve"> </w:t>
-      </w:r>
-      <w:r>
-        <w:rPr>
-          <w:b/>
-          <w:bCs/>
         </w:rPr>
         <w:t xml:space="preserve">This is my healthy menu. For breakfast I always have milk and bread with cheese…</w:t>
       </w:r>
@@ -3572,8 +4175,9 @@
         </w:pict>
       </w:r>
     </w:p>
-    <w:bookmarkEnd w:id="31"/>
-    <w:bookmarkStart w:id="32" w:name="final-test-evaluación-integradora"/>
+    <w:bookmarkEnd w:id="47"/>
+    <w:bookmarkEnd w:id="48"/>
+    <w:bookmarkStart w:id="50" w:name="final-test-evaluación-integradora"/>
     <w:p>
       <w:pPr>
         <w:pStyle w:val="Heading2"/>
@@ -3582,13 +4186,58 @@
         <w:t xml:space="preserve">Final test · Evaluación integradora</w:t>
       </w:r>
     </w:p>
-    <w:p>
-      <w:pPr>
-        <w:pStyle w:val="Compact"/>
+    <w:bookmarkStart w:id="49" w:name="palabras-nuevas-6"/>
+    <w:p>
+      <w:pPr>
+        <w:pStyle w:val="Heading4"/>
+      </w:pPr>
+      <w:r>
+        <w:t xml:space="preserve">📖 Palabras nuevas</w:t>
+      </w:r>
+    </w:p>
+    <w:p>
+      <w:pPr>
+        <w:pStyle w:val="FirstParagraph"/>
+      </w:pPr>
+      <w:r>
+        <w:rPr>
+          <w:bCs/>
+          <w:b/>
+        </w:rPr>
+        <w:t xml:space="preserve">Plural.</w:t>
+      </w:r>
+      <w:r>
+        <w:t xml:space="preserve"> </w:t>
+      </w:r>
+      <w:r>
+        <w:t xml:space="preserve">La forma de una palabra cuando hay más de uno: «potato» es una papa y «potatoes», varias.</w:t>
+      </w:r>
+    </w:p>
+    <w:p>
+      <w:pPr>
+        <w:pStyle w:val="BodyText"/>
+      </w:pPr>
+      <w:r>
+        <w:rPr>
+          <w:bCs/>
+          <w:b/>
+        </w:rPr>
+        <w:t xml:space="preserve">Classify.</w:t>
+      </w:r>
+      <w:r>
+        <w:t xml:space="preserve"> </w:t>
+      </w:r>
+      <w:r>
+        <w:t xml:space="preserve">Significa «clasifica»: separar las palabras en grupos según a qué categoría pertenecen. Se pronuncia «clásifai».</w:t>
+      </w:r>
+    </w:p>
+    <w:p>
+      <w:pPr>
         <w:numPr>
           <w:ilvl w:val="0"/>
           <w:numId w:val="1013"/>
         </w:numPr>
+        <w:pStyle w:val="Compact"/>
       </w:pPr>
       <w:r>
         <w:t xml:space="preserve">Write in English: durazno, zapallo, pan, huevo, agua.</w:t>
@@ -3596,11 +4245,11 @@
     </w:p>
     <w:p>
       <w:pPr>
-        <w:pStyle w:val="Compact"/>
         <w:numPr>
           <w:ilvl w:val="0"/>
           <w:numId w:val="1013"/>
         </w:numPr>
+        <w:pStyle w:val="Compact"/>
       </w:pPr>
       <w:r>
         <w:t xml:space="preserve">Write in Spanish: lentils, oats, grapes, butter, peas.</w:t>
@@ -3608,11 +4257,11 @@
     </w:p>
     <w:p>
       <w:pPr>
-        <w:pStyle w:val="Compact"/>
         <w:numPr>
           <w:ilvl w:val="0"/>
           <w:numId w:val="1013"/>
         </w:numPr>
+        <w:pStyle w:val="Compact"/>
       </w:pPr>
       <w:r>
         <w:t xml:space="preserve">Write the plural: potato, strawberry, tomato, fish.</w:t>
@@ -3620,11 +4269,11 @@
     </w:p>
     <w:p>
       <w:pPr>
-        <w:pStyle w:val="Compact"/>
         <w:numPr>
           <w:ilvl w:val="0"/>
           <w:numId w:val="1013"/>
         </w:numPr>
+        <w:pStyle w:val="Compact"/>
       </w:pPr>
       <w:r>
         <w:t xml:space="preserve">Complete: a) I ______ (like) fish. b) My brother ______ (not like) tomatoes.</w:t>
@@ -3632,11 +4281,11 @@
     </w:p>
     <w:p>
       <w:pPr>
-        <w:pStyle w:val="Compact"/>
         <w:numPr>
           <w:ilvl w:val="0"/>
           <w:numId w:val="1013"/>
         </w:numPr>
+        <w:pStyle w:val="Compact"/>
       </w:pPr>
       <w:r>
         <w:t xml:space="preserve">Translate:</w:t>
@@ -3646,44 +4295,85 @@
       </w:r>
       <w:r>
         <w:rPr>
+          <w:iCs/>
           <w:i/>
+        </w:rPr>
+        <w:t xml:space="preserve">Mi comida favorita es el pollo.</w:t>
+      </w:r>
+    </w:p>
+    <w:p>
+      <w:pPr>
+        <w:numPr>
+          <w:ilvl w:val="0"/>
+          <w:numId w:val="1013"/>
+        </w:numPr>
+        <w:pStyle w:val="Compact"/>
+      </w:pPr>
+      <w:r>
+        <w:t xml:space="preserve">Classify as countable or uncountable:</w:t>
+      </w:r>
+      <w:r>
+        <w:t xml:space="preserve"> </w:t>
+      </w:r>
+      <w:r>
+        <w:rPr>
           <w:iCs/>
-        </w:rPr>
-        <w:t xml:space="preserve">Mi comida favorita es el pollo.</w:t>
-      </w:r>
-    </w:p>
-    <w:p>
-      <w:pPr>
-        <w:pStyle w:val="Compact"/>
+          <w:i/>
+        </w:rPr>
+        <w:t xml:space="preserve">rice, apple, water, carrot</w:t>
+      </w:r>
+      <w:r>
+        <w:t xml:space="preserve">.</w:t>
+      </w:r>
+    </w:p>
+    <w:p>
+      <w:pPr>
         <w:numPr>
           <w:ilvl w:val="0"/>
           <w:numId w:val="1013"/>
         </w:numPr>
-      </w:pPr>
-      <w:r>
-        <w:t xml:space="preserve">Classify as countable or uncountable:</w:t>
-      </w:r>
-      <w:r>
-        <w:t xml:space="preserve"> </w:t>
-      </w:r>
-      <w:r>
-        <w:rPr>
+        <w:pStyle w:val="Compact"/>
+      </w:pPr>
+      <w:r>
+        <w:t xml:space="preserve">Complete with</w:t>
+      </w:r>
+      <w:r>
+        <w:t xml:space="preserve"> </w:t>
+      </w:r>
+      <w:r>
+        <w:rPr>
+          <w:iCs/>
           <w:i/>
+        </w:rPr>
+        <w:t xml:space="preserve">is</w:t>
+      </w:r>
+      <w:r>
+        <w:t xml:space="preserve"> </w:t>
+      </w:r>
+      <w:r>
+        <w:t xml:space="preserve">or</w:t>
+      </w:r>
+      <w:r>
+        <w:t xml:space="preserve"> </w:t>
+      </w:r>
+      <w:r>
+        <w:rPr>
           <w:iCs/>
-        </w:rPr>
-        <w:t xml:space="preserve">rice, apple, water, carrot</w:t>
-      </w:r>
-      <w:r>
-        <w:t xml:space="preserve">.</w:t>
-      </w:r>
-    </w:p>
-    <w:p>
-      <w:pPr>
-        <w:pStyle w:val="Compact"/>
+          <w:i/>
+        </w:rPr>
+        <w:t xml:space="preserve">are</w:t>
+      </w:r>
+      <w:r>
+        <w:t xml:space="preserve">: a) There ______ some bread. b) There ______ four apples.</w:t>
+      </w:r>
+    </w:p>
+    <w:p>
+      <w:pPr>
         <w:numPr>
           <w:ilvl w:val="0"/>
           <w:numId w:val="1013"/>
         </w:numPr>
+        <w:pStyle w:val="Compact"/>
       </w:pPr>
       <w:r>
         <w:t xml:space="preserve">Complete with</w:t>
@@ -3693,429 +4383,389 @@
       </w:r>
       <w:r>
         <w:rPr>
+          <w:iCs/>
           <w:i/>
+        </w:rPr>
+        <w:t xml:space="preserve">some</w:t>
+      </w:r>
+      <w:r>
+        <w:t xml:space="preserve"> </w:t>
+      </w:r>
+      <w:r>
+        <w:t xml:space="preserve">or</w:t>
+      </w:r>
+      <w:r>
+        <w:t xml:space="preserve"> </w:t>
+      </w:r>
+      <w:r>
+        <w:rPr>
           <w:iCs/>
-        </w:rPr>
+          <w:i/>
+        </w:rPr>
+        <w:t xml:space="preserve">any</w:t>
+      </w:r>
+      <w:r>
+        <w:t xml:space="preserve">: a) There isn’t ______ milk. b) There is ______ juice.</w:t>
+      </w:r>
+    </w:p>
+    <w:p>
+      <w:pPr>
+        <w:numPr>
+          <w:ilvl w:val="0"/>
+          <w:numId w:val="1013"/>
+        </w:numPr>
+        <w:pStyle w:val="Compact"/>
+      </w:pPr>
+      <w:r>
+        <w:t xml:space="preserve">Complete with</w:t>
+      </w:r>
+      <w:r>
+        <w:t xml:space="preserve"> </w:t>
+      </w:r>
+      <w:r>
+        <w:rPr>
+          <w:iCs/>
+          <w:i/>
+        </w:rPr>
+        <w:t xml:space="preserve">How much</w:t>
+      </w:r>
+      <w:r>
+        <w:t xml:space="preserve"> </w:t>
+      </w:r>
+      <w:r>
+        <w:t xml:space="preserve">or</w:t>
+      </w:r>
+      <w:r>
+        <w:t xml:space="preserve"> </w:t>
+      </w:r>
+      <w:r>
+        <w:rPr>
+          <w:iCs/>
+          <w:i/>
+        </w:rPr>
+        <w:t xml:space="preserve">How many</w:t>
+      </w:r>
+      <w:r>
+        <w:t xml:space="preserve">: a) ______ eggs are there? b) ______ water is there?</w:t>
+      </w:r>
+    </w:p>
+    <w:p>
+      <w:pPr>
+        <w:numPr>
+          <w:ilvl w:val="0"/>
+          <w:numId w:val="1013"/>
+        </w:numPr>
+        <w:pStyle w:val="Compact"/>
+      </w:pPr>
+      <w:r>
+        <w:t xml:space="preserve">Put the adverb in the right place:</w:t>
+      </w:r>
+      <w:r>
+        <w:t xml:space="preserve"> </w:t>
+      </w:r>
+      <w:r>
+        <w:rPr>
+          <w:iCs/>
+          <w:i/>
+        </w:rPr>
+        <w:t xml:space="preserve">I drink water.</w:t>
+      </w:r>
+      <w:r>
+        <w:t xml:space="preserve"> </w:t>
+      </w:r>
+      <w:r>
+        <w:t xml:space="preserve">(always)</w:t>
+      </w:r>
+    </w:p>
+    <w:p>
+      <w:pPr>
+        <w:numPr>
+          <w:ilvl w:val="0"/>
+          <w:numId w:val="1013"/>
+        </w:numPr>
+        <w:pStyle w:val="Compact"/>
+      </w:pPr>
+      <w:r>
+        <w:t xml:space="preserve">Complete with</w:t>
+      </w:r>
+      <w:r>
+        <w:t xml:space="preserve"> </w:t>
+      </w:r>
+      <w:r>
+        <w:rPr>
+          <w:iCs/>
+          <w:i/>
+        </w:rPr>
+        <w:t xml:space="preserve">should</w:t>
+      </w:r>
+      <w:r>
+        <w:t xml:space="preserve"> </w:t>
+      </w:r>
+      <w:r>
+        <w:t xml:space="preserve">or</w:t>
+      </w:r>
+      <w:r>
+        <w:t xml:space="preserve"> </w:t>
+      </w:r>
+      <w:r>
+        <w:rPr>
+          <w:iCs/>
+          <w:i/>
+        </w:rPr>
+        <w:t xml:space="preserve">shouldn’t</w:t>
+      </w:r>
+      <w:r>
+        <w:t xml:space="preserve">: a) You ______ do exercise every day. b) You ______ smoke.</w:t>
+      </w:r>
+    </w:p>
+    <w:p>
+      <w:pPr>
+        <w:numPr>
+          <w:ilvl w:val="0"/>
+          <w:numId w:val="1013"/>
+        </w:numPr>
+        <w:pStyle w:val="Compact"/>
+      </w:pPr>
+      <w:r>
+        <w:t xml:space="preserve">Write three sentences describing a healthy breakfast in English.</w:t>
+      </w:r>
+    </w:p>
+    <w:p>
+      <w:r>
+        <w:br w:type="page"/>
+      </w:r>
+    </w:p>
+    <w:bookmarkEnd w:id="49"/>
+    <w:bookmarkEnd w:id="50"/>
+    <w:bookmarkEnd w:id="51"/>
+    <w:bookmarkStart w:id="60" w:name="answer-key-guía-5-inglés"/>
+    <w:p>
+      <w:pPr>
+        <w:pStyle w:val="Heading1"/>
+      </w:pPr>
+      <w:r>
+        <w:t xml:space="preserve">Answer key · Guía 5 Inglés</w:t>
+      </w:r>
+    </w:p>
+    <w:p>
+      <w:pPr>
+        <w:pStyle w:val="FirstParagraph"/>
+      </w:pPr>
+      <w:r>
+        <w:rPr>
+          <w:bCs/>
+          <w:b/>
+        </w:rPr>
+        <w:t xml:space="preserve">Uso del adulto.</w:t>
+      </w:r>
+      <w:r>
+        <w:t xml:space="preserve"> </w:t>
+      </w:r>
+      <w:r>
+        <w:t xml:space="preserve">Esta sección no debe entregarse junto con la guía de trabajo.</w:t>
+      </w:r>
+    </w:p>
+    <w:bookmarkStart w:id="52" w:name="warm-up-test"/>
+    <w:p>
+      <w:pPr>
+        <w:pStyle w:val="Heading2"/>
+      </w:pPr>
+      <w:r>
+        <w:t xml:space="preserve">Warm-up test</w:t>
+      </w:r>
+    </w:p>
+    <w:p>
+      <w:pPr>
+        <w:numPr>
+          <w:ilvl w:val="0"/>
+          <w:numId w:val="1014"/>
+        </w:numPr>
+        <w:pStyle w:val="Compact"/>
+      </w:pPr>
+      <w:r>
+        <w:t xml:space="preserve">Por ejemplo: apple, banana, orange.</w:t>
+      </w:r>
+    </w:p>
+    <w:p>
+      <w:pPr>
+        <w:numPr>
+          <w:ilvl w:val="0"/>
+          <w:numId w:val="1014"/>
+        </w:numPr>
+        <w:pStyle w:val="Compact"/>
+      </w:pPr>
+      <w:r>
+        <w:t xml:space="preserve">Por ejemplo: tomato, carrot, lettuce.</w:t>
+      </w:r>
+    </w:p>
+    <w:p>
+      <w:pPr>
+        <w:numPr>
+          <w:ilvl w:val="0"/>
+          <w:numId w:val="1014"/>
+        </w:numPr>
+        <w:pStyle w:val="Compact"/>
+      </w:pPr>
+      <w:r>
+        <w:t xml:space="preserve">milk / egg.</w:t>
+      </w:r>
+    </w:p>
+    <w:p>
+      <w:pPr>
+        <w:numPr>
+          <w:ilvl w:val="0"/>
+          <w:numId w:val="1014"/>
+        </w:numPr>
+        <w:pStyle w:val="Compact"/>
+      </w:pPr>
+      <w:r>
         <w:t xml:space="preserve">is</w:t>
       </w:r>
-      <w:r>
-        <w:t xml:space="preserve"> </w:t>
-      </w:r>
-      <w:r>
-        <w:t xml:space="preserve">or</w:t>
-      </w:r>
-      <w:r>
-        <w:t xml:space="preserve"> </w:t>
-      </w:r>
-      <w:r>
-        <w:rPr>
-          <w:i/>
-          <w:iCs/>
-        </w:rPr>
+    </w:p>
+    <w:p>
+      <w:pPr>
+        <w:numPr>
+          <w:ilvl w:val="0"/>
+          <w:numId w:val="1014"/>
+        </w:numPr>
+        <w:pStyle w:val="Compact"/>
+      </w:pPr>
+      <w:r>
         <w:t xml:space="preserve">are</w:t>
       </w:r>
-      <w:r>
-        <w:t xml:space="preserve">: a) There ______ some bread. b) There ______ four apples.</w:t>
-      </w:r>
-    </w:p>
-    <w:p>
-      <w:pPr>
-        <w:pStyle w:val="Compact"/>
-        <w:numPr>
-          <w:ilvl w:val="0"/>
-          <w:numId w:val="1013"/>
-        </w:numPr>
-      </w:pPr>
-      <w:r>
-        <w:t xml:space="preserve">Complete with</w:t>
-      </w:r>
-      <w:r>
-        <w:t xml:space="preserve"> </w:t>
-      </w:r>
-      <w:r>
-        <w:rPr>
-          <w:i/>
-          <w:iCs/>
-        </w:rPr>
-        <w:t xml:space="preserve">some</w:t>
-      </w:r>
-      <w:r>
-        <w:t xml:space="preserve"> </w:t>
-      </w:r>
-      <w:r>
-        <w:t xml:space="preserve">or</w:t>
-      </w:r>
-      <w:r>
-        <w:t xml:space="preserve"> </w:t>
-      </w:r>
-      <w:r>
-        <w:rPr>
-          <w:i/>
-          <w:iCs/>
-        </w:rPr>
-        <w:t xml:space="preserve">any</w:t>
-      </w:r>
-      <w:r>
-        <w:t xml:space="preserve">: a) There isn’t ______ milk. b) There is ______ juice.</w:t>
-      </w:r>
-    </w:p>
-    <w:p>
-      <w:pPr>
-        <w:pStyle w:val="Compact"/>
-        <w:numPr>
-          <w:ilvl w:val="0"/>
-          <w:numId w:val="1013"/>
-        </w:numPr>
-      </w:pPr>
-      <w:r>
-        <w:t xml:space="preserve">Complete with</w:t>
-      </w:r>
-      <w:r>
-        <w:t xml:space="preserve"> </w:t>
-      </w:r>
-      <w:r>
-        <w:rPr>
-          <w:i/>
-          <w:iCs/>
-        </w:rPr>
-        <w:t xml:space="preserve">How much</w:t>
-      </w:r>
-      <w:r>
-        <w:t xml:space="preserve"> </w:t>
-      </w:r>
-      <w:r>
-        <w:t xml:space="preserve">or</w:t>
-      </w:r>
-      <w:r>
-        <w:t xml:space="preserve"> </w:t>
-      </w:r>
-      <w:r>
-        <w:rPr>
-          <w:i/>
-          <w:iCs/>
-        </w:rPr>
-        <w:t xml:space="preserve">How many</w:t>
-      </w:r>
-      <w:r>
-        <w:t xml:space="preserve">: a) ______ eggs are there? b) ______ water is there?</w:t>
-      </w:r>
-    </w:p>
-    <w:p>
-      <w:pPr>
-        <w:pStyle w:val="Compact"/>
-        <w:numPr>
-          <w:ilvl w:val="0"/>
-          <w:numId w:val="1013"/>
-        </w:numPr>
-      </w:pPr>
-      <w:r>
-        <w:t xml:space="preserve">Put the adverb in the right place:</w:t>
-      </w:r>
-      <w:r>
-        <w:t xml:space="preserve"> </w:t>
-      </w:r>
-      <w:r>
-        <w:rPr>
-          <w:i/>
-          <w:iCs/>
-        </w:rPr>
-        <w:t xml:space="preserve">I drink water.</w:t>
-      </w:r>
-      <w:r>
-        <w:t xml:space="preserve"> </w:t>
-      </w:r>
-      <w:r>
-        <w:t xml:space="preserve">(always)</w:t>
-      </w:r>
-    </w:p>
-    <w:p>
-      <w:pPr>
-        <w:pStyle w:val="Compact"/>
-        <w:numPr>
-          <w:ilvl w:val="0"/>
-          <w:numId w:val="1013"/>
-        </w:numPr>
-      </w:pPr>
-      <w:r>
-        <w:t xml:space="preserve">Complete with</w:t>
-      </w:r>
-      <w:r>
-        <w:t xml:space="preserve"> </w:t>
-      </w:r>
-      <w:r>
-        <w:rPr>
-          <w:i/>
-          <w:iCs/>
-        </w:rPr>
+    </w:p>
+    <w:p>
+      <w:pPr>
+        <w:numPr>
+          <w:ilvl w:val="0"/>
+          <w:numId w:val="1014"/>
+        </w:numPr>
+        <w:pStyle w:val="Compact"/>
+      </w:pPr>
+      <w:r>
+        <w:t xml:space="preserve">I like fish, but I don’t like tomatoes.</w:t>
+      </w:r>
+    </w:p>
+    <w:p>
+      <w:pPr>
+        <w:numPr>
+          <w:ilvl w:val="0"/>
+          <w:numId w:val="1014"/>
+        </w:numPr>
+        <w:pStyle w:val="Compact"/>
+      </w:pPr>
+      <w:r>
+        <w:t xml:space="preserve">always = siempre · never = nunca.</w:t>
+      </w:r>
+    </w:p>
+    <w:p>
+      <w:pPr>
+        <w:numPr>
+          <w:ilvl w:val="0"/>
+          <w:numId w:val="1014"/>
+        </w:numPr>
+        <w:pStyle w:val="Compact"/>
+      </w:pPr>
+      <w:r>
         <w:t xml:space="preserve">should</w:t>
       </w:r>
-      <w:r>
-        <w:t xml:space="preserve"> </w:t>
-      </w:r>
-      <w:r>
-        <w:t xml:space="preserve">or</w:t>
-      </w:r>
-      <w:r>
-        <w:t xml:space="preserve"> </w:t>
-      </w:r>
-      <w:r>
-        <w:rPr>
-          <w:i/>
-          <w:iCs/>
-        </w:rPr>
-        <w:t xml:space="preserve">shouldn’t</w:t>
-      </w:r>
-      <w:r>
-        <w:t xml:space="preserve">: a) You ______ do exercise every day. b) You ______ smoke.</w:t>
-      </w:r>
-    </w:p>
-    <w:p>
-      <w:pPr>
-        <w:pStyle w:val="Compact"/>
-        <w:numPr>
-          <w:ilvl w:val="0"/>
-          <w:numId w:val="1013"/>
-        </w:numPr>
-      </w:pPr>
-      <w:r>
-        <w:t xml:space="preserve">Write three sentences describing a healthy breakfast in English.</w:t>
-      </w:r>
-    </w:p>
-    <w:p>
-      <w:r>
-        <w:br w:type="page"/>
-      </w:r>
-    </w:p>
-    <w:bookmarkEnd w:id="32"/>
-    <w:bookmarkEnd w:id="33"/>
-    <w:bookmarkStart w:id="42" w:name="answer-key-guía-5-inglés"/>
-    <w:p>
-      <w:pPr>
-        <w:pStyle w:val="Heading1"/>
-      </w:pPr>
-      <w:r>
-        <w:t xml:space="preserve">Answer key · Guía 5 Inglés</w:t>
-      </w:r>
-    </w:p>
-    <w:p>
-      <w:pPr>
-        <w:pStyle w:val="FirstParagraph"/>
-      </w:pPr>
-      <w:r>
-        <w:rPr>
-          <w:b/>
-          <w:bCs/>
-        </w:rPr>
-        <w:t xml:space="preserve">Uso del adulto.</w:t>
-      </w:r>
-      <w:r>
-        <w:t xml:space="preserve"> </w:t>
-      </w:r>
-      <w:r>
-        <w:t xml:space="preserve">Esta sección no debe entregarse junto con la guía de trabajo.</w:t>
-      </w:r>
-    </w:p>
-    <w:bookmarkStart w:id="34" w:name="warm-up-test"/>
+    </w:p>
+    <w:bookmarkEnd w:id="52"/>
+    <w:bookmarkStart w:id="53" w:name="section-1-now-you-try"/>
     <w:p>
       <w:pPr>
         <w:pStyle w:val="Heading2"/>
       </w:pPr>
       <w:r>
-        <w:t xml:space="preserve">Warm-up test</w:t>
-      </w:r>
-    </w:p>
-    <w:p>
-      <w:pPr>
-        <w:pStyle w:val="Compact"/>
-        <w:numPr>
-          <w:ilvl w:val="0"/>
-          <w:numId w:val="1014"/>
-        </w:numPr>
-      </w:pPr>
-      <w:r>
-        <w:t xml:space="preserve">Por ejemplo: apple, banana, orange.</w:t>
-      </w:r>
-    </w:p>
-    <w:p>
-      <w:pPr>
-        <w:pStyle w:val="Compact"/>
-        <w:numPr>
-          <w:ilvl w:val="0"/>
-          <w:numId w:val="1014"/>
-        </w:numPr>
-      </w:pPr>
-      <w:r>
-        <w:t xml:space="preserve">Por ejemplo: tomato, carrot, lettuce.</w:t>
-      </w:r>
-    </w:p>
-    <w:p>
-      <w:pPr>
-        <w:pStyle w:val="Compact"/>
-        <w:numPr>
-          <w:ilvl w:val="0"/>
-          <w:numId w:val="1014"/>
-        </w:numPr>
-      </w:pPr>
-      <w:r>
-        <w:t xml:space="preserve">milk / egg.</w:t>
-      </w:r>
-    </w:p>
-    <w:p>
-      <w:pPr>
-        <w:pStyle w:val="Compact"/>
-        <w:numPr>
-          <w:ilvl w:val="0"/>
-          <w:numId w:val="1014"/>
-        </w:numPr>
-      </w:pPr>
-      <w:r>
-        <w:t xml:space="preserve">is</w:t>
-      </w:r>
-    </w:p>
-    <w:p>
-      <w:pPr>
-        <w:pStyle w:val="Compact"/>
-        <w:numPr>
-          <w:ilvl w:val="0"/>
-          <w:numId w:val="1014"/>
-        </w:numPr>
-      </w:pPr>
-      <w:r>
-        <w:t xml:space="preserve">are</w:t>
-      </w:r>
-    </w:p>
-    <w:p>
-      <w:pPr>
-        <w:pStyle w:val="Compact"/>
-        <w:numPr>
-          <w:ilvl w:val="0"/>
-          <w:numId w:val="1014"/>
-        </w:numPr>
-      </w:pPr>
-      <w:r>
-        <w:t xml:space="preserve">I like fish, but I don’t like tomatoes.</w:t>
-      </w:r>
-    </w:p>
-    <w:p>
-      <w:pPr>
-        <w:pStyle w:val="Compact"/>
-        <w:numPr>
-          <w:ilvl w:val="0"/>
-          <w:numId w:val="1014"/>
-        </w:numPr>
-      </w:pPr>
-      <w:r>
-        <w:t xml:space="preserve">always = siempre · never = nunca.</w:t>
-      </w:r>
-    </w:p>
-    <w:p>
-      <w:pPr>
-        <w:pStyle w:val="Compact"/>
-        <w:numPr>
-          <w:ilvl w:val="0"/>
-          <w:numId w:val="1014"/>
-        </w:numPr>
-      </w:pPr>
-      <w:r>
-        <w:t xml:space="preserve">should</w:t>
-      </w:r>
-    </w:p>
-    <w:bookmarkEnd w:id="34"/>
-    <w:bookmarkStart w:id="35" w:name="section-1-now-you-try"/>
+        <w:t xml:space="preserve">Section 1 · Now you try</w:t>
+      </w:r>
+    </w:p>
+    <w:p>
+      <w:pPr>
+        <w:numPr>
+          <w:ilvl w:val="0"/>
+          <w:numId w:val="1015"/>
+        </w:numPr>
+        <w:pStyle w:val="Compact"/>
+      </w:pPr>
+      <w:r>
+        <w:t xml:space="preserve">apple, carrot, cheese, bread, water.</w:t>
+      </w:r>
+    </w:p>
+    <w:p>
+      <w:pPr>
+        <w:numPr>
+          <w:ilvl w:val="0"/>
+          <w:numId w:val="1015"/>
+        </w:numPr>
+        <w:pStyle w:val="Compact"/>
+      </w:pPr>
+      <w:r>
+        <w:t xml:space="preserve">arvejas, avena, mantequilla, sandía, lentejas.</w:t>
+      </w:r>
+    </w:p>
+    <w:p>
+      <w:pPr>
+        <w:numPr>
+          <w:ilvl w:val="0"/>
+          <w:numId w:val="1015"/>
+        </w:numPr>
+        <w:pStyle w:val="Compact"/>
+      </w:pPr>
+      <w:r>
+        <w:t xml:space="preserve">Fruit: pear, grapes. Vegetables: lettuce, onion. Dairy: cheese, yoghurt. Protein: chicken, egg.</w:t>
+      </w:r>
+    </w:p>
+    <w:p>
+      <w:pPr>
+        <w:numPr>
+          <w:ilvl w:val="0"/>
+          <w:numId w:val="1015"/>
+        </w:numPr>
+        <w:pStyle w:val="Compact"/>
+      </w:pPr>
+      <w:r>
+        <w:t xml:space="preserve">tomatoes, strawberries, potatoes, fish, sandwiches.</w:t>
+      </w:r>
+    </w:p>
+    <w:p>
+      <w:pPr>
+        <w:numPr>
+          <w:ilvl w:val="0"/>
+          <w:numId w:val="1015"/>
+        </w:numPr>
+        <w:pStyle w:val="Compact"/>
+      </w:pPr>
+      <w:r>
+        <w:t xml:space="preserve">candy, chips, ice cream.</w:t>
+      </w:r>
+    </w:p>
+    <w:bookmarkEnd w:id="53"/>
+    <w:bookmarkStart w:id="54" w:name="section-2-now-you-try"/>
     <w:p>
       <w:pPr>
         <w:pStyle w:val="Heading2"/>
       </w:pPr>
       <w:r>
-        <w:t xml:space="preserve">Section 1 · Now you try</w:t>
-      </w:r>
-    </w:p>
-    <w:p>
-      <w:pPr>
-        <w:pStyle w:val="Compact"/>
-        <w:numPr>
-          <w:ilvl w:val="0"/>
-          <w:numId w:val="1015"/>
-        </w:numPr>
-      </w:pPr>
-      <w:r>
-        <w:t xml:space="preserve">apple, carrot, cheese, bread, water.</w:t>
-      </w:r>
-    </w:p>
-    <w:p>
-      <w:pPr>
-        <w:pStyle w:val="Compact"/>
-        <w:numPr>
-          <w:ilvl w:val="0"/>
-          <w:numId w:val="1015"/>
-        </w:numPr>
-      </w:pPr>
-      <w:r>
-        <w:t xml:space="preserve">arvejas, avena, mantequilla, sandía, lentejas.</w:t>
-      </w:r>
-    </w:p>
-    <w:p>
-      <w:pPr>
-        <w:pStyle w:val="Compact"/>
-        <w:numPr>
-          <w:ilvl w:val="0"/>
-          <w:numId w:val="1015"/>
-        </w:numPr>
-      </w:pPr>
-      <w:r>
-        <w:t xml:space="preserve">Fruit: pear, grapes. Vegetables: lettuce, onion. Dairy: cheese, yoghurt. Protein: chicken, egg.</w:t>
-      </w:r>
-    </w:p>
-    <w:p>
-      <w:pPr>
-        <w:pStyle w:val="Compact"/>
-        <w:numPr>
-          <w:ilvl w:val="0"/>
-          <w:numId w:val="1015"/>
-        </w:numPr>
-      </w:pPr>
-      <w:r>
-        <w:t xml:space="preserve">tomatoes, strawberries, potatoes, fish, sandwiches.</w:t>
-      </w:r>
-    </w:p>
-    <w:p>
-      <w:pPr>
-        <w:pStyle w:val="Compact"/>
-        <w:numPr>
-          <w:ilvl w:val="0"/>
-          <w:numId w:val="1015"/>
-        </w:numPr>
-      </w:pPr>
-      <w:r>
-        <w:t xml:space="preserve">candy, chips, ice cream.</w:t>
-      </w:r>
-    </w:p>
-    <w:bookmarkEnd w:id="35"/>
-    <w:bookmarkStart w:id="36" w:name="section-2-now-you-try"/>
-    <w:p>
-      <w:pPr>
-        <w:pStyle w:val="Heading2"/>
-      </w:pPr>
-      <w:r>
         <w:t xml:space="preserve">Section 2 · Now you try</w:t>
       </w:r>
     </w:p>
     <w:p>
       <w:pPr>
-        <w:pStyle w:val="Compact"/>
         <w:numPr>
           <w:ilvl w:val="0"/>
           <w:numId w:val="1016"/>
         </w:numPr>
-      </w:pPr>
-    </w:p>
-    <w:p>
-      <w:pPr>
-        <w:pStyle w:val="Compact"/>
+        <w:pStyle w:val="Compact"/>
+      </w:pPr>
+    </w:p>
+    <w:p>
+      <w:pPr>
         <w:numPr>
           <w:ilvl w:val="1"/>
           <w:numId w:val="1017"/>
         </w:numPr>
+        <w:pStyle w:val="Compact"/>
       </w:pPr>
       <w:r>
         <w:t xml:space="preserve">like · b) likes · c) like</w:t>
@@ -4123,20 +4773,20 @@
     </w:p>
     <w:p>
       <w:pPr>
-        <w:pStyle w:val="Compact"/>
         <w:numPr>
           <w:ilvl w:val="0"/>
           <w:numId w:val="1016"/>
         </w:numPr>
-      </w:pPr>
-    </w:p>
-    <w:p>
-      <w:pPr>
-        <w:pStyle w:val="Compact"/>
+        <w:pStyle w:val="Compact"/>
+      </w:pPr>
+    </w:p>
+    <w:p>
+      <w:pPr>
         <w:numPr>
           <w:ilvl w:val="1"/>
           <w:numId w:val="1018"/>
         </w:numPr>
+        <w:pStyle w:val="Compact"/>
       </w:pPr>
       <w:r>
         <w:t xml:space="preserve">I don’t like onions. · b) He doesn’t like soft drinks.</w:t>
@@ -4144,11 +4794,11 @@
     </w:p>
     <w:p>
       <w:pPr>
-        <w:pStyle w:val="Compact"/>
         <w:numPr>
           <w:ilvl w:val="0"/>
           <w:numId w:val="1016"/>
         </w:numPr>
+        <w:pStyle w:val="Compact"/>
       </w:pPr>
       <w:r>
         <w:t xml:space="preserve">Respuesta personal en oraciones completas. Ejemplos: Yes, I do. / No, I don’t. · My favourite vegetable is corn. · I hate onions.</w:t>
@@ -4156,20 +4806,20 @@
     </w:p>
     <w:p>
       <w:pPr>
-        <w:pStyle w:val="Compact"/>
         <w:numPr>
           <w:ilvl w:val="0"/>
           <w:numId w:val="1016"/>
         </w:numPr>
-      </w:pPr>
-    </w:p>
-    <w:p>
-      <w:pPr>
-        <w:pStyle w:val="Compact"/>
+        <w:pStyle w:val="Compact"/>
+      </w:pPr>
+    </w:p>
+    <w:p>
+      <w:pPr>
         <w:numPr>
           <w:ilvl w:val="1"/>
           <w:numId w:val="1019"/>
         </w:numPr>
+        <w:pStyle w:val="Compact"/>
       </w:pPr>
       <w:r>
         <w:t xml:space="preserve">I love bread. · b) My mum doesn’t like coffee. · c) Do you like peas?</w:t>
@@ -4177,11 +4827,11 @@
     </w:p>
     <w:p>
       <w:pPr>
-        <w:pStyle w:val="Compact"/>
         <w:numPr>
           <w:ilvl w:val="0"/>
           <w:numId w:val="1016"/>
         </w:numPr>
+        <w:pStyle w:val="Compact"/>
       </w:pPr>
       <w:r>
         <w:t xml:space="preserve">Respuesta personal. Se evalúa el uso correcto de</w:t>
@@ -4191,37 +4841,37 @@
       </w:r>
       <w:r>
         <w:rPr>
+          <w:iCs/>
           <w:i/>
+        </w:rPr>
+        <w:t xml:space="preserve">likes</w:t>
+      </w:r>
+      <w:r>
+        <w:t xml:space="preserve">,</w:t>
+      </w:r>
+      <w:r>
+        <w:t xml:space="preserve"> </w:t>
+      </w:r>
+      <w:r>
+        <w:rPr>
           <w:iCs/>
-        </w:rPr>
-        <w:t xml:space="preserve">likes</w:t>
-      </w:r>
-      <w:r>
-        <w:t xml:space="preserve">,</w:t>
-      </w:r>
-      <w:r>
-        <w:t xml:space="preserve"> </w:t>
-      </w:r>
-      <w:r>
-        <w:rPr>
           <w:i/>
+        </w:rPr>
+        <w:t xml:space="preserve">doesn’t like</w:t>
+      </w:r>
+      <w:r>
+        <w:t xml:space="preserve"> </w:t>
+      </w:r>
+      <w:r>
+        <w:t xml:space="preserve">y</w:t>
+      </w:r>
+      <w:r>
+        <w:t xml:space="preserve"> </w:t>
+      </w:r>
+      <w:r>
+        <w:rPr>
           <w:iCs/>
-        </w:rPr>
-        <w:t xml:space="preserve">doesn’t like</w:t>
-      </w:r>
-      <w:r>
-        <w:t xml:space="preserve"> </w:t>
-      </w:r>
-      <w:r>
-        <w:t xml:space="preserve">y</w:t>
-      </w:r>
-      <w:r>
-        <w:t xml:space="preserve"> </w:t>
-      </w:r>
-      <w:r>
-        <w:rPr>
           <w:i/>
-          <w:iCs/>
         </w:rPr>
         <w:t xml:space="preserve">loves</w:t>
       </w:r>
@@ -4229,8 +4879,8 @@
         <w:t xml:space="preserve">.</w:t>
       </w:r>
     </w:p>
-    <w:bookmarkEnd w:id="36"/>
-    <w:bookmarkStart w:id="37" w:name="section-3-now-you-try"/>
+    <w:bookmarkEnd w:id="54"/>
+    <w:bookmarkStart w:id="55" w:name="section-3-now-you-try"/>
     <w:p>
       <w:pPr>
         <w:pStyle w:val="Heading2"/>
@@ -4241,11 +4891,11 @@
     </w:p>
     <w:p>
       <w:pPr>
-        <w:pStyle w:val="Compact"/>
         <w:numPr>
           <w:ilvl w:val="0"/>
           <w:numId w:val="1020"/>
         </w:numPr>
+        <w:pStyle w:val="Compact"/>
       </w:pPr>
       <w:r>
         <w:t xml:space="preserve">U: water, rice, cheese, bread. C: banana, egg, carrot, tomato.</w:t>
@@ -4253,20 +4903,20 @@
     </w:p>
     <w:p>
       <w:pPr>
-        <w:pStyle w:val="Compact"/>
         <w:numPr>
           <w:ilvl w:val="0"/>
           <w:numId w:val="1020"/>
         </w:numPr>
-      </w:pPr>
-    </w:p>
-    <w:p>
-      <w:pPr>
-        <w:pStyle w:val="Compact"/>
+        <w:pStyle w:val="Compact"/>
+      </w:pPr>
+    </w:p>
+    <w:p>
+      <w:pPr>
         <w:numPr>
           <w:ilvl w:val="1"/>
           <w:numId w:val="1021"/>
         </w:numPr>
+        <w:pStyle w:val="Compact"/>
       </w:pPr>
       <w:r>
         <w:t xml:space="preserve">are · b) is · c) are · d) Is</w:t>
@@ -4274,20 +4924,20 @@
     </w:p>
     <w:p>
       <w:pPr>
-        <w:pStyle w:val="Compact"/>
         <w:numPr>
           <w:ilvl w:val="0"/>
           <w:numId w:val="1020"/>
         </w:numPr>
-      </w:pPr>
-    </w:p>
-    <w:p>
-      <w:pPr>
-        <w:pStyle w:val="Compact"/>
+        <w:pStyle w:val="Compact"/>
+      </w:pPr>
+    </w:p>
+    <w:p>
+      <w:pPr>
         <w:numPr>
           <w:ilvl w:val="1"/>
           <w:numId w:val="1022"/>
         </w:numPr>
+        <w:pStyle w:val="Compact"/>
       </w:pPr>
       <w:r>
         <w:t xml:space="preserve">some · b) any · c) any</w:t>
@@ -4295,20 +4945,20 @@
     </w:p>
     <w:p>
       <w:pPr>
-        <w:pStyle w:val="Compact"/>
         <w:numPr>
           <w:ilvl w:val="0"/>
           <w:numId w:val="1020"/>
         </w:numPr>
-      </w:pPr>
-    </w:p>
-    <w:p>
-      <w:pPr>
-        <w:pStyle w:val="Compact"/>
+        <w:pStyle w:val="Compact"/>
+      </w:pPr>
+    </w:p>
+    <w:p>
+      <w:pPr>
         <w:numPr>
           <w:ilvl w:val="1"/>
           <w:numId w:val="1023"/>
         </w:numPr>
+        <w:pStyle w:val="Compact"/>
       </w:pPr>
       <w:r>
         <w:t xml:space="preserve">How many · b) How much</w:t>
@@ -4316,11 +4966,11 @@
     </w:p>
     <w:p>
       <w:pPr>
-        <w:pStyle w:val="Compact"/>
         <w:numPr>
           <w:ilvl w:val="0"/>
           <w:numId w:val="1020"/>
         </w:numPr>
+        <w:pStyle w:val="Compact"/>
       </w:pPr>
       <w:r>
         <w:t xml:space="preserve">Respuesta personal. Se evalúa la concordancia entre</w:t>
@@ -4330,8 +4980,8 @@
       </w:r>
       <w:r>
         <w:rPr>
+          <w:iCs/>
           <w:i/>
-          <w:iCs/>
         </w:rPr>
         <w:t xml:space="preserve">is/are</w:t>
       </w:r>
@@ -4342,8 +4992,8 @@
         <w:t xml:space="preserve">y el sustantivo.</w:t>
       </w:r>
     </w:p>
-    <w:bookmarkEnd w:id="37"/>
-    <w:bookmarkStart w:id="38" w:name="section-4-now-you-try"/>
+    <w:bookmarkEnd w:id="55"/>
+    <w:bookmarkStart w:id="56" w:name="section-4-now-you-try"/>
     <w:p>
       <w:pPr>
         <w:pStyle w:val="Heading2"/>
@@ -4354,11 +5004,11 @@
     </w:p>
     <w:p>
       <w:pPr>
-        <w:pStyle w:val="Compact"/>
         <w:numPr>
           <w:ilvl w:val="0"/>
           <w:numId w:val="1024"/>
         </w:numPr>
+        <w:pStyle w:val="Compact"/>
       </w:pPr>
       <w:r>
         <w:t xml:space="preserve">always · often · sometimes · never</w:t>
@@ -4366,20 +5016,20 @@
     </w:p>
     <w:p>
       <w:pPr>
-        <w:pStyle w:val="Compact"/>
         <w:numPr>
           <w:ilvl w:val="0"/>
           <w:numId w:val="1024"/>
         </w:numPr>
-      </w:pPr>
-    </w:p>
-    <w:p>
-      <w:pPr>
-        <w:pStyle w:val="Compact"/>
+        <w:pStyle w:val="Compact"/>
+      </w:pPr>
+    </w:p>
+    <w:p>
+      <w:pPr>
         <w:numPr>
           <w:ilvl w:val="1"/>
           <w:numId w:val="1025"/>
         </w:numPr>
+        <w:pStyle w:val="Compact"/>
       </w:pPr>
       <w:r>
         <w:t xml:space="preserve">I always eat breakfast. · b) She never drinks soft drinks. · c) We sometimes play football.</w:t>
@@ -4387,20 +5037,20 @@
     </w:p>
     <w:p>
       <w:pPr>
-        <w:pStyle w:val="Compact"/>
         <w:numPr>
           <w:ilvl w:val="0"/>
           <w:numId w:val="1024"/>
         </w:numPr>
-      </w:pPr>
-    </w:p>
-    <w:p>
-      <w:pPr>
-        <w:pStyle w:val="Compact"/>
+        <w:pStyle w:val="Compact"/>
+      </w:pPr>
+    </w:p>
+    <w:p>
+      <w:pPr>
         <w:numPr>
           <w:ilvl w:val="1"/>
           <w:numId w:val="1026"/>
         </w:numPr>
+        <w:pStyle w:val="Compact"/>
       </w:pPr>
       <w:r>
         <w:t xml:space="preserve">should · b) shouldn’t · c) should · d) shouldn’t</w:t>
@@ -4408,11 +5058,11 @@
     </w:p>
     <w:p>
       <w:pPr>
-        <w:pStyle w:val="Compact"/>
         <w:numPr>
           <w:ilvl w:val="0"/>
           <w:numId w:val="1024"/>
         </w:numPr>
+        <w:pStyle w:val="Compact"/>
       </w:pPr>
       <w:r>
         <w:t xml:space="preserve">Respuesta personal. Se evalúa que el adverbio vaya antes del verbo principal.</w:t>
@@ -4420,18 +5070,18 @@
     </w:p>
     <w:p>
       <w:pPr>
-        <w:pStyle w:val="Compact"/>
         <w:numPr>
           <w:ilvl w:val="0"/>
           <w:numId w:val="1024"/>
         </w:numPr>
+        <w:pStyle w:val="Compact"/>
       </w:pPr>
       <w:r>
         <w:t xml:space="preserve">Respuesta personal. Ejemplos: You should drink more water. You shouldn’t eat junk food every day. You should sleep nine hours.</w:t>
       </w:r>
     </w:p>
-    <w:bookmarkEnd w:id="38"/>
-    <w:bookmarkStart w:id="39" w:name="final-task"/>
+    <w:bookmarkEnd w:id="56"/>
+    <w:bookmarkStart w:id="57" w:name="final-task"/>
     <w:p>
       <w:pPr>
         <w:pStyle w:val="Heading2"/>
@@ -4453,6 +5103,7 @@
         <w:tblStyle w:val="Table"/>
         <w:tblW w:type="auto" w:w="0"/>
         <w:tblLook w:firstRow="1" w:lastRow="0" w:firstColumn="0" w:lastColumn="0" w:noHBand="0" w:noVBand="0" w:val="0020"/>
+        <w:jc w:val="start"/>
       </w:tblPr>
       <w:tblGrid>
         <w:gridCol w:w="3960"/>
@@ -4460,13 +5111,14 @@
       </w:tblGrid>
       <w:tr>
         <w:trPr>
-          <w:tblHeader w:val="on"/>
+          <w:tblHeader w:val="true"/>
         </w:trPr>
         <w:tc>
           <w:tcPr/>
           <w:p>
             <w:pPr>
               <w:pStyle w:val="Compact"/>
+              <w:jc w:val="left"/>
             </w:pPr>
             <w:r>
               <w:t xml:space="preserve">Criterio</w:t>
@@ -4478,6 +5130,7 @@
           <w:p>
             <w:pPr>
               <w:pStyle w:val="Compact"/>
+              <w:jc w:val="left"/>
             </w:pPr>
             <w:r>
               <w:t xml:space="preserve">Puntos</w:t>
@@ -4491,6 +5144,7 @@
           <w:p>
             <w:pPr>
               <w:pStyle w:val="Compact"/>
+              <w:jc w:val="left"/>
             </w:pPr>
             <w:r>
               <w:t xml:space="preserve">Tabla completa con las cuatro comidas en inglés</w:t>
@@ -4502,6 +5156,7 @@
           <w:p>
             <w:pPr>
               <w:pStyle w:val="Compact"/>
+              <w:jc w:val="left"/>
             </w:pPr>
             <w:r>
               <w:t xml:space="preserve">2</w:t>
@@ -4515,6 +5170,7 @@
           <w:p>
             <w:pPr>
               <w:pStyle w:val="Compact"/>
+              <w:jc w:val="left"/>
             </w:pPr>
             <w:r>
               <w:t xml:space="preserve">Tres o más palabras de comida bien escritas</w:t>
@@ -4526,6 +5182,7 @@
           <w:p>
             <w:pPr>
               <w:pStyle w:val="Compact"/>
+              <w:jc w:val="left"/>
             </w:pPr>
             <w:r>
               <w:t xml:space="preserve">2</w:t>
@@ -4539,6 +5196,7 @@
           <w:p>
             <w:pPr>
               <w:pStyle w:val="Compact"/>
+              <w:jc w:val="left"/>
             </w:pPr>
             <w:r>
               <w:t xml:space="preserve">Una oración con there is / there are correcta</w:t>
@@ -4550,6 +5208,7 @@
           <w:p>
             <w:pPr>
               <w:pStyle w:val="Compact"/>
+              <w:jc w:val="left"/>
             </w:pPr>
             <w:r>
               <w:t xml:space="preserve">1</w:t>
@@ -4563,6 +5222,7 @@
           <w:p>
             <w:pPr>
               <w:pStyle w:val="Compact"/>
+              <w:jc w:val="left"/>
             </w:pPr>
             <w:r>
               <w:t xml:space="preserve">Una oración con I like / I love</w:t>
@@ -4574,6 +5234,7 @@
           <w:p>
             <w:pPr>
               <w:pStyle w:val="Compact"/>
+              <w:jc w:val="left"/>
             </w:pPr>
             <w:r>
               <w:t xml:space="preserve">1</w:t>
@@ -4587,6 +5248,7 @@
           <w:p>
             <w:pPr>
               <w:pStyle w:val="Compact"/>
+              <w:jc w:val="left"/>
             </w:pPr>
             <w:r>
               <w:t xml:space="preserve">Dos adverbios de frecuencia bien ubicados</w:t>
@@ -4598,6 +5260,7 @@
           <w:p>
             <w:pPr>
               <w:pStyle w:val="Compact"/>
+              <w:jc w:val="left"/>
             </w:pPr>
             <w:r>
               <w:t xml:space="preserve">1</w:t>
@@ -4611,6 +5274,7 @@
           <w:p>
             <w:pPr>
               <w:pStyle w:val="Compact"/>
+              <w:jc w:val="left"/>
             </w:pPr>
             <w:r>
               <w:t xml:space="preserve">Un consejo con should o shouldn’t</w:t>
@@ -4622,6 +5286,7 @@
           <w:p>
             <w:pPr>
               <w:pStyle w:val="Compact"/>
+              <w:jc w:val="left"/>
             </w:pPr>
             <w:r>
               <w:t xml:space="preserve">1</w:t>
@@ -4630,8 +5295,8 @@
         </w:tc>
       </w:tr>
     </w:tbl>
-    <w:bookmarkEnd w:id="39"/>
-    <w:bookmarkStart w:id="40" w:name="final-test"/>
+    <w:bookmarkEnd w:id="57"/>
+    <w:bookmarkStart w:id="58" w:name="final-test"/>
     <w:p>
       <w:pPr>
         <w:pStyle w:val="Heading2"/>
@@ -4642,11 +5307,11 @@
     </w:p>
     <w:p>
       <w:pPr>
-        <w:pStyle w:val="Compact"/>
         <w:numPr>
           <w:ilvl w:val="0"/>
           <w:numId w:val="1027"/>
         </w:numPr>
+        <w:pStyle w:val="Compact"/>
       </w:pPr>
       <w:r>
         <w:t xml:space="preserve">peach, pumpkin, bread, egg, water.</w:t>
@@ -4654,11 +5319,11 @@
     </w:p>
     <w:p>
       <w:pPr>
-        <w:pStyle w:val="Compact"/>
         <w:numPr>
           <w:ilvl w:val="0"/>
           <w:numId w:val="1027"/>
         </w:numPr>
+        <w:pStyle w:val="Compact"/>
       </w:pPr>
       <w:r>
         <w:t xml:space="preserve">lentejas, avena, uvas, mantequilla, arvejas.</w:t>
@@ -4666,11 +5331,11 @@
     </w:p>
     <w:p>
       <w:pPr>
-        <w:pStyle w:val="Compact"/>
         <w:numPr>
           <w:ilvl w:val="0"/>
           <w:numId w:val="1027"/>
         </w:numPr>
+        <w:pStyle w:val="Compact"/>
       </w:pPr>
       <w:r>
         <w:t xml:space="preserve">potatoes, strawberries, tomatoes, fish.</w:t>
@@ -4678,20 +5343,20 @@
     </w:p>
     <w:p>
       <w:pPr>
-        <w:pStyle w:val="Compact"/>
         <w:numPr>
           <w:ilvl w:val="0"/>
           <w:numId w:val="1027"/>
         </w:numPr>
-      </w:pPr>
-    </w:p>
-    <w:p>
-      <w:pPr>
-        <w:pStyle w:val="Compact"/>
+        <w:pStyle w:val="Compact"/>
+      </w:pPr>
+    </w:p>
+    <w:p>
+      <w:pPr>
         <w:numPr>
           <w:ilvl w:val="1"/>
           <w:numId w:val="1028"/>
         </w:numPr>
+        <w:pStyle w:val="Compact"/>
       </w:pPr>
       <w:r>
         <w:t xml:space="preserve">like · b) doesn’t like</w:t>
@@ -4699,11 +5364,11 @@
     </w:p>
     <w:p>
       <w:pPr>
-        <w:pStyle w:val="Compact"/>
         <w:numPr>
           <w:ilvl w:val="0"/>
           <w:numId w:val="1027"/>
         </w:numPr>
+        <w:pStyle w:val="Compact"/>
       </w:pPr>
       <w:r>
         <w:t xml:space="preserve">My favourite food is chicken.</w:t>
@@ -4711,11 +5376,11 @@
     </w:p>
     <w:p>
       <w:pPr>
-        <w:pStyle w:val="Compact"/>
         <w:numPr>
           <w:ilvl w:val="0"/>
           <w:numId w:val="1027"/>
         </w:numPr>
+        <w:pStyle w:val="Compact"/>
       </w:pPr>
       <w:r>
         <w:t xml:space="preserve">Uncountable: rice, water. Countable: apple, carrot.</w:t>
@@ -4723,20 +5388,20 @@
     </w:p>
     <w:p>
       <w:pPr>
-        <w:pStyle w:val="Compact"/>
         <w:numPr>
           <w:ilvl w:val="0"/>
           <w:numId w:val="1027"/>
         </w:numPr>
-      </w:pPr>
-    </w:p>
-    <w:p>
-      <w:pPr>
-        <w:pStyle w:val="Compact"/>
+        <w:pStyle w:val="Compact"/>
+      </w:pPr>
+    </w:p>
+    <w:p>
+      <w:pPr>
         <w:numPr>
           <w:ilvl w:val="1"/>
           <w:numId w:val="1029"/>
         </w:numPr>
+        <w:pStyle w:val="Compact"/>
       </w:pPr>
       <w:r>
         <w:t xml:space="preserve">is · b) are</w:t>
@@ -4744,20 +5409,20 @@
     </w:p>
     <w:p>
       <w:pPr>
-        <w:pStyle w:val="Compact"/>
         <w:numPr>
           <w:ilvl w:val="0"/>
           <w:numId w:val="1027"/>
         </w:numPr>
-      </w:pPr>
-    </w:p>
-    <w:p>
-      <w:pPr>
-        <w:pStyle w:val="Compact"/>
+        <w:pStyle w:val="Compact"/>
+      </w:pPr>
+    </w:p>
+    <w:p>
+      <w:pPr>
         <w:numPr>
           <w:ilvl w:val="1"/>
           <w:numId w:val="1030"/>
         </w:numPr>
+        <w:pStyle w:val="Compact"/>
       </w:pPr>
       <w:r>
         <w:t xml:space="preserve">any · b) some</w:t>
@@ -4765,20 +5430,20 @@
     </w:p>
     <w:p>
       <w:pPr>
-        <w:pStyle w:val="Compact"/>
         <w:numPr>
           <w:ilvl w:val="0"/>
           <w:numId w:val="1027"/>
         </w:numPr>
-      </w:pPr>
-    </w:p>
-    <w:p>
-      <w:pPr>
-        <w:pStyle w:val="Compact"/>
+        <w:pStyle w:val="Compact"/>
+      </w:pPr>
+    </w:p>
+    <w:p>
+      <w:pPr>
         <w:numPr>
           <w:ilvl w:val="1"/>
           <w:numId w:val="1031"/>
         </w:numPr>
+        <w:pStyle w:val="Compact"/>
       </w:pPr>
       <w:r>
         <w:t xml:space="preserve">How many · b) How much</w:t>
@@ -4786,11 +5451,11 @@
     </w:p>
     <w:p>
       <w:pPr>
-        <w:pStyle w:val="Compact"/>
         <w:numPr>
           <w:ilvl w:val="0"/>
           <w:numId w:val="1027"/>
         </w:numPr>
+        <w:pStyle w:val="Compact"/>
       </w:pPr>
       <w:r>
         <w:t xml:space="preserve">I always drink water.</w:t>
@@ -4798,20 +5463,20 @@
     </w:p>
     <w:p>
       <w:pPr>
-        <w:pStyle w:val="Compact"/>
         <w:numPr>
           <w:ilvl w:val="0"/>
           <w:numId w:val="1027"/>
         </w:numPr>
-      </w:pPr>
-    </w:p>
-    <w:p>
-      <w:pPr>
-        <w:pStyle w:val="Compact"/>
+        <w:pStyle w:val="Compact"/>
+      </w:pPr>
+    </w:p>
+    <w:p>
+      <w:pPr>
         <w:numPr>
           <w:ilvl w:val="1"/>
           <w:numId w:val="1032"/>
         </w:numPr>
+        <w:pStyle w:val="Compact"/>
       </w:pPr>
       <w:r>
         <w:t xml:space="preserve">should · b) shouldn’t</w:t>
@@ -4819,11 +5484,11 @@
     </w:p>
     <w:p>
       <w:pPr>
-        <w:pStyle w:val="Compact"/>
         <w:numPr>
           <w:ilvl w:val="0"/>
           <w:numId w:val="1027"/>
         </w:numPr>
+        <w:pStyle w:val="Compact"/>
       </w:pPr>
       <w:r>
         <w:t xml:space="preserve">Respuesta abierta. Ejemplo:</w:t>
@@ -4833,14 +5498,14 @@
       </w:r>
       <w:r>
         <w:rPr>
+          <w:iCs/>
           <w:i/>
-          <w:iCs/>
         </w:rPr>
         <w:t xml:space="preserve">A healthy breakfast has milk, bread and fruit. There is an orange on my plate. I always drink water.</w:t>
       </w:r>
     </w:p>
-    <w:bookmarkEnd w:id="40"/>
-    <w:bookmarkStart w:id="41" w:name="tabla-de-remediación"/>
+    <w:bookmarkEnd w:id="58"/>
+    <w:bookmarkStart w:id="59" w:name="tabla-de-remediación"/>
     <w:p>
       <w:pPr>
         <w:pStyle w:val="Heading2"/>
@@ -4853,8 +5518,8 @@
       <w:tblPr>
         <w:tblStyle w:val="Table"/>
         <w:tblW w:type="pct" w:w="5000"/>
-        <w:tblLayout w:type="fixed"/>
         <w:tblLook w:firstRow="1" w:lastRow="0" w:firstColumn="0" w:lastColumn="0" w:noHBand="0" w:noVBand="0" w:val="0020"/>
+        <w:jc w:val="start"/>
       </w:tblPr>
       <w:tblGrid>
         <w:gridCol w:w="2640"/>
@@ -4863,13 +5528,14 @@
       </w:tblGrid>
       <w:tr>
         <w:trPr>
-          <w:tblHeader w:val="on"/>
+          <w:tblHeader w:val="true"/>
         </w:trPr>
         <w:tc>
           <w:tcPr/>
           <w:p>
             <w:pPr>
               <w:pStyle w:val="Compact"/>
+              <w:jc w:val="left"/>
             </w:pPr>
             <w:r>
               <w:t xml:space="preserve">Si falló en…</w:t>
@@ -4881,6 +5547,7 @@
           <w:p>
             <w:pPr>
               <w:pStyle w:val="Compact"/>
+              <w:jc w:val="left"/>
             </w:pPr>
             <w:r>
               <w:t xml:space="preserve">Volver a…</w:t>
@@ -4892,6 +5559,7 @@
           <w:p>
             <w:pPr>
               <w:pStyle w:val="Compact"/>
+              <w:jc w:val="left"/>
             </w:pPr>
             <w:r>
               <w:t xml:space="preserve">Refuerzo sugerido</w:t>
@@ -4905,6 +5573,7 @@
           <w:p>
             <w:pPr>
               <w:pStyle w:val="Compact"/>
+              <w:jc w:val="left"/>
             </w:pPr>
             <w:r>
               <w:t xml:space="preserve">Preguntas 1, 2, 3</w:t>
@@ -4916,6 +5585,7 @@
           <w:p>
             <w:pPr>
               <w:pStyle w:val="Compact"/>
+              <w:jc w:val="left"/>
             </w:pPr>
             <w:r>
               <w:t xml:space="preserve">Section 1</w:t>
@@ -4927,6 +5597,7 @@
           <w:p>
             <w:pPr>
               <w:pStyle w:val="Compact"/>
+              <w:jc w:val="left"/>
             </w:pPr>
             <w:r>
               <w:t xml:space="preserve">Hacer tarjetas de vocabulario con dibujo y palabra</w:t>
@@ -4940,6 +5611,7 @@
           <w:p>
             <w:pPr>
               <w:pStyle w:val="Compact"/>
+              <w:jc w:val="left"/>
             </w:pPr>
             <w:r>
               <w:t xml:space="preserve">Preguntas 4, 5</w:t>
@@ -4951,6 +5623,7 @@
           <w:p>
             <w:pPr>
               <w:pStyle w:val="Compact"/>
+              <w:jc w:val="left"/>
             </w:pPr>
             <w:r>
               <w:t xml:space="preserve">Section 2</w:t>
@@ -4962,6 +5635,7 @@
           <w:p>
             <w:pPr>
               <w:pStyle w:val="Compact"/>
+              <w:jc w:val="left"/>
             </w:pPr>
             <w:r>
               <w:t xml:space="preserve">Escribir cinco oraciones diarias con like / doesn’t like</w:t>
@@ -4975,6 +5649,7 @@
           <w:p>
             <w:pPr>
               <w:pStyle w:val="Compact"/>
+              <w:jc w:val="left"/>
             </w:pPr>
             <w:r>
               <w:t xml:space="preserve">Preguntas 6, 7, 8, 9</w:t>
@@ -4986,6 +5661,7 @@
           <w:p>
             <w:pPr>
               <w:pStyle w:val="Compact"/>
+              <w:jc w:val="left"/>
             </w:pPr>
             <w:r>
               <w:t xml:space="preserve">Section 3</w:t>
@@ -4997,6 +5673,7 @@
           <w:p>
             <w:pPr>
               <w:pStyle w:val="Compact"/>
+              <w:jc w:val="left"/>
             </w:pPr>
             <w:r>
               <w:t xml:space="preserve">Describir la despensa de la casa con there is / there are</w:t>
@@ -5010,6 +5687,7 @@
           <w:p>
             <w:pPr>
               <w:pStyle w:val="Compact"/>
+              <w:jc w:val="left"/>
             </w:pPr>
             <w:r>
               <w:t xml:space="preserve">Preguntas 10, 11</w:t>
@@ -5021,6 +5699,7 @@
           <w:p>
             <w:pPr>
               <w:pStyle w:val="Compact"/>
+              <w:jc w:val="left"/>
             </w:pPr>
             <w:r>
               <w:t xml:space="preserve">Section 4</w:t>
@@ -5032,6 +5711,7 @@
           <w:p>
             <w:pPr>
               <w:pStyle w:val="Compact"/>
+              <w:jc w:val="left"/>
             </w:pPr>
             <w:r>
               <w:t xml:space="preserve">Escribir la rutina del día con adverbios de frecuencia</w:t>
@@ -5045,6 +5725,7 @@
           <w:p>
             <w:pPr>
               <w:pStyle w:val="Compact"/>
+              <w:jc w:val="left"/>
             </w:pPr>
             <w:r>
               <w:t xml:space="preserve">Pregunta 12</w:t>
@@ -5056,6 +5737,7 @@
           <w:p>
             <w:pPr>
               <w:pStyle w:val="Compact"/>
+              <w:jc w:val="left"/>
             </w:pPr>
             <w:r>
               <w:t xml:space="preserve">Todas</w:t>
@@ -5067,6 +5749,7 @@
           <w:p>
             <w:pPr>
               <w:pStyle w:val="Compact"/>
+              <w:jc w:val="left"/>
             </w:pPr>
             <w:r>
               <w:t xml:space="preserve">Repetir la Final task con otro menú</w:t>
@@ -5081,8 +5764,8 @@
       </w:pPr>
       <w:r>
         <w:rPr>
+          <w:bCs/>
           <w:b/>
-          <w:bCs/>
         </w:rPr>
         <w:t xml:space="preserve">Puntaje total: 12 puntos.</w:t>
       </w:r>
@@ -5093,13 +5776,9 @@
         <w:t xml:space="preserve">10 o más indica dominio del contenido; entre 7 y 9, repaso focalizado; menos de 7, rehacer las secciones marcadas.</w:t>
       </w:r>
     </w:p>
-    <w:bookmarkEnd w:id="41"/>
-    <w:bookmarkEnd w:id="42"/>
-    <w:sectPr>
-      <w:footnotePr>
-        <w:numRestart w:val="eachSect"/>
-      </w:footnotePr>
-    </w:sectPr>
+    <w:bookmarkEnd w:id="59"/>
+    <w:bookmarkEnd w:id="60"/>
+    <w:sectPr/>
   </w:body>
 </w:document>
 </file>
@@ -5130,14 +5809,14 @@
 <file path=word/numbering.xml><?xml version="1.0" encoding="utf-8"?>
 <w:numbering xmlns:w="http://schemas.openxmlformats.org/wordprocessingml/2006/main">
   <w:abstractNum w:abstractNumId="990">
-    <w:nsid w:val="0000A990"/>
+    <w:nsid w:val="A990"/>
     <w:multiLevelType w:val="multilevel"/>
     <w:lvl w:ilvl="0">
       <w:numFmt w:val="bullet"/>
       <w:lvlText w:val=" "/>
       <w:lvlJc w:val="left"/>
       <w:pPr>
-        <w:ind w:left="720" w:hanging="360"/>
+        <w:ind w:left="720" w:hanging="480"/>
       </w:pPr>
     </w:lvl>
     <w:lvl w:ilvl="1">
@@ -5145,7 +5824,7 @@
       <w:lvlText w:val=" "/>
       <w:lvlJc w:val="left"/>
       <w:pPr>
-        <w:ind w:left="1440" w:hanging="360"/>
+        <w:ind w:left="1440" w:hanging="480"/>
       </w:pPr>
     </w:lvl>
     <w:lvl w:ilvl="2">
@@ -5153,7 +5832,7 @@
       <w:lvlText w:val=" "/>
       <w:lvlJc w:val="left"/>
       <w:pPr>
-        <w:ind w:left="2160" w:hanging="360"/>
+        <w:ind w:left="2160" w:hanging="480"/>
       </w:pPr>
     </w:lvl>
     <w:lvl w:ilvl="3">
@@ -5161,7 +5840,7 @@
       <w:lvlText w:val=" "/>
       <w:lvlJc w:val="left"/>
       <w:pPr>
-        <w:ind w:left="2880" w:hanging="360"/>
+        <w:ind w:left="2880" w:hanging="480"/>
       </w:pPr>
     </w:lvl>
     <w:lvl w:ilvl="4">
@@ -5169,7 +5848,7 @@
       <w:lvlText w:val=" "/>
       <w:lvlJc w:val="left"/>
       <w:pPr>
-        <w:ind w:left="3600" w:hanging="360"/>
+        <w:ind w:left="3600" w:hanging="480"/>
       </w:pPr>
     </w:lvl>
     <w:lvl w:ilvl="5">
@@ -5177,7 +5856,7 @@
       <w:lvlText w:val=" "/>
       <w:lvlJc w:val="left"/>
       <w:pPr>
-        <w:ind w:left="4320" w:hanging="360"/>
+        <w:ind w:left="4320" w:hanging="480"/>
       </w:pPr>
     </w:lvl>
     <w:lvl w:ilvl="6">
@@ -5185,7 +5864,7 @@
       <w:lvlText w:val=" "/>
       <w:lvlJc w:val="left"/>
       <w:pPr>
-        <w:ind w:left="5040" w:hanging="360"/>
+        <w:ind w:left="5040" w:hanging="480"/>
       </w:pPr>
     </w:lvl>
     <w:lvl w:ilvl="7">
@@ -5193,7 +5872,7 @@
       <w:lvlText w:val=" "/>
       <w:lvlJc w:val="left"/>
       <w:pPr>
-        <w:ind w:left="5760" w:hanging="360"/>
+        <w:ind w:left="5760" w:hanging="480"/>
       </w:pPr>
     </w:lvl>
     <w:lvl w:ilvl="8">
@@ -5201,115 +5880,88 @@
       <w:lvlText w:val=" "/>
       <w:lvlJc w:val="left"/>
       <w:pPr>
-        <w:ind w:left="6480" w:hanging="360"/>
+        <w:ind w:left="6480" w:hanging="480"/>
       </w:pPr>
     </w:lvl>
   </w:abstractNum>
   <w:abstractNum w:abstractNumId="991">
-    <w:nsid w:val="0000A991"/>
+    <w:nsid w:val="A991"/>
     <w:multiLevelType w:val="multilevel"/>
     <w:lvl w:ilvl="0">
       <w:numFmt w:val="bullet"/>
-      <w:lvlText w:val=""/>
+      <w:lvlText w:val="•"/>
       <w:lvlJc w:val="left"/>
       <w:pPr>
-        <w:ind w:left="720" w:hanging="360"/>
-      </w:pPr>
-      <w:rPr>
-        <w:rFonts w:ascii="Symbol" w:hAnsi="Symbol" w:cs="Symbol" w:hint="default"/>
-      </w:rPr>
+        <w:ind w:left="720" w:hanging="480"/>
+      </w:pPr>
     </w:lvl>
     <w:lvl w:ilvl="1">
       <w:numFmt w:val="bullet"/>
-      <w:lvlText w:val="o"/>
+      <w:lvlText w:val="–"/>
       <w:lvlJc w:val="left"/>
       <w:pPr>
-        <w:ind w:left="1440" w:hanging="360"/>
-      </w:pPr>
-      <w:rPr>
-        <w:rFonts w:ascii="Courier New" w:hAnsi="Courier New" w:cs="Courier New" w:hint="default"/>
-      </w:rPr>
+        <w:ind w:left="1440" w:hanging="480"/>
+      </w:pPr>
     </w:lvl>
     <w:lvl w:ilvl="2">
       <w:numFmt w:val="bullet"/>
-      <w:lvlText w:val=""/>
+      <w:lvlText w:val="•"/>
       <w:lvlJc w:val="left"/>
       <w:pPr>
-        <w:ind w:left="2160" w:hanging="360"/>
-      </w:pPr>
-      <w:rPr>
-        <w:rFonts w:ascii="Wingdings" w:hAnsi="Wingdings" w:cs="Wingdings" w:hint="default"/>
-      </w:rPr>
+        <w:ind w:left="2160" w:hanging="480"/>
+      </w:pPr>
     </w:lvl>
     <w:lvl w:ilvl="3">
       <w:numFmt w:val="bullet"/>
-      <w:lvlText w:val=""/>
+      <w:lvlText w:val="–"/>
       <w:lvlJc w:val="left"/>
       <w:pPr>
-        <w:ind w:left="2880" w:hanging="360"/>
-      </w:pPr>
-      <w:rPr>
-        <w:rFonts w:ascii="Symbol" w:hAnsi="Symbol" w:cs="Symbol" w:hint="default"/>
-      </w:rPr>
+        <w:ind w:left="2880" w:hanging="480"/>
+      </w:pPr>
     </w:lvl>
     <w:lvl w:ilvl="4">
       <w:numFmt w:val="bullet"/>
-      <w:lvlText w:val="o"/>
+      <w:lvlText w:val="•"/>
       <w:lvlJc w:val="left"/>
       <w:pPr>
-        <w:ind w:left="3600" w:hanging="360"/>
-      </w:pPr>
-      <w:rPr>
-        <w:rFonts w:ascii="Courier New" w:hAnsi="Courier New" w:cs="Courier New" w:hint="default"/>
-      </w:rPr>
+        <w:ind w:left="3600" w:hanging="480"/>
+      </w:pPr>
     </w:lvl>
     <w:lvl w:ilvl="5">
       <w:numFmt w:val="bullet"/>
-      <w:lvlText w:val=""/>
+      <w:lvlText w:val="–"/>
       <w:lvlJc w:val="left"/>
       <w:pPr>
-        <w:ind w:left="4320" w:hanging="360"/>
-      </w:pPr>
-      <w:rPr>
-        <w:rFonts w:ascii="Wingdings" w:hAnsi="Wingdings" w:cs="Wingdings" w:hint="default"/>
-      </w:rPr>
+        <w:ind w:left="4320" w:hanging="480"/>
+      </w:pPr>
     </w:lvl>
     <w:lvl w:ilvl="6">
       <w:numFmt w:val="bullet"/>
-      <w:lvlText w:val=""/>
+      <w:lvlText w:val="•"/>
       <w:lvlJc w:val="left"/>
       <w:pPr>
-        <w:ind w:left="5040" w:hanging="360"/>
-      </w:pPr>
-      <w:rPr>
-        <w:rFonts w:ascii="Symbol" w:hAnsi="Symbol" w:cs="Symbol" w:hint="default"/>
-      </w:rPr>
+        <w:ind w:left="5040" w:hanging="480"/>
+      </w:pPr>
     </w:lvl>
     <w:lvl w:ilvl="7">
       <w:numFmt w:val="bullet"/>
-      <w:lvlText w:val="o"/>
+      <w:lvlText w:val="–"/>
       <w:lvlJc w:val="left"/>
       <w:pPr>
-        <w:ind w:left="5760" w:hanging="360"/>
-      </w:pPr>
-      <w:rPr>
-        <w:rFonts w:ascii="Courier New" w:hAnsi="Courier New" w:cs="Courier New" w:hint="default"/>
-      </w:rPr>
+        <w:ind w:left="5760" w:hanging="480"/>
+      </w:pPr>
     </w:lvl>
     <w:lvl w:ilvl="8">
       <w:numFmt w:val="bullet"/>
-      <w:lvlText w:val=""/>
+      <w:lvlText w:val="•"/>
       <w:lvlJc w:val="left"/>
       <w:pPr>
-        <w:ind w:left="6480" w:hanging="360"/>
-      </w:pPr>
-      <w:rPr>
-        <w:rFonts w:ascii="Wingdings" w:hAnsi="Wingdings" w:cs="Wingdings" w:hint="default"/>
-      </w:rPr>
+        <w:ind w:left="6480" w:hanging="480"/>
+      </w:pPr>
     </w:lvl>
   </w:abstractNum>
   <w:abstractNum w:abstractNumId="99411">
-    <w:nsid w:val="00A99411"/>
+    <w:nsid w:val="A99411"/>
     <w:multiLevelType w:val="multilevel"/>
     <w:lvl w:ilvl="0">
       <w:start w:val="1"/>
@@ -5317,7 +5969,7 @@
       <w:lvlText w:val="%1."/>
       <w:lvlJc w:val="left"/>
       <w:pPr>
-        <w:ind w:left="720" w:hanging="360"/>
+        <w:ind w:left="720" w:hanging="480"/>
       </w:pPr>
     </w:lvl>
     <w:lvl w:ilvl="1">
@@ -5326,7 +5978,7 @@
       <w:lvlText w:val="%2."/>
       <w:lvlJc w:val="left"/>
       <w:pPr>
-        <w:ind w:left="1440" w:hanging="360"/>
+        <w:ind w:left="1440" w:hanging="480"/>
       </w:pPr>
     </w:lvl>
     <w:lvl w:ilvl="2">
@@ -5335,7 +5987,7 @@
       <w:lvlText w:val="%3."/>
       <w:lvlJc w:val="left"/>
       <w:pPr>
-        <w:ind w:left="2160" w:hanging="360"/>
+        <w:ind w:left="2160" w:hanging="480"/>
       </w:pPr>
     </w:lvl>
     <w:lvl w:ilvl="3">
@@ -5344,7 +5996,7 @@
       <w:lvlText w:val="%4."/>
       <w:lvlJc w:val="left"/>
       <w:pPr>
-        <w:ind w:left="2880" w:hanging="360"/>
+        <w:ind w:left="2880" w:hanging="480"/>
       </w:pPr>
     </w:lvl>
     <w:lvl w:ilvl="4">
@@ -5353,7 +6005,7 @@
       <w:lvlText w:val="%5."/>
       <w:lvlJc w:val="left"/>
       <w:pPr>
-        <w:ind w:left="3600" w:hanging="360"/>
+        <w:ind w:left="3600" w:hanging="480"/>
       </w:pPr>
     </w:lvl>
     <w:lvl w:ilvl="5">
@@ -5362,7 +6014,7 @@
       <w:lvlText w:val="%6."/>
       <w:lvlJc w:val="left"/>
       <w:pPr>
-        <w:ind w:left="4320" w:hanging="360"/>
+        <w:ind w:left="4320" w:hanging="480"/>
       </w:pPr>
     </w:lvl>
     <w:lvl w:ilvl="6">
@@ -5371,7 +6023,7 @@
       <w:lvlText w:val="%7."/>
       <w:lvlJc w:val="left"/>
       <w:pPr>
-        <w:ind w:left="5040" w:hanging="360"/>
+        <w:ind w:left="5040" w:hanging="480"/>
       </w:pPr>
     </w:lvl>
     <w:lvl w:ilvl="7">
@@ -5380,7 +6032,7 @@
       <w:lvlText w:val="%8."/>
       <w:lvlJc w:val="left"/>
       <w:pPr>
-        <w:ind w:left="5760" w:hanging="360"/>
+        <w:ind w:left="5760" w:hanging="480"/>
       </w:pPr>
     </w:lvl>
     <w:lvl w:ilvl="8">
@@ -5389,12 +6041,12 @@
       <w:lvlText w:val="%9."/>
       <w:lvlJc w:val="left"/>
       <w:pPr>
-        <w:ind w:left="6480" w:hanging="360"/>
+        <w:ind w:left="6480" w:hanging="480"/>
       </w:pPr>
     </w:lvl>
   </w:abstractNum>
   <w:abstractNum w:abstractNumId="99721">
-    <w:nsid w:val="00A99721"/>
+    <w:nsid w:val="A99721"/>
     <w:multiLevelType w:val="multilevel"/>
     <w:lvl w:ilvl="0">
       <w:start w:val="1"/>
@@ -5402,7 +6054,7 @@
       <w:lvlText w:val="%1)"/>
       <w:lvlJc w:val="left"/>
       <w:pPr>
-        <w:ind w:left="720" w:hanging="360"/>
+        <w:ind w:left="720" w:hanging="480"/>
       </w:pPr>
     </w:lvl>
     <w:lvl w:ilvl="1">
@@ -5411,7 +6063,7 @@
       <w:lvlText w:val="%2)"/>
       <w:lvlJc w:val="left"/>
       <w:pPr>
-        <w:ind w:left="1440" w:hanging="360"/>
+        <w:ind w:left="1440" w:hanging="480"/>
       </w:pPr>
     </w:lvl>
     <w:lvl w:ilvl="2">
@@ -5420,7 +6072,7 @@
       <w:lvlText w:val="%3)"/>
       <w:lvlJc w:val="left"/>
       <w:pPr>
-        <w:ind w:left="2160" w:hanging="360"/>
+        <w:ind w:left="2160" w:hanging="480"/>
       </w:pPr>
     </w:lvl>
     <w:lvl w:ilvl="3">
@@ -5429,7 +6081,7 @@
       <w:lvlText w:val="%4)"/>
       <w:lvlJc w:val="left"/>
       <w:pPr>
-        <w:ind w:left="2880" w:hanging="360"/>
+        <w:ind w:left="2880" w:hanging="480"/>
       </w:pPr>
     </w:lvl>
     <w:lvl w:ilvl="4">
@@ -5438,7 +6090,7 @@
       <w:lvlText w:val="%5)"/>
       <w:lvlJc w:val="left"/>
       <w:pPr>
-        <w:ind w:left="3600" w:hanging="360"/>
+        <w:ind w:left="3600" w:hanging="480"/>
       </w:pPr>
     </w:lvl>
     <w:lvl w:ilvl="5">
@@ -5447,7 +6099,7 @@
       <w:lvlText w:val="%6)"/>
       <w:lvlJc w:val="left"/>
       <w:pPr>
-        <w:ind w:left="4320" w:hanging="360"/>
+        <w:ind w:left="4320" w:hanging="480"/>
       </w:pPr>
     </w:lvl>
     <w:lvl w:ilvl="6">
@@ -5456,7 +6108,7 @@
       <w:lvlText w:val="%7)"/>
       <w:lvlJc w:val="left"/>
       <w:pPr>
-        <w:ind w:left="5040" w:hanging="360"/>
+        <w:ind w:left="5040" w:hanging="480"/>
       </w:pPr>
     </w:lvl>
     <w:lvl w:ilvl="7">
@@ -5465,7 +6117,7 @@
       <w:lvlText w:val="%8)"/>
       <w:lvlJc w:val="left"/>
       <w:pPr>
-        <w:ind w:left="5760" w:hanging="360"/>
+        <w:ind w:left="5760" w:hanging="480"/>
       </w:pPr>
     </w:lvl>
     <w:lvl w:ilvl="8">
@@ -5474,7 +6126,7 @@
       <w:lvlText w:val="%9)"/>
       <w:lvlJc w:val="left"/>
       <w:pPr>
-        <w:ind w:left="6480" w:hanging="360"/>
+        <w:ind w:left="6480" w:hanging="480"/>
       </w:pPr>
     </w:lvl>
   </w:abstractNum>
@@ -6260,10 +6912,10 @@
   <w:docDefaults>
     <w:rPrDefault>
       <w:rPr>
-        <w:rFonts w:asciiTheme="minorHAnsi" w:cstheme="minorBidi" w:eastAsiaTheme="minorEastAsia" w:hAnsiTheme="minorHAnsi"/>
+        <w:rFonts w:asciiTheme="minorHAnsi" w:cstheme="minorBidi" w:eastAsiaTheme="minorHAnsi" w:hAnsiTheme="minorHAnsi"/>
         <w:sz w:val="24"/>
         <w:szCs w:val="24"/>
-        <w:lang w:bidi="ar-SA" w:eastAsia="zh-CN" w:val="en-US"/>
+        <w:lang w:bidi="ar-SA" w:eastAsia="en-US" w:val="en-US"/>
       </w:rPr>
     </w:rPrDefault>
     <w:pPrDefault>
@@ -6281,10 +6933,10 @@
     <w:name w:val="Body Text"/>
     <w:basedOn w:val="Normal"/>
     <w:link w:val="BodyTextChar"/>
-    <w:qFormat/>
     <w:pPr>
       <w:spacing w:after="180" w:before="180"/>
     </w:pPr>
+    <w:qFormat/>
   </w:style>
   <w:style w:customStyle="1" w:styleId="FirstParagraph" w:type="paragraph">
     <w:name w:val="First Paragraph"/>
@@ -6304,94 +6956,57 @@
     <w:name w:val="Title"/>
     <w:basedOn w:val="Normal"/>
     <w:next w:val="BodyText"/>
-    <w:link w:val="TitleChar"/>
-    <w:uiPriority w:val="10"/>
     <w:qFormat/>
-    <w:rsid w:val="00A10FD9"/>
     <w:pPr>
-      <w:spacing w:after="80" w:line="240" w:lineRule="auto"/>
-      <w:contextualSpacing/>
+      <w:keepNext/>
+      <w:keepLines/>
+      <w:spacing w:after="240" w:before="480"/>
       <w:jc w:val="center"/>
     </w:pPr>
     <w:rPr>
       <w:rFonts w:asciiTheme="majorHAnsi" w:cstheme="majorBidi" w:eastAsiaTheme="majorEastAsia" w:hAnsiTheme="majorHAnsi"/>
-      <w:sz w:val="56"/>
-      <w:szCs w:val="56"/>
-    </w:rPr>
-  </w:style>
-  <w:style w:customStyle="1" w:styleId="TitleChar" w:type="character">
-    <w:name w:val="Title Char"/>
-    <w:basedOn w:val="DefaultParagraphFont"/>
-    <w:link w:val="Title"/>
-    <w:uiPriority w:val="10"/>
-    <w:rsid w:val="00A10FD9"/>
-    <w:rPr>
-      <w:rFonts w:asciiTheme="majorHAnsi" w:cstheme="majorBidi" w:eastAsiaTheme="majorEastAsia" w:hAnsiTheme="majorHAnsi"/>
-      <w:sz w:val="56"/>
-      <w:szCs w:val="56"/>
+      <w:b/>
+      <w:bCs/>
+      <w:color w:themeColor="accent1" w:themeShade="B5" w:val="345A8A"/>
+      <w:sz w:val="36"/>
+      <w:szCs w:val="36"/>
     </w:rPr>
   </w:style>
   <w:style w:styleId="Subtitle" w:type="paragraph">
     <w:name w:val="Subtitle"/>
     <w:basedOn w:val="Title"/>
     <w:next w:val="BodyText"/>
-    <w:link w:val="SubtitleChar"/>
-    <w:uiPriority w:val="11"/>
     <w:qFormat/>
-    <w:rsid w:val="00A10FD9"/>
     <w:pPr>
-      <w:numPr>
-        <w:ilvl w:val="1"/>
-      </w:numPr>
+      <w:keepNext/>
+      <w:keepLines/>
+      <w:spacing w:after="240" w:before="240"/>
+      <w:jc w:val="center"/>
     </w:pPr>
     <w:rPr>
-      <w:rFonts w:cstheme="majorBidi" w:eastAsiaTheme="majorEastAsia"/>
-      <w:spacing w:val="15"/>
-      <w:sz w:val="28"/>
-      <w:szCs w:val="28"/>
-    </w:rPr>
-  </w:style>
-  <w:style w:customStyle="1" w:styleId="SubtitleChar" w:type="character">
-    <w:name w:val="Subtitle Char"/>
-    <w:basedOn w:val="DefaultParagraphFont"/>
-    <w:link w:val="Subtitle"/>
-    <w:uiPriority w:val="11"/>
-    <w:rsid w:val="00A10FD9"/>
-    <w:rPr>
-      <w:rFonts w:cstheme="majorBidi" w:eastAsiaTheme="majorEastAsia"/>
-      <w:color w:themeColor="text1" w:themeTint="A6" w:val="595959"/>
-      <w:spacing w:val="15"/>
-      <w:sz w:val="28"/>
-      <w:szCs w:val="28"/>
+      <w:sz w:val="30"/>
+      <w:szCs w:val="30"/>
     </w:rPr>
   </w:style>
   <w:style w:customStyle="1" w:styleId="Author" w:type="paragraph">
     <w:name w:val="Author"/>
-    <w:basedOn w:val="Title"/>
     <w:next w:val="BodyText"/>
     <w:qFormat/>
     <w:pPr>
       <w:keepNext/>
       <w:keepLines/>
+      <w:jc w:val="center"/>
     </w:pPr>
-    <w:rPr>
-      <w:sz w:val="24"/>
-      <w:szCs w:val="24"/>
-    </w:rPr>
   </w:style>
   <w:style w:styleId="Date" w:type="paragraph">
     <w:name w:val="Date"/>
-    <w:basedOn w:val="Title"/>
     <w:next w:val="BodyText"/>
     <w:qFormat/>
     <w:pPr>
       <w:keepNext/>
       <w:keepLines/>
+      <w:jc w:val="center"/>
     </w:pPr>
-    <w:rPr>
-      <w:sz w:val="24"/>
-      <w:szCs w:val="24"/>
-    </w:rPr>
   </w:style>
   <w:style w:customStyle="1" w:styleId="AbstractTitle" w:type="paragraph">
     <w:name w:val="Abstract Title"/>
@@ -6401,13 +7016,15 @@
     <w:pPr>
       <w:keepNext/>
       <w:keepLines/>
+      <w:jc w:val="center"/>
       <w:spacing w:after="0" w:before="300"/>
-      <w:jc w:val="center"/>
     </w:pPr>
     <w:rPr>
-      <w:b/>
       <w:sz w:val="20"/>
       <w:szCs w:val="20"/>
+      <w:b/>
+      <w:color w:val="345A8A"/>
+      &gt;
     </w:rPr>
   </w:style>
   <w:style w:customStyle="1" w:styleId="Abstract" w:type="paragraph">
@@ -6434,321 +7051,191 @@
     <w:rPr/>
   </w:style>
   <w:style w:styleId="Heading1" w:type="paragraph">
-    <w:name w:val="heading 1"/>
+    <w:name w:val="Heading 1"/>
     <w:basedOn w:val="Normal"/>
     <w:next w:val="BodyText"/>
-    <w:link w:val="Heading1Char"/>
     <w:uiPriority w:val="9"/>
     <w:qFormat/>
-    <w:rsid w:val="00A10FD9"/>
     <w:pPr>
       <w:keepNext/>
       <w:keepLines/>
-      <w:spacing w:after="80" w:before="360"/>
+      <w:spacing w:after="0" w:before="480"/>
       <w:outlineLvl w:val="0"/>
     </w:pPr>
     <w:rPr>
       <w:rFonts w:asciiTheme="majorHAnsi" w:cstheme="majorBidi" w:eastAsiaTheme="majorEastAsia" w:hAnsiTheme="majorHAnsi"/>
-      <w:color w:themeColor="accent1" w:themeShade="BF" w:val="0F4761"/>
-      <w:sz w:val="40"/>
-      <w:szCs w:val="40"/>
+      <w:b/>
+      <w:bCs/>
+      <w:color w:themeColor="accent1" w:val="4F81BD"/>
+      <w:sz w:val="32"/>
+      <w:szCs w:val="32"/>
     </w:rPr>
   </w:style>
   <w:style w:styleId="Heading2" w:type="paragraph">
-    <w:name w:val="heading 2"/>
+    <w:name w:val="Heading 2"/>
     <w:basedOn w:val="Normal"/>
     <w:next w:val="BodyText"/>
-    <w:link w:val="Heading2Char"/>
     <w:uiPriority w:val="9"/>
-    <w:semiHidden/>
     <w:unhideWhenUsed/>
     <w:qFormat/>
-    <w:rsid w:val="00A10FD9"/>
     <w:pPr>
       <w:keepNext/>
       <w:keepLines/>
-      <w:spacing w:after="80" w:before="160"/>
+      <w:spacing w:after="0" w:before="200"/>
       <w:outlineLvl w:val="1"/>
     </w:pPr>
     <w:rPr>
       <w:rFonts w:asciiTheme="majorHAnsi" w:cstheme="majorBidi" w:eastAsiaTheme="majorEastAsia" w:hAnsiTheme="majorHAnsi"/>
-      <w:color w:themeColor="accent1" w:themeShade="BF" w:val="0F4761"/>
-      <w:sz w:val="32"/>
-      <w:szCs w:val="32"/>
-    </w:rPr>
-  </w:style>
-  <w:style w:styleId="Heading3" w:type="paragraph">
-    <w:name w:val="heading 3"/>
-    <w:basedOn w:val="Normal"/>
-    <w:next w:val="BodyText"/>
-    <w:link w:val="Heading3Char"/>
-    <w:uiPriority w:val="9"/>
-    <w:semiHidden/>
-    <w:unhideWhenUsed/>
-    <w:qFormat/>
-    <w:rsid w:val="00A10FD9"/>
-    <w:pPr>
-      <w:keepNext/>
-      <w:keepLines/>
-      <w:spacing w:after="80" w:before="160"/>
-      <w:outlineLvl w:val="2"/>
-    </w:pPr>
-    <w:rPr>
-      <w:rFonts w:cstheme="majorBidi" w:eastAsiaTheme="majorEastAsia"/>
-      <w:color w:themeColor="accent1" w:themeShade="BF" w:val="0F4761"/>
+      <w:b/>
+      <w:bCs/>
+      <w:color w:themeColor="accent1" w:val="4F81BD"/>
       <w:sz w:val="28"/>
       <w:szCs w:val="28"/>
     </w:rPr>
   </w:style>
-  <w:style w:styleId="Heading4" w:type="paragraph">
-    <w:name w:val="heading 4"/>
+  <w:style w:styleId="Heading3" w:type="paragraph">
+    <w:name w:val="Heading 3"/>
     <w:basedOn w:val="Normal"/>
     <w:next w:val="BodyText"/>
-    <w:link w:val="Heading4Char"/>
     <w:uiPriority w:val="9"/>
-    <w:semiHidden/>
     <w:unhideWhenUsed/>
     <w:qFormat/>
-    <w:rsid w:val="00A10FD9"/>
     <w:pPr>
       <w:keepNext/>
       <w:keepLines/>
-      <w:spacing w:after="40" w:before="80"/>
+      <w:spacing w:after="0" w:before="200"/>
+      <w:outlineLvl w:val="2"/>
+    </w:pPr>
+    <w:rPr>
+      <w:rFonts w:asciiTheme="majorHAnsi" w:cstheme="majorBidi" w:eastAsiaTheme="majorEastAsia" w:hAnsiTheme="majorHAnsi"/>
+      <w:b/>
+      <w:bCs/>
+      <w:color w:themeColor="accent1" w:val="4F81BD"/>
+      <w:sz w:val="24"/>
+      <w:szCs w:val="24"/>
+    </w:rPr>
+  </w:style>
+  <w:style w:styleId="Heading4" w:type="paragraph">
+    <w:name w:val="Heading 4"/>
+    <w:basedOn w:val="Normal"/>
+    <w:next w:val="BodyText"/>
+    <w:uiPriority w:val="9"/>
+    <w:unhideWhenUsed/>
+    <w:qFormat/>
+    <w:pPr>
+      <w:keepNext/>
+      <w:keepLines/>
+      <w:spacing w:after="0" w:before="200"/>
       <w:outlineLvl w:val="3"/>
     </w:pPr>
     <w:rPr>
-      <w:rFonts w:cstheme="majorBidi" w:eastAsiaTheme="majorEastAsia"/>
+      <w:rFonts w:asciiTheme="majorHAnsi" w:cstheme="majorBidi" w:eastAsiaTheme="majorEastAsia" w:hAnsiTheme="majorHAnsi"/>
       <w:i/>
-      <w:iCs/>
-      <w:color w:themeColor="accent1" w:themeShade="BF" w:val="0F4761"/>
+      <w:bCs/>
+      <w:color w:themeColor="accent1" w:val="4F81BD"/>
+      <w:sz w:val="24"/>
+      <w:szCs w:val="24"/>
     </w:rPr>
   </w:style>
   <w:style w:styleId="Heading5" w:type="paragraph">
-    <w:name w:val="heading 5"/>
+    <w:name w:val="Heading 5"/>
     <w:basedOn w:val="Normal"/>
     <w:next w:val="BodyText"/>
-    <w:link w:val="Heading5Char"/>
     <w:uiPriority w:val="9"/>
-    <w:semiHidden/>
     <w:unhideWhenUsed/>
     <w:qFormat/>
-    <w:rsid w:val="00A10FD9"/>
     <w:pPr>
       <w:keepNext/>
       <w:keepLines/>
-      <w:spacing w:after="40" w:before="80"/>
+      <w:spacing w:after="0" w:before="200"/>
       <w:outlineLvl w:val="4"/>
     </w:pPr>
     <w:rPr>
-      <w:rFonts w:cstheme="majorBidi" w:eastAsiaTheme="majorEastAsia"/>
-      <w:color w:themeColor="accent1" w:themeShade="BF" w:val="0F4761"/>
+      <w:rFonts w:asciiTheme="majorHAnsi" w:cstheme="majorBidi" w:eastAsiaTheme="majorEastAsia" w:hAnsiTheme="majorHAnsi"/>
+      <w:iCs/>
+      <w:color w:themeColor="accent1" w:val="4F81BD"/>
+      <w:sz w:val="24"/>
+      <w:szCs w:val="24"/>
     </w:rPr>
   </w:style>
   <w:style w:styleId="Heading6" w:type="paragraph">
-    <w:name w:val="heading 6"/>
+    <w:name w:val="Heading 6"/>
     <w:basedOn w:val="Normal"/>
     <w:next w:val="BodyText"/>
-    <w:link w:val="Heading6Char"/>
     <w:uiPriority w:val="9"/>
-    <w:semiHidden/>
     <w:unhideWhenUsed/>
     <w:qFormat/>
-    <w:rsid w:val="00A10FD9"/>
     <w:pPr>
       <w:keepNext/>
       <w:keepLines/>
-      <w:spacing w:after="0" w:before="40"/>
+      <w:spacing w:after="0" w:before="200"/>
       <w:outlineLvl w:val="5"/>
     </w:pPr>
     <w:rPr>
-      <w:rFonts w:cstheme="majorBidi" w:eastAsiaTheme="majorEastAsia"/>
-      <w:i/>
-      <w:iCs/>
-      <w:color w:themeColor="text1" w:themeTint="A6" w:val="595959"/>
+      <w:rFonts w:asciiTheme="majorHAnsi" w:cstheme="majorBidi" w:eastAsiaTheme="majorEastAsia" w:hAnsiTheme="majorHAnsi"/>
+      <w:color w:themeColor="accent1" w:val="4F81BD"/>
+      <w:sz w:val="24"/>
+      <w:szCs w:val="24"/>
     </w:rPr>
   </w:style>
   <w:style w:styleId="Heading7" w:type="paragraph">
-    <w:name w:val="heading 7"/>
+    <w:name w:val="Heading 7"/>
     <w:basedOn w:val="Normal"/>
     <w:next w:val="BodyText"/>
-    <w:link w:val="Heading7Char"/>
     <w:uiPriority w:val="9"/>
-    <w:semiHidden/>
     <w:unhideWhenUsed/>
     <w:qFormat/>
-    <w:rsid w:val="00A10FD9"/>
     <w:pPr>
       <w:keepNext/>
       <w:keepLines/>
-      <w:spacing w:after="0" w:before="40"/>
+      <w:spacing w:after="0" w:before="200"/>
       <w:outlineLvl w:val="6"/>
     </w:pPr>
     <w:rPr>
-      <w:rFonts w:cstheme="majorBidi" w:eastAsiaTheme="majorEastAsia"/>
-      <w:color w:themeColor="text1" w:themeTint="A6" w:val="595959"/>
+      <w:rFonts w:asciiTheme="majorHAnsi" w:cstheme="majorBidi" w:eastAsiaTheme="majorEastAsia" w:hAnsiTheme="majorHAnsi"/>
+      <w:color w:themeColor="accent1" w:val="4F81BD"/>
+      <w:sz w:val="24"/>
+      <w:szCs w:val="24"/>
     </w:rPr>
   </w:style>
   <w:style w:styleId="Heading8" w:type="paragraph">
-    <w:name w:val="heading 8"/>
+    <w:name w:val="Heading 8"/>
     <w:basedOn w:val="Normal"/>
     <w:next w:val="BodyText"/>
-    <w:link w:val="Heading8Char"/>
     <w:uiPriority w:val="9"/>
-    <w:semiHidden/>
     <w:unhideWhenUsed/>
     <w:qFormat/>
-    <w:rsid w:val="00A10FD9"/>
     <w:pPr>
       <w:keepNext/>
       <w:keepLines/>
-      <w:spacing w:after="0"/>
+      <w:spacing w:after="0" w:before="200"/>
       <w:outlineLvl w:val="7"/>
     </w:pPr>
     <w:rPr>
-      <w:rFonts w:cstheme="majorBidi" w:eastAsiaTheme="majorEastAsia"/>
-      <w:i/>
-      <w:iCs/>
-      <w:color w:themeColor="text1" w:themeTint="D8" w:val="272727"/>
+      <w:rFonts w:asciiTheme="majorHAnsi" w:cstheme="majorBidi" w:eastAsiaTheme="majorEastAsia" w:hAnsiTheme="majorHAnsi"/>
+      <w:color w:themeColor="accent1" w:val="4F81BD"/>
+      <w:sz w:val="24"/>
+      <w:szCs w:val="24"/>
     </w:rPr>
   </w:style>
   <w:style w:styleId="Heading9" w:type="paragraph">
-    <w:name w:val="heading 9"/>
+    <w:name w:val="Heading 9"/>
     <w:basedOn w:val="Normal"/>
     <w:next w:val="BodyText"/>
-    <w:link w:val="Heading9Char"/>
     <w:uiPriority w:val="9"/>
-    <w:semiHidden/>
     <w:unhideWhenUsed/>
     <w:qFormat/>
-    <w:rsid w:val="00A10FD9"/>
     <w:pPr>
       <w:keepNext/>
       <w:keepLines/>
-      <w:spacing w:after="0"/>
+      <w:spacing w:after="0" w:before="200"/>
       <w:outlineLvl w:val="8"/>
     </w:pPr>
     <w:rPr>
-      <w:rFonts w:cstheme="majorBidi" w:eastAsiaTheme="majorEastAsia"/>
-      <w:color w:themeColor="text1" w:themeTint="D8" w:val="272727"/>
-    </w:rPr>
-  </w:style>
-  <w:style w:customStyle="1" w:styleId="Heading1Char" w:type="character">
-    <w:name w:val="Heading 1 Char"/>
-    <w:basedOn w:val="DefaultParagraphFont"/>
-    <w:link w:val="Heading1"/>
-    <w:uiPriority w:val="9"/>
-    <w:rsid w:val="00A10FD9"/>
-    <w:rPr>
       <w:rFonts w:asciiTheme="majorHAnsi" w:cstheme="majorBidi" w:eastAsiaTheme="majorEastAsia" w:hAnsiTheme="majorHAnsi"/>
-      <w:color w:themeColor="accent1" w:themeShade="BF" w:val="0F4761"/>
-      <w:sz w:val="40"/>
-      <w:szCs w:val="40"/>
-    </w:rPr>
-  </w:style>
-  <w:style w:customStyle="1" w:styleId="Heading2Char" w:type="character">
-    <w:name w:val="Heading 2 Char"/>
-    <w:basedOn w:val="DefaultParagraphFont"/>
-    <w:link w:val="Heading2"/>
-    <w:uiPriority w:val="9"/>
-    <w:semiHidden/>
-    <w:rsid w:val="00A10FD9"/>
-    <w:rPr>
-      <w:rFonts w:asciiTheme="majorHAnsi" w:cstheme="majorBidi" w:eastAsiaTheme="majorEastAsia" w:hAnsiTheme="majorHAnsi"/>
-      <w:color w:themeColor="accent1" w:themeShade="BF" w:val="0F4761"/>
-      <w:sz w:val="32"/>
-      <w:szCs w:val="32"/>
-    </w:rPr>
-  </w:style>
-  <w:style w:customStyle="1" w:styleId="Heading3Char" w:type="character">
-    <w:name w:val="Heading 3 Char"/>
-    <w:basedOn w:val="DefaultParagraphFont"/>
-    <w:link w:val="Heading3"/>
-    <w:uiPriority w:val="9"/>
-    <w:semiHidden/>
-    <w:rsid w:val="00A10FD9"/>
-    <w:rPr>
-      <w:rFonts w:cstheme="majorBidi" w:eastAsiaTheme="majorEastAsia"/>
-      <w:color w:themeColor="accent1" w:themeShade="BF" w:val="0F4761"/>
-      <w:sz w:val="28"/>
-      <w:szCs w:val="28"/>
-    </w:rPr>
-  </w:style>
-  <w:style w:customStyle="1" w:styleId="Heading4Char" w:type="character">
-    <w:name w:val="Heading 4 Char"/>
-    <w:basedOn w:val="DefaultParagraphFont"/>
-    <w:link w:val="Heading4"/>
-    <w:uiPriority w:val="9"/>
-    <w:semiHidden/>
-    <w:rsid w:val="00A10FD9"/>
-    <w:rPr>
-      <w:rFonts w:cstheme="majorBidi" w:eastAsiaTheme="majorEastAsia"/>
-      <w:i/>
-      <w:iCs/>
-      <w:color w:themeColor="accent1" w:themeShade="BF" w:val="0F4761"/>
-    </w:rPr>
-  </w:style>
-  <w:style w:customStyle="1" w:styleId="Heading5Char" w:type="character">
-    <w:name w:val="Heading 5 Char"/>
-    <w:basedOn w:val="DefaultParagraphFont"/>
-    <w:link w:val="Heading5"/>
-    <w:uiPriority w:val="9"/>
-    <w:semiHidden/>
-    <w:rsid w:val="00A10FD9"/>
-    <w:rPr>
-      <w:rFonts w:cstheme="majorBidi" w:eastAsiaTheme="majorEastAsia"/>
-      <w:color w:themeColor="accent1" w:themeShade="BF" w:val="0F4761"/>
-    </w:rPr>
-  </w:style>
-  <w:style w:customStyle="1" w:styleId="Heading6Char" w:type="character">
-    <w:name w:val="Heading 6 Char"/>
-    <w:basedOn w:val="DefaultParagraphFont"/>
-    <w:link w:val="Heading6"/>
-    <w:uiPriority w:val="9"/>
-    <w:semiHidden/>
-    <w:rsid w:val="00A10FD9"/>
-    <w:rPr>
-      <w:rFonts w:cstheme="majorBidi" w:eastAsiaTheme="majorEastAsia"/>
-      <w:i/>
-      <w:iCs/>
-      <w:color w:themeColor="text1" w:themeTint="A6" w:val="595959"/>
-    </w:rPr>
-  </w:style>
-  <w:style w:customStyle="1" w:styleId="Heading7Char" w:type="character">
-    <w:name w:val="Heading 7 Char"/>
-    <w:basedOn w:val="DefaultParagraphFont"/>
-    <w:link w:val="Heading7"/>
-    <w:uiPriority w:val="9"/>
-    <w:semiHidden/>
-    <w:rsid w:val="00A10FD9"/>
-    <w:rPr>
-      <w:rFonts w:cstheme="majorBidi" w:eastAsiaTheme="majorEastAsia"/>
-      <w:color w:themeColor="text1" w:themeTint="A6" w:val="595959"/>
-    </w:rPr>
-  </w:style>
-  <w:style w:customStyle="1" w:styleId="Heading8Char" w:type="character">
-    <w:name w:val="Heading 8 Char"/>
-    <w:basedOn w:val="DefaultParagraphFont"/>
-    <w:link w:val="Heading8"/>
-    <w:uiPriority w:val="9"/>
-    <w:semiHidden/>
-    <w:rsid w:val="00A10FD9"/>
-    <w:rPr>
-      <w:rFonts w:cstheme="majorBidi" w:eastAsiaTheme="majorEastAsia"/>
-      <w:i/>
-      <w:iCs/>
-      <w:color w:themeColor="text1" w:themeTint="D8" w:val="272727"/>
-    </w:rPr>
-  </w:style>
-  <w:style w:customStyle="1" w:styleId="Heading9Char" w:type="character">
-    <w:name w:val="Heading 9 Char"/>
-    <w:basedOn w:val="DefaultParagraphFont"/>
-    <w:link w:val="Heading9"/>
-    <w:uiPriority w:val="9"/>
-    <w:semiHidden/>
-    <w:rsid w:val="00A10FD9"/>
-    <w:rPr>
-      <w:rFonts w:cstheme="majorBidi" w:eastAsiaTheme="majorEastAsia"/>
-      <w:color w:themeColor="text1" w:themeTint="D8" w:val="272727"/>
+      <w:color w:themeColor="accent1" w:val="4F81BD"/>
+      <w:sz w:val="24"/>
+      <w:szCs w:val="24"/>
     </w:rPr>
   </w:style>
   <w:style w:styleId="BlockText" w:type="paragraph">
@@ -6771,18 +7258,6 @@
     <w:unhideWhenUsed/>
     <w:qFormat/>
   </w:style>
-  <w:style w:styleId="FootnoteBlockText" w:type="paragraph">
-    <w:name w:val="Footnote Block Text"/>
-    <w:basedOn w:val="FootnoteText"/>
-    <w:next w:val="FootnoteText"/>
-    <w:uiPriority w:val="9"/>
-    <w:unhideWhenUsed/>
-    <w:qFormat/>
-    <w:pPr>
-      <w:spacing w:after="100" w:before="100"/>
-      <w:ind w:firstLine="0" w:left="480" w:right="480"/>
-    </w:pPr>
-  </w:style>
   <w:style w:default="1" w:styleId="DefaultParagraphFont" w:type="character">
     <w:name w:val="Default Paragraph Font"/>
     <w:semiHidden/>
@@ -6804,11 +7279,18 @@
       </w:tblCellMar>
     </w:tblPr>
     <w:tblStylePr w:type="firstRow">
+      <w:tblPr>
+        <w:jc w:val="left"/>
+        <w:tblInd w:type="dxa" w:w="0"/>
+      </w:tblPr>
+      <w:trPr>
+        <w:jc w:val="left"/>
+      </w:trPr>
       <w:tcPr>
+        <w:vAlign w:val="bottom"/>
         <w:tcBorders>
           <w:bottom w:val="single"/>
         </w:tcBorders>
-        <w:vAlign w:val="bottom"/>
       </w:tcPr>
     </w:tblStylePr>
   </w:style>
@@ -6923,8 +7405,8 @@
     <w:name w:val="KeywordTok"/>
     <w:basedOn w:val="VerbatimChar"/>
     <w:rPr>
+      <w:color w:val="007020"/>
       <w:b/>
-      <w:color w:val="007020"/>
     </w:rPr>
   </w:style>
   <w:style w:type="character" w:customStyle="1" w:styleId="DataTypeTok">
@@ -7001,42 +7483,42 @@
     <w:name w:val="ImportTok"/>
     <w:basedOn w:val="VerbatimChar"/>
     <w:rPr>
+      <w:color w:val="008000"/>
       <w:b/>
-      <w:color w:val="008000"/>
     </w:rPr>
   </w:style>
   <w:style w:type="character" w:customStyle="1" w:styleId="CommentTok">
     <w:name w:val="CommentTok"/>
     <w:basedOn w:val="VerbatimChar"/>
     <w:rPr>
+      <w:color w:val="60a0b0"/>
       <w:i/>
-      <w:color w:val="60a0b0"/>
     </w:rPr>
   </w:style>
   <w:style w:type="character" w:customStyle="1" w:styleId="DocumentationTok">
     <w:name w:val="DocumentationTok"/>
     <w:basedOn w:val="VerbatimChar"/>
     <w:rPr>
+      <w:color w:val="ba2121"/>
       <w:i/>
-      <w:color w:val="ba2121"/>
     </w:rPr>
   </w:style>
   <w:style w:type="character" w:customStyle="1" w:styleId="AnnotationTok">
     <w:name w:val="AnnotationTok"/>
     <w:basedOn w:val="VerbatimChar"/>
     <w:rPr>
+      <w:color w:val="60a0b0"/>
       <w:b/>
       <w:i/>
-      <w:color w:val="60a0b0"/>
     </w:rPr>
   </w:style>
   <w:style w:type="character" w:customStyle="1" w:styleId="CommentVarTok">
     <w:name w:val="CommentVarTok"/>
     <w:basedOn w:val="VerbatimChar"/>
     <w:rPr>
+      <w:color w:val="60a0b0"/>
       <w:b/>
       <w:i/>
-      <w:color w:val="60a0b0"/>
     </w:rPr>
   </w:style>
   <w:style w:type="character" w:customStyle="1" w:styleId="OtherTok">
@@ -7064,8 +7546,8 @@
     <w:name w:val="ControlFlowTok"/>
     <w:basedOn w:val="VerbatimChar"/>
     <w:rPr>
+      <w:color w:val="007020"/>
       <w:b/>
-      <w:color w:val="007020"/>
     </w:rPr>
   </w:style>
   <w:style w:type="character" w:customStyle="1" w:styleId="OperatorTok">
@@ -7110,34 +7592,34 @@
     <w:name w:val="InformationTok"/>
     <w:basedOn w:val="VerbatimChar"/>
     <w:rPr>
+      <w:color w:val="60a0b0"/>
       <w:b/>
       <w:i/>
-      <w:color w:val="60a0b0"/>
     </w:rPr>
   </w:style>
   <w:style w:type="character" w:customStyle="1" w:styleId="WarningTok">
     <w:name w:val="WarningTok"/>
     <w:basedOn w:val="VerbatimChar"/>
     <w:rPr>
+      <w:color w:val="60a0b0"/>
       <w:b/>
       <w:i/>
-      <w:color w:val="60a0b0"/>
     </w:rPr>
   </w:style>
   <w:style w:type="character" w:customStyle="1" w:styleId="AlertTok">
     <w:name w:val="AlertTok"/>
     <w:basedOn w:val="VerbatimChar"/>
     <w:rPr>
+      <w:color w:val="ff0000"/>
       <w:b/>
-      <w:color w:val="ff0000"/>
     </w:rPr>
   </w:style>
   <w:style w:type="character" w:customStyle="1" w:styleId="ErrorTok">
     <w:name w:val="ErrorTok"/>
     <w:basedOn w:val="VerbatimChar"/>
     <w:rPr>
+      <w:color w:val="ff0000"/>
       <w:b/>
-      <w:color w:val="ff0000"/>
     </w:rPr>
   </w:style>
   <w:style w:type="character" w:customStyle="1" w:styleId="NormalTok">
@@ -7159,44 +7641,44 @@
         <a:sysClr val="window" lastClr="FFFFFF"/>
       </a:lt1>
       <a:dk2>
-        <a:srgbClr val="0E2841"/>
+        <a:srgbClr val="1F497D"/>
       </a:dk2>
       <a:lt2>
-        <a:srgbClr val="E8E8E8"/>
+        <a:srgbClr val="EEECE1"/>
       </a:lt2>
       <a:accent1>
-        <a:srgbClr val="156082"/>
+        <a:srgbClr val="4F81BD"/>
       </a:accent1>
       <a:accent2>
-        <a:srgbClr val="E97132"/>
+        <a:srgbClr val="C0504D"/>
       </a:accent2>
       <a:accent3>
-        <a:srgbClr val="196B24"/>
+        <a:srgbClr val="9BBB59"/>
       </a:accent3>
       <a:accent4>
-        <a:srgbClr val="0F9ED5"/>
+        <a:srgbClr val="8064A2"/>
       </a:accent4>
       <a:accent5>
-        <a:srgbClr val="A02B93"/>
+        <a:srgbClr val="4BACC6"/>
       </a:accent5>
       <a:accent6>
-        <a:srgbClr val="4EA72E"/>
+        <a:srgbClr val="F79646"/>
       </a:accent6>
       <a:hlink>
-        <a:srgbClr val="467886"/>
+        <a:srgbClr val="0000FF"/>
       </a:hlink>
       <a:folHlink>
-        <a:srgbClr val="96607D"/>
+        <a:srgbClr val="800080"/>
       </a:folHlink>
     </a:clrScheme>
     <a:fontScheme name="Office">
       <a:majorFont>
-        <a:latin typeface="Aptos Display" panose="02110004020202020204"/>
+        <a:latin typeface="Calibri"/>
         <a:ea typeface=""/>
         <a:cs typeface=""/>
-        <a:font script="Jpan" typeface="游ゴシック Light"/>
+        <a:font script="Jpan" typeface="ＭＳ ゴシック"/>
         <a:font script="Hang" typeface="맑은 고딕"/>
-        <a:font script="Hans" typeface="等线 Light"/>
+        <a:font script="Hans" typeface="宋体"/>
         <a:font script="Hant" typeface="新細明體"/>
         <a:font script="Arab" typeface="Times New Roman"/>
         <a:font script="Hebr" typeface="Times New Roman"/>
@@ -7223,32 +7705,14 @@
         <a:font script="Mong" typeface="Mongolian Baiti"/>
         <a:font script="Viet" typeface="Times New Roman"/>
         <a:font script="Uigh" typeface="Microsoft Uighur"/>
-        <a:font script="Geor" typeface="Sylfaen"/>
-        <a:font script="Armn" typeface="Arial"/>
-        <a:font script="Bugi" typeface="Leelawadee UI"/>
-        <a:font script="Bopo" typeface="Microsoft JhengHei"/>
-        <a:font script="Java" typeface="Javanese Text"/>
-        <a:font script="Lisu" typeface="Segoe UI"/>
-        <a:font script="Mymr" typeface="Myanmar Text"/>
-        <a:font script="Nkoo" typeface="Ebrima"/>
-        <a:font script="Olck" typeface="Nirmala UI"/>
-        <a:font script="Osma" typeface="Ebrima"/>
-        <a:font script="Phag" typeface="Phagspa"/>
-        <a:font script="Syrn" typeface="Estrangelo Edessa"/>
-        <a:font script="Syrj" typeface="Estrangelo Edessa"/>
-        <a:font script="Syre" typeface="Estrangelo Edessa"/>
-        <a:font script="Sora" typeface="Nirmala UI"/>
-        <a:font script="Tale" typeface="Microsoft Tai Le"/>
-        <a:font script="Talu" typeface="Microsoft New Tai Lue"/>
-        <a:font script="Tfng" typeface="Ebrima"/>
       </a:majorFont>
       <a:minorFont>
-        <a:latin typeface="Aptos" panose="02110004020202020204"/>
+        <a:latin typeface="Cambria"/>
         <a:ea typeface=""/>
         <a:cs typeface=""/>
-        <a:font script="Jpan" typeface="游明朝"/>
+        <a:font script="Jpan" typeface="ＭＳ 明朝"/>
         <a:font script="Hang" typeface="맑은 고딕"/>
-        <a:font script="Hans" typeface="等线"/>
+        <a:font script="Hans" typeface="宋体"/>
         <a:font script="Hant" typeface="新細明體"/>
         <a:font script="Arab" typeface="Arial"/>
         <a:font script="Hebr" typeface="Arial"/>
@@ -7275,24 +7739,6 @@
         <a:font script="Mong" typeface="Mongolian Baiti"/>
         <a:font script="Viet" typeface="Arial"/>
         <a:font script="Uigh" typeface="Microsoft Uighur"/>
-        <a:font script="Geor" typeface="Sylfaen"/>
-        <a:font script="Armn" typeface="Arial"/>
-        <a:font script="Bugi" typeface="Leelawadee UI"/>
-        <a:font script="Bopo" typeface="Microsoft JhengHei"/>
-        <a:font script="Java" typeface="Javanese Text"/>
-        <a:font script="Lisu" typeface="Segoe UI"/>
-        <a:font script="Mymr" typeface="Myanmar Text"/>
-        <a:font script="Nkoo" typeface="Ebrima"/>
-        <a:font script="Olck" typeface="Nirmala UI"/>
-        <a:font script="Osma" typeface="Ebrima"/>
-        <a:font script="Phag" typeface="Phagspa"/>
-        <a:font script="Syrn" typeface="Estrangelo Edessa"/>
-        <a:font script="Syrj" typeface="Estrangelo Edessa"/>
-        <a:font script="Syre" typeface="Estrangelo Edessa"/>
-        <a:font script="Sora" typeface="Nirmala UI"/>
-        <a:font script="Tale" typeface="Microsoft Tai Le"/>
-        <a:font script="Talu" typeface="Microsoft New Tai Lue"/>
-        <a:font script="Tfng" typeface="Ebrima"/>
       </a:minorFont>
     </a:fontScheme>
     <a:fmtScheme name="Office">
@@ -7304,141 +7750,200 @@
           <a:gsLst>
             <a:gs pos="0">
               <a:schemeClr val="phClr">
-                <a:lumMod val="110000"/>
-                <a:satMod val="105000"/>
-                <a:tint val="67000"/>
+                <a:tint val="50000"/>
+                <a:satMod val="300000"/>
               </a:schemeClr>
             </a:gs>
-            <a:gs pos="50000">
+            <a:gs pos="35000">
               <a:schemeClr val="phClr">
-                <a:lumMod val="105000"/>
-                <a:satMod val="103000"/>
-                <a:tint val="73000"/>
+                <a:tint val="37000"/>
+                <a:satMod val="300000"/>
               </a:schemeClr>
             </a:gs>
             <a:gs pos="100000">
               <a:schemeClr val="phClr">
-                <a:lumMod val="105000"/>
-                <a:satMod val="109000"/>
-                <a:tint val="81000"/>
+                <a:tint val="15000"/>
+                <a:satMod val="350000"/>
               </a:schemeClr>
             </a:gs>
           </a:gsLst>
-          <a:lin ang="5400000" scaled="0"/>
+          <a:lin ang="16200000" scaled="1"/>
         </a:gradFill>
         <a:gradFill rotWithShape="1">
           <a:gsLst>
             <a:gs pos="0">
               <a:schemeClr val="phClr">
-                <a:satMod val="103000"/>
-                <a:lumMod val="102000"/>
-                <a:tint val="94000"/>
-              </a:schemeClr>
-            </a:gs>
-            <a:gs pos="50000">
-              <a:schemeClr val="phClr">
-                <a:satMod val="110000"/>
-                <a:lumMod val="100000"/>
+                <a:tint val="100000"/>
                 <a:shade val="100000"/>
+                <a:satMod val="130000"/>
               </a:schemeClr>
             </a:gs>
             <a:gs pos="100000">
               <a:schemeClr val="phClr">
-                <a:lumMod val="99000"/>
-                <a:satMod val="120000"/>
-                <a:shade val="78000"/>
+                <a:tint val="50000"/>
+                <a:shade val="100000"/>
+                <a:satMod val="350000"/>
               </a:schemeClr>
             </a:gs>
           </a:gsLst>
-          <a:lin ang="5400000" scaled="0"/>
+          <a:lin ang="16200000" scaled="0"/>
         </a:gradFill>
       </a:fillStyleLst>
       <a:lnStyleLst>
-        <a:ln w="6350" cap="flat" cmpd="sng" algn="ctr">
+        <a:ln w="9525" cap="flat" cmpd="sng" algn="ctr">
+          <a:solidFill>
+            <a:schemeClr val="phClr">
+              <a:shade val="95000"/>
+              <a:satMod val="105000"/>
+            </a:schemeClr>
+          </a:solidFill>
+          <a:prstDash val="solid"/>
+        </a:ln>
+        <a:ln w="25400" cap="flat" cmpd="sng" algn="ctr">
           <a:solidFill>
             <a:schemeClr val="phClr"/>
           </a:solidFill>
           <a:prstDash val="solid"/>
-          <a:miter lim="800000"/>
         </a:ln>
-        <a:ln w="12700" cap="flat" cmpd="sng" algn="ctr">
+        <a:ln w="38100" cap="flat" cmpd="sng" algn="ctr">
           <a:solidFill>
             <a:schemeClr val="phClr"/>
           </a:solidFill>
           <a:prstDash val="solid"/>
-          <a:miter lim="800000"/>
-        </a:ln>
-        <a:ln w="19050" cap="flat" cmpd="sng" algn="ctr">
-          <a:solidFill>
-            <a:schemeClr val="phClr"/>
-          </a:solidFill>
-          <a:prstDash val="solid"/>
-          <a:miter lim="800000"/>
         </a:ln>
       </a:lnStyleLst>
       <a:effectStyleLst>
         <a:effectStyle>
-          <a:effectLst/>
-        </a:effectStyle>
-        <a:effectStyle>
-          <a:effectLst/>
+          <a:effectLst>
+            <a:outerShdw blurRad="40000" dist="20000" dir="5400000" rotWithShape="0">
+              <a:srgbClr val="000000">
+                <a:alpha val="38000"/>
+              </a:srgbClr>
+            </a:outerShdw>
+          </a:effectLst>
         </a:effectStyle>
         <a:effectStyle>
           <a:effectLst>
-            <a:outerShdw blurRad="57150" dist="19050" dir="5400000" algn="ctr" rotWithShape="0">
+            <a:outerShdw blurRad="40000" dist="23000" dir="5400000" rotWithShape="0">
               <a:srgbClr val="000000">
-                <a:alpha val="63000"/>
+                <a:alpha val="35000"/>
               </a:srgbClr>
             </a:outerShdw>
           </a:effectLst>
+        </a:effectStyle>
+        <a:effectStyle>
+          <a:effectLst>
+            <a:outerShdw blurRad="40000" dist="23000" dir="5400000" rotWithShape="0">
+              <a:srgbClr val="000000">
+                <a:alpha val="35000"/>
+              </a:srgbClr>
+            </a:outerShdw>
+          </a:effectLst>
+          <a:scene3d>
+            <a:camera prst="orthographicFront">
+              <a:rot lat="0" lon="0" rev="0"/>
+            </a:camera>
+            <a:lightRig rig="threePt" dir="t">
+              <a:rot lat="0" lon="0" rev="1200000"/>
+            </a:lightRig>
+          </a:scene3d>
+          <a:sp3d>
+            <a:bevelT w="63500" h="25400"/>
+          </a:sp3d>
         </a:effectStyle>
       </a:effectStyleLst>
       <a:bgFillStyleLst>
         <a:solidFill>
           <a:schemeClr val="phClr"/>
         </a:solidFill>
-        <a:solidFill>
-          <a:schemeClr val="phClr">
-            <a:tint val="95000"/>
-            <a:satMod val="170000"/>
-          </a:schemeClr>
-        </a:solidFill>
         <a:gradFill rotWithShape="1">
           <a:gsLst>
             <a:gs pos="0">
               <a:schemeClr val="phClr">
-                <a:tint val="93000"/>
-                <a:satMod val="150000"/>
-                <a:shade val="98000"/>
-                <a:lumMod val="102000"/>
+                <a:tint val="40000"/>
+                <a:satMod val="350000"/>
               </a:schemeClr>
             </a:gs>
-            <a:gs pos="50000">
+            <a:gs pos="40000">
               <a:schemeClr val="phClr">
-                <a:tint val="98000"/>
-                <a:satMod val="130000"/>
-                <a:shade val="90000"/>
-                <a:lumMod val="103000"/>
+                <a:tint val="45000"/>
+                <a:shade val="99000"/>
+                <a:satMod val="350000"/>
               </a:schemeClr>
             </a:gs>
             <a:gs pos="100000">
               <a:schemeClr val="phClr">
-                <a:shade val="63000"/>
-                <a:satMod val="120000"/>
+                <a:shade val="20000"/>
+                <a:satMod val="255000"/>
               </a:schemeClr>
             </a:gs>
           </a:gsLst>
-          <a:lin ang="5400000" scaled="0"/>
+          <a:path path="circle">
+            <a:fillToRect l="50000" t="-80000" r="50000" b="180000"/>
+          </a:path>
+        </a:gradFill>
+        <a:gradFill rotWithShape="1">
+          <a:gsLst>
+            <a:gs pos="0">
+              <a:schemeClr val="phClr">
+                <a:tint val="80000"/>
+                <a:satMod val="300000"/>
+              </a:schemeClr>
+            </a:gs>
+            <a:gs pos="100000">
+              <a:schemeClr val="phClr">
+                <a:shade val="30000"/>
+                <a:satMod val="200000"/>
+              </a:schemeClr>
+            </a:gs>
+          </a:gsLst>
+          <a:path path="circle">
+            <a:fillToRect l="50000" t="50000" r="50000" b="50000"/>
+          </a:path>
         </a:gradFill>
       </a:bgFillStyleLst>
     </a:fmtScheme>
   </a:themeElements>
-  <a:objectDefaults/>
+  <a:objectDefaults>
+    <a:spDef>
+      <a:spPr/>
+      <a:bodyPr/>
+      <a:lstStyle/>
+      <a:style>
+        <a:lnRef idx="1">
+          <a:schemeClr val="accent1"/>
+        </a:lnRef>
+        <a:fillRef idx="3">
+          <a:schemeClr val="accent1"/>
+        </a:fillRef>
+        <a:effectRef idx="2">
+          <a:schemeClr val="accent1"/>
+        </a:effectRef>
+        <a:fontRef idx="minor">
+          <a:schemeClr val="lt1"/>
+        </a:fontRef>
+      </a:style>
+    </a:spDef>
+    <a:lnDef>
+      <a:spPr/>
+      <a:bodyPr/>
+      <a:lstStyle/>
+      <a:style>
+        <a:lnRef idx="2">
+          <a:schemeClr val="accent1"/>
+        </a:lnRef>
+        <a:fillRef idx="0">
+          <a:schemeClr val="accent1"/>
+        </a:fillRef>
+        <a:effectRef idx="1">
+          <a:schemeClr val="accent1"/>
+        </a:effectRef>
+        <a:fontRef idx="minor">
+          <a:schemeClr val="tx1"/>
+        </a:fontRef>
+      </a:style>
+    </a:lnDef>
+  </a:objectDefaults>
   <a:extraClrSchemeLst/>
-  <a:extLst>
-    <a:ext uri="{05A4C25C-085E-4340-85A3-A5531E510DB2}">
-      <thm15:themeFamily xmlns:thm15="http://schemas.microsoft.com/office/thememl/2012/main" name="Office Theme" id="{2E142A2C-CD16-42D6-873A-C26D2A0506FA}" vid="{1BDDFF52-6CD6-40A5-AB3C-68EB2F1E4D0A}"/>
-    </a:ext>
-  </a:extLst>
 </a:theme>
 </file>